--- a/學共教案/教案成果/六年級_自然_多變的天氣_20260910/教案.docx
+++ b/學共教案/教案成果/六年級_自然_多變的天氣_20260910/教案.docx
@@ -14,10 +14,10 @@
       </w:pPr>
       <w:r>
         <w:rPr>
-          <w:rFonts w:ascii="標楷體" w:eastAsia="標楷體" w:hAnsi="標楷體" w:hint="eastAsia"/>
+          <w:rFonts w:ascii="新細明體" w:hAnsi="新細明體" w:eastAsia="新細明體" w:cs="新細明體"/>
           <w:color w:val="000000" w:themeColor="text1"/>
-          <w:sz w:val="28"/>
-          <w:szCs w:val="28"/>
+          <w:sz w:val="24"/>
+          <w:szCs w:val="24"/>
         </w:rPr>
         <w:t>新北市〇〇國小教學方案設計〔待補：學校名稱〕</w:t>
       </w:r>
@@ -31,8 +31,10 @@
       </w:pPr>
       <w:r>
         <w:rPr>
-          <w:rFonts w:ascii="標楷體" w:eastAsia="標楷體" w:hAnsi="標楷體" w:hint="eastAsia"/>
+          <w:rFonts w:ascii="新細明體" w:hAnsi="新細明體" w:eastAsia="新細明體" w:cs="新細明體"/>
           <w:color w:val="000000" w:themeColor="text1"/>
+          <w:sz w:val="24"/>
+          <w:szCs w:val="24"/>
         </w:rPr>
         <w:t>授課年級：六 年 〇 班〔待補：班級與人數〕　　　　　　授課日期：〔待補：〇年〇月〇日（星期〇）第〇節〕</w:t>
       </w:r>
@@ -46,8 +48,10 @@
       </w:pPr>
       <w:r>
         <w:rPr>
-          <w:rFonts w:ascii="標楷體" w:eastAsia="標楷體" w:hAnsi="標楷體" w:hint="eastAsia"/>
+          <w:rFonts w:ascii="新細明體" w:hAnsi="新細明體" w:eastAsia="新細明體" w:cs="新細明體"/>
           <w:color w:val="000000" w:themeColor="text1"/>
+          <w:sz w:val="24"/>
+          <w:szCs w:val="24"/>
         </w:rPr>
         <w:t>任教學科：自然科學領域　　　　　　教 學 者（教案設計）：〔待補：姓名〕</w:t>
       </w:r>
@@ -61,8 +65,10 @@
       </w:pPr>
       <w:r>
         <w:rPr>
-          <w:rFonts w:ascii="標楷體" w:eastAsia="標楷體" w:hAnsi="標楷體" w:hint="eastAsia"/>
+          <w:rFonts w:ascii="新細明體" w:hAnsi="新細明體" w:eastAsia="新細明體" w:cs="新細明體"/>
           <w:color w:val="000000" w:themeColor="text1"/>
+          <w:sz w:val="24"/>
+          <w:szCs w:val="24"/>
         </w:rPr>
         <w:t>單元名稱：第 2 課〈多變的天氣〉2-2 天氣圖與天氣變化（本節為第 〔待補〕 節，鋒面過境的資料判讀）　　備課成員：〔待補：共備夥伴姓名，無則寫「無」〕</w:t>
       </w:r>
@@ -79,8 +85,10 @@
       </w:pPr>
       <w:r>
         <w:rPr>
-          <w:rFonts w:ascii="標楷體" w:eastAsia="標楷體" w:hAnsi="標楷體" w:hint="eastAsia"/>
+          <w:rFonts w:ascii="新細明體" w:hAnsi="新細明體" w:eastAsia="新細明體" w:cs="新細明體"/>
           <w:color w:val="000000" w:themeColor="text1"/>
+          <w:sz w:val="24"/>
+          <w:szCs w:val="24"/>
         </w:rPr>
         <w:t>使用版本：翰林（115 學年度上學期，六上）</w:t>
       </w:r>
@@ -124,17 +132,21 @@
             </w:pPr>
             <w:r>
               <w:rPr>
-                <w:rFonts w:ascii="標楷體" w:eastAsia="標楷體" w:hAnsi="標楷體" w:hint="eastAsia"/>
+                <w:rFonts w:ascii="新細明體" w:hAnsi="新細明體" w:eastAsia="新細明體" w:cs="新細明體"/>
                 <w:b/>
                 <w:color w:val="000000" w:themeColor="text1"/>
+                <w:sz w:val="24"/>
+                <w:szCs w:val="24"/>
               </w:rPr>
               <w:t>教學</w:t>
             </w:r>
             <w:r>
               <w:rPr>
-                <w:rFonts w:ascii="標楷體" w:eastAsia="標楷體" w:hAnsi="標楷體" w:hint="eastAsia"/>
+                <w:rFonts w:ascii="新細明體" w:hAnsi="新細明體" w:eastAsia="新細明體" w:cs="新細明體"/>
                 <w:b/>
                 <w:color w:val="000000" w:themeColor="text1"/>
+                <w:sz w:val="24"/>
+                <w:szCs w:val="24"/>
               </w:rPr>
               <w:t>設計理念</w:t>
             </w:r>
@@ -160,8 +172,10 @@
             </w:pPr>
             <w:r>
               <w:rPr>
-                <w:rFonts w:ascii="標楷體" w:hAnsi="標楷體"/>
-                <w:b w:val="0"/>
+                <w:rFonts w:ascii="新細明體" w:hAnsi="新細明體" w:eastAsia="新細明體" w:cs="新細明體"/>
+                <w:b w:val="0"/>
+                <w:sz w:val="24"/>
+                <w:szCs w:val="24"/>
               </w:rPr>
               <w:t>天氣符號本身不難，課本已經把等壓線、高低氣壓、三種鋒面的意義連同「三角形尖端是冷氣團移動的方向」都列成表交代完畢，而且在 p.51 與 p.63 列了兩次。學生真正欠缺的不是符號的定義，而是拿著符號去讀一份還沒有結論的真實資料的經驗。</w:t>
             </w:r>
@@ -172,19 +186,23 @@
             </w:pPr>
             <w:r>
               <w:rPr>
-                <w:rFonts w:ascii="標楷體" w:hAnsi="標楷體"/>
-                <w:b w:val="0"/>
-              </w:rPr>
-            </w:r>
-          </w:p>
-          <w:p>
-            <w:pPr>
-              <w:spacing w:after="0"/>
-            </w:pPr>
-            <w:r>
-              <w:rPr>
-                <w:rFonts w:ascii="標楷體" w:hAnsi="標楷體"/>
-                <w:b w:val="0"/>
+                <w:rFonts w:ascii="新細明體" w:hAnsi="新細明體" w:eastAsia="新細明體" w:cs="新細明體"/>
+                <w:b w:val="0"/>
+                <w:sz w:val="24"/>
+                <w:szCs w:val="24"/>
+              </w:rPr>
+            </w:r>
+          </w:p>
+          <w:p>
+            <w:pPr>
+              <w:spacing w:after="0"/>
+            </w:pPr>
+            <w:r>
+              <w:rPr>
+                <w:rFonts w:ascii="新細明體" w:hAnsi="新細明體" w:eastAsia="新細明體" w:cs="新細明體"/>
+                <w:b w:val="0"/>
+                <w:sz w:val="24"/>
+                <w:szCs w:val="24"/>
               </w:rPr>
               <w:t>他們背得出「冷鋒過境會下雨降溫」，卻沒有機會發現 2023 年 4 月 20 日的高雄其實只是陰天、只降了 1.1 度；也沒有機會被 4 月 19 日臺東那格「雷雨 27.7℃」絆一下——那天影響臺灣的鋒面還在臺灣西北方的華南沿海到浙江外海（低壓 1002），臺東在臺灣東南角，是全臺離那條鋒面最遠的地方。規則在這兩格失效，而課本沒有提醒任何人。</w:t>
             </w:r>
@@ -195,19 +213,23 @@
             </w:pPr>
             <w:r>
               <w:rPr>
-                <w:rFonts w:ascii="標楷體" w:hAnsi="標楷體"/>
-                <w:b w:val="0"/>
-              </w:rPr>
-            </w:r>
-          </w:p>
-          <w:p>
-            <w:pPr>
-              <w:spacing w:after="0"/>
-            </w:pPr>
-            <w:r>
-              <w:rPr>
-                <w:rFonts w:ascii="標楷體" w:hAnsi="標楷體"/>
-                <w:b w:val="0"/>
+                <w:rFonts w:ascii="新細明體" w:hAnsi="新細明體" w:eastAsia="新細明體" w:cs="新細明體"/>
+                <w:b w:val="0"/>
+                <w:sz w:val="24"/>
+                <w:szCs w:val="24"/>
+              </w:rPr>
+            </w:r>
+          </w:p>
+          <w:p>
+            <w:pPr>
+              <w:spacing w:after="0"/>
+            </w:pPr>
+            <w:r>
+              <w:rPr>
+                <w:rFonts w:ascii="新細明體" w:hAnsi="新細明體" w:eastAsia="新細明體" w:cs="新細明體"/>
+                <w:b w:val="0"/>
+                <w:sz w:val="24"/>
+                <w:szCs w:val="24"/>
               </w:rPr>
               <w:t>所以本節不再講解符號，而是把學生放到「資料還沒揭曉」的那個位置上：只給 4 月 19 日的天氣圖與觀測表，要他們以氣象主播的身分寫出隔天要對臺北和高雄各說的一句話，並交代自己是憑哪兩筆資料才敢這樣說。等各組都寫完，教師才發下 4 月 20 日的真實資料，讓每一組自己去對帳。</w:t>
             </w:r>
@@ -218,19 +240,23 @@
             </w:pPr>
             <w:r>
               <w:rPr>
-                <w:rFonts w:ascii="標楷體" w:hAnsi="標楷體"/>
-                <w:b w:val="0"/>
-              </w:rPr>
-            </w:r>
-          </w:p>
-          <w:p>
-            <w:pPr>
-              <w:spacing w:after="0"/>
-            </w:pPr>
-            <w:r>
-              <w:rPr>
-                <w:rFonts w:ascii="標楷體" w:hAnsi="標楷體"/>
-                <w:b w:val="0"/>
+                <w:rFonts w:ascii="新細明體" w:hAnsi="新細明體" w:eastAsia="新細明體" w:cs="新細明體"/>
+                <w:b w:val="0"/>
+                <w:sz w:val="24"/>
+                <w:szCs w:val="24"/>
+              </w:rPr>
+            </w:r>
+          </w:p>
+          <w:p>
+            <w:pPr>
+              <w:spacing w:after="0"/>
+            </w:pPr>
+            <w:r>
+              <w:rPr>
+                <w:rFonts w:ascii="新細明體" w:hAnsi="新細明體" w:eastAsia="新細明體" w:cs="新細明體"/>
+                <w:b w:val="0"/>
+                <w:sz w:val="24"/>
+                <w:szCs w:val="24"/>
               </w:rPr>
               <w:t>教師在這節課裡不預告答案、不裁決哪一組猜對。預報猜錯而理由站得住的組，比猜對卻說不出依據的組更值得被全班聽見——串連要往這個方向走，回歸則靠一句反覆的「回到圖上，你看到什麼？」把所有主張釘回證據。</w:t>
             </w:r>
@@ -268,9 +294,11 @@
             </w:pPr>
             <w:r>
               <w:rPr>
-                <w:rFonts w:ascii="標楷體" w:eastAsia="標楷體" w:hAnsi="標楷體" w:hint="eastAsia"/>
+                <w:rFonts w:ascii="新細明體" w:hAnsi="新細明體" w:eastAsia="新細明體" w:cs="新細明體"/>
                 <w:b/>
                 <w:color w:val="000000" w:themeColor="text1"/>
+                <w:sz w:val="24"/>
+                <w:szCs w:val="24"/>
               </w:rPr>
               <w:t>核心素養</w:t>
             </w:r>
@@ -296,9 +324,11 @@
             </w:pPr>
             <w:r>
               <w:rPr>
-                <w:rFonts w:ascii="標楷體" w:eastAsia="標楷體" w:hAnsi="標楷體" w:hint="eastAsia"/>
+                <w:rFonts w:ascii="新細明體" w:hAnsi="新細明體" w:eastAsia="新細明體" w:cs="新細明體"/>
                 <w:b/>
                 <w:color w:val="000000" w:themeColor="text1"/>
+                <w:sz w:val="24"/>
+                <w:szCs w:val="24"/>
               </w:rPr>
               <w:t>總綱</w:t>
             </w:r>
@@ -322,18 +352,22 @@
             <w:proofErr w:type="gramStart"/>
             <w:r>
               <w:rPr>
-                <w:rFonts w:ascii="標楷體" w:eastAsia="標楷體" w:hAnsi="標楷體" w:hint="eastAsia"/>
+                <w:rFonts w:ascii="新細明體" w:hAnsi="新細明體" w:eastAsia="新細明體" w:cs="新細明體"/>
                 <w:b/>
                 <w:color w:val="000000" w:themeColor="text1"/>
+                <w:sz w:val="24"/>
+                <w:szCs w:val="24"/>
               </w:rPr>
               <w:t>領綱具體</w:t>
             </w:r>
             <w:proofErr w:type="gramEnd"/>
             <w:r>
               <w:rPr>
-                <w:rFonts w:ascii="標楷體" w:eastAsia="標楷體" w:hAnsi="標楷體" w:hint="eastAsia"/>
+                <w:rFonts w:ascii="新細明體" w:hAnsi="新細明體" w:eastAsia="新細明體" w:cs="新細明體"/>
                 <w:b/>
                 <w:color w:val="000000" w:themeColor="text1"/>
+                <w:sz w:val="24"/>
+                <w:szCs w:val="24"/>
               </w:rPr>
               <w:t>內涵</w:t>
             </w:r>
@@ -357,8 +391,10 @@
             </w:pPr>
             <w:r>
               <w:rPr>
-                <w:rFonts w:ascii="標楷體" w:hAnsi="標楷體"/>
-                <w:b w:val="0"/>
+                <w:rFonts w:ascii="新細明體" w:hAnsi="新細明體" w:eastAsia="新細明體" w:cs="新細明體"/>
+                <w:b w:val="0"/>
+                <w:sz w:val="24"/>
+                <w:szCs w:val="24"/>
               </w:rPr>
               <w:t>A2 系統思考與解決問題（主）</w:t>
             </w:r>
@@ -382,8 +418,10 @@
             </w:pPr>
             <w:r>
               <w:rPr>
-                <w:rFonts w:ascii="標楷體" w:hAnsi="標楷體"/>
-                <w:b w:val="0"/>
+                <w:rFonts w:ascii="新細明體" w:hAnsi="新細明體" w:eastAsia="新細明體" w:cs="新細明體"/>
+                <w:b w:val="0"/>
+                <w:sz w:val="24"/>
+                <w:szCs w:val="24"/>
               </w:rPr>
               <w:t>自然-E-A2 能運用好奇心及想像能力，從觀察、閱讀、思考所得的資訊或數據中，提出適合科學探究的問題或解釋資料，並能依據已知的科學知識、科學概念及探索科學的方法去想像可能發生的事情，以及理解科學事實會有不同的論點、證據或解釋方式。</w:t>
             </w:r>
@@ -408,8 +446,10 @@
             </w:pPr>
             <w:r>
               <w:rPr>
-                <w:rFonts w:ascii="標楷體" w:hAnsi="標楷體"/>
-                <w:b w:val="0"/>
+                <w:rFonts w:ascii="新細明體" w:hAnsi="新細明體" w:eastAsia="新細明體" w:cs="新細明體"/>
+                <w:b w:val="0"/>
+                <w:sz w:val="24"/>
+                <w:szCs w:val="24"/>
               </w:rPr>
               <w:t>C2 人際關係與團隊合作（輔）</w:t>
             </w:r>
@@ -433,8 +473,10 @@
             </w:pPr>
             <w:r>
               <w:rPr>
-                <w:rFonts w:ascii="標楷體" w:hAnsi="標楷體"/>
-                <w:b w:val="0"/>
+                <w:rFonts w:ascii="新細明體" w:hAnsi="新細明體" w:eastAsia="新細明體" w:cs="新細明體"/>
+                <w:b w:val="0"/>
+                <w:sz w:val="24"/>
+                <w:szCs w:val="24"/>
               </w:rPr>
               <w:t>自然-E-C2 透過探索科學的合作學習，培養與同儕溝通表達、團隊合作及和諧相處的能力。</w:t>
             </w:r>
@@ -474,9 +516,11 @@
             </w:pPr>
             <w:r>
               <w:rPr>
-                <w:rFonts w:ascii="標楷體" w:eastAsia="標楷體" w:hAnsi="標楷體" w:hint="eastAsia"/>
+                <w:rFonts w:ascii="新細明體" w:hAnsi="新細明體" w:eastAsia="新細明體" w:cs="新細明體"/>
                 <w:b/>
                 <w:color w:val="000000" w:themeColor="text1"/>
+                <w:sz w:val="24"/>
+                <w:szCs w:val="24"/>
               </w:rPr>
               <w:t>領域課程綱要</w:t>
             </w:r>
@@ -500,9 +544,11 @@
             </w:pPr>
             <w:r>
               <w:rPr>
-                <w:rFonts w:ascii="標楷體" w:eastAsia="標楷體" w:hAnsi="標楷體"/>
+                <w:rFonts w:ascii="新細明體" w:hAnsi="新細明體" w:eastAsia="新細明體" w:cs="新細明體"/>
                 <w:noProof/>
                 <w:color w:val="000000" w:themeColor="text1"/>
+                <w:sz w:val="24"/>
+                <w:szCs w:val="24"/>
               </w:rPr>
               <mc:AlternateContent>
                 <mc:Choice Requires="wps">
@@ -566,9 +612,11 @@
                                   </w:pPr>
                                   <w:r>
                                     <w:rPr>
-                                      <w:rFonts w:ascii="標楷體" w:eastAsia="標楷體" w:hAnsi="標楷體" w:hint="eastAsia"/>
+                                      <w:rFonts w:ascii="新細明體" w:hAnsi="新細明體" w:eastAsia="新細明體" w:cs="新細明體"/>
                                       <w:b/>
                                       <w:color w:val="000000" w:themeColor="text1"/>
+                                      <w:sz w:val="24"/>
+                                      <w:szCs w:val="24"/>
                                     </w:rPr>
                                     <w:t>學習表現</w:t>
                                   </w:r>
@@ -603,9 +651,11 @@
                             </w:pPr>
                             <w:r>
                               <w:rPr>
-                                <w:rFonts w:ascii="標楷體" w:eastAsia="標楷體" w:hAnsi="標楷體" w:hint="eastAsia"/>
+                                <w:rFonts w:ascii="新細明體" w:hAnsi="新細明體" w:eastAsia="新細明體" w:cs="新細明體"/>
                                 <w:b/>
                                 <w:color w:val="000000" w:themeColor="text1"/>
+                                <w:sz w:val="24"/>
+                                <w:szCs w:val="24"/>
                               </w:rPr>
                               <w:t>學習表現</w:t>
                             </w:r>
@@ -619,9 +669,11 @@
             </w:r>
             <w:r>
               <w:rPr>
-                <w:rFonts w:ascii="標楷體" w:eastAsia="標楷體" w:hAnsi="標楷體"/>
+                <w:rFonts w:ascii="新細明體" w:hAnsi="新細明體" w:eastAsia="新細明體" w:cs="新細明體"/>
                 <w:noProof/>
                 <w:color w:val="000000" w:themeColor="text1"/>
+                <w:sz w:val="24"/>
+                <w:szCs w:val="24"/>
               </w:rPr>
               <mc:AlternateContent>
                 <mc:Choice Requires="wps">
@@ -671,17 +723,21 @@
                                   </w:pPr>
                                   <w:r>
                                     <w:rPr>
-                                      <w:rFonts w:ascii="標楷體" w:eastAsia="標楷體" w:hAnsi="標楷體" w:hint="eastAsia"/>
+                                      <w:rFonts w:ascii="新細明體" w:hAnsi="新細明體" w:eastAsia="新細明體" w:cs="新細明體"/>
                                       <w:b/>
                                       <w:color w:val="000000" w:themeColor="text1"/>
+                                      <w:sz w:val="24"/>
+                                      <w:szCs w:val="24"/>
                                     </w:rPr>
                                     <w:t>學習</w:t>
                                   </w:r>
                                   <w:r>
                                     <w:rPr>
-                                      <w:rFonts w:ascii="標楷體" w:eastAsia="標楷體" w:hAnsi="標楷體" w:hint="eastAsia"/>
+                                      <w:rFonts w:ascii="新細明體" w:hAnsi="新細明體" w:eastAsia="新細明體" w:cs="新細明體"/>
                                       <w:b/>
                                       <w:color w:val="000000" w:themeColor="text1"/>
+                                      <w:sz w:val="24"/>
+                                      <w:szCs w:val="24"/>
                                     </w:rPr>
                                     <w:t>目標</w:t>
                                   </w:r>
@@ -716,17 +772,21 @@
                             </w:pPr>
                             <w:r>
                               <w:rPr>
-                                <w:rFonts w:ascii="標楷體" w:eastAsia="標楷體" w:hAnsi="標楷體" w:hint="eastAsia"/>
+                                <w:rFonts w:ascii="新細明體" w:hAnsi="新細明體" w:eastAsia="新細明體" w:cs="新細明體"/>
                                 <w:b/>
                                 <w:color w:val="000000" w:themeColor="text1"/>
+                                <w:sz w:val="24"/>
+                                <w:szCs w:val="24"/>
                               </w:rPr>
                               <w:t>學習</w:t>
                             </w:r>
                             <w:r>
                               <w:rPr>
-                                <w:rFonts w:ascii="標楷體" w:eastAsia="標楷體" w:hAnsi="標楷體" w:hint="eastAsia"/>
+                                <w:rFonts w:ascii="新細明體" w:hAnsi="新細明體" w:eastAsia="新細明體" w:cs="新細明體"/>
                                 <w:b/>
                                 <w:color w:val="000000" w:themeColor="text1"/>
+                                <w:sz w:val="24"/>
+                                <w:szCs w:val="24"/>
                               </w:rPr>
                               <w:t>目標</w:t>
                             </w:r>
@@ -740,9 +800,11 @@
             </w:r>
             <w:r>
               <w:rPr>
-                <w:rFonts w:ascii="標楷體" w:eastAsia="標楷體" w:hAnsi="標楷體"/>
+                <w:rFonts w:ascii="新細明體" w:hAnsi="新細明體" w:eastAsia="新細明體" w:cs="新細明體"/>
                 <w:noProof/>
                 <w:color w:val="000000" w:themeColor="text1"/>
+                <w:sz w:val="24"/>
+                <w:szCs w:val="24"/>
               </w:rPr>
               <mc:AlternateContent>
                 <mc:Choice Requires="wps">
@@ -814,9 +876,11 @@
             </w:r>
             <w:r>
               <w:rPr>
-                <w:rFonts w:ascii="標楷體" w:eastAsia="標楷體" w:hAnsi="標楷體"/>
+                <w:rFonts w:ascii="新細明體" w:hAnsi="新細明體" w:eastAsia="新細明體" w:cs="新細明體"/>
                 <w:noProof/>
                 <w:color w:val="000000" w:themeColor="text1"/>
+                <w:sz w:val="24"/>
+                <w:szCs w:val="24"/>
               </w:rPr>
               <mc:AlternateContent>
                 <mc:Choice Requires="wps">
@@ -905,8 +969,10 @@
             </w:pPr>
             <w:r>
               <w:rPr>
-                <w:rFonts w:ascii="標楷體" w:hAnsi="標楷體"/>
-                <w:b w:val="0"/>
+                <w:rFonts w:ascii="新細明體" w:hAnsi="新細明體" w:eastAsia="新細明體" w:cs="新細明體"/>
+                <w:b w:val="0"/>
+                <w:sz w:val="24"/>
+                <w:szCs w:val="24"/>
               </w:rPr>
               <w:t>pa-Ⅲ-2 能從（所得的）資訊或數據，形成解釋、發現新知、獲知因果關係、解決問題或是發現新的問題。並能將自己的探究結果和他人的結果（例如：來自同學）比較對照，檢查相近探究是否有相近的結果。</w:t>
             </w:r>
@@ -917,8 +983,10 @@
             </w:pPr>
             <w:r>
               <w:rPr>
-                <w:rFonts w:ascii="標楷體" w:hAnsi="標楷體"/>
-                <w:b w:val="0"/>
+                <w:rFonts w:ascii="新細明體" w:hAnsi="新細明體" w:eastAsia="新細明體" w:cs="新細明體"/>
+                <w:b w:val="0"/>
+                <w:sz w:val="24"/>
+                <w:szCs w:val="24"/>
               </w:rPr>
               <w:t>tr-Ⅲ-1 能將自己及他人所觀察、記錄的自然現象與習得的知識互相連結，察覺彼此間的關係，並提出自己的想法及知道與他人的差異。</w:t>
             </w:r>
@@ -946,8 +1014,10 @@
             </w:pPr>
             <w:r>
               <w:rPr>
-                <w:rFonts w:ascii="標楷體" w:hAnsi="標楷體"/>
-                <w:b w:val="0"/>
+                <w:rFonts w:ascii="新細明體" w:hAnsi="新細明體" w:eastAsia="新細明體" w:cs="新細明體"/>
+                <w:b w:val="0"/>
+                <w:sz w:val="24"/>
+                <w:szCs w:val="24"/>
               </w:rPr>
               <w:t>INd-Ⅲ-7 天氣圖上用高、低氣壓、鋒面、颱風等符號來表示天氣現象，並認識其天氣變化。</w:t>
             </w:r>
@@ -970,8 +1040,10 @@
             </w:pPr>
             <w:r>
               <w:rPr>
-                <w:rFonts w:ascii="標楷體" w:hAnsi="標楷體"/>
-                <w:b w:val="0"/>
+                <w:rFonts w:ascii="新細明體" w:hAnsi="新細明體" w:eastAsia="新細明體" w:cs="新細明體"/>
+                <w:b w:val="0"/>
+                <w:sz w:val="24"/>
+                <w:szCs w:val="24"/>
               </w:rPr>
               <w:t>1. 能根據地面天氣圖上的鋒面位置與觀測資料，寫出對特定地區的天氣預報，並指出支持這句預報的兩筆資料。</w:t>
             </w:r>
@@ -982,8 +1054,10 @@
             </w:pPr>
             <w:r>
               <w:rPr>
-                <w:rFonts w:ascii="標楷體" w:hAnsi="標楷體"/>
-                <w:b w:val="0"/>
+                <w:rFonts w:ascii="新細明體" w:hAnsi="新細明體" w:eastAsia="新細明體" w:cs="新細明體"/>
+                <w:b w:val="0"/>
+                <w:sz w:val="24"/>
+                <w:szCs w:val="24"/>
               </w:rPr>
               <w:t>2. 能比較自己的預報與隔日真實觀測資料的落差，說出自己原先是用哪一條規則在判斷、那條規則在哪一格失效。</w:t>
             </w:r>
@@ -997,6 +1071,11 @@
         <w:widowControl/>
       </w:pPr>
       <w:r>
+        <w:rPr>
+          <w:rFonts w:ascii="新細明體" w:hAnsi="新細明體" w:eastAsia="新細明體" w:cs="新細明體"/>
+          <w:sz w:val="24"/>
+          <w:szCs w:val="24"/>
+        </w:rPr>
         <w:br w:type="page"/>
       </w:r>
     </w:p>
@@ -1028,25 +1107,31 @@
             </w:pPr>
             <w:r>
               <w:rPr>
-                <w:rFonts w:ascii="標楷體" w:eastAsia="標楷體" w:hAnsi="標楷體" w:hint="eastAsia"/>
+                <w:rFonts w:ascii="新細明體" w:hAnsi="新細明體" w:eastAsia="新細明體" w:cs="新細明體"/>
                 <w:b/>
                 <w:color w:val="000000" w:themeColor="text1"/>
+                <w:sz w:val="24"/>
+                <w:szCs w:val="24"/>
               </w:rPr>
               <w:t>教材組織</w:t>
             </w:r>
             <w:r>
               <w:rPr>
-                <w:rFonts w:ascii="標楷體" w:eastAsia="標楷體" w:hAnsi="標楷體" w:hint="eastAsia"/>
+                <w:rFonts w:ascii="新細明體" w:hAnsi="新細明體" w:eastAsia="新細明體" w:cs="新細明體"/>
                 <w:b/>
                 <w:color w:val="000000" w:themeColor="text1"/>
+                <w:sz w:val="24"/>
+                <w:szCs w:val="24"/>
               </w:rPr>
               <w:t>與學生</w:t>
             </w:r>
             <w:r>
               <w:rPr>
-                <w:rFonts w:ascii="標楷體" w:eastAsia="標楷體" w:hAnsi="標楷體" w:hint="eastAsia"/>
+                <w:rFonts w:ascii="新細明體" w:hAnsi="新細明體" w:eastAsia="新細明體" w:cs="新細明體"/>
                 <w:b/>
                 <w:color w:val="000000" w:themeColor="text1"/>
+                <w:sz w:val="24"/>
+                <w:szCs w:val="24"/>
               </w:rPr>
               <w:t>分析</w:t>
             </w:r>
@@ -1072,8 +1157,10 @@
             </w:pPr>
             <w:r>
               <w:rPr>
-                <w:rFonts w:ascii="標楷體" w:hAnsi="標楷體"/>
-                <w:b w:val="0"/>
+                <w:rFonts w:ascii="新細明體" w:hAnsi="新細明體" w:eastAsia="新細明體" w:cs="新細明體"/>
+                <w:b w:val="0"/>
+                <w:sz w:val="24"/>
+                <w:szCs w:val="24"/>
               </w:rPr>
               <w:t>一、文本結構分析：(用圖形和文字表示)</w:t>
             </w:r>
@@ -1084,6 +1171,11 @@
               <w:jc w:val="center"/>
             </w:pPr>
             <w:r>
+              <w:rPr>
+                <w:rFonts w:ascii="新細明體" w:hAnsi="新細明體" w:eastAsia="新細明體" w:cs="新細明體"/>
+                <w:sz w:val="24"/>
+                <w:szCs w:val="24"/>
+              </w:rPr>
               <w:drawing>
                 <wp:inline xmlns:a="http://schemas.openxmlformats.org/drawingml/2006/main" xmlns:pic="http://schemas.openxmlformats.org/drawingml/2006/picture">
                   <wp:extent cx="6263999" cy="1378800"/>
@@ -1124,8 +1216,10 @@
             </w:pPr>
             <w:r>
               <w:rPr>
-                <w:rFonts w:ascii="標楷體" w:hAnsi="標楷體"/>
-                <w:b w:val="0"/>
+                <w:rFonts w:ascii="新細明體" w:hAnsi="新細明體" w:eastAsia="新細明體" w:cs="新細明體"/>
+                <w:b w:val="0"/>
+                <w:sz w:val="24"/>
+                <w:szCs w:val="24"/>
               </w:rPr>
               <w:t>本節在教材裡的位置很特別：課本 p.48 的衛星雲圖已由課本人物直接說出判讀結果（「臺灣上方被雲層籠罩」「雲變少了」），p.51 與 p.63 兩度列出完整的天氣符號表，p.52 解釋完氣團與三種鋒面，p.53 的梅雨滯留鋒三日圖也已排好對照。</w:t>
             </w:r>
@@ -1136,8 +1230,10 @@
             </w:pPr>
             <w:r>
               <w:rPr>
-                <w:rFonts w:ascii="標楷體" w:hAnsi="標楷體"/>
-                <w:b w:val="0"/>
+                <w:rFonts w:ascii="新細明體" w:hAnsi="新細明體" w:eastAsia="新細明體" w:cs="新細明體"/>
+                <w:b w:val="0"/>
+                <w:sz w:val="24"/>
+                <w:szCs w:val="24"/>
               </w:rPr>
               <w:t>只有 p.54 停在一句開放的「說一說，鋒面經過臺灣時，各地的天氣狀況如何？有哪些變化？」——沒有給答案、沒有給範例、沒有給表格框架。本節就接在這個缺口上，因此本節不再教任何符號，也不再解釋鋒面如何形成。</w:t>
             </w:r>
@@ -1166,8 +1262,10 @@
             </w:pPr>
             <w:r>
               <w:rPr>
-                <w:rFonts w:ascii="標楷體" w:hAnsi="標楷體"/>
-                <w:b w:val="0"/>
+                <w:rFonts w:ascii="新細明體" w:hAnsi="新細明體" w:eastAsia="新細明體" w:cs="新細明體"/>
+                <w:b w:val="0"/>
+                <w:sz w:val="24"/>
+                <w:szCs w:val="24"/>
               </w:rPr>
               <w:t>二、學生可能面臨學習的困難及發現：</w:t>
             </w:r>
@@ -1178,8 +1276,10 @@
             </w:pPr>
             <w:r>
               <w:rPr>
-                <w:rFonts w:ascii="標楷體" w:hAnsi="標楷體"/>
-                <w:b w:val="0"/>
+                <w:rFonts w:ascii="新細明體" w:hAnsi="新細明體" w:eastAsia="新細明體" w:cs="新細明體"/>
+                <w:b w:val="0"/>
+                <w:sz w:val="24"/>
+                <w:szCs w:val="24"/>
               </w:rPr>
               <w:t>1. 把「下雨」直接當成「鋒面到了」的唯一指標。4 月 19 日臺東與澎湖都是雷雨，但當天的天氣圖上，影響臺灣的鋒面還在臺灣西北方的華南沿海到浙江外海（低壓 1002），臺灣本島上空並沒有鋒面；而臺東正在臺灣東南角，離那條鋒面最遠。這一格會在小組討論的第 3～5 分鐘現形——多數組會直接跳過這兩格只看臺北。</w:t>
             </w:r>
@@ -1190,8 +1290,10 @@
             </w:pPr>
             <w:r>
               <w:rPr>
-                <w:rFonts w:ascii="標楷體" w:hAnsi="標楷體"/>
-                <w:b w:val="0"/>
+                <w:rFonts w:ascii="新細明體" w:hAnsi="新細明體" w:eastAsia="新細明體" w:cs="新細明體"/>
+                <w:b w:val="0"/>
+                <w:sz w:val="24"/>
+                <w:szCs w:val="24"/>
               </w:rPr>
               <w:t>2. 看得懂冷鋒符號，卻沒把它讀成「移動方向」。學生說得出「三角形尖端是冷氣團移動的方向」（課本原句），但被問到「那明天鋒面會不會壓到高雄」時答不出來，因為從未把符號當成一個會前進的東西。</w:t>
             </w:r>
@@ -1202,8 +1304,10 @@
             </w:pPr>
             <w:r>
               <w:rPr>
-                <w:rFonts w:ascii="標楷體" w:hAnsi="標楷體"/>
-                <w:b w:val="0"/>
+                <w:rFonts w:ascii="新細明體" w:hAnsi="新細明體" w:eastAsia="新細明體" w:cs="新細明體"/>
+                <w:b w:val="0"/>
+                <w:sz w:val="24"/>
+                <w:szCs w:val="24"/>
               </w:rPr>
               <w:t>3. 「氣溫下降」說得出來，卻沒有幅度的概念。高雄從 27.9 降到 26.8，也是下降，但只有 1.1 度。要不要算成「鋒面來了」？這一格會逼出「降多少才算數」的爭論，而課本沒有給任何判準。</w:t>
             </w:r>
@@ -1214,8 +1318,10 @@
             </w:pPr>
             <w:r>
               <w:rPr>
-                <w:rFonts w:ascii="標楷體" w:hAnsi="標楷體"/>
-                <w:b w:val="0"/>
+                <w:rFonts w:ascii="新細明體" w:hAnsi="新細明體" w:eastAsia="新細明體" w:cs="新細明體"/>
+                <w:b w:val="0"/>
+                <w:sz w:val="24"/>
+                <w:szCs w:val="24"/>
               </w:rPr>
               <w:t>4. 只憑一筆資料就下判斷。學生習慣看到「有鋒面」就寫「會下雨」，不會回頭找第二筆佐證。課題硬性要求兩筆資料，就是為了撞這個習慣。</w:t>
             </w:r>
@@ -1226,8 +1332,10 @@
             </w:pPr>
             <w:r>
               <w:rPr>
-                <w:rFonts w:ascii="標楷體" w:hAnsi="標楷體"/>
-                <w:b w:val="0"/>
+                <w:rFonts w:ascii="新細明體" w:hAnsi="新細明體" w:eastAsia="新細明體" w:cs="新細明體"/>
+                <w:b w:val="0"/>
+                <w:sz w:val="24"/>
+                <w:szCs w:val="24"/>
               </w:rPr>
               <w:t>5. 把預報寫成事後描述。部分學生會寫成「4 月 20 日臺北下雨」而不是「明天臺北可能會下雨」——分不清手上有的是 19 日的資料，20 日還沒發生。</w:t>
             </w:r>
@@ -1258,8 +1366,10 @@
             </w:pPr>
             <w:r>
               <w:rPr>
-                <w:rFonts w:ascii="標楷體" w:hAnsi="標楷體"/>
-                <w:b w:val="0"/>
+                <w:rFonts w:ascii="新細明體" w:hAnsi="新細明體" w:eastAsia="新細明體" w:cs="新細明體"/>
+                <w:b w:val="0"/>
+                <w:sz w:val="24"/>
+                <w:szCs w:val="24"/>
               </w:rPr>
               <w:t>三、特殊學生特性描述：</w:t>
             </w:r>
@@ -1270,8 +1380,10 @@
             </w:pPr>
             <w:r>
               <w:rPr>
-                <w:rFonts w:ascii="標楷體" w:hAnsi="標楷體"/>
-                <w:b w:val="0"/>
+                <w:rFonts w:ascii="新細明體" w:hAnsi="新細明體" w:eastAsia="新細明體" w:cs="新細明體"/>
+                <w:b w:val="0"/>
+                <w:sz w:val="24"/>
+                <w:szCs w:val="24"/>
               </w:rPr>
               <w:t>〔待補：學習停滯、學習超前、具潛力、幾乎不發言的學生各是誰，請補充並指名到組別〕</w:t>
             </w:r>
@@ -1282,8 +1394,10 @@
             </w:pPr>
             <w:r>
               <w:rPr>
-                <w:rFonts w:ascii="標楷體" w:hAnsi="標楷體"/>
-                <w:b w:val="0"/>
+                <w:rFonts w:ascii="新細明體" w:hAnsi="新細明體" w:eastAsia="新細明體" w:cs="新細明體"/>
+                <w:b w:val="0"/>
+                <w:sz w:val="24"/>
+                <w:szCs w:val="24"/>
               </w:rPr>
               <w:t>補齊本欄後，「本課觀課焦點」第 3 條要一併改為指名觀察對象。</w:t>
             </w:r>
@@ -1294,8 +1408,10 @@
     <w:p>
       <w:r>
         <w:rPr>
-          <w:rFonts w:ascii="標楷體" w:hAnsi="標楷體"/>
+          <w:rFonts w:ascii="新細明體" w:hAnsi="新細明體" w:eastAsia="新細明體" w:cs="新細明體"/>
           <w:b/>
+          <w:sz w:val="24"/>
+          <w:szCs w:val="24"/>
         </w:rPr>
         <w:t>教學設計理據</w:t>
       </w:r>
@@ -1308,9 +1424,9 @@
         <w:tblLayout w:type="fixed"/>
       </w:tblPr>
       <w:tblGrid>
-        <w:gridCol w:w="3489"/>
-        <w:gridCol w:w="3489"/>
-        <w:gridCol w:w="3489"/>
+        <w:gridCol w:w="794"/>
+        <w:gridCol w:w="2041"/>
+        <w:gridCol w:w="7597"/>
       </w:tblGrid>
       <w:tr>
         <w:tc>
@@ -1323,8 +1439,10 @@
             </w:pPr>
             <w:r>
               <w:rPr>
-                <w:rFonts w:ascii="標楷體" w:hAnsi="標楷體"/>
+                <w:rFonts w:ascii="新細明體" w:hAnsi="新細明體" w:eastAsia="新細明體" w:cs="新細明體"/>
                 <w:b/>
+                <w:sz w:val="24"/>
+                <w:szCs w:val="24"/>
               </w:rPr>
               <w:t>類</w:t>
             </w:r>
@@ -1340,8 +1458,10 @@
             </w:pPr>
             <w:r>
               <w:rPr>
-                <w:rFonts w:ascii="標楷體" w:hAnsi="標楷體"/>
+                <w:rFonts w:ascii="新細明體" w:hAnsi="新細明體" w:eastAsia="新細明體" w:cs="新細明體"/>
                 <w:b/>
+                <w:sz w:val="24"/>
+                <w:szCs w:val="24"/>
               </w:rPr>
               <w:t>項目</w:t>
             </w:r>
@@ -1357,8 +1477,10 @@
             </w:pPr>
             <w:r>
               <w:rPr>
-                <w:rFonts w:ascii="標楷體" w:hAnsi="標楷體"/>
+                <w:rFonts w:ascii="新細明體" w:hAnsi="新細明體" w:eastAsia="新細明體" w:cs="新細明體"/>
                 <w:b/>
+                <w:sz w:val="24"/>
+                <w:szCs w:val="24"/>
               </w:rPr>
               <w:t>內容</w:t>
             </w:r>
@@ -1377,8 +1499,10 @@
             </w:pPr>
             <w:r>
               <w:rPr>
-                <w:rFonts w:ascii="標楷體" w:hAnsi="標楷體"/>
-                <w:b w:val="0"/>
+                <w:rFonts w:ascii="新細明體" w:hAnsi="新細明體" w:eastAsia="新細明體" w:cs="新細明體"/>
+                <w:b w:val="0"/>
+                <w:sz w:val="24"/>
+                <w:szCs w:val="24"/>
               </w:rPr>
               <w:t>教師</w:t>
             </w:r>
@@ -1394,8 +1518,10 @@
             </w:pPr>
             <w:r>
               <w:rPr>
-                <w:rFonts w:ascii="標楷體" w:hAnsi="標楷體"/>
-                <w:b w:val="0"/>
+                <w:rFonts w:ascii="新細明體" w:hAnsi="新細明體" w:eastAsia="新細明體" w:cs="新細明體"/>
+                <w:b w:val="0"/>
+                <w:sz w:val="24"/>
+                <w:szCs w:val="24"/>
               </w:rPr>
               <w:t>教學過程的構建</w:t>
             </w:r>
@@ -1411,8 +1537,10 @@
             </w:pPr>
             <w:r>
               <w:rPr>
-                <w:rFonts w:ascii="標楷體" w:hAnsi="標楷體"/>
-                <w:b w:val="0"/>
+                <w:rFonts w:ascii="新細明體" w:hAnsi="新細明體" w:eastAsia="新細明體" w:cs="新細明體"/>
+                <w:b w:val="0"/>
+                <w:sz w:val="24"/>
+                <w:szCs w:val="24"/>
               </w:rPr>
               <w:t>路徑：個人讀圖並圈出「最奇怪的一格」—Pair 交換—全班收集異常點—布跳躍題—四人組寫預報與兩筆證據—中途發放隔日真實資料—各組自行對帳—全班串連分歧—回到臺東那一格。整條路徑的重心在「先承諾一個判斷，再讓資料來檢驗它」。</w:t>
             </w:r>
@@ -1437,8 +1565,10 @@
             </w:pPr>
             <w:r>
               <w:rPr>
-                <w:rFonts w:ascii="標楷體" w:hAnsi="標楷體"/>
-                <w:b w:val="0"/>
+                <w:rFonts w:ascii="新細明體" w:hAnsi="新細明體" w:eastAsia="新細明體" w:cs="新細明體"/>
+                <w:b w:val="0"/>
+                <w:sz w:val="24"/>
+                <w:szCs w:val="24"/>
               </w:rPr>
               <w:t>師生問題的生成</w:t>
             </w:r>
@@ -1454,8 +1584,10 @@
             </w:pPr>
             <w:r>
               <w:rPr>
-                <w:rFonts w:ascii="標楷體" w:hAnsi="標楷體"/>
-                <w:b w:val="0"/>
+                <w:rFonts w:ascii="新細明體" w:hAnsi="新細明體" w:eastAsia="新細明體" w:cs="新細明體"/>
+                <w:b w:val="0"/>
+                <w:sz w:val="24"/>
+                <w:szCs w:val="24"/>
               </w:rPr>
               <w:t>預想學生會提出：「臺東那天為什麼在下雨？鋒面又還沒到。」「高雄到底算不算下雨，圖上是灰雲耶。」「降 1.1 度算不算降溫？」「圖上沒畫鋒面，就代表那裡真的沒有鋒面嗎？」「我們可以說『可能』嗎，還是一定要講死？」「主播真的只有前一天的資料嗎？」</w:t>
             </w:r>
@@ -1480,8 +1612,10 @@
             </w:pPr>
             <w:r>
               <w:rPr>
-                <w:rFonts w:ascii="標楷體" w:hAnsi="標楷體"/>
-                <w:b w:val="0"/>
+                <w:rFonts w:ascii="新細明體" w:hAnsi="新細明體" w:eastAsia="新細明體" w:cs="新細明體"/>
+                <w:b w:val="0"/>
+                <w:sz w:val="24"/>
+                <w:szCs w:val="24"/>
               </w:rPr>
               <w:t>教學活動的開展</w:t>
             </w:r>
@@ -1497,8 +1631,10 @@
             </w:pPr>
             <w:r>
               <w:rPr>
-                <w:rFonts w:ascii="標楷體" w:hAnsi="標楷體"/>
-                <w:b w:val="0"/>
+                <w:rFonts w:ascii="新細明體" w:hAnsi="新細明體" w:eastAsia="新細明體" w:cs="新細明體"/>
+                <w:b w:val="0"/>
+                <w:sz w:val="24"/>
+                <w:szCs w:val="24"/>
               </w:rPr>
               <w:t>圈記（在自己的觀測表上圈出異常格）→ Pair 口說 → 小白板書寫（一句預報＋兩筆證據）→ 紙條發放與對帳 → 小白板上牆 → 全班口說串連 → 個人書寫收束。書寫與口說交錯，避免連續安靜作業超過 8 分鐘。</w:t>
             </w:r>
@@ -1523,8 +1659,10 @@
             </w:pPr>
             <w:r>
               <w:rPr>
-                <w:rFonts w:ascii="標楷體" w:hAnsi="標楷體"/>
-                <w:b w:val="0"/>
+                <w:rFonts w:ascii="新細明體" w:hAnsi="新細明體" w:eastAsia="新細明體" w:cs="新細明體"/>
+                <w:b w:val="0"/>
+                <w:sz w:val="24"/>
+                <w:szCs w:val="24"/>
               </w:rPr>
               <w:t>教學語言的優化</w:t>
             </w:r>
@@ -1540,8 +1678,10 @@
             </w:pPr>
             <w:r>
               <w:rPr>
-                <w:rFonts w:ascii="標楷體" w:hAnsi="標楷體"/>
-                <w:b w:val="0"/>
+                <w:rFonts w:ascii="新細明體" w:hAnsi="新細明體" w:eastAsia="新細明體" w:cs="新細明體"/>
+                <w:b w:val="0"/>
+                <w:sz w:val="24"/>
+                <w:szCs w:val="24"/>
               </w:rPr>
               <w:t>提醒自己：布題後閉嘴，讓靜默至少維持 10 秒；巡走時不當場糾正任何一組的預報，只記座號；發紙條時不說「來看看你們對不對」，改說「資料來了」；串連時先請預測錯的組發言，避免第一個發言者就把答案定死。站位固定在教室後半，讓全班都在視域內。</w:t>
             </w:r>
@@ -1560,8 +1700,10 @@
             </w:pPr>
             <w:r>
               <w:rPr>
-                <w:rFonts w:ascii="標楷體" w:hAnsi="標楷體"/>
-                <w:b w:val="0"/>
+                <w:rFonts w:ascii="新細明體" w:hAnsi="新細明體" w:eastAsia="新細明體" w:cs="新細明體"/>
+                <w:b w:val="0"/>
+                <w:sz w:val="24"/>
+                <w:szCs w:val="24"/>
               </w:rPr>
               <w:t>教材</w:t>
             </w:r>
@@ -1577,8 +1719,10 @@
             </w:pPr>
             <w:r>
               <w:rPr>
-                <w:rFonts w:ascii="標楷體" w:hAnsi="標楷體"/>
-                <w:b w:val="0"/>
+                <w:rFonts w:ascii="新細明體" w:hAnsi="新細明體" w:eastAsia="新細明體" w:cs="新細明體"/>
+                <w:b w:val="0"/>
+                <w:sz w:val="24"/>
+                <w:szCs w:val="24"/>
               </w:rPr>
               <w:t>教具的使用策略</w:t>
             </w:r>
@@ -1594,8 +1738,10 @@
             </w:pPr>
             <w:r>
               <w:rPr>
-                <w:rFonts w:ascii="標楷體" w:hAnsi="標楷體"/>
-                <w:b w:val="0"/>
+                <w:rFonts w:ascii="新細明體" w:hAnsi="新細明體" w:eastAsia="新細明體" w:cs="新細明體"/>
+                <w:b w:val="0"/>
+                <w:sz w:val="24"/>
+                <w:szCs w:val="24"/>
               </w:rPr>
               <w:t>①4/19 資料單（天氣圖＋觀測表，一人一份，供圈記）；②小白板每組一片，寫臺北與高雄各一句預報＋兩筆證據，寫完貼黑板供全班橫向比較；③4/20 資料紙條，各組寫完預報後才由教師發下，製造揭曉的時間差——紙條不提前放在桌上，避免學生偷看而失去承諾的意義。</w:t>
             </w:r>
@@ -1620,8 +1766,10 @@
             </w:pPr>
             <w:r>
               <w:rPr>
-                <w:rFonts w:ascii="標楷體" w:hAnsi="標楷體"/>
-                <w:b w:val="0"/>
+                <w:rFonts w:ascii="新細明體" w:hAnsi="新細明體" w:eastAsia="新細明體" w:cs="新細明體"/>
+                <w:b w:val="0"/>
+                <w:sz w:val="24"/>
+                <w:szCs w:val="24"/>
               </w:rPr>
               <w:t>教材的使用價值</w:t>
             </w:r>
@@ -1637,8 +1785,10 @@
             </w:pPr>
             <w:r>
               <w:rPr>
-                <w:rFonts w:ascii="標楷體" w:hAnsi="標楷體"/>
-                <w:b w:val="0"/>
+                <w:rFonts w:ascii="新細明體" w:hAnsi="新細明體" w:eastAsia="新細明體" w:cs="新細明體"/>
+                <w:b w:val="0"/>
+                <w:sz w:val="24"/>
+                <w:szCs w:val="24"/>
               </w:rPr>
               <w:t>課本 p.54 是 2-2 唯一給了完整真實資料卻沒有給結論的一頁，且資料本身自帶三個矛盾（臺東先下雨、降溫幅度北大南小、高雄未下雨），不必另編情境就有爭點。使用真實日期與真實測站數據，也讓學生知道科學推論處理的是會反駁人的資料，不是為了教學而修整過的例子。</w:t>
             </w:r>
@@ -1663,8 +1813,10 @@
             </w:pPr>
             <w:r>
               <w:rPr>
-                <w:rFonts w:ascii="標楷體" w:hAnsi="標楷體"/>
-                <w:b w:val="0"/>
+                <w:rFonts w:ascii="新細明體" w:hAnsi="新細明體" w:eastAsia="新細明體" w:cs="新細明體"/>
+                <w:b w:val="0"/>
+                <w:sz w:val="24"/>
+                <w:szCs w:val="24"/>
               </w:rPr>
               <w:t>教學目標的設計</w:t>
             </w:r>
@@ -1680,8 +1832,10 @@
             </w:pPr>
             <w:r>
               <w:rPr>
-                <w:rFonts w:ascii="標楷體" w:hAnsi="標楷體"/>
-                <w:b w:val="0"/>
+                <w:rFonts w:ascii="新細明體" w:hAnsi="新細明體" w:eastAsia="新細明體" w:cs="新細明體"/>
+                <w:b w:val="0"/>
+                <w:sz w:val="24"/>
+                <w:szCs w:val="24"/>
               </w:rPr>
               <w:t>目標訂在「寫出預報並指出兩筆支持資料」而非「說出冷鋒的特徵」，是因為後者課本已經寫完（p.51、p.52）。第二條目標訂在「說出自己用的規則在哪一格失效」，是為了讓修正發生在學生自己手上，而不是由教師宣布正解。兩條都能在 40 分鐘內於小白板與口說中被觀課者看見。</w:t>
             </w:r>
@@ -1706,8 +1860,10 @@
             </w:pPr>
             <w:r>
               <w:rPr>
-                <w:rFonts w:ascii="標楷體" w:hAnsi="標楷體"/>
-                <w:b w:val="0"/>
+                <w:rFonts w:ascii="新細明體" w:hAnsi="新細明體" w:eastAsia="新細明體" w:cs="新細明體"/>
+                <w:b w:val="0"/>
+                <w:sz w:val="24"/>
+                <w:szCs w:val="24"/>
               </w:rPr>
               <w:t>學科作業的設計</w:t>
             </w:r>
@@ -1723,8 +1879,10 @@
             </w:pPr>
             <w:r>
               <w:rPr>
-                <w:rFonts w:ascii="標楷體" w:hAnsi="標楷體"/>
-                <w:b w:val="0"/>
+                <w:rFonts w:ascii="新細明體" w:hAnsi="新細明體" w:eastAsia="新細明體" w:cs="新細明體"/>
+                <w:b w:val="0"/>
+                <w:sz w:val="24"/>
+                <w:szCs w:val="24"/>
               </w:rPr>
               <w:t>學習單一人一份、欄位協同化：第一題是 4/19 資料與「我圈的最奇怪的一格＋為什麼」；第二題是臺北與高雄各一句預報，每句下方必須填兩筆證據；第三題是對帳欄「真實資料是＿＿；我們原本用的規則是＿＿；它在＿＿這一格失效」；第四題為最後兩分鐘的個人收束「我今天改掉的一個想法」。</w:t>
             </w:r>
@@ -1743,8 +1901,10 @@
             </w:pPr>
             <w:r>
               <w:rPr>
-                <w:rFonts w:ascii="標楷體" w:hAnsi="標楷體"/>
-                <w:b w:val="0"/>
+                <w:rFonts w:ascii="新細明體" w:hAnsi="新細明體" w:eastAsia="新細明體" w:cs="新細明體"/>
+                <w:b w:val="0"/>
+                <w:sz w:val="24"/>
+                <w:szCs w:val="24"/>
               </w:rPr>
               <w:t>學生</w:t>
             </w:r>
@@ -1760,8 +1920,10 @@
             </w:pPr>
             <w:r>
               <w:rPr>
-                <w:rFonts w:ascii="標楷體" w:hAnsi="標楷體"/>
-                <w:b w:val="0"/>
+                <w:rFonts w:ascii="新細明體" w:hAnsi="新細明體" w:eastAsia="新細明體" w:cs="新細明體"/>
+                <w:b w:val="0"/>
+                <w:sz w:val="24"/>
+                <w:szCs w:val="24"/>
               </w:rPr>
               <w:t>學生的心智水平</w:t>
             </w:r>
@@ -1777,8 +1939,10 @@
             </w:pPr>
             <w:r>
               <w:rPr>
-                <w:rFonts w:ascii="標楷體" w:hAnsi="標楷體"/>
-                <w:b w:val="0"/>
+                <w:rFonts w:ascii="新細明體" w:hAnsi="新細明體" w:eastAsia="新細明體" w:cs="新細明體"/>
+                <w:b w:val="0"/>
+                <w:sz w:val="24"/>
+                <w:szCs w:val="24"/>
               </w:rPr>
               <w:t>已會：認得等壓線、H、L 與三種鋒面符號；說得出冷鋒過境會下雨降溫；讀得懂衛星雲圖的白色代表雲層（以上均為前幾節與課本 p.48～52 已完成）。未會：把鋒面讀成會移動的物體並推論它明天在哪；用一筆以上的資料交叉支持一個主張；面對「規則失效」的那一格時知道該懷疑規則而不是懷疑資料。〔待補：本班在前幾節的實際表現，請教學者補述〕</w:t>
             </w:r>
@@ -1803,8 +1967,10 @@
             </w:pPr>
             <w:r>
               <w:rPr>
-                <w:rFonts w:ascii="標楷體" w:hAnsi="標楷體"/>
-                <w:b w:val="0"/>
+                <w:rFonts w:ascii="新細明體" w:hAnsi="新細明體" w:eastAsia="新細明體" w:cs="新細明體"/>
+                <w:b w:val="0"/>
+                <w:sz w:val="24"/>
+                <w:szCs w:val="24"/>
               </w:rPr>
               <w:t>學習方式的選擇</w:t>
             </w:r>
@@ -1820,8 +1986,10 @@
             </w:pPr>
             <w:r>
               <w:rPr>
-                <w:rFonts w:ascii="標楷體" w:hAnsi="標楷體"/>
-                <w:b w:val="0"/>
+                <w:rFonts w:ascii="新細明體" w:hAnsi="新細明體" w:eastAsia="新細明體" w:cs="新細明體"/>
+                <w:b w:val="0"/>
+                <w:sz w:val="24"/>
+                <w:szCs w:val="24"/>
               </w:rPr>
               <w:t>個人（2 分圈記，確保沒有人是空手進小組的）→ Pair（2 分交換，讓不敢對全班說的學生先說過一次）→ 四人組（16 分主任務）→ 全班（10 分串連）→ 個人（2 分書寫收束）。Pair 擺在全班收集之前，是為了讓後面被點名的學生已經口頭練習過一次。</w:t>
             </w:r>
@@ -1840,8 +2008,10 @@
             </w:pPr>
             <w:r>
               <w:rPr>
-                <w:rFonts w:ascii="標楷體" w:hAnsi="標楷體"/>
-                <w:b w:val="0"/>
+                <w:rFonts w:ascii="新細明體" w:hAnsi="新細明體" w:eastAsia="新細明體" w:cs="新細明體"/>
+                <w:b w:val="0"/>
+                <w:sz w:val="24"/>
+                <w:szCs w:val="24"/>
               </w:rPr>
               <w:t>環境</w:t>
             </w:r>
@@ -1857,8 +2027,10 @@
             </w:pPr>
             <w:r>
               <w:rPr>
-                <w:rFonts w:ascii="標楷體" w:hAnsi="標楷體"/>
-                <w:b w:val="0"/>
+                <w:rFonts w:ascii="新細明體" w:hAnsi="新細明體" w:eastAsia="新細明體" w:cs="新細明體"/>
+                <w:b w:val="0"/>
+                <w:sz w:val="24"/>
+                <w:szCs w:val="24"/>
               </w:rPr>
               <w:t>教學情景的創設</w:t>
             </w:r>
@@ -1874,8 +2046,10 @@
             </w:pPr>
             <w:r>
               <w:rPr>
-                <w:rFonts w:ascii="標楷體" w:hAnsi="標楷體"/>
-                <w:b w:val="0"/>
+                <w:rFonts w:ascii="新細明體" w:hAnsi="新細明體" w:eastAsia="新細明體" w:cs="新細明體"/>
+                <w:b w:val="0"/>
+                <w:sz w:val="24"/>
+                <w:szCs w:val="24"/>
               </w:rPr>
               <w:t>ㄇ字型座位，討論時轉為四人組。小白板貼在黑板上橫向並排，讓各組的高雄預報一眼可比——差異要用空間排出來，不能只靠口說。教師巡走動線由後排開始，先接近預想中最沉默的那一組。〔待補：座位形式若非 ㄇ 字型，請告知以調整動線〕</w:t>
             </w:r>
@@ -1900,8 +2074,10 @@
             </w:pPr>
             <w:r>
               <w:rPr>
-                <w:rFonts w:ascii="標楷體" w:hAnsi="標楷體"/>
-                <w:b w:val="0"/>
+                <w:rFonts w:ascii="新細明體" w:hAnsi="新細明體" w:eastAsia="新細明體" w:cs="新細明體"/>
+                <w:b w:val="0"/>
+                <w:sz w:val="24"/>
+                <w:szCs w:val="24"/>
               </w:rPr>
               <w:t>課程資源的開發</w:t>
             </w:r>
@@ -1917,8 +2093,10 @@
             </w:pPr>
             <w:r>
               <w:rPr>
-                <w:rFonts w:ascii="標楷體" w:hAnsi="標楷體"/>
-                <w:b w:val="0"/>
+                <w:rFonts w:ascii="新細明體" w:hAnsi="新細明體" w:eastAsia="新細明體" w:cs="新細明體"/>
+                <w:b w:val="0"/>
+                <w:sz w:val="24"/>
+                <w:szCs w:val="24"/>
               </w:rPr>
               <w:t>4/19 與 4/20 的地面天氣圖與觀測資料取自課本 p.54（原始出處為中央氣象署 2023 年 4 月觀測資料）。若教學當週恰有鋒面或東北季風南下，可在課末 30 秒展示當日中央氣象署的即時地面天氣圖，讓學生把今天學到的判讀方法接到真實的今天——僅作結尾的一個提問，不展開。</w:t>
             </w:r>
@@ -1932,6 +2110,11 @@
         <w:widowControl/>
       </w:pPr>
       <w:r>
+        <w:rPr>
+          <w:rFonts w:ascii="新細明體" w:hAnsi="新細明體" w:eastAsia="新細明體" w:cs="新細明體"/>
+          <w:sz w:val="24"/>
+          <w:szCs w:val="24"/>
+        </w:rPr>
         <w:br w:type="page"/>
       </w:r>
     </w:p>
@@ -1967,8 +2150,10 @@
             </w:pPr>
             <w:r>
               <w:rPr>
-                <w:rFonts w:ascii="標楷體" w:hAnsi="標楷體"/>
+                <w:rFonts w:ascii="新細明體" w:hAnsi="新細明體" w:eastAsia="新細明體" w:cs="新細明體"/>
                 <w:b/>
+                <w:sz w:val="24"/>
+                <w:szCs w:val="24"/>
               </w:rPr>
               <w:t>各節次學習活動設計的重點（本次公開課為第 〔待補〕 節）</w:t>
             </w:r>
@@ -1977,7 +2162,7 @@
       </w:tr>
       <w:tr>
         <w:trPr>
-          <w:trHeight w:val="7338"/>
+          <w:trHeight w:val="2608"/>
         </w:trPr>
         <w:tc>
           <w:tcPr>
@@ -1998,8 +2183,10 @@
             </w:pPr>
             <w:r>
               <w:rPr>
-                <w:rFonts w:ascii="標楷體" w:hAnsi="標楷體"/>
-                <w:b w:val="0"/>
+                <w:rFonts w:ascii="新細明體" w:hAnsi="新細明體" w:eastAsia="新細明體" w:cs="新細明體"/>
+                <w:b w:val="0"/>
+                <w:sz w:val="24"/>
+                <w:szCs w:val="24"/>
               </w:rPr>
               <w:t>本課〈多變的天氣〉共〔待補：〇〕節。2-1 已完成水的三態與雲霧雨露霜的形成、露與霜的溫度條件實驗、水循環；2-2 前段已完成衛星雲圖的判讀、天氣符號表的認識、氣團與鋒面三種類型。本節不再教任何符號，也不再解釋鋒面如何形成——這些前面都處理完了，本節把整節時間放在「用這些已知去讀一份沒有結論的真實資料」。下一節進入 2-3，用同一套推論方法讀颱風的路徑與強度變化。</w:t>
             </w:r>
@@ -2041,17 +2228,55 @@
             </w:pPr>
             <w:r>
               <w:rPr>
+                <w:rFonts w:ascii="新細明體" w:hAnsi="新細明體" w:eastAsia="新細明體" w:cs="新細明體"/>
+                <w:b/>
+                <w:color w:val="000000" w:themeColor="text1"/>
+                <w:sz w:val="24"/>
+                <w:szCs w:val="24"/>
+              </w:rPr>
+              <w:t>流程</w:t>
+            </w:r>
+          </w:p>
+        </w:tc>
+        <w:tc>
+          <w:tcPr>
+            <w:tcW w:w="2542" w:type="pct"/>
+            <w:vAlign w:val="center"/>
+          </w:tcPr>
+          <w:p>
+            <w:pPr>
+              <w:jc w:val="both"/>
+              <w:rPr>
                 <w:rFonts w:ascii="標楷體" w:eastAsia="標楷體" w:hAnsi="標楷體"/>
                 <w:b/>
                 <w:color w:val="000000" w:themeColor="text1"/>
               </w:rPr>
-              <w:t>流程</w:t>
-            </w:r>
-          </w:p>
-        </w:tc>
-        <w:tc>
-          <w:tcPr>
-            <w:tcW w:w="2542" w:type="pct"/>
+            </w:pPr>
+            <w:r>
+              <w:rPr>
+                <w:rFonts w:ascii="新細明體" w:hAnsi="新細明體" w:eastAsia="新細明體" w:cs="新細明體"/>
+                <w:b/>
+                <w:color w:val="000000" w:themeColor="text1"/>
+                <w:sz w:val="24"/>
+                <w:szCs w:val="24"/>
+              </w:rPr>
+              <w:t>教學活動</w:t>
+            </w:r>
+            <w:r>
+              <w:rPr>
+                <w:rFonts w:ascii="新細明體" w:hAnsi="新細明體" w:eastAsia="新細明體" w:cs="新細明體"/>
+                <w:b/>
+                <w:color w:val="000000" w:themeColor="text1"/>
+                <w:sz w:val="24"/>
+                <w:szCs w:val="24"/>
+              </w:rPr>
+              <w:t>內容</w:t>
+            </w:r>
+          </w:p>
+        </w:tc>
+        <w:tc>
+          <w:tcPr>
+            <w:tcW w:w="1538" w:type="pct"/>
             <w:vAlign w:val="center"/>
           </w:tcPr>
           <w:p>
@@ -2065,73 +2290,45 @@
             </w:pPr>
             <w:r>
               <w:rPr>
-                <w:rFonts w:ascii="標楷體" w:eastAsia="標楷體" w:hAnsi="標楷體" w:hint="eastAsia"/>
-                <w:b/>
-                <w:color w:val="000000" w:themeColor="text1"/>
-              </w:rPr>
-              <w:t>教學活動</w:t>
-            </w:r>
-            <w:r>
+                <w:rFonts w:ascii="新細明體" w:hAnsi="新細明體" w:eastAsia="新細明體" w:cs="新細明體"/>
+                <w:color w:val="000000" w:themeColor="text1"/>
+                <w:sz w:val="24"/>
+                <w:szCs w:val="24"/>
+              </w:rPr>
+              <w:t>教師支援</w:t>
+            </w:r>
+            <w:r>
+              <w:rPr>
+                <w:rFonts w:ascii="新細明體" w:hAnsi="新細明體" w:eastAsia="新細明體" w:cs="新細明體"/>
+                <w:color w:val="000000" w:themeColor="text1"/>
+                <w:sz w:val="24"/>
+                <w:szCs w:val="24"/>
+              </w:rPr>
+              <w:t>、學習引導</w:t>
+            </w:r>
+          </w:p>
+        </w:tc>
+        <w:tc>
+          <w:tcPr>
+            <w:tcW w:w="387" w:type="pct"/>
+            <w:vAlign w:val="center"/>
+          </w:tcPr>
+          <w:p>
+            <w:pPr>
+              <w:jc w:val="center"/>
               <w:rPr>
                 <w:rFonts w:ascii="標楷體" w:eastAsia="標楷體" w:hAnsi="標楷體"/>
                 <w:b/>
                 <w:color w:val="000000" w:themeColor="text1"/>
               </w:rPr>
-              <w:t>內容</w:t>
-            </w:r>
-          </w:p>
-        </w:tc>
-        <w:tc>
-          <w:tcPr>
-            <w:tcW w:w="1538" w:type="pct"/>
-            <w:vAlign w:val="center"/>
-          </w:tcPr>
-          <w:p>
-            <w:pPr>
-              <w:jc w:val="both"/>
-              <w:rPr>
-                <w:rFonts w:ascii="標楷體" w:eastAsia="標楷體" w:hAnsi="標楷體"/>
+            </w:pPr>
+            <w:r>
+              <w:rPr>
+                <w:rFonts w:ascii="新細明體" w:hAnsi="新細明體" w:eastAsia="新細明體" w:cs="新細明體"/>
                 <w:b/>
                 <w:color w:val="000000" w:themeColor="text1"/>
-              </w:rPr>
-            </w:pPr>
-            <w:r>
-              <w:rPr>
-                <w:rFonts w:eastAsia="標楷體" w:hAnsi="標楷體"/>
-                <w:color w:val="000000" w:themeColor="text1"/>
-                <w:szCs w:val="24"/>
-              </w:rPr>
-              <w:t>教師支援</w:t>
-            </w:r>
-            <w:r>
-              <w:rPr>
-                <w:rFonts w:eastAsia="標楷體" w:hAnsi="標楷體" w:hint="eastAsia"/>
-                <w:color w:val="000000" w:themeColor="text1"/>
-                <w:szCs w:val="24"/>
-              </w:rPr>
-              <w:t>、學習引導</w:t>
-            </w:r>
-          </w:p>
-        </w:tc>
-        <w:tc>
-          <w:tcPr>
-            <w:tcW w:w="387" w:type="pct"/>
-            <w:vAlign w:val="center"/>
-          </w:tcPr>
-          <w:p>
-            <w:pPr>
-              <w:jc w:val="center"/>
-              <w:rPr>
-                <w:rFonts w:ascii="標楷體" w:eastAsia="標楷體" w:hAnsi="標楷體"/>
-                <w:b/>
-                <w:color w:val="000000" w:themeColor="text1"/>
-              </w:rPr>
-            </w:pPr>
-            <w:r>
-              <w:rPr>
-                <w:rFonts w:ascii="標楷體" w:eastAsia="標楷體" w:hAnsi="標楷體"/>
-                <w:b/>
-                <w:color w:val="000000" w:themeColor="text1"/>
+                <w:sz w:val="24"/>
+                <w:szCs w:val="24"/>
               </w:rPr>
               <w:t>時間</w:t>
             </w:r>
@@ -2158,8 +2355,10 @@
             </w:pPr>
             <w:r>
               <w:rPr>
-                <w:rFonts w:ascii="標楷體" w:hAnsi="標楷體"/>
+                <w:rFonts w:ascii="新細明體" w:hAnsi="新細明體" w:eastAsia="新細明體" w:cs="新細明體"/>
                 <w:b/>
+                <w:sz w:val="24"/>
+                <w:szCs w:val="24"/>
               </w:rPr>
               <w:t>導入與發現</w:t>
             </w:r>
@@ -2170,8 +2369,10 @@
             </w:pPr>
             <w:r>
               <w:rPr>
-                <w:rFonts w:ascii="標楷體" w:hAnsi="標楷體"/>
+                <w:rFonts w:ascii="新細明體" w:hAnsi="新細明體" w:eastAsia="新細明體" w:cs="新細明體"/>
                 <w:b/>
+                <w:sz w:val="24"/>
+                <w:szCs w:val="24"/>
               </w:rPr>
               <w:t>（傾聽）</w:t>
             </w:r>
@@ -2196,8 +2397,10 @@
             </w:pPr>
             <w:r>
               <w:rPr>
-                <w:rFonts w:ascii="標楷體" w:hAnsi="標楷體"/>
-                <w:b w:val="0"/>
+                <w:rFonts w:ascii="新細明體" w:hAnsi="新細明體" w:eastAsia="新細明體" w:cs="新細明體"/>
+                <w:b w:val="0"/>
+                <w:sz w:val="24"/>
+                <w:szCs w:val="24"/>
               </w:rPr>
               <w:t>1. 各自圈出最奇怪的一格（2 分）</w:t>
             </w:r>
@@ -2208,8 +2411,10 @@
             </w:pPr>
             <w:r>
               <w:rPr>
-                <w:rFonts w:ascii="標楷體" w:hAnsi="標楷體"/>
-                <w:b w:val="0"/>
+                <w:rFonts w:ascii="新細明體" w:hAnsi="新細明體" w:eastAsia="新細明體" w:cs="新細明體"/>
+                <w:b w:val="0"/>
+                <w:sz w:val="24"/>
+                <w:szCs w:val="24"/>
               </w:rPr>
               <w:t>學生拿到 4/19 的地面天氣圖與六地區觀測表（一人一份），安靜看，在表上圈出一格你覺得最奇怪的，旁邊寫一句為什麼。</w:t>
             </w:r>
@@ -2220,19 +2425,23 @@
             </w:pPr>
             <w:r>
               <w:rPr>
-                <w:rFonts w:ascii="標楷體" w:hAnsi="標楷體"/>
-                <w:b w:val="0"/>
-              </w:rPr>
-            </w:r>
-          </w:p>
-          <w:p>
-            <w:pPr>
-              <w:spacing w:after="0"/>
-            </w:pPr>
-            <w:r>
-              <w:rPr>
-                <w:rFonts w:ascii="標楷體" w:hAnsi="標楷體"/>
-                <w:b w:val="0"/>
+                <w:rFonts w:ascii="新細明體" w:hAnsi="新細明體" w:eastAsia="新細明體" w:cs="新細明體"/>
+                <w:b w:val="0"/>
+                <w:sz w:val="24"/>
+                <w:szCs w:val="24"/>
+              </w:rPr>
+            </w:r>
+          </w:p>
+          <w:p>
+            <w:pPr>
+              <w:spacing w:after="0"/>
+            </w:pPr>
+            <w:r>
+              <w:rPr>
+                <w:rFonts w:ascii="新細明體" w:hAnsi="新細明體" w:eastAsia="新細明體" w:cs="新細明體"/>
+                <w:b w:val="0"/>
+                <w:sz w:val="24"/>
+                <w:szCs w:val="24"/>
               </w:rPr>
               <w:t>2. 和旁邊的人交換看（2 分）</w:t>
             </w:r>
@@ -2243,8 +2452,10 @@
             </w:pPr>
             <w:r>
               <w:rPr>
-                <w:rFonts w:ascii="標楷體" w:hAnsi="標楷體"/>
-                <w:b w:val="0"/>
+                <w:rFonts w:ascii="新細明體" w:hAnsi="新細明體" w:eastAsia="新細明體" w:cs="新細明體"/>
+                <w:b w:val="0"/>
+                <w:sz w:val="24"/>
+                <w:szCs w:val="24"/>
               </w:rPr>
               <w:t>兩人互看圈的位置，說出「我圈這格是因為……」。不必說服對方。</w:t>
             </w:r>
@@ -2255,19 +2466,23 @@
             </w:pPr>
             <w:r>
               <w:rPr>
-                <w:rFonts w:ascii="標楷體" w:hAnsi="標楷體"/>
-                <w:b w:val="0"/>
-              </w:rPr>
-            </w:r>
-          </w:p>
-          <w:p>
-            <w:pPr>
-              <w:spacing w:after="0"/>
-            </w:pPr>
-            <w:r>
-              <w:rPr>
-                <w:rFonts w:ascii="標楷體" w:hAnsi="標楷體"/>
-                <w:b w:val="0"/>
+                <w:rFonts w:ascii="新細明體" w:hAnsi="新細明體" w:eastAsia="新細明體" w:cs="新細明體"/>
+                <w:b w:val="0"/>
+                <w:sz w:val="24"/>
+                <w:szCs w:val="24"/>
+              </w:rPr>
+            </w:r>
+          </w:p>
+          <w:p>
+            <w:pPr>
+              <w:spacing w:after="0"/>
+            </w:pPr>
+            <w:r>
+              <w:rPr>
+                <w:rFonts w:ascii="新細明體" w:hAnsi="新細明體" w:eastAsia="新細明體" w:cs="新細明體"/>
+                <w:b w:val="0"/>
+                <w:sz w:val="24"/>
+                <w:szCs w:val="24"/>
               </w:rPr>
               <w:t>3.〔共有課題〕全班收集（4 分）</w:t>
             </w:r>
@@ -2278,8 +2493,10 @@
             </w:pPr>
             <w:r>
               <w:rPr>
-                <w:rFonts w:ascii="標楷體" w:hAnsi="標楷體"/>
-                <w:b w:val="0"/>
+                <w:rFonts w:ascii="新細明體" w:hAnsi="新細明體" w:eastAsia="新細明體" w:cs="新細明體"/>
+                <w:b w:val="0"/>
+                <w:sz w:val="24"/>
+                <w:szCs w:val="24"/>
               </w:rPr>
               <w:t>3～4 位學生說出自己圈哪一格。教師把被提到的格子在投影上圈起來，不評論。</w:t>
             </w:r>
@@ -2290,19 +2507,23 @@
             </w:pPr>
             <w:r>
               <w:rPr>
-                <w:rFonts w:ascii="標楷體" w:hAnsi="標楷體"/>
-                <w:b w:val="0"/>
-              </w:rPr>
-            </w:r>
-          </w:p>
-          <w:p>
-            <w:pPr>
-              <w:spacing w:after="0"/>
-            </w:pPr>
-            <w:r>
-              <w:rPr>
-                <w:rFonts w:ascii="標楷體" w:hAnsi="標楷體"/>
-                <w:b w:val="0"/>
+                <w:rFonts w:ascii="新細明體" w:hAnsi="新細明體" w:eastAsia="新細明體" w:cs="新細明體"/>
+                <w:b w:val="0"/>
+                <w:sz w:val="24"/>
+                <w:szCs w:val="24"/>
+              </w:rPr>
+            </w:r>
+          </w:p>
+          <w:p>
+            <w:pPr>
+              <w:spacing w:after="0"/>
+            </w:pPr>
+            <w:r>
+              <w:rPr>
+                <w:rFonts w:ascii="新細明體" w:hAnsi="新細明體" w:eastAsia="新細明體" w:cs="新細明體"/>
+                <w:b w:val="0"/>
+                <w:sz w:val="24"/>
+                <w:szCs w:val="24"/>
               </w:rPr>
               <w:t>4. 布題與限制說明（2 分）</w:t>
             </w:r>
@@ -2313,8 +2534,10 @@
             </w:pPr>
             <w:r>
               <w:rPr>
-                <w:rFonts w:ascii="標楷體" w:hAnsi="標楷體"/>
-                <w:b w:val="0"/>
+                <w:rFonts w:ascii="新細明體" w:hAnsi="新細明體" w:eastAsia="新細明體" w:cs="新細明體"/>
+                <w:b w:val="0"/>
+                <w:sz w:val="24"/>
+                <w:szCs w:val="24"/>
               </w:rPr>
               <w:t>教師說明主播任務，並明講限制：你手上只有 19 日的資料，20 日還沒發生。</w:t>
             </w:r>
@@ -2335,8 +2558,10 @@
             </w:pPr>
             <w:r>
               <w:rPr>
-                <w:rFonts w:ascii="標楷體" w:hAnsi="標楷體"/>
-                <w:b w:val="0"/>
+                <w:rFonts w:ascii="新細明體" w:hAnsi="新細明體" w:eastAsia="新細明體" w:cs="新細明體"/>
+                <w:b w:val="0"/>
+                <w:sz w:val="24"/>
+                <w:szCs w:val="24"/>
               </w:rPr>
               <w:t>布題後閉嘴，靜默至少 10 秒，讀學生的筆停在哪一格。</w:t>
             </w:r>
@@ -2347,8 +2572,10 @@
             </w:pPr>
             <w:r>
               <w:rPr>
-                <w:rFonts w:ascii="標楷體" w:hAnsi="標楷體"/>
-                <w:b w:val="0"/>
+                <w:rFonts w:ascii="新細明體" w:hAnsi="新細明體" w:eastAsia="新細明體" w:cs="新細明體"/>
+                <w:b w:val="0"/>
+                <w:sz w:val="24"/>
+                <w:szCs w:val="24"/>
               </w:rPr>
               <w:t>觀察：記下有誰遲遲沒有圈、有誰圈的是臺東或澎湖那兩格——後者是第三段回歸的素材，先記座號不點破。</w:t>
             </w:r>
@@ -2359,55 +2586,65 @@
             </w:pPr>
             <w:r>
               <w:rPr>
-                <w:rFonts w:ascii="標楷體" w:hAnsi="標楷體"/>
-                <w:b w:val="0"/>
-              </w:rPr>
-            </w:r>
-          </w:p>
-          <w:p>
-            <w:pPr>
-              <w:spacing w:after="0"/>
-            </w:pPr>
-            <w:r>
-              <w:rPr>
-                <w:rFonts w:ascii="標楷體" w:hAnsi="標楷體"/>
-                <w:b w:val="0"/>
-              </w:rPr>
-              <w:t>【轉引】「小〇圈的是臺東。還有沒有人圈不一樣的？」</w:t>
-            </w:r>
-          </w:p>
-          <w:p>
-            <w:pPr>
-              <w:spacing w:after="0"/>
-            </w:pPr>
-            <w:r>
-              <w:rPr>
-                <w:rFonts w:ascii="標楷體" w:hAnsi="標楷體"/>
-                <w:b w:val="0"/>
-              </w:rPr>
-              <w:t>【轉引】「我們有三個不一樣的格子了。還有嗎？」</w:t>
-            </w:r>
-          </w:p>
-          <w:p>
-            <w:pPr>
-              <w:spacing w:after="0"/>
-            </w:pPr>
-            <w:r>
-              <w:rPr>
-                <w:rFonts w:ascii="標楷體" w:hAnsi="標楷體"/>
-                <w:b w:val="0"/>
-              </w:rPr>
-              <w:t>（連續請至少 3 位，不說「很好」「對」）</w:t>
-            </w:r>
-          </w:p>
-          <w:p>
-            <w:pPr>
-              <w:spacing w:after="0"/>
-            </w:pPr>
-            <w:r>
-              <w:rPr>
-                <w:rFonts w:ascii="標楷體" w:hAnsi="標楷體"/>
-                <w:b w:val="0"/>
+                <w:rFonts w:ascii="新細明體" w:hAnsi="新細明體" w:eastAsia="新細明體" w:cs="新細明體"/>
+                <w:b w:val="0"/>
+                <w:sz w:val="24"/>
+                <w:szCs w:val="24"/>
+              </w:rPr>
+            </w:r>
+          </w:p>
+          <w:p>
+            <w:pPr>
+              <w:spacing w:after="0"/>
+            </w:pPr>
+            <w:r>
+              <w:rPr>
+                <w:rFonts w:ascii="新細明體" w:hAnsi="新細明體" w:eastAsia="新細明體" w:cs="新細明體"/>
+                <w:b w:val="0"/>
+                <w:sz w:val="24"/>
+                <w:szCs w:val="24"/>
+              </w:rPr>
+              <w:t>【轉引】串連進程（三位，見附錄二 A）：</w:t>
+            </w:r>
+          </w:p>
+          <w:p>
+            <w:pPr>
+              <w:spacing w:after="0"/>
+            </w:pPr>
+            <w:r>
+              <w:rPr>
+                <w:rFonts w:ascii="新細明體" w:hAnsi="新細明體" w:eastAsia="新細明體" w:cs="新細明體"/>
+                <w:b w:val="0"/>
+                <w:sz w:val="24"/>
+                <w:szCs w:val="24"/>
+              </w:rPr>
+              <w:t>生1 圈臺東 →「還有沒有人圈不一樣的？」→ 生2 圈澎湖 →「多了一個澎湖。還有嗎？」→ 生3 圈宜蘭 → 收束：「三個格子，理由都不一樣。現在——只有 19 號的資料，明天臺北跟高雄會怎樣？」</w:t>
+            </w:r>
+          </w:p>
+          <w:p>
+            <w:pPr>
+              <w:spacing w:after="0"/>
+            </w:pPr>
+            <w:r>
+              <w:rPr>
+                <w:rFonts w:ascii="新細明體" w:hAnsi="新細明體" w:eastAsia="新細明體" w:cs="新細明體"/>
+                <w:b w:val="0"/>
+                <w:sz w:val="24"/>
+                <w:szCs w:val="24"/>
+              </w:rPr>
+              <w:t>（連續請至少 3 位，中間不說「很好」「對」）</w:t>
+            </w:r>
+          </w:p>
+          <w:p>
+            <w:pPr>
+              <w:spacing w:after="0"/>
+            </w:pPr>
+            <w:r>
+              <w:rPr>
+                <w:rFonts w:ascii="新細明體" w:hAnsi="新細明體" w:eastAsia="新細明體" w:cs="新細明體"/>
+                <w:b w:val="0"/>
+                <w:sz w:val="24"/>
+                <w:szCs w:val="24"/>
               </w:rPr>
               <w:t>【釐清】「再一次，你說哪裡奇怪？」</w:t>
             </w:r>
@@ -2418,19 +2655,23 @@
             </w:pPr>
             <w:r>
               <w:rPr>
-                <w:rFonts w:ascii="標楷體" w:hAnsi="標楷體"/>
-                <w:b w:val="0"/>
-              </w:rPr>
-            </w:r>
-          </w:p>
-          <w:p>
-            <w:pPr>
-              <w:spacing w:after="0"/>
-            </w:pPr>
-            <w:r>
-              <w:rPr>
-                <w:rFonts w:ascii="標楷體" w:hAnsi="標楷體"/>
-                <w:b w:val="0"/>
+                <w:rFonts w:ascii="新細明體" w:hAnsi="新細明體" w:eastAsia="新細明體" w:cs="新細明體"/>
+                <w:b w:val="0"/>
+                <w:sz w:val="24"/>
+                <w:szCs w:val="24"/>
+              </w:rPr>
+            </w:r>
+          </w:p>
+          <w:p>
+            <w:pPr>
+              <w:spacing w:after="0"/>
+            </w:pPr>
+            <w:r>
+              <w:rPr>
+                <w:rFonts w:ascii="新細明體" w:hAnsi="新細明體" w:eastAsia="新細明體" w:cs="新細明體"/>
+                <w:b w:val="0"/>
+                <w:sz w:val="24"/>
+                <w:szCs w:val="24"/>
               </w:rPr>
               <w:t>布題語：「你只有 19 號的資料。20 號還沒發生，沒有人知道答案，我也不知道。」</w:t>
             </w:r>
@@ -2452,8 +2693,10 @@
             </w:pPr>
             <w:r>
               <w:rPr>
-                <w:rFonts w:ascii="標楷體" w:hAnsi="標楷體"/>
+                <w:rFonts w:ascii="新細明體" w:hAnsi="新細明體" w:eastAsia="新細明體" w:cs="新細明體"/>
                 <w:b/>
+                <w:sz w:val="24"/>
+                <w:szCs w:val="24"/>
               </w:rPr>
               <w:t>10 分</w:t>
             </w:r>
@@ -2480,8 +2723,10 @@
             </w:pPr>
             <w:r>
               <w:rPr>
-                <w:rFonts w:ascii="標楷體" w:hAnsi="標楷體"/>
+                <w:rFonts w:ascii="新細明體" w:hAnsi="新細明體" w:eastAsia="新細明體" w:cs="新細明體"/>
                 <w:b/>
+                <w:sz w:val="24"/>
+                <w:szCs w:val="24"/>
               </w:rPr>
               <w:t>探究與深化</w:t>
             </w:r>
@@ -2492,8 +2737,10 @@
             </w:pPr>
             <w:r>
               <w:rPr>
-                <w:rFonts w:ascii="標楷體" w:hAnsi="標楷體"/>
+                <w:rFonts w:ascii="新細明體" w:hAnsi="新細明體" w:eastAsia="新細明體" w:cs="新細明體"/>
                 <w:b/>
+                <w:sz w:val="24"/>
+                <w:szCs w:val="24"/>
               </w:rPr>
               <w:t>（串連）</w:t>
             </w:r>
@@ -2515,8 +2762,10 @@
             </w:pPr>
             <w:r>
               <w:rPr>
-                <w:rFonts w:ascii="標楷體" w:hAnsi="標楷體"/>
-                <w:b w:val="0"/>
+                <w:rFonts w:ascii="新細明體" w:hAnsi="新細明體" w:eastAsia="新細明體" w:cs="新細明體"/>
+                <w:b w:val="0"/>
+                <w:sz w:val="24"/>
+                <w:szCs w:val="24"/>
               </w:rPr>
               <w:t>5.〔挑戰性課題〕四人組寫預報（8 分）</w:t>
             </w:r>
@@ -2527,8 +2776,10 @@
             </w:pPr>
             <w:r>
               <w:rPr>
-                <w:rFonts w:ascii="標楷體" w:hAnsi="標楷體"/>
-                <w:b w:val="0"/>
+                <w:rFonts w:ascii="新細明體" w:hAnsi="新細明體" w:eastAsia="新細明體" w:cs="新細明體"/>
+                <w:b w:val="0"/>
+                <w:sz w:val="24"/>
+                <w:szCs w:val="24"/>
               </w:rPr>
               <w:t>各組在小白板寫兩句：「明天早上臺北：＿＿＿」「明天早上高雄：＿＿＿」</w:t>
             </w:r>
@@ -2539,8 +2790,10 @@
             </w:pPr>
             <w:r>
               <w:rPr>
-                <w:rFonts w:ascii="標楷體" w:hAnsi="標楷體"/>
-                <w:b w:val="0"/>
+                <w:rFonts w:ascii="新細明體" w:hAnsi="新細明體" w:eastAsia="新細明體" w:cs="新細明體"/>
+                <w:b w:val="0"/>
+                <w:sz w:val="24"/>
+                <w:szCs w:val="24"/>
               </w:rPr>
               <w:t>每句下面必須寫出兩筆支持的資料（來自天氣圖或觀測表）。</w:t>
             </w:r>
@@ -2551,19 +2804,23 @@
             </w:pPr>
             <w:r>
               <w:rPr>
-                <w:rFonts w:ascii="標楷體" w:hAnsi="標楷體"/>
-                <w:b w:val="0"/>
-              </w:rPr>
-            </w:r>
-          </w:p>
-          <w:p>
-            <w:pPr>
-              <w:spacing w:after="0"/>
-            </w:pPr>
-            <w:r>
-              <w:rPr>
-                <w:rFonts w:ascii="標楷體" w:hAnsi="標楷體"/>
-                <w:b w:val="0"/>
+                <w:rFonts w:ascii="新細明體" w:hAnsi="新細明體" w:eastAsia="新細明體" w:cs="新細明體"/>
+                <w:b w:val="0"/>
+                <w:sz w:val="24"/>
+                <w:szCs w:val="24"/>
+              </w:rPr>
+            </w:r>
+          </w:p>
+          <w:p>
+            <w:pPr>
+              <w:spacing w:after="0"/>
+            </w:pPr>
+            <w:r>
+              <w:rPr>
+                <w:rFonts w:ascii="新細明體" w:hAnsi="新細明體" w:eastAsia="新細明體" w:cs="新細明體"/>
+                <w:b w:val="0"/>
+                <w:sz w:val="24"/>
+                <w:szCs w:val="24"/>
               </w:rPr>
               <w:t>6. 發下 4/20 真實資料，各組對帳（8 分）</w:t>
             </w:r>
@@ -2574,8 +2831,10 @@
             </w:pPr>
             <w:r>
               <w:rPr>
-                <w:rFonts w:ascii="標楷體" w:hAnsi="標楷體"/>
-                <w:b w:val="0"/>
+                <w:rFonts w:ascii="新細明體" w:hAnsi="新細明體" w:eastAsia="新細明體" w:cs="新細明體"/>
+                <w:b w:val="0"/>
+                <w:sz w:val="24"/>
+                <w:szCs w:val="24"/>
               </w:rPr>
               <w:t>各組寫完後，教師才發下 4/20 的資料紙條。各組比對，在小白板旁邊補寫：我們原本用的規則是什麼？它在哪一格失效？</w:t>
             </w:r>
@@ -2586,19 +2845,23 @@
             </w:pPr>
             <w:r>
               <w:rPr>
-                <w:rFonts w:ascii="標楷體" w:hAnsi="標楷體"/>
-                <w:b w:val="0"/>
-              </w:rPr>
-            </w:r>
-          </w:p>
-          <w:p>
-            <w:pPr>
-              <w:spacing w:after="0"/>
-            </w:pPr>
-            <w:r>
-              <w:rPr>
-                <w:rFonts w:ascii="標楷體" w:hAnsi="標楷體"/>
-                <w:b w:val="0"/>
+                <w:rFonts w:ascii="新細明體" w:hAnsi="新細明體" w:eastAsia="新細明體" w:cs="新細明體"/>
+                <w:b w:val="0"/>
+                <w:sz w:val="24"/>
+                <w:szCs w:val="24"/>
+              </w:rPr>
+            </w:r>
+          </w:p>
+          <w:p>
+            <w:pPr>
+              <w:spacing w:after="0"/>
+            </w:pPr>
+            <w:r>
+              <w:rPr>
+                <w:rFonts w:ascii="新細明體" w:hAnsi="新細明體" w:eastAsia="新細明體" w:cs="新細明體"/>
+                <w:b w:val="0"/>
+                <w:sz w:val="24"/>
+                <w:szCs w:val="24"/>
               </w:rPr>
               <w:t>7. 小白板上牆（4 分）</w:t>
             </w:r>
@@ -2609,8 +2872,10 @@
             </w:pPr>
             <w:r>
               <w:rPr>
-                <w:rFonts w:ascii="標楷體" w:hAnsi="標楷體"/>
-                <w:b w:val="0"/>
+                <w:rFonts w:ascii="新細明體" w:hAnsi="新細明體" w:eastAsia="新細明體" w:cs="新細明體"/>
+                <w:b w:val="0"/>
+                <w:sz w:val="24"/>
+                <w:szCs w:val="24"/>
               </w:rPr>
               <w:t>各組把小白板橫向並排貼上黑板，全班站起來走看一輪。</w:t>
             </w:r>
@@ -2631,8 +2896,10 @@
             </w:pPr>
             <w:r>
               <w:rPr>
-                <w:rFonts w:ascii="標楷體" w:hAnsi="標楷體"/>
-                <w:b w:val="0"/>
+                <w:rFonts w:ascii="新細明體" w:hAnsi="新細明體" w:eastAsia="新細明體" w:cs="新細明體"/>
+                <w:b w:val="0"/>
+                <w:sz w:val="24"/>
+                <w:szCs w:val="24"/>
               </w:rPr>
               <w:t>巡走由後排最沉默的一組開始。不糾正任何一組的預報，只記下：哪幾組高雄寫「下雨」、哪幾組寫「不下雨」、哪一組提到了臺東。</w:t>
             </w:r>
@@ -2643,19 +2910,23 @@
             </w:pPr>
             <w:r>
               <w:rPr>
-                <w:rFonts w:ascii="標楷體" w:hAnsi="標楷體"/>
-                <w:b w:val="0"/>
-              </w:rPr>
-            </w:r>
-          </w:p>
-          <w:p>
-            <w:pPr>
-              <w:spacing w:after="0"/>
-            </w:pPr>
-            <w:r>
-              <w:rPr>
-                <w:rFonts w:ascii="標楷體" w:hAnsi="標楷體"/>
-                <w:b w:val="0"/>
+                <w:rFonts w:ascii="新細明體" w:hAnsi="新細明體" w:eastAsia="新細明體" w:cs="新細明體"/>
+                <w:b w:val="0"/>
+                <w:sz w:val="24"/>
+                <w:szCs w:val="24"/>
+              </w:rPr>
+            </w:r>
+          </w:p>
+          <w:p>
+            <w:pPr>
+              <w:spacing w:after="0"/>
+            </w:pPr>
+            <w:r>
+              <w:rPr>
+                <w:rFonts w:ascii="新細明體" w:hAnsi="新細明體" w:eastAsia="新細明體" w:cs="新細明體"/>
+                <w:b w:val="0"/>
+                <w:sz w:val="24"/>
+                <w:szCs w:val="24"/>
               </w:rPr>
               <w:t>【提示】（某組卡在只寫得出一筆證據）「回到圖上。除了鋒面的位置，還有沒有別的地方在告訴你？」</w:t>
             </w:r>
@@ -2666,8 +2937,10 @@
             </w:pPr>
             <w:r>
               <w:rPr>
-                <w:rFonts w:ascii="標楷體" w:hAnsi="標楷體"/>
-                <w:b w:val="0"/>
+                <w:rFonts w:ascii="新細明體" w:hAnsi="新細明體" w:eastAsia="新細明體" w:cs="新細明體"/>
+                <w:b w:val="0"/>
+                <w:sz w:val="24"/>
+                <w:szCs w:val="24"/>
               </w:rPr>
               <w:t>【反問】（學生問「高雄到底會不會下雨」）「你自己覺得呢？你是看到什麼才這樣想的？」</w:t>
             </w:r>
@@ -2678,8 +2951,10 @@
             </w:pPr>
             <w:r>
               <w:rPr>
-                <w:rFonts w:ascii="標楷體" w:hAnsi="標楷體"/>
-                <w:b w:val="0"/>
+                <w:rFonts w:ascii="新細明體" w:hAnsi="新細明體" w:eastAsia="新細明體" w:cs="新細明體"/>
+                <w:b w:val="0"/>
+                <w:sz w:val="24"/>
+                <w:szCs w:val="24"/>
               </w:rPr>
               <w:t>【深究】（某組很快寫完且兩地都寫「下雨降溫」）「那高雄跟臺北，會一樣多嗎？你怎麼知道？」</w:t>
             </w:r>
@@ -2690,19 +2965,23 @@
             </w:pPr>
             <w:r>
               <w:rPr>
-                <w:rFonts w:ascii="標楷體" w:hAnsi="標楷體"/>
-                <w:b w:val="0"/>
-              </w:rPr>
-            </w:r>
-          </w:p>
-          <w:p>
-            <w:pPr>
-              <w:spacing w:after="0"/>
-            </w:pPr>
-            <w:r>
-              <w:rPr>
-                <w:rFonts w:ascii="標楷體" w:hAnsi="標楷體"/>
-                <w:b w:val="0"/>
+                <w:rFonts w:ascii="新細明體" w:hAnsi="新細明體" w:eastAsia="新細明體" w:cs="新細明體"/>
+                <w:b w:val="0"/>
+                <w:sz w:val="24"/>
+                <w:szCs w:val="24"/>
+              </w:rPr>
+            </w:r>
+          </w:p>
+          <w:p>
+            <w:pPr>
+              <w:spacing w:after="0"/>
+            </w:pPr>
+            <w:r>
+              <w:rPr>
+                <w:rFonts w:ascii="新細明體" w:hAnsi="新細明體" w:eastAsia="新細明體" w:cs="新細明體"/>
+                <w:b w:val="0"/>
+                <w:sz w:val="24"/>
+                <w:szCs w:val="24"/>
               </w:rPr>
               <w:t>發紙條時只說：「資料來了。」不要說「來看看你們對不對」。</w:t>
             </w:r>
@@ -2713,8 +2992,10 @@
             </w:pPr>
             <w:r>
               <w:rPr>
-                <w:rFonts w:ascii="標楷體" w:hAnsi="標楷體"/>
-                <w:b w:val="0"/>
+                <w:rFonts w:ascii="新細明體" w:hAnsi="新細明體" w:eastAsia="新細明體" w:cs="新細明體"/>
+                <w:b w:val="0"/>
+                <w:sz w:val="24"/>
+                <w:szCs w:val="24"/>
               </w:rPr>
               <w:t>觀察：記下對帳時第一個發現自己錯了的是哪一組、幾分幾秒——這是第三段的開場素材。</w:t>
             </w:r>
@@ -2735,8 +3016,10 @@
             </w:pPr>
             <w:r>
               <w:rPr>
-                <w:rFonts w:ascii="標楷體" w:hAnsi="標楷體"/>
+                <w:rFonts w:ascii="新細明體" w:hAnsi="新細明體" w:eastAsia="新細明體" w:cs="新細明體"/>
                 <w:b/>
+                <w:sz w:val="24"/>
+                <w:szCs w:val="24"/>
               </w:rPr>
               <w:t>20 分</w:t>
             </w:r>
@@ -2763,8 +3046,10 @@
             </w:pPr>
             <w:r>
               <w:rPr>
-                <w:rFonts w:ascii="標楷體" w:hAnsi="標楷體"/>
+                <w:rFonts w:ascii="新細明體" w:hAnsi="新細明體" w:eastAsia="新細明體" w:cs="新細明體"/>
                 <w:b/>
+                <w:sz w:val="24"/>
+                <w:szCs w:val="24"/>
               </w:rPr>
               <w:t>挑戰與聚斂</w:t>
             </w:r>
@@ -2775,8 +3060,10 @@
             </w:pPr>
             <w:r>
               <w:rPr>
-                <w:rFonts w:ascii="標楷體" w:hAnsi="標楷體"/>
+                <w:rFonts w:ascii="新細明體" w:hAnsi="新細明體" w:eastAsia="新細明體" w:cs="新細明體"/>
                 <w:b/>
+                <w:sz w:val="24"/>
+                <w:szCs w:val="24"/>
               </w:rPr>
               <w:t>（串連＋回歸）</w:t>
             </w:r>
@@ -2800,8 +3087,10 @@
             </w:pPr>
             <w:r>
               <w:rPr>
-                <w:rFonts w:ascii="標楷體" w:hAnsi="標楷體"/>
-                <w:b w:val="0"/>
+                <w:rFonts w:ascii="新細明體" w:hAnsi="新細明體" w:eastAsia="新細明體" w:cs="新細明體"/>
+                <w:b w:val="0"/>
+                <w:sz w:val="24"/>
+                <w:szCs w:val="24"/>
               </w:rPr>
               <w:t>8. 串連高雄的分歧（5 分）</w:t>
             </w:r>
@@ -2812,8 +3101,10 @@
             </w:pPr>
             <w:r>
               <w:rPr>
-                <w:rFonts w:ascii="標楷體" w:hAnsi="標楷體"/>
-                <w:b w:val="0"/>
+                <w:rFonts w:ascii="新細明體" w:hAnsi="新細明體" w:eastAsia="新細明體" w:cs="新細明體"/>
+                <w:b w:val="0"/>
+                <w:sz w:val="24"/>
+                <w:szCs w:val="24"/>
               </w:rPr>
               <w:t>先請預測「高雄會下雨」的組說明當時的理由，再請預測「不會下雨」的組說明。全班比對兩種規則。</w:t>
             </w:r>
@@ -2824,19 +3115,23 @@
             </w:pPr>
             <w:r>
               <w:rPr>
-                <w:rFonts w:ascii="標楷體" w:hAnsi="標楷體"/>
-                <w:b w:val="0"/>
-              </w:rPr>
-            </w:r>
-          </w:p>
-          <w:p>
-            <w:pPr>
-              <w:spacing w:after="0"/>
-            </w:pPr>
-            <w:r>
-              <w:rPr>
-                <w:rFonts w:ascii="標楷體" w:hAnsi="標楷體"/>
-                <w:b w:val="0"/>
+                <w:rFonts w:ascii="新細明體" w:hAnsi="新細明體" w:eastAsia="新細明體" w:cs="新細明體"/>
+                <w:b w:val="0"/>
+                <w:sz w:val="24"/>
+                <w:szCs w:val="24"/>
+              </w:rPr>
+            </w:r>
+          </w:p>
+          <w:p>
+            <w:pPr>
+              <w:spacing w:after="0"/>
+            </w:pPr>
+            <w:r>
+              <w:rPr>
+                <w:rFonts w:ascii="新細明體" w:hAnsi="新細明體" w:eastAsia="新細明體" w:cs="新細明體"/>
+                <w:b w:val="0"/>
+                <w:sz w:val="24"/>
+                <w:szCs w:val="24"/>
               </w:rPr>
               <w:t>9. 回到臺東那一格（3 分）</w:t>
             </w:r>
@@ -2847,8 +3142,10 @@
             </w:pPr>
             <w:r>
               <w:rPr>
-                <w:rFonts w:ascii="標楷體" w:hAnsi="標楷體"/>
-                <w:b w:val="0"/>
+                <w:rFonts w:ascii="新細明體" w:hAnsi="新細明體" w:eastAsia="新細明體" w:cs="新細明體"/>
+                <w:b w:val="0"/>
+                <w:sz w:val="24"/>
+                <w:szCs w:val="24"/>
               </w:rPr>
               <w:t>教師把 4/19 臺東「雷雨 27.7℃」投影放大：那天鋒面還在臺灣西北方的華南沿海，臺東卻在東南角下雷雨。這場雨是誰下的？</w:t>
             </w:r>
@@ -2859,8 +3156,10 @@
             </w:pPr>
             <w:r>
               <w:rPr>
-                <w:rFonts w:ascii="標楷體" w:hAnsi="標楷體"/>
-                <w:b w:val="0"/>
+                <w:rFonts w:ascii="新細明體" w:hAnsi="新細明體" w:eastAsia="新細明體" w:cs="新細明體"/>
+                <w:b w:val="0"/>
+                <w:sz w:val="24"/>
+                <w:szCs w:val="24"/>
               </w:rPr>
               <w:t>（不追求收斂到單一答案，留成問題。）</w:t>
             </w:r>
@@ -2871,8 +3170,10 @@
             </w:pPr>
             <w:r>
               <w:rPr>
-                <w:rFonts w:ascii="標楷體" w:hAnsi="標楷體"/>
-                <w:b w:val="0"/>
+                <w:rFonts w:ascii="新細明體" w:hAnsi="新細明體" w:eastAsia="新細明體" w:cs="新細明體"/>
+                <w:b w:val="0"/>
+                <w:sz w:val="24"/>
+                <w:szCs w:val="24"/>
               </w:rPr>
               <w:t>〔加菜，有餘力才拋〕澎湖在臺灣海峽、離那條鋒面近，臺東在東南角、離得最遠，兩地同樣是雷雨。成因會一樣嗎？</w:t>
             </w:r>
@@ -2883,19 +3184,23 @@
             </w:pPr>
             <w:r>
               <w:rPr>
-                <w:rFonts w:ascii="標楷體" w:hAnsi="標楷體"/>
-                <w:b w:val="0"/>
-              </w:rPr>
-            </w:r>
-          </w:p>
-          <w:p>
-            <w:pPr>
-              <w:spacing w:after="0"/>
-            </w:pPr>
-            <w:r>
-              <w:rPr>
-                <w:rFonts w:ascii="標楷體" w:hAnsi="標楷體"/>
-                <w:b w:val="0"/>
+                <w:rFonts w:ascii="新細明體" w:hAnsi="新細明體" w:eastAsia="新細明體" w:cs="新細明體"/>
+                <w:b w:val="0"/>
+                <w:sz w:val="24"/>
+                <w:szCs w:val="24"/>
+              </w:rPr>
+            </w:r>
+          </w:p>
+          <w:p>
+            <w:pPr>
+              <w:spacing w:after="0"/>
+            </w:pPr>
+            <w:r>
+              <w:rPr>
+                <w:rFonts w:ascii="新細明體" w:hAnsi="新細明體" w:eastAsia="新細明體" w:cs="新細明體"/>
+                <w:b w:val="0"/>
+                <w:sz w:val="24"/>
+                <w:szCs w:val="24"/>
               </w:rPr>
               <w:t>10. 個人書寫收束（2 分）</w:t>
             </w:r>
@@ -2906,8 +3211,10 @@
             </w:pPr>
             <w:r>
               <w:rPr>
-                <w:rFonts w:ascii="標楷體" w:hAnsi="標楷體"/>
-                <w:b w:val="0"/>
+                <w:rFonts w:ascii="新細明體" w:hAnsi="新細明體" w:eastAsia="新細明體" w:cs="新細明體"/>
+                <w:b w:val="0"/>
+                <w:sz w:val="24"/>
+                <w:szCs w:val="24"/>
               </w:rPr>
               <w:t>各自在學習單最後一題寫一句：我今天改掉的一個想法是＿＿＿。</w:t>
             </w:r>
@@ -2928,8 +3235,10 @@
             </w:pPr>
             <w:r>
               <w:rPr>
-                <w:rFonts w:ascii="標楷體" w:hAnsi="標楷體"/>
-                <w:b w:val="0"/>
+                <w:rFonts w:ascii="新細明體" w:hAnsi="新細明體" w:eastAsia="新細明體" w:cs="新細明體"/>
+                <w:b w:val="0"/>
+                <w:sz w:val="24"/>
+                <w:szCs w:val="24"/>
               </w:rPr>
               <w:t>先請預測錯的組先說。</w:t>
             </w:r>
@@ -2940,20 +3249,38 @@
             </w:pPr>
             <w:r>
               <w:rPr>
-                <w:rFonts w:ascii="標楷體" w:hAnsi="標楷體"/>
-                <w:b w:val="0"/>
-              </w:rPr>
-              <w:t>【轉問】「第 4 組說鋒面還沒到高雄。第 2 組，你們當時是怎麼想的？」</w:t>
-            </w:r>
-          </w:p>
-          <w:p>
-            <w:pPr>
-              <w:spacing w:after="0"/>
-            </w:pPr>
-            <w:r>
-              <w:rPr>
-                <w:rFonts w:ascii="標楷體" w:hAnsi="標楷體"/>
-                <w:b w:val="0"/>
+                <w:rFonts w:ascii="新細明體" w:hAnsi="新細明體" w:eastAsia="新細明體" w:cs="新細明體"/>
+                <w:b w:val="0"/>
+                <w:sz w:val="24"/>
+                <w:szCs w:val="24"/>
+              </w:rPr>
+              <w:t>【轉問】串連進程（三位，見附錄二 B）：</w:t>
+            </w:r>
+          </w:p>
+          <w:p>
+            <w:pPr>
+              <w:spacing w:after="0"/>
+            </w:pPr>
+            <w:r>
+              <w:rPr>
+                <w:rFonts w:ascii="新細明體" w:hAnsi="新細明體" w:eastAsia="新細明體" w:cs="新細明體"/>
+                <w:b w:val="0"/>
+                <w:sz w:val="24"/>
+                <w:szCs w:val="24"/>
+              </w:rPr>
+              <w:t>生1（第 4 組）「鋒面還沒到高雄」→「第 2 組，你們當時是怎麼想的？」→ 生2（第 2 組）「冷鋒過境就會下雨」→「生3，你聽到這兩組的差別在哪裡？」→ 生3 講得斷斷續續 →【釐清】「再一次。」／【轉問】「有人要幫他補一下嗎？」→【回歸】「回到圖上。20 號鋒面壓在哪裡？」</w:t>
+            </w:r>
+          </w:p>
+          <w:p>
+            <w:pPr>
+              <w:spacing w:after="0"/>
+            </w:pPr>
+            <w:r>
+              <w:rPr>
+                <w:rFonts w:ascii="新細明體" w:hAnsi="新細明體" w:eastAsia="新細明體" w:cs="新細明體"/>
+                <w:b w:val="0"/>
+                <w:sz w:val="24"/>
+                <w:szCs w:val="24"/>
               </w:rPr>
               <w:t>【轉引】「這是一種規則。還有沒有別的規則也說得通？」</w:t>
             </w:r>
@@ -2964,43 +3291,51 @@
             </w:pPr>
             <w:r>
               <w:rPr>
-                <w:rFonts w:ascii="標楷體" w:hAnsi="標楷體"/>
-                <w:b w:val="0"/>
-              </w:rPr>
-              <w:t>【回歸】「回到圖上。你看到什麼，讓你這樣說？」（可反覆使用）</w:t>
-            </w:r>
-          </w:p>
-          <w:p>
-            <w:pPr>
-              <w:spacing w:after="0"/>
-            </w:pPr>
-            <w:r>
-              <w:rPr>
-                <w:rFonts w:ascii="標楷體" w:hAnsi="標楷體"/>
-                <w:b w:val="0"/>
-              </w:rPr>
-              <w:t>【深究】「臺中降了 4.9 度，高雄降 1.1 度。這個差別在告訴我們什麼？」</w:t>
-            </w:r>
-          </w:p>
-          <w:p>
-            <w:pPr>
-              <w:spacing w:after="0"/>
-            </w:pPr>
-            <w:r>
-              <w:rPr>
-                <w:rFonts w:ascii="標楷體" w:hAnsi="標楷體"/>
-                <w:b w:val="0"/>
-              </w:rPr>
-            </w:r>
-          </w:p>
-          <w:p>
-            <w:pPr>
-              <w:spacing w:after="0"/>
-            </w:pPr>
-            <w:r>
-              <w:rPr>
-                <w:rFonts w:ascii="標楷體" w:hAnsi="標楷體"/>
-                <w:b w:val="0"/>
+                <w:rFonts w:ascii="新細明體" w:hAnsi="新細明體" w:eastAsia="新細明體" w:cs="新細明體"/>
+                <w:b w:val="0"/>
+                <w:sz w:val="24"/>
+                <w:szCs w:val="24"/>
+              </w:rPr>
+              <w:t>【深究】串連進程（三位，見附錄二 C）：</w:t>
+            </w:r>
+          </w:p>
+          <w:p>
+            <w:pPr>
+              <w:spacing w:after="0"/>
+            </w:pPr>
+            <w:r>
+              <w:rPr>
+                <w:rFonts w:ascii="新細明體" w:hAnsi="新細明體" w:eastAsia="新細明體" w:cs="新細明體"/>
+                <w:b w:val="0"/>
+                <w:sz w:val="24"/>
+                <w:szCs w:val="24"/>
+              </w:rPr>
+              <w:t>生1「鋒面在北邊所以臺北下雨」→「還有沒有第二筆？」→ 生2「臺北降了 3 度多」→「臺中降 4.9、高雄降 1.1，這個差別在告訴我們什麼？」→ 生3「降越多鋒面越近？」→「那 19 號的臺東，鋒面最遠，它為什麼在下雷雨？」→ 接第 9 步</w:t>
+            </w:r>
+          </w:p>
+          <w:p>
+            <w:pPr>
+              <w:spacing w:after="0"/>
+            </w:pPr>
+            <w:r>
+              <w:rPr>
+                <w:rFonts w:ascii="新細明體" w:hAnsi="新細明體" w:eastAsia="新細明體" w:cs="新細明體"/>
+                <w:b w:val="0"/>
+                <w:sz w:val="24"/>
+                <w:szCs w:val="24"/>
+              </w:rPr>
+            </w:r>
+          </w:p>
+          <w:p>
+            <w:pPr>
+              <w:spacing w:after="0"/>
+            </w:pPr>
+            <w:r>
+              <w:rPr>
+                <w:rFonts w:ascii="新細明體" w:hAnsi="新細明體" w:eastAsia="新細明體" w:cs="新細明體"/>
+                <w:b w:val="0"/>
+                <w:sz w:val="24"/>
+                <w:szCs w:val="24"/>
               </w:rPr>
               <w:t>臺東那一格：</w:t>
             </w:r>
@@ -3011,8 +3346,10 @@
             </w:pPr>
             <w:r>
               <w:rPr>
-                <w:rFonts w:ascii="標楷體" w:hAnsi="標楷體"/>
-                <w:b w:val="0"/>
+                <w:rFonts w:ascii="新細明體" w:hAnsi="新細明體" w:eastAsia="新細明體" w:cs="新細明體"/>
+                <w:b w:val="0"/>
+                <w:sz w:val="24"/>
+                <w:szCs w:val="24"/>
               </w:rPr>
               <w:t>【反問】「鋒面還在臺灣的西北邊，臺東在東南角，最遠。它卻在下雷雨。這場雨是誰下的？」</w:t>
             </w:r>
@@ -3023,8 +3360,10 @@
             </w:pPr>
             <w:r>
               <w:rPr>
-                <w:rFonts w:ascii="標楷體" w:hAnsi="標楷體"/>
-                <w:b w:val="0"/>
+                <w:rFonts w:ascii="新細明體" w:hAnsi="新細明體" w:eastAsia="新細明體" w:cs="新細明體"/>
+                <w:b w:val="0"/>
+                <w:sz w:val="24"/>
+                <w:szCs w:val="24"/>
               </w:rPr>
               <w:t>【等待】學生沉默時不催、不換人：「你需要想一下是嗎？那你可以先找人幫忙嗎？」</w:t>
             </w:r>
@@ -3035,19 +3374,23 @@
             </w:pPr>
             <w:r>
               <w:rPr>
-                <w:rFonts w:ascii="標楷體" w:hAnsi="標楷體"/>
-                <w:b w:val="0"/>
-              </w:rPr>
-            </w:r>
-          </w:p>
-          <w:p>
-            <w:pPr>
-              <w:spacing w:after="0"/>
-            </w:pPr>
-            <w:r>
-              <w:rPr>
-                <w:rFonts w:ascii="標楷體" w:hAnsi="標楷體"/>
-                <w:b w:val="0"/>
+                <w:rFonts w:ascii="新細明體" w:hAnsi="新細明體" w:eastAsia="新細明體" w:cs="新細明體"/>
+                <w:b w:val="0"/>
+                <w:sz w:val="24"/>
+                <w:szCs w:val="24"/>
+              </w:rPr>
+            </w:r>
+          </w:p>
+          <w:p>
+            <w:pPr>
+              <w:spacing w:after="0"/>
+            </w:pPr>
+            <w:r>
+              <w:rPr>
+                <w:rFonts w:ascii="新細明體" w:hAnsi="新細明體" w:eastAsia="新細明體" w:cs="新細明體"/>
+                <w:b w:val="0"/>
+                <w:sz w:val="24"/>
+                <w:szCs w:val="24"/>
               </w:rPr>
               <w:t>觀察：記下有誰在收束欄寫下的是「規則」而不是「答案」。</w:t>
             </w:r>
@@ -3069,8 +3412,10 @@
             </w:pPr>
             <w:r>
               <w:rPr>
-                <w:rFonts w:ascii="標楷體" w:hAnsi="標楷體"/>
+                <w:rFonts w:ascii="新細明體" w:hAnsi="新細明體" w:eastAsia="新細明體" w:cs="新細明體"/>
                 <w:b/>
+                <w:sz w:val="24"/>
+                <w:szCs w:val="24"/>
               </w:rPr>
               <w:t>10 分</w:t>
             </w:r>
@@ -3081,8 +3426,10 @@
     <w:p>
       <w:r>
         <w:rPr>
-          <w:rFonts w:ascii="標楷體" w:hAnsi="標楷體"/>
+          <w:rFonts w:ascii="新細明體" w:hAnsi="新細明體" w:eastAsia="新細明體" w:cs="新細明體"/>
           <w:b w:val="0"/>
+          <w:sz w:val="24"/>
+          <w:szCs w:val="24"/>
         </w:rPr>
         <w:t>彈性條款：本挑戰題將依教學實際進度調整。若學生在第 5 步書寫預報時明顯遲滯（超過 10 分鐘仍有半數組別未寫滿兩筆證據），則第 9 步「臺東那一格」不在公開課中進行，調整至下一節課開頭處理，本節收在第 8 步的串連即可。　安全：本節為資料判讀課，無實驗操作、無器材與藥品，不涉及安全風險。</w:t>
       </w:r>
@@ -3090,8 +3437,10 @@
     <w:p>
       <w:r>
         <w:rPr>
-          <w:rFonts w:ascii="標楷體" w:hAnsi="標楷體"/>
+          <w:rFonts w:ascii="新細明體" w:hAnsi="新細明體" w:eastAsia="新細明體" w:cs="新細明體"/>
           <w:b/>
+          <w:sz w:val="24"/>
+          <w:szCs w:val="24"/>
         </w:rPr>
         <w:t>附錄：理答預想表（全篇涵蓋策略：轉引、轉問、反問、提示、釐清、深究、回歸、等待）</w:t>
       </w:r>
@@ -3119,8 +3468,10 @@
             </w:pPr>
             <w:r>
               <w:rPr>
-                <w:rFonts w:ascii="標楷體" w:hAnsi="標楷體"/>
+                <w:rFonts w:ascii="新細明體" w:hAnsi="新細明體" w:eastAsia="新細明體" w:cs="新細明體"/>
                 <w:b/>
+                <w:sz w:val="24"/>
+                <w:szCs w:val="24"/>
               </w:rPr>
               <w:t>預想的學生回應</w:t>
             </w:r>
@@ -3136,8 +3487,10 @@
             </w:pPr>
             <w:r>
               <w:rPr>
-                <w:rFonts w:ascii="標楷體" w:hAnsi="標楷體"/>
+                <w:rFonts w:ascii="新細明體" w:hAnsi="新細明體" w:eastAsia="新細明體" w:cs="新細明體"/>
                 <w:b/>
+                <w:sz w:val="24"/>
+                <w:szCs w:val="24"/>
               </w:rPr>
               <w:t>判讀</w:t>
             </w:r>
@@ -3153,8 +3506,10 @@
             </w:pPr>
             <w:r>
               <w:rPr>
-                <w:rFonts w:ascii="標楷體" w:hAnsi="標楷體"/>
+                <w:rFonts w:ascii="新細明體" w:hAnsi="新細明體" w:eastAsia="新細明體" w:cs="新細明體"/>
                 <w:b/>
+                <w:sz w:val="24"/>
+                <w:szCs w:val="24"/>
               </w:rPr>
               <w:t>策略</w:t>
             </w:r>
@@ -3170,8 +3525,10 @@
             </w:pPr>
             <w:r>
               <w:rPr>
-                <w:rFonts w:ascii="標楷體" w:hAnsi="標楷體"/>
+                <w:rFonts w:ascii="新細明體" w:hAnsi="新細明體" w:eastAsia="新細明體" w:cs="新細明體"/>
                 <w:b/>
+                <w:sz w:val="24"/>
+                <w:szCs w:val="24"/>
               </w:rPr>
               <w:t>教師台詞</w:t>
             </w:r>
@@ -3189,8 +3546,10 @@
             </w:pPr>
             <w:r>
               <w:rPr>
-                <w:rFonts w:ascii="標楷體" w:hAnsi="標楷體"/>
-                <w:b w:val="0"/>
+                <w:rFonts w:ascii="新細明體" w:hAnsi="新細明體" w:eastAsia="新細明體" w:cs="新細明體"/>
+                <w:b w:val="0"/>
+                <w:sz w:val="24"/>
+                <w:szCs w:val="24"/>
               </w:rPr>
               <w:t>（講錯）「臺東 19 號就在下雨了，所以鋒面 19 號就到臺東了。」</w:t>
             </w:r>
@@ -3206,8 +3565,10 @@
             </w:pPr>
             <w:r>
               <w:rPr>
-                <w:rFonts w:ascii="標楷體" w:hAnsi="標楷體"/>
-                <w:b w:val="0"/>
+                <w:rFonts w:ascii="新細明體" w:hAnsi="新細明體" w:eastAsia="新細明體" w:cs="新細明體"/>
+                <w:b w:val="0"/>
+                <w:sz w:val="24"/>
+                <w:szCs w:val="24"/>
               </w:rPr>
               <w:t>把「降雨」當成鋒面的唯一指標，沒有回頭看天氣圖上鋒面的實際位置。這是本課最有價值的錯誤，不要當場糾正。</w:t>
             </w:r>
@@ -3223,8 +3584,10 @@
             </w:pPr>
             <w:r>
               <w:rPr>
-                <w:rFonts w:ascii="標楷體" w:hAnsi="標楷體"/>
-                <w:b w:val="0"/>
+                <w:rFonts w:ascii="新細明體" w:hAnsi="新細明體" w:eastAsia="新細明體" w:cs="新細明體"/>
+                <w:b w:val="0"/>
+                <w:sz w:val="24"/>
+                <w:szCs w:val="24"/>
               </w:rPr>
               <w:t>轉問</w:t>
             </w:r>
@@ -3240,8 +3603,10 @@
             </w:pPr>
             <w:r>
               <w:rPr>
-                <w:rFonts w:ascii="標楷體" w:hAnsi="標楷體"/>
-                <w:b w:val="0"/>
+                <w:rFonts w:ascii="新細明體" w:hAnsi="新細明體" w:eastAsia="新細明體" w:cs="新細明體"/>
+                <w:b w:val="0"/>
+                <w:sz w:val="24"/>
+                <w:szCs w:val="24"/>
               </w:rPr>
               <w:t>「有人要幫他補充一下嗎？」</w:t>
             </w:r>
@@ -3259,8 +3624,10 @@
             </w:pPr>
             <w:r>
               <w:rPr>
-                <w:rFonts w:ascii="標楷體" w:hAnsi="標楷體"/>
-                <w:b w:val="0"/>
+                <w:rFonts w:ascii="新細明體" w:hAnsi="新細明體" w:eastAsia="新細明體" w:cs="新細明體"/>
+                <w:b w:val="0"/>
+                <w:sz w:val="24"/>
+                <w:szCs w:val="24"/>
               </w:rPr>
               <w:t>（講錯）「高雄也會下大雨，因為冷鋒過境就是會下雨。」</w:t>
             </w:r>
@@ -3276,8 +3643,10 @@
             </w:pPr>
             <w:r>
               <w:rPr>
-                <w:rFonts w:ascii="標楷體" w:hAnsi="標楷體"/>
-                <w:b w:val="0"/>
+                <w:rFonts w:ascii="新細明體" w:hAnsi="新細明體" w:eastAsia="新細明體" w:cs="新細明體"/>
+                <w:b w:val="0"/>
+                <w:sz w:val="24"/>
+                <w:szCs w:val="24"/>
               </w:rPr>
               <w:t>規則本身沒錯，但被當成無條件成立，缺少「鋒面推進到哪裡了」這個前提。</w:t>
             </w:r>
@@ -3293,8 +3662,10 @@
             </w:pPr>
             <w:r>
               <w:rPr>
-                <w:rFonts w:ascii="標楷體" w:hAnsi="標楷體"/>
-                <w:b w:val="0"/>
+                <w:rFonts w:ascii="新細明體" w:hAnsi="新細明體" w:eastAsia="新細明體" w:cs="新細明體"/>
+                <w:b w:val="0"/>
+                <w:sz w:val="24"/>
+                <w:szCs w:val="24"/>
               </w:rPr>
               <w:t>深究</w:t>
             </w:r>
@@ -3310,8 +3681,10 @@
             </w:pPr>
             <w:r>
               <w:rPr>
-                <w:rFonts w:ascii="標楷體" w:hAnsi="標楷體"/>
-                <w:b w:val="0"/>
+                <w:rFonts w:ascii="新細明體" w:hAnsi="新細明體" w:eastAsia="新細明體" w:cs="新細明體"/>
+                <w:b w:val="0"/>
+                <w:sz w:val="24"/>
+                <w:szCs w:val="24"/>
               </w:rPr>
               <w:t>「那高雄跟臺北，會一樣多嗎？你怎麼知道？」</w:t>
             </w:r>
@@ -3329,8 +3702,10 @@
             </w:pPr>
             <w:r>
               <w:rPr>
-                <w:rFonts w:ascii="標楷體" w:hAnsi="標楷體"/>
-                <w:b w:val="0"/>
+                <w:rFonts w:ascii="新細明體" w:hAnsi="新細明體" w:eastAsia="新細明體" w:cs="新細明體"/>
+                <w:b w:val="0"/>
+                <w:sz w:val="24"/>
+                <w:szCs w:val="24"/>
               </w:rPr>
               <w:t>（沉默）被點名後低頭不語</w:t>
             </w:r>
@@ -3346,8 +3721,10 @@
             </w:pPr>
             <w:r>
               <w:rPr>
-                <w:rFonts w:ascii="標楷體" w:hAnsi="標楷體"/>
-                <w:b w:val="0"/>
+                <w:rFonts w:ascii="新細明體" w:hAnsi="新細明體" w:eastAsia="新細明體" w:cs="新細明體"/>
+                <w:b w:val="0"/>
+                <w:sz w:val="24"/>
+                <w:szCs w:val="24"/>
               </w:rPr>
               <w:t>可能是還沒讀完資料，也可能是不確定自己講的算不算數。催他會讓他更退。</w:t>
             </w:r>
@@ -3363,8 +3740,10 @@
             </w:pPr>
             <w:r>
               <w:rPr>
-                <w:rFonts w:ascii="標楷體" w:hAnsi="標楷體"/>
-                <w:b w:val="0"/>
+                <w:rFonts w:ascii="新細明體" w:hAnsi="新細明體" w:eastAsia="新細明體" w:cs="新細明體"/>
+                <w:b w:val="0"/>
+                <w:sz w:val="24"/>
+                <w:szCs w:val="24"/>
               </w:rPr>
               <w:t>提示</w:t>
             </w:r>
@@ -3380,8 +3759,10 @@
             </w:pPr>
             <w:r>
               <w:rPr>
-                <w:rFonts w:ascii="標楷體" w:hAnsi="標楷體"/>
-                <w:b w:val="0"/>
+                <w:rFonts w:ascii="新細明體" w:hAnsi="新細明體" w:eastAsia="新細明體" w:cs="新細明體"/>
+                <w:b w:val="0"/>
+                <w:sz w:val="24"/>
+                <w:szCs w:val="24"/>
               </w:rPr>
               <w:t>「你需要想一下是嗎？那你可以先找人幫忙嗎？」</w:t>
             </w:r>
@@ -3399,8 +3780,10 @@
             </w:pPr>
             <w:r>
               <w:rPr>
-                <w:rFonts w:ascii="標楷體" w:hAnsi="標楷體"/>
-                <w:b w:val="0"/>
+                <w:rFonts w:ascii="新細明體" w:hAnsi="新細明體" w:eastAsia="新細明體" w:cs="新細明體"/>
+                <w:b w:val="0"/>
+                <w:sz w:val="24"/>
+                <w:szCs w:val="24"/>
               </w:rPr>
               <w:t>（離題）「我阿嬤說燕子飛低就要下雨。」</w:t>
             </w:r>
@@ -3416,8 +3799,10 @@
             </w:pPr>
             <w:r>
               <w:rPr>
-                <w:rFonts w:ascii="標楷體" w:hAnsi="標楷體"/>
-                <w:b w:val="0"/>
+                <w:rFonts w:ascii="新細明體" w:hAnsi="新細明體" w:eastAsia="新細明體" w:cs="新細明體"/>
+                <w:b w:val="0"/>
+                <w:sz w:val="24"/>
+                <w:szCs w:val="24"/>
               </w:rPr>
               <w:t>用生活經驗取代手上的資料。不否定經驗，但要把注意力拉回這張圖。</w:t>
             </w:r>
@@ -3433,8 +3818,10 @@
             </w:pPr>
             <w:r>
               <w:rPr>
-                <w:rFonts w:ascii="標楷體" w:hAnsi="標楷體"/>
-                <w:b w:val="0"/>
+                <w:rFonts w:ascii="新細明體" w:hAnsi="新細明體" w:eastAsia="新細明體" w:cs="新細明體"/>
+                <w:b w:val="0"/>
+                <w:sz w:val="24"/>
+                <w:szCs w:val="24"/>
               </w:rPr>
               <w:t>釐清</w:t>
             </w:r>
@@ -3450,8 +3837,10 @@
             </w:pPr>
             <w:r>
               <w:rPr>
-                <w:rFonts w:ascii="標楷體" w:hAnsi="標楷體"/>
-                <w:b w:val="0"/>
+                <w:rFonts w:ascii="新細明體" w:hAnsi="新細明體" w:eastAsia="新細明體" w:cs="新細明體"/>
+                <w:b w:val="0"/>
+                <w:sz w:val="24"/>
+                <w:szCs w:val="24"/>
               </w:rPr>
               <w:t>「回到圖上。這張圖上，有哪一格在告訴你？」</w:t>
             </w:r>
@@ -3469,8 +3858,10 @@
             </w:pPr>
             <w:r>
               <w:rPr>
-                <w:rFonts w:ascii="標楷體" w:hAnsi="標楷體"/>
-                <w:b w:val="0"/>
+                <w:rFonts w:ascii="新細明體" w:hAnsi="新細明體" w:eastAsia="新細明體" w:cs="新細明體"/>
+                <w:b w:val="0"/>
+                <w:sz w:val="24"/>
+                <w:szCs w:val="24"/>
               </w:rPr>
               <w:t>（答對但停在表層）「因為鋒面在北邊，所以臺北會下雨。」</w:t>
             </w:r>
@@ -3486,8 +3877,10 @@
             </w:pPr>
             <w:r>
               <w:rPr>
-                <w:rFonts w:ascii="標楷體" w:hAnsi="標楷體"/>
-                <w:b w:val="0"/>
+                <w:rFonts w:ascii="新細明體" w:hAnsi="新細明體" w:eastAsia="新細明體" w:cs="新細明體"/>
+                <w:b w:val="0"/>
+                <w:sz w:val="24"/>
+                <w:szCs w:val="24"/>
               </w:rPr>
               <w:t>判斷正確但只有一筆證據，沒有交叉佐證，也沒有提到移動。</w:t>
             </w:r>
@@ -3503,8 +3896,10 @@
             </w:pPr>
             <w:r>
               <w:rPr>
-                <w:rFonts w:ascii="標楷體" w:hAnsi="標楷體"/>
-                <w:b w:val="0"/>
+                <w:rFonts w:ascii="新細明體" w:hAnsi="新細明體" w:eastAsia="新細明體" w:cs="新細明體"/>
+                <w:b w:val="0"/>
+                <w:sz w:val="24"/>
+                <w:szCs w:val="24"/>
               </w:rPr>
               <w:t>深究</w:t>
             </w:r>
@@ -3520,8 +3915,10 @@
             </w:pPr>
             <w:r>
               <w:rPr>
-                <w:rFonts w:ascii="標楷體" w:hAnsi="標楷體"/>
-                <w:b w:val="0"/>
+                <w:rFonts w:ascii="新細明體" w:hAnsi="新細明體" w:eastAsia="新細明體" w:cs="新細明體"/>
+                <w:b w:val="0"/>
+                <w:sz w:val="24"/>
+                <w:szCs w:val="24"/>
               </w:rPr>
               <w:t>「還有沒有第二筆？哪裡也在說同一件事？」</w:t>
             </w:r>
@@ -3539,8 +3936,10 @@
             </w:pPr>
             <w:r>
               <w:rPr>
-                <w:rFonts w:ascii="標楷體" w:hAnsi="標楷體"/>
-                <w:b w:val="0"/>
+                <w:rFonts w:ascii="新細明體" w:hAnsi="新細明體" w:eastAsia="新細明體" w:cs="新細明體"/>
+                <w:b w:val="0"/>
+                <w:sz w:val="24"/>
+                <w:szCs w:val="24"/>
               </w:rPr>
               <w:t>（質疑教材）「圖上沒畫鋒面，不代表那裡沒有啊。」</w:t>
             </w:r>
@@ -3556,8 +3955,10 @@
             </w:pPr>
             <w:r>
               <w:rPr>
-                <w:rFonts w:ascii="標楷體" w:hAnsi="標楷體"/>
-                <w:b w:val="0"/>
+                <w:rFonts w:ascii="新細明體" w:hAnsi="新細明體" w:eastAsia="新細明體" w:cs="新細明體"/>
+                <w:b w:val="0"/>
+                <w:sz w:val="24"/>
+                <w:szCs w:val="24"/>
               </w:rPr>
               <w:t>這是很好的科學質疑，不是搗亂。學生已經意識到天氣圖是一種人為的表徵。</w:t>
             </w:r>
@@ -3573,8 +3974,10 @@
             </w:pPr>
             <w:r>
               <w:rPr>
-                <w:rFonts w:ascii="標楷體" w:hAnsi="標楷體"/>
-                <w:b w:val="0"/>
+                <w:rFonts w:ascii="新細明體" w:hAnsi="新細明體" w:eastAsia="新細明體" w:cs="新細明體"/>
+                <w:b w:val="0"/>
+                <w:sz w:val="24"/>
+                <w:szCs w:val="24"/>
               </w:rPr>
               <w:t>轉引</w:t>
             </w:r>
@@ -3590,10 +3993,1112 @@
             </w:pPr>
             <w:r>
               <w:rPr>
-                <w:rFonts w:ascii="標楷體" w:hAnsi="標楷體"/>
-                <w:b w:val="0"/>
+                <w:rFonts w:ascii="新細明體" w:hAnsi="新細明體" w:eastAsia="新細明體" w:cs="新細明體"/>
+                <w:b w:val="0"/>
+                <w:sz w:val="24"/>
+                <w:szCs w:val="24"/>
               </w:rPr>
               <w:t>「這是一個很不一樣的想法。有人想接下去講嗎？」</w:t>
+            </w:r>
+          </w:p>
+        </w:tc>
+      </w:tr>
+    </w:tbl>
+    <w:p>
+      <w:r>
+        <w:rPr>
+          <w:rFonts w:ascii="新細明體" w:hAnsi="新細明體" w:eastAsia="新細明體" w:cs="新細明體"/>
+          <w:b/>
+          <w:sz w:val="24"/>
+          <w:szCs w:val="24"/>
+        </w:rPr>
+        <w:t>附錄二：串連進程模擬（轉引／轉問／深究各一段，三位學生、三段發言）</w:t>
+      </w:r>
+    </w:p>
+    <w:p>
+      <w:r>
+        <w:rPr>
+          <w:rFonts w:ascii="新細明體" w:hAnsi="新細明體" w:eastAsia="新細明體" w:cs="新細明體"/>
+          <w:b w:val="0"/>
+          <w:sz w:val="24"/>
+          <w:szCs w:val="24"/>
+        </w:rPr>
+        <w:t>理答不是一問一答，是把三個人的發言串成一條線。下表預想每一段串連的三步：學生說了什麼、教師接哪一句、這一步把誰的思考跟誰串在一起。學生以生1／生2／生3 代稱（〔待補特殊學生後，把預定指名的對象填進去〕）。真實課堂學生不會照講，重點是教師在每一步「不評價、不代答」，讓下一位學生的發言接在上一位的發言上。</w:t>
+      </w:r>
+    </w:p>
+    <w:tbl>
+      <w:tblPr>
+        <w:tblStyle w:val="a4"/>
+        <w:tblW w:type="auto" w:w="0"/>
+        <w:tblLook w:firstColumn="1" w:firstRow="1" w:lastColumn="0" w:lastRow="0" w:noHBand="0" w:noVBand="1" w:val="04A0"/>
+        <w:tblLayout w:type="fixed"/>
+      </w:tblPr>
+      <w:tblGrid>
+        <w:gridCol w:w="1587"/>
+        <w:gridCol w:w="397"/>
+        <w:gridCol w:w="2835"/>
+        <w:gridCol w:w="3005"/>
+        <w:gridCol w:w="2608"/>
+      </w:tblGrid>
+      <w:tr>
+        <w:tc>
+          <w:tcPr>
+            <w:tcW w:type="dxa" w:w="1587"/>
+          </w:tcPr>
+          <w:p>
+            <w:pPr>
+              <w:spacing w:after="0"/>
+            </w:pPr>
+            <w:r>
+              <w:rPr>
+                <w:rFonts w:ascii="新細明體" w:hAnsi="新細明體" w:eastAsia="新細明體" w:cs="新細明體"/>
+                <w:b/>
+                <w:sz w:val="24"/>
+                <w:szCs w:val="24"/>
+              </w:rPr>
+              <w:t>策略／情境</w:t>
+            </w:r>
+          </w:p>
+        </w:tc>
+        <w:tc>
+          <w:tcPr>
+            <w:tcW w:type="dxa" w:w="397"/>
+          </w:tcPr>
+          <w:p>
+            <w:pPr>
+              <w:spacing w:after="0"/>
+            </w:pPr>
+            <w:r>
+              <w:rPr>
+                <w:rFonts w:ascii="新細明體" w:hAnsi="新細明體" w:eastAsia="新細明體" w:cs="新細明體"/>
+                <w:b/>
+                <w:sz w:val="24"/>
+                <w:szCs w:val="24"/>
+              </w:rPr>
+              <w:t>序</w:t>
+            </w:r>
+          </w:p>
+        </w:tc>
+        <w:tc>
+          <w:tcPr>
+            <w:tcW w:type="dxa" w:w="2835"/>
+          </w:tcPr>
+          <w:p>
+            <w:pPr>
+              <w:spacing w:after="0"/>
+            </w:pPr>
+            <w:r>
+              <w:rPr>
+                <w:rFonts w:ascii="新細明體" w:hAnsi="新細明體" w:eastAsia="新細明體" w:cs="新細明體"/>
+                <w:b/>
+                <w:sz w:val="24"/>
+                <w:szCs w:val="24"/>
+              </w:rPr>
+              <w:t>學生發言（預想）</w:t>
+            </w:r>
+          </w:p>
+        </w:tc>
+        <w:tc>
+          <w:tcPr>
+            <w:tcW w:type="dxa" w:w="3005"/>
+          </w:tcPr>
+          <w:p>
+            <w:pPr>
+              <w:spacing w:after="0"/>
+            </w:pPr>
+            <w:r>
+              <w:rPr>
+                <w:rFonts w:ascii="新細明體" w:hAnsi="新細明體" w:eastAsia="新細明體" w:cs="新細明體"/>
+                <w:b/>
+                <w:sz w:val="24"/>
+                <w:szCs w:val="24"/>
+              </w:rPr>
+              <w:t>教師理答</w:t>
+            </w:r>
+          </w:p>
+        </w:tc>
+        <w:tc>
+          <w:tcPr>
+            <w:tcW w:type="dxa" w:w="2608"/>
+          </w:tcPr>
+          <w:p>
+            <w:pPr>
+              <w:spacing w:after="0"/>
+            </w:pPr>
+            <w:r>
+              <w:rPr>
+                <w:rFonts w:ascii="新細明體" w:hAnsi="新細明體" w:eastAsia="新細明體" w:cs="新細明體"/>
+                <w:b/>
+                <w:sz w:val="24"/>
+                <w:szCs w:val="24"/>
+              </w:rPr>
+              <w:t>這一步在串什麼</w:t>
+            </w:r>
+          </w:p>
+        </w:tc>
+      </w:tr>
+      <w:tr>
+        <w:tc>
+          <w:tcPr>
+            <w:tcW w:type="dxa" w:w="1587"/>
+            <w:vMerge w:val="restart"/>
+          </w:tcPr>
+          <w:p>
+            <w:pPr>
+              <w:spacing w:after="0"/>
+            </w:pPr>
+            <w:r>
+              <w:rPr>
+                <w:rFonts w:ascii="新細明體" w:hAnsi="新細明體" w:eastAsia="新細明體" w:cs="新細明體"/>
+                <w:b/>
+                <w:sz w:val="24"/>
+                <w:szCs w:val="24"/>
+              </w:rPr>
+              <w:t>轉引</w:t>
+            </w:r>
+          </w:p>
+          <w:p>
+            <w:pPr>
+              <w:spacing w:after="0"/>
+            </w:pPr>
+            <w:r>
+              <w:rPr>
+                <w:rFonts w:ascii="新細明體" w:hAnsi="新細明體" w:eastAsia="新細明體" w:cs="新細明體"/>
+                <w:b w:val="0"/>
+                <w:sz w:val="24"/>
+                <w:szCs w:val="24"/>
+              </w:rPr>
+            </w:r>
+          </w:p>
+          <w:p>
+            <w:pPr>
+              <w:spacing w:after="0"/>
+            </w:pPr>
+            <w:r>
+              <w:rPr>
+                <w:rFonts w:ascii="新細明體" w:hAnsi="新細明體" w:eastAsia="新細明體" w:cs="新細明體"/>
+                <w:b w:val="0"/>
+                <w:sz w:val="24"/>
+                <w:szCs w:val="24"/>
+              </w:rPr>
+              <w:t>第 3 步・全班收集「最奇怪的一格」（導入與發現，第 4～8 分鐘）</w:t>
+            </w:r>
+          </w:p>
+          <w:p>
+            <w:pPr>
+              <w:spacing w:after="0"/>
+            </w:pPr>
+            <w:r>
+              <w:rPr>
+                <w:rFonts w:ascii="新細明體" w:hAnsi="新細明體" w:eastAsia="新細明體" w:cs="新細明體"/>
+                <w:b w:val="0"/>
+                <w:sz w:val="24"/>
+                <w:szCs w:val="24"/>
+              </w:rPr>
+            </w:r>
+          </w:p>
+          <w:p>
+            <w:pPr>
+              <w:spacing w:after="0"/>
+            </w:pPr>
+            <w:r>
+              <w:rPr>
+                <w:rFonts w:ascii="新細明體" w:hAnsi="新細明體" w:eastAsia="新細明體" w:cs="新細明體"/>
+                <w:b w:val="0"/>
+                <w:sz w:val="24"/>
+                <w:szCs w:val="24"/>
+              </w:rPr>
+              <w:t>高原策略：連續三位、三個不同的格子，不評價；收束句把三個異常格變成布題的素材。</w:t>
+            </w:r>
+          </w:p>
+        </w:tc>
+        <w:tc>
+          <w:tcPr>
+            <w:tcW w:type="dxa" w:w="397"/>
+          </w:tcPr>
+          <w:p>
+            <w:pPr>
+              <w:spacing w:after="0"/>
+            </w:pPr>
+            <w:r>
+              <w:rPr>
+                <w:rFonts w:ascii="新細明體" w:hAnsi="新細明體" w:eastAsia="新細明體" w:cs="新細明體"/>
+                <w:b w:val="0"/>
+                <w:sz w:val="24"/>
+                <w:szCs w:val="24"/>
+              </w:rPr>
+              <w:t>1</w:t>
+            </w:r>
+          </w:p>
+        </w:tc>
+        <w:tc>
+          <w:tcPr>
+            <w:tcW w:type="dxa" w:w="2835"/>
+          </w:tcPr>
+          <w:p>
+            <w:pPr>
+              <w:spacing w:after="0"/>
+            </w:pPr>
+            <w:r>
+              <w:rPr>
+                <w:rFonts w:ascii="新細明體" w:hAnsi="新細明體" w:eastAsia="新細明體" w:cs="新細明體"/>
+                <w:b w:val="0"/>
+                <w:sz w:val="24"/>
+                <w:szCs w:val="24"/>
+              </w:rPr>
+              <w:t>生1：「我圈臺東。它在下雷雨，可是別的地方都是晴的。」</w:t>
+            </w:r>
+          </w:p>
+        </w:tc>
+        <w:tc>
+          <w:tcPr>
+            <w:tcW w:type="dxa" w:w="3005"/>
+          </w:tcPr>
+          <w:p>
+            <w:pPr>
+              <w:spacing w:after="0"/>
+            </w:pPr>
+            <w:r>
+              <w:rPr>
+                <w:rFonts w:ascii="新細明體" w:hAnsi="新細明體" w:eastAsia="新細明體" w:cs="新細明體"/>
+                <w:b w:val="0"/>
+                <w:sz w:val="24"/>
+                <w:szCs w:val="24"/>
+              </w:rPr>
+              <w:t>【轉引】「生1 圈臺東。還有沒有人圈不一樣的？」</w:t>
+            </w:r>
+          </w:p>
+        </w:tc>
+        <w:tc>
+          <w:tcPr>
+            <w:tcW w:type="dxa" w:w="2608"/>
+          </w:tcPr>
+          <w:p>
+            <w:pPr>
+              <w:spacing w:after="0"/>
+            </w:pPr>
+            <w:r>
+              <w:rPr>
+                <w:rFonts w:ascii="新細明體" w:hAnsi="新細明體" w:eastAsia="新細明體" w:cs="新細明體"/>
+                <w:b w:val="0"/>
+                <w:sz w:val="24"/>
+                <w:szCs w:val="24"/>
+              </w:rPr>
+              <w:t>不說「對」「很好」。只複述格子名，把發言權立刻交出去。</w:t>
+            </w:r>
+          </w:p>
+        </w:tc>
+      </w:tr>
+      <w:tr>
+        <w:tc>
+          <w:tcPr>
+            <w:tcW w:type="dxa" w:w="1587"/>
+            <w:vMerge/>
+          </w:tcPr>
+          <w:p/>
+        </w:tc>
+        <w:tc>
+          <w:tcPr>
+            <w:tcW w:type="dxa" w:w="397"/>
+          </w:tcPr>
+          <w:p>
+            <w:pPr>
+              <w:spacing w:after="0"/>
+            </w:pPr>
+            <w:r>
+              <w:rPr>
+                <w:rFonts w:ascii="新細明體" w:hAnsi="新細明體" w:eastAsia="新細明體" w:cs="新細明體"/>
+                <w:b w:val="0"/>
+                <w:sz w:val="24"/>
+                <w:szCs w:val="24"/>
+              </w:rPr>
+              <w:t>2</w:t>
+            </w:r>
+          </w:p>
+        </w:tc>
+        <w:tc>
+          <w:tcPr>
+            <w:tcW w:type="dxa" w:w="2835"/>
+          </w:tcPr>
+          <w:p>
+            <w:pPr>
+              <w:spacing w:after="0"/>
+            </w:pPr>
+            <w:r>
+              <w:rPr>
+                <w:rFonts w:ascii="新細明體" w:hAnsi="新細明體" w:eastAsia="新細明體" w:cs="新細明體"/>
+                <w:b w:val="0"/>
+                <w:sz w:val="24"/>
+                <w:szCs w:val="24"/>
+              </w:rPr>
+              <w:t>生2：「我圈澎湖，也是雷雨，可是它氣溫最低。」</w:t>
+            </w:r>
+          </w:p>
+        </w:tc>
+        <w:tc>
+          <w:tcPr>
+            <w:tcW w:type="dxa" w:w="3005"/>
+          </w:tcPr>
+          <w:p>
+            <w:pPr>
+              <w:spacing w:after="0"/>
+            </w:pPr>
+            <w:r>
+              <w:rPr>
+                <w:rFonts w:ascii="新細明體" w:hAnsi="新細明體" w:eastAsia="新細明體" w:cs="新細明體"/>
+                <w:b w:val="0"/>
+                <w:sz w:val="24"/>
+                <w:szCs w:val="24"/>
+              </w:rPr>
+              <w:t>【轉引】「多了一個澎湖。還有嗎？」</w:t>
+            </w:r>
+          </w:p>
+        </w:tc>
+        <w:tc>
+          <w:tcPr>
+            <w:tcW w:type="dxa" w:w="2608"/>
+          </w:tcPr>
+          <w:p>
+            <w:pPr>
+              <w:spacing w:after="0"/>
+            </w:pPr>
+            <w:r>
+              <w:rPr>
+                <w:rFonts w:ascii="新細明體" w:hAnsi="新細明體" w:eastAsia="新細明體" w:cs="新細明體"/>
+                <w:b w:val="0"/>
+                <w:sz w:val="24"/>
+                <w:szCs w:val="24"/>
+              </w:rPr>
+              <w:t>第二個視點疊上去。生2 講的是氣溫，跟生1 講的天氣狀況不是同一欄——先不點破，留給第三段。</w:t>
+            </w:r>
+          </w:p>
+        </w:tc>
+      </w:tr>
+      <w:tr>
+        <w:tc>
+          <w:tcPr>
+            <w:tcW w:type="dxa" w:w="1587"/>
+            <w:vMerge/>
+          </w:tcPr>
+          <w:p/>
+        </w:tc>
+        <w:tc>
+          <w:tcPr>
+            <w:tcW w:type="dxa" w:w="397"/>
+          </w:tcPr>
+          <w:p>
+            <w:pPr>
+              <w:spacing w:after="0"/>
+            </w:pPr>
+            <w:r>
+              <w:rPr>
+                <w:rFonts w:ascii="新細明體" w:hAnsi="新細明體" w:eastAsia="新細明體" w:cs="新細明體"/>
+                <w:b w:val="0"/>
+                <w:sz w:val="24"/>
+                <w:szCs w:val="24"/>
+              </w:rPr>
+              <w:t>3</w:t>
+            </w:r>
+          </w:p>
+        </w:tc>
+        <w:tc>
+          <w:tcPr>
+            <w:tcW w:type="dxa" w:w="2835"/>
+          </w:tcPr>
+          <w:p>
+            <w:pPr>
+              <w:spacing w:after="0"/>
+            </w:pPr>
+            <w:r>
+              <w:rPr>
+                <w:rFonts w:ascii="新細明體" w:hAnsi="新細明體" w:eastAsia="新細明體" w:cs="新細明體"/>
+                <w:b w:val="0"/>
+                <w:sz w:val="24"/>
+                <w:szCs w:val="24"/>
+              </w:rPr>
+              <w:t>生3：「我圈宜蘭，它是唯一一個晴的。」</w:t>
+            </w:r>
+          </w:p>
+        </w:tc>
+        <w:tc>
+          <w:tcPr>
+            <w:tcW w:type="dxa" w:w="3005"/>
+          </w:tcPr>
+          <w:p>
+            <w:pPr>
+              <w:spacing w:after="0"/>
+            </w:pPr>
+            <w:r>
+              <w:rPr>
+                <w:rFonts w:ascii="新細明體" w:hAnsi="新細明體" w:eastAsia="新細明體" w:cs="新細明體"/>
+                <w:b w:val="0"/>
+                <w:sz w:val="24"/>
+                <w:szCs w:val="24"/>
+              </w:rPr>
+              <w:t>【轉引・收束】「臺東、澎湖、宜蘭，三個格子，奇怪的理由都不一樣。現在——你手上只有 19 號的資料，明天早上臺北跟高雄會怎樣？」</w:t>
+            </w:r>
+          </w:p>
+        </w:tc>
+        <w:tc>
+          <w:tcPr>
+            <w:tcW w:type="dxa" w:w="2608"/>
+          </w:tcPr>
+          <w:p>
+            <w:pPr>
+              <w:spacing w:after="0"/>
+            </w:pPr>
+            <w:r>
+              <w:rPr>
+                <w:rFonts w:ascii="新細明體" w:hAnsi="新細明體" w:eastAsia="新細明體" w:cs="新細明體"/>
+                <w:b w:val="0"/>
+                <w:sz w:val="24"/>
+                <w:szCs w:val="24"/>
+              </w:rPr>
+              <w:t>三個視點到齊才拋更深的問題。收束句不裁決誰圈得對，直接接第 4 步布題。</w:t>
+            </w:r>
+          </w:p>
+        </w:tc>
+      </w:tr>
+      <w:tr>
+        <w:tc>
+          <w:tcPr>
+            <w:tcW w:type="dxa" w:w="1587"/>
+            <w:vMerge w:val="restart"/>
+          </w:tcPr>
+          <w:p>
+            <w:pPr>
+              <w:spacing w:after="0"/>
+            </w:pPr>
+            <w:r>
+              <w:rPr>
+                <w:rFonts w:ascii="新細明體" w:hAnsi="新細明體" w:eastAsia="新細明體" w:cs="新細明體"/>
+                <w:b/>
+                <w:sz w:val="24"/>
+                <w:szCs w:val="24"/>
+              </w:rPr>
+              <w:t>轉問</w:t>
+            </w:r>
+          </w:p>
+          <w:p>
+            <w:pPr>
+              <w:spacing w:after="0"/>
+            </w:pPr>
+            <w:r>
+              <w:rPr>
+                <w:rFonts w:ascii="新細明體" w:hAnsi="新細明體" w:eastAsia="新細明體" w:cs="新細明體"/>
+                <w:b w:val="0"/>
+                <w:sz w:val="24"/>
+                <w:szCs w:val="24"/>
+              </w:rPr>
+            </w:r>
+          </w:p>
+          <w:p>
+            <w:pPr>
+              <w:spacing w:after="0"/>
+            </w:pPr>
+            <w:r>
+              <w:rPr>
+                <w:rFonts w:ascii="新細明體" w:hAnsi="新細明體" w:eastAsia="新細明體" w:cs="新細明體"/>
+                <w:b w:val="0"/>
+                <w:sz w:val="24"/>
+                <w:szCs w:val="24"/>
+              </w:rPr>
+              <w:t>第 8 步・串連高雄的分歧（挑戰與聚斂，第 30～35 分鐘）</w:t>
+            </w:r>
+          </w:p>
+          <w:p>
+            <w:pPr>
+              <w:spacing w:after="0"/>
+            </w:pPr>
+            <w:r>
+              <w:rPr>
+                <w:rFonts w:ascii="新細明體" w:hAnsi="新細明體" w:eastAsia="新細明體" w:cs="新細明體"/>
+                <w:b w:val="0"/>
+                <w:sz w:val="24"/>
+                <w:szCs w:val="24"/>
+              </w:rPr>
+            </w:r>
+          </w:p>
+          <w:p>
+            <w:pPr>
+              <w:spacing w:after="0"/>
+            </w:pPr>
+            <w:r>
+              <w:rPr>
+                <w:rFonts w:ascii="新細明體" w:hAnsi="新細明體" w:eastAsia="新細明體" w:cs="新細明體"/>
+                <w:b w:val="0"/>
+                <w:sz w:val="24"/>
+                <w:szCs w:val="24"/>
+              </w:rPr>
+              <w:t>學生與學生串連：預測不同的兩組先講，第三位學生說出兩者的差別；教師全程不裁決，最後用回歸把裁決交給天氣圖。</w:t>
+            </w:r>
+          </w:p>
+        </w:tc>
+        <w:tc>
+          <w:tcPr>
+            <w:tcW w:type="dxa" w:w="397"/>
+          </w:tcPr>
+          <w:p>
+            <w:pPr>
+              <w:spacing w:after="0"/>
+            </w:pPr>
+            <w:r>
+              <w:rPr>
+                <w:rFonts w:ascii="新細明體" w:hAnsi="新細明體" w:eastAsia="新細明體" w:cs="新細明體"/>
+                <w:b w:val="0"/>
+                <w:sz w:val="24"/>
+                <w:szCs w:val="24"/>
+              </w:rPr>
+              <w:t>1</w:t>
+            </w:r>
+          </w:p>
+        </w:tc>
+        <w:tc>
+          <w:tcPr>
+            <w:tcW w:type="dxa" w:w="2835"/>
+          </w:tcPr>
+          <w:p>
+            <w:pPr>
+              <w:spacing w:after="0"/>
+            </w:pPr>
+            <w:r>
+              <w:rPr>
+                <w:rFonts w:ascii="新細明體" w:hAnsi="新細明體" w:eastAsia="新細明體" w:cs="新細明體"/>
+                <w:b w:val="0"/>
+                <w:sz w:val="24"/>
+                <w:szCs w:val="24"/>
+              </w:rPr>
+              <w:t>生1（第 4 組，寫「高雄不會下雨」）：「鋒面在北邊，還沒到高雄，所以高雄不會下。」</w:t>
+            </w:r>
+          </w:p>
+        </w:tc>
+        <w:tc>
+          <w:tcPr>
+            <w:tcW w:type="dxa" w:w="3005"/>
+          </w:tcPr>
+          <w:p>
+            <w:pPr>
+              <w:spacing w:after="0"/>
+            </w:pPr>
+            <w:r>
+              <w:rPr>
+                <w:rFonts w:ascii="新細明體" w:hAnsi="新細明體" w:eastAsia="新細明體" w:cs="新細明體"/>
+                <w:b w:val="0"/>
+                <w:sz w:val="24"/>
+                <w:szCs w:val="24"/>
+              </w:rPr>
+              <w:t>【轉問】「第 2 組，你們寫高雄會下雨。你們當時是怎麼想的？」</w:t>
+            </w:r>
+          </w:p>
+        </w:tc>
+        <w:tc>
+          <w:tcPr>
+            <w:tcW w:type="dxa" w:w="2608"/>
+          </w:tcPr>
+          <w:p>
+            <w:pPr>
+              <w:spacing w:after="0"/>
+            </w:pPr>
+            <w:r>
+              <w:rPr>
+                <w:rFonts w:ascii="新細明體" w:hAnsi="新細明體" w:eastAsia="新細明體" w:cs="新細明體"/>
+                <w:b w:val="0"/>
+                <w:sz w:val="24"/>
+                <w:szCs w:val="24"/>
+              </w:rPr>
+              <w:t>不回饋生1，直接把發言權轉給預測相反的組。</w:t>
+            </w:r>
+          </w:p>
+        </w:tc>
+      </w:tr>
+      <w:tr>
+        <w:tc>
+          <w:tcPr>
+            <w:tcW w:type="dxa" w:w="1587"/>
+            <w:vMerge/>
+          </w:tcPr>
+          <w:p/>
+        </w:tc>
+        <w:tc>
+          <w:tcPr>
+            <w:tcW w:type="dxa" w:w="397"/>
+          </w:tcPr>
+          <w:p>
+            <w:pPr>
+              <w:spacing w:after="0"/>
+            </w:pPr>
+            <w:r>
+              <w:rPr>
+                <w:rFonts w:ascii="新細明體" w:hAnsi="新細明體" w:eastAsia="新細明體" w:cs="新細明體"/>
+                <w:b w:val="0"/>
+                <w:sz w:val="24"/>
+                <w:szCs w:val="24"/>
+              </w:rPr>
+              <w:t>2</w:t>
+            </w:r>
+          </w:p>
+        </w:tc>
+        <w:tc>
+          <w:tcPr>
+            <w:tcW w:type="dxa" w:w="2835"/>
+          </w:tcPr>
+          <w:p>
+            <w:pPr>
+              <w:spacing w:after="0"/>
+            </w:pPr>
+            <w:r>
+              <w:rPr>
+                <w:rFonts w:ascii="新細明體" w:hAnsi="新細明體" w:eastAsia="新細明體" w:cs="新細明體"/>
+                <w:b w:val="0"/>
+                <w:sz w:val="24"/>
+                <w:szCs w:val="24"/>
+              </w:rPr>
+              <w:t>生2（第 2 組，寫「高雄會下雨」）：「冷鋒過境就會下雨啊。臺北會下，高雄也會下。」</w:t>
+            </w:r>
+          </w:p>
+        </w:tc>
+        <w:tc>
+          <w:tcPr>
+            <w:tcW w:type="dxa" w:w="3005"/>
+          </w:tcPr>
+          <w:p>
+            <w:pPr>
+              <w:spacing w:after="0"/>
+            </w:pPr>
+            <w:r>
+              <w:rPr>
+                <w:rFonts w:ascii="新細明體" w:hAnsi="新細明體" w:eastAsia="新細明體" w:cs="新細明體"/>
+                <w:b w:val="0"/>
+                <w:sz w:val="24"/>
+                <w:szCs w:val="24"/>
+              </w:rPr>
+              <w:t>【轉問】「生3，你聽到這兩組的差別在哪裡？」</w:t>
+            </w:r>
+          </w:p>
+        </w:tc>
+        <w:tc>
+          <w:tcPr>
+            <w:tcW w:type="dxa" w:w="2608"/>
+          </w:tcPr>
+          <w:p>
+            <w:pPr>
+              <w:spacing w:after="0"/>
+            </w:pPr>
+            <w:r>
+              <w:rPr>
+                <w:rFonts w:ascii="新細明體" w:hAnsi="新細明體" w:eastAsia="新細明體" w:cs="新細明體"/>
+                <w:b w:val="0"/>
+                <w:sz w:val="24"/>
+                <w:szCs w:val="24"/>
+              </w:rPr>
+              <w:t>不說誰對。找第三位（預定為平時少發言、但小組討論時有開口的學生）把兩種規則並排講出來。</w:t>
+            </w:r>
+          </w:p>
+        </w:tc>
+      </w:tr>
+      <w:tr>
+        <w:tc>
+          <w:tcPr>
+            <w:tcW w:type="dxa" w:w="1587"/>
+            <w:vMerge/>
+          </w:tcPr>
+          <w:p/>
+        </w:tc>
+        <w:tc>
+          <w:tcPr>
+            <w:tcW w:type="dxa" w:w="397"/>
+          </w:tcPr>
+          <w:p>
+            <w:pPr>
+              <w:spacing w:after="0"/>
+            </w:pPr>
+            <w:r>
+              <w:rPr>
+                <w:rFonts w:ascii="新細明體" w:hAnsi="新細明體" w:eastAsia="新細明體" w:cs="新細明體"/>
+                <w:b w:val="0"/>
+                <w:sz w:val="24"/>
+                <w:szCs w:val="24"/>
+              </w:rPr>
+              <w:t>3</w:t>
+            </w:r>
+          </w:p>
+        </w:tc>
+        <w:tc>
+          <w:tcPr>
+            <w:tcW w:type="dxa" w:w="2835"/>
+          </w:tcPr>
+          <w:p>
+            <w:pPr>
+              <w:spacing w:after="0"/>
+            </w:pPr>
+            <w:r>
+              <w:rPr>
+                <w:rFonts w:ascii="新細明體" w:hAnsi="新細明體" w:eastAsia="新細明體" w:cs="新細明體"/>
+                <w:b w:val="0"/>
+                <w:sz w:val="24"/>
+                <w:szCs w:val="24"/>
+              </w:rPr>
+              <w:t>生3（第 1 組）：「一個是看鋒面……在哪裡；一個是……冷鋒就會下雨。」（講得斷斷續續）</w:t>
+            </w:r>
+          </w:p>
+        </w:tc>
+        <w:tc>
+          <w:tcPr>
+            <w:tcW w:type="dxa" w:w="3005"/>
+          </w:tcPr>
+          <w:p>
+            <w:pPr>
+              <w:spacing w:after="0"/>
+            </w:pPr>
+            <w:r>
+              <w:rPr>
+                <w:rFonts w:ascii="新細明體" w:hAnsi="新細明體" w:eastAsia="新細明體" w:cs="新細明體"/>
+                <w:b w:val="0"/>
+                <w:sz w:val="24"/>
+                <w:szCs w:val="24"/>
+              </w:rPr>
+              <w:t>【釐清】「再一次。」→（仍卡）【轉問】「有人要幫他補一下嗎？」→ 生3 自己指名同儕補完 →【回歸】「回到圖上。20 號鋒面壓在哪裡？」</w:t>
+            </w:r>
+          </w:p>
+        </w:tc>
+        <w:tc>
+          <w:tcPr>
+            <w:tcW w:type="dxa" w:w="2608"/>
+          </w:tcPr>
+          <w:p>
+            <w:pPr>
+              <w:spacing w:after="0"/>
+            </w:pPr>
+            <w:r>
+              <w:rPr>
+                <w:rFonts w:ascii="新細明體" w:hAnsi="新細明體" w:eastAsia="新細明體" w:cs="新細明體"/>
+                <w:b w:val="0"/>
+                <w:sz w:val="24"/>
+                <w:szCs w:val="24"/>
+              </w:rPr>
+              <w:t>修正的動作留在學生身上，由生3 指名求救而不是教師換人。最後不由教師宣布答案，由 4/20 天氣圖裁決。</w:t>
+            </w:r>
+          </w:p>
+        </w:tc>
+      </w:tr>
+      <w:tr>
+        <w:tc>
+          <w:tcPr>
+            <w:tcW w:type="dxa" w:w="1587"/>
+            <w:vMerge w:val="restart"/>
+          </w:tcPr>
+          <w:p>
+            <w:pPr>
+              <w:spacing w:after="0"/>
+            </w:pPr>
+            <w:r>
+              <w:rPr>
+                <w:rFonts w:ascii="新細明體" w:hAnsi="新細明體" w:eastAsia="新細明體" w:cs="新細明體"/>
+                <w:b/>
+                <w:sz w:val="24"/>
+                <w:szCs w:val="24"/>
+              </w:rPr>
+              <w:t>深究</w:t>
+            </w:r>
+          </w:p>
+          <w:p>
+            <w:pPr>
+              <w:spacing w:after="0"/>
+            </w:pPr>
+            <w:r>
+              <w:rPr>
+                <w:rFonts w:ascii="新細明體" w:hAnsi="新細明體" w:eastAsia="新細明體" w:cs="新細明體"/>
+                <w:b w:val="0"/>
+                <w:sz w:val="24"/>
+                <w:szCs w:val="24"/>
+              </w:rPr>
+            </w:r>
+          </w:p>
+          <w:p>
+            <w:pPr>
+              <w:spacing w:after="0"/>
+            </w:pPr>
+            <w:r>
+              <w:rPr>
+                <w:rFonts w:ascii="新細明體" w:hAnsi="新細明體" w:eastAsia="新細明體" w:cs="新細明體"/>
+                <w:b w:val="0"/>
+                <w:sz w:val="24"/>
+                <w:szCs w:val="24"/>
+              </w:rPr>
+              <w:t>第 8 步末→第 9 步・答對但停在表層時往下追（第 34～38 分鐘）</w:t>
+            </w:r>
+          </w:p>
+          <w:p>
+            <w:pPr>
+              <w:spacing w:after="0"/>
+            </w:pPr>
+            <w:r>
+              <w:rPr>
+                <w:rFonts w:ascii="新細明體" w:hAnsi="新細明體" w:eastAsia="新細明體" w:cs="新細明體"/>
+                <w:b w:val="0"/>
+                <w:sz w:val="24"/>
+                <w:szCs w:val="24"/>
+              </w:rPr>
+            </w:r>
+          </w:p>
+          <w:p>
+            <w:pPr>
+              <w:spacing w:after="0"/>
+            </w:pPr>
+            <w:r>
+              <w:rPr>
+                <w:rFonts w:ascii="新細明體" w:hAnsi="新細明體" w:eastAsia="新細明體" w:cs="新細明體"/>
+                <w:b w:val="0"/>
+                <w:sz w:val="24"/>
+                <w:szCs w:val="24"/>
+              </w:rPr>
+              <w:t>從「一筆證據」追到「第二筆證據」，再追到「溫差的差別在說什麼」，最後把追問推到本節不收斂的問題（臺東那一格）。</w:t>
+            </w:r>
+          </w:p>
+        </w:tc>
+        <w:tc>
+          <w:tcPr>
+            <w:tcW w:type="dxa" w:w="397"/>
+          </w:tcPr>
+          <w:p>
+            <w:pPr>
+              <w:spacing w:after="0"/>
+            </w:pPr>
+            <w:r>
+              <w:rPr>
+                <w:rFonts w:ascii="新細明體" w:hAnsi="新細明體" w:eastAsia="新細明體" w:cs="新細明體"/>
+                <w:b w:val="0"/>
+                <w:sz w:val="24"/>
+                <w:szCs w:val="24"/>
+              </w:rPr>
+              <w:t>1</w:t>
+            </w:r>
+          </w:p>
+        </w:tc>
+        <w:tc>
+          <w:tcPr>
+            <w:tcW w:type="dxa" w:w="2835"/>
+          </w:tcPr>
+          <w:p>
+            <w:pPr>
+              <w:spacing w:after="0"/>
+            </w:pPr>
+            <w:r>
+              <w:rPr>
+                <w:rFonts w:ascii="新細明體" w:hAnsi="新細明體" w:eastAsia="新細明體" w:cs="新細明體"/>
+                <w:b w:val="0"/>
+                <w:sz w:val="24"/>
+                <w:szCs w:val="24"/>
+              </w:rPr>
+              <w:t>生1：「因為鋒面在北邊，所以臺北會下雨。」（判斷正確，只有一筆證據）</w:t>
+            </w:r>
+          </w:p>
+        </w:tc>
+        <w:tc>
+          <w:tcPr>
+            <w:tcW w:type="dxa" w:w="3005"/>
+          </w:tcPr>
+          <w:p>
+            <w:pPr>
+              <w:spacing w:after="0"/>
+            </w:pPr>
+            <w:r>
+              <w:rPr>
+                <w:rFonts w:ascii="新細明體" w:hAnsi="新細明體" w:eastAsia="新細明體" w:cs="新細明體"/>
+                <w:b w:val="0"/>
+                <w:sz w:val="24"/>
+                <w:szCs w:val="24"/>
+              </w:rPr>
+              <w:t>【深究】「還有沒有第二筆？哪裡也在說同一件事？」</w:t>
+            </w:r>
+          </w:p>
+        </w:tc>
+        <w:tc>
+          <w:tcPr>
+            <w:tcW w:type="dxa" w:w="2608"/>
+          </w:tcPr>
+          <w:p>
+            <w:pPr>
+              <w:spacing w:after="0"/>
+            </w:pPr>
+            <w:r>
+              <w:rPr>
+                <w:rFonts w:ascii="新細明體" w:hAnsi="新細明體" w:eastAsia="新細明體" w:cs="新細明體"/>
+                <w:b w:val="0"/>
+                <w:sz w:val="24"/>
+                <w:szCs w:val="24"/>
+              </w:rPr>
+              <w:t>不肯定、不否定，只要求第二筆證據。逼學生從天氣圖回到觀測表。</w:t>
+            </w:r>
+          </w:p>
+        </w:tc>
+      </w:tr>
+      <w:tr>
+        <w:tc>
+          <w:tcPr>
+            <w:tcW w:type="dxa" w:w="1587"/>
+            <w:vMerge/>
+          </w:tcPr>
+          <w:p/>
+        </w:tc>
+        <w:tc>
+          <w:tcPr>
+            <w:tcW w:type="dxa" w:w="397"/>
+          </w:tcPr>
+          <w:p>
+            <w:pPr>
+              <w:spacing w:after="0"/>
+            </w:pPr>
+            <w:r>
+              <w:rPr>
+                <w:rFonts w:ascii="新細明體" w:hAnsi="新細明體" w:eastAsia="新細明體" w:cs="新細明體"/>
+                <w:b w:val="0"/>
+                <w:sz w:val="24"/>
+                <w:szCs w:val="24"/>
+              </w:rPr>
+              <w:t>2</w:t>
+            </w:r>
+          </w:p>
+        </w:tc>
+        <w:tc>
+          <w:tcPr>
+            <w:tcW w:type="dxa" w:w="2835"/>
+          </w:tcPr>
+          <w:p>
+            <w:pPr>
+              <w:spacing w:after="0"/>
+            </w:pPr>
+            <w:r>
+              <w:rPr>
+                <w:rFonts w:ascii="新細明體" w:hAnsi="新細明體" w:eastAsia="新細明體" w:cs="新細明體"/>
+                <w:b w:val="0"/>
+                <w:sz w:val="24"/>
+                <w:szCs w:val="24"/>
+              </w:rPr>
+              <w:t>生2：「氣溫。臺北從 26.3 降到 23.0，降了 3 度多。」</w:t>
+            </w:r>
+          </w:p>
+        </w:tc>
+        <w:tc>
+          <w:tcPr>
+            <w:tcW w:type="dxa" w:w="3005"/>
+          </w:tcPr>
+          <w:p>
+            <w:pPr>
+              <w:spacing w:after="0"/>
+            </w:pPr>
+            <w:r>
+              <w:rPr>
+                <w:rFonts w:ascii="新細明體" w:hAnsi="新細明體" w:eastAsia="新細明體" w:cs="新細明體"/>
+                <w:b w:val="0"/>
+                <w:sz w:val="24"/>
+                <w:szCs w:val="24"/>
+              </w:rPr>
+              <w:t>【深究】「臺中降了 4.9 度，高雄降 1.1 度。這個差別在告訴我們什麼？」</w:t>
+            </w:r>
+          </w:p>
+        </w:tc>
+        <w:tc>
+          <w:tcPr>
+            <w:tcW w:type="dxa" w:w="2608"/>
+          </w:tcPr>
+          <w:p>
+            <w:pPr>
+              <w:spacing w:after="0"/>
+            </w:pPr>
+            <w:r>
+              <w:rPr>
+                <w:rFonts w:ascii="新細明體" w:hAnsi="新細明體" w:eastAsia="新細明體" w:cs="新細明體"/>
+                <w:b w:val="0"/>
+                <w:sz w:val="24"/>
+                <w:szCs w:val="24"/>
+              </w:rPr>
+              <w:t>把第二筆證據推廣成全臺的比較，追的是「差別」而不是「有沒有降」。</w:t>
+            </w:r>
+          </w:p>
+        </w:tc>
+      </w:tr>
+      <w:tr>
+        <w:tc>
+          <w:tcPr>
+            <w:tcW w:type="dxa" w:w="1587"/>
+            <w:vMerge/>
+          </w:tcPr>
+          <w:p/>
+        </w:tc>
+        <w:tc>
+          <w:tcPr>
+            <w:tcW w:type="dxa" w:w="397"/>
+          </w:tcPr>
+          <w:p>
+            <w:pPr>
+              <w:spacing w:after="0"/>
+            </w:pPr>
+            <w:r>
+              <w:rPr>
+                <w:rFonts w:ascii="新細明體" w:hAnsi="新細明體" w:eastAsia="新細明體" w:cs="新細明體"/>
+                <w:b w:val="0"/>
+                <w:sz w:val="24"/>
+                <w:szCs w:val="24"/>
+              </w:rPr>
+              <w:t>3</w:t>
+            </w:r>
+          </w:p>
+        </w:tc>
+        <w:tc>
+          <w:tcPr>
+            <w:tcW w:type="dxa" w:w="2835"/>
+          </w:tcPr>
+          <w:p>
+            <w:pPr>
+              <w:spacing w:after="0"/>
+            </w:pPr>
+            <w:r>
+              <w:rPr>
+                <w:rFonts w:ascii="新細明體" w:hAnsi="新細明體" w:eastAsia="新細明體" w:cs="新細明體"/>
+                <w:b w:val="0"/>
+                <w:sz w:val="24"/>
+                <w:szCs w:val="24"/>
+              </w:rPr>
+              <w:t>生3：「鋒面到臺中了、還沒到高雄……所以降越多的地方，鋒面越近？」</w:t>
+            </w:r>
+          </w:p>
+        </w:tc>
+        <w:tc>
+          <w:tcPr>
+            <w:tcW w:type="dxa" w:w="3005"/>
+          </w:tcPr>
+          <w:p>
+            <w:pPr>
+              <w:spacing w:after="0"/>
+            </w:pPr>
+            <w:r>
+              <w:rPr>
+                <w:rFonts w:ascii="新細明體" w:hAnsi="新細明體" w:eastAsia="新細明體" w:cs="新細明體"/>
+                <w:b w:val="0"/>
+                <w:sz w:val="24"/>
+                <w:szCs w:val="24"/>
+              </w:rPr>
+              <w:t>【深究】「那 19 號的臺東。鋒面離它最遠，它為什麼在下雷雨？」</w:t>
+            </w:r>
+          </w:p>
+        </w:tc>
+        <w:tc>
+          <w:tcPr>
+            <w:tcW w:type="dxa" w:w="2608"/>
+          </w:tcPr>
+          <w:p>
+            <w:pPr>
+              <w:spacing w:after="0"/>
+            </w:pPr>
+            <w:r>
+              <w:rPr>
+                <w:rFonts w:ascii="新細明體" w:hAnsi="新細明體" w:eastAsia="新細明體" w:cs="新細明體"/>
+                <w:b w:val="0"/>
+                <w:sz w:val="24"/>
+                <w:szCs w:val="24"/>
+              </w:rPr>
+              <w:t>生3 說出的規則正是本節目標（鋒面推進到哪裡就寫在溫差裡）；教師不宣布「答對」，直接用這條規則去撞臺東那一格，開第 9 步、留成問題。</w:t>
             </w:r>
           </w:p>
         </w:tc>
@@ -3619,8 +5124,10 @@
       </w:pPr>
       <w:r>
         <w:rPr>
-          <w:rFonts w:ascii="標楷體" w:eastAsia="標楷體" w:hAnsi="標楷體"/>
+          <w:rFonts w:ascii="新細明體" w:hAnsi="新細明體" w:eastAsia="新細明體" w:cs="新細明體"/>
           <w:color w:val="000000" w:themeColor="text1"/>
+          <w:sz w:val="24"/>
+          <w:szCs w:val="24"/>
         </w:rPr>
         <w:br w:type="page"/>
       </w:r>
@@ -3638,76 +5145,76 @@
       </w:pPr>
       <w:r>
         <w:rPr>
-          <w:rFonts w:ascii="標楷體" w:eastAsia="標楷體" w:hAnsi="標楷體" w:hint="eastAsia"/>
+          <w:rFonts w:ascii="新細明體" w:hAnsi="新細明體" w:eastAsia="新細明體" w:cs="新細明體"/>
           <w:color w:val="000000" w:themeColor="text1"/>
-          <w:sz w:val="40"/>
-          <w:szCs w:val="40"/>
+          <w:sz w:val="24"/>
+          <w:szCs w:val="24"/>
         </w:rPr>
         <w:lastRenderedPageBreak/>
         <w:t>公</w:t>
       </w:r>
       <w:r>
         <w:rPr>
-          <w:rFonts w:ascii="標楷體" w:eastAsia="標楷體" w:hAnsi="標楷體"/>
+          <w:rFonts w:ascii="新細明體" w:hAnsi="新細明體" w:eastAsia="新細明體" w:cs="新細明體"/>
           <w:color w:val="000000" w:themeColor="text1"/>
-          <w:sz w:val="40"/>
-          <w:szCs w:val="40"/>
+          <w:sz w:val="24"/>
+          <w:szCs w:val="24"/>
         </w:rPr>
         <w:t>開</w:t>
       </w:r>
       <w:proofErr w:type="gramStart"/>
       <w:r>
         <w:rPr>
-          <w:rFonts w:ascii="標楷體" w:eastAsia="標楷體" w:hAnsi="標楷體" w:hint="eastAsia"/>
+          <w:rFonts w:ascii="新細明體" w:hAnsi="新細明體" w:eastAsia="新細明體" w:cs="新細明體"/>
           <w:color w:val="000000" w:themeColor="text1"/>
-          <w:sz w:val="40"/>
-          <w:szCs w:val="40"/>
+          <w:sz w:val="24"/>
+          <w:szCs w:val="24"/>
         </w:rPr>
         <w:t>授</w:t>
       </w:r>
       <w:r>
         <w:rPr>
-          <w:rFonts w:ascii="標楷體" w:eastAsia="標楷體" w:hAnsi="標楷體"/>
+          <w:rFonts w:ascii="新細明體" w:hAnsi="新細明體" w:eastAsia="新細明體" w:cs="新細明體"/>
           <w:color w:val="000000" w:themeColor="text1"/>
-          <w:sz w:val="40"/>
-          <w:szCs w:val="40"/>
+          <w:sz w:val="24"/>
+          <w:szCs w:val="24"/>
         </w:rPr>
         <w:t>課</w:t>
       </w:r>
       <w:r>
         <w:rPr>
-          <w:rFonts w:ascii="標楷體" w:eastAsia="標楷體" w:hAnsi="標楷體" w:hint="eastAsia"/>
+          <w:rFonts w:ascii="新細明體" w:hAnsi="新細明體" w:eastAsia="新細明體" w:cs="新細明體"/>
           <w:color w:val="000000" w:themeColor="text1"/>
-          <w:sz w:val="40"/>
-          <w:szCs w:val="40"/>
+          <w:sz w:val="24"/>
+          <w:szCs w:val="24"/>
         </w:rPr>
         <w:t>觀</w:t>
       </w:r>
       <w:r>
         <w:rPr>
-          <w:rFonts w:ascii="標楷體" w:eastAsia="標楷體" w:hAnsi="標楷體"/>
+          <w:rFonts w:ascii="新細明體" w:hAnsi="新細明體" w:eastAsia="新細明體" w:cs="新細明體"/>
           <w:color w:val="000000" w:themeColor="text1"/>
-          <w:sz w:val="40"/>
-          <w:szCs w:val="40"/>
+          <w:sz w:val="24"/>
+          <w:szCs w:val="24"/>
         </w:rPr>
         <w:t>課紀</w:t>
       </w:r>
       <w:r>
         <w:rPr>
-          <w:rFonts w:ascii="標楷體" w:eastAsia="標楷體" w:hAnsi="標楷體" w:hint="eastAsia"/>
+          <w:rFonts w:ascii="新細明體" w:hAnsi="新細明體" w:eastAsia="新細明體" w:cs="新細明體"/>
           <w:color w:val="000000" w:themeColor="text1"/>
-          <w:sz w:val="40"/>
-          <w:szCs w:val="40"/>
+          <w:sz w:val="24"/>
+          <w:szCs w:val="24"/>
         </w:rPr>
         <w:t>錄</w:t>
       </w:r>
       <w:proofErr w:type="gramEnd"/>
       <w:r>
         <w:rPr>
-          <w:rFonts w:ascii="標楷體" w:eastAsia="標楷體" w:hAnsi="標楷體"/>
+          <w:rFonts w:ascii="新細明體" w:hAnsi="新細明體" w:eastAsia="新細明體" w:cs="新細明體"/>
           <w:color w:val="000000" w:themeColor="text1"/>
-          <w:sz w:val="40"/>
-          <w:szCs w:val="40"/>
+          <w:sz w:val="24"/>
+          <w:szCs w:val="24"/>
         </w:rPr>
         <w:t>表</w:t>
       </w:r>
@@ -3745,53 +5252,55 @@
             </w:pPr>
             <w:r>
               <w:rPr>
-                <w:rFonts w:ascii="標楷體" w:eastAsia="標楷體" w:hAnsi="標楷體" w:hint="eastAsia"/>
+                <w:rFonts w:ascii="新細明體" w:hAnsi="新細明體" w:eastAsia="新細明體" w:cs="新細明體"/>
+                <w:color w:val="000000" w:themeColor="text1"/>
+                <w:sz w:val="24"/>
+                <w:szCs w:val="24"/>
+              </w:rPr>
+              <w:t>授</w:t>
+            </w:r>
+            <w:r>
+              <w:rPr>
+                <w:rFonts w:ascii="新細明體" w:hAnsi="新細明體" w:eastAsia="新細明體" w:cs="新細明體"/>
+                <w:color w:val="000000" w:themeColor="text1"/>
+                <w:sz w:val="24"/>
+                <w:szCs w:val="24"/>
+              </w:rPr>
+              <w:t>課老</w:t>
+            </w:r>
+            <w:r>
+              <w:rPr>
+                <w:rFonts w:ascii="新細明體" w:hAnsi="新細明體" w:eastAsia="新細明體" w:cs="新細明體"/>
+                <w:color w:val="000000" w:themeColor="text1"/>
+                <w:sz w:val="24"/>
+                <w:szCs w:val="24"/>
+              </w:rPr>
+              <w:t>師</w:t>
+            </w:r>
+          </w:p>
+        </w:tc>
+        <w:tc>
+          <w:tcPr>
+            <w:tcW w:w="956" w:type="pct"/>
+            <w:vAlign w:val="center"/>
+          </w:tcPr>
+          <w:p>
+            <w:pPr>
+              <w:spacing w:line="400" w:lineRule="exact" w:after="0"/>
+              <w:jc w:val="center"/>
+              <w:rPr>
+                <w:rFonts w:ascii="標楷體" w:eastAsia="標楷體" w:hAnsi="標楷體"/>
                 <w:color w:val="000000" w:themeColor="text1"/>
                 <w:sz w:val="28"/>
                 <w:szCs w:val="28"/>
               </w:rPr>
-              <w:t>授</w:t>
-            </w:r>
-            <w:r>
-              <w:rPr>
-                <w:rFonts w:ascii="標楷體" w:eastAsia="標楷體" w:hAnsi="標楷體"/>
-                <w:color w:val="000000" w:themeColor="text1"/>
-                <w:sz w:val="28"/>
-                <w:szCs w:val="28"/>
-              </w:rPr>
-              <w:t>課老</w:t>
-            </w:r>
-            <w:r>
-              <w:rPr>
-                <w:rFonts w:ascii="標楷體" w:eastAsia="標楷體" w:hAnsi="標楷體" w:hint="eastAsia"/>
-                <w:color w:val="000000" w:themeColor="text1"/>
-                <w:sz w:val="28"/>
-                <w:szCs w:val="28"/>
-              </w:rPr>
-              <w:t>師</w:t>
-            </w:r>
-          </w:p>
-        </w:tc>
-        <w:tc>
-          <w:tcPr>
-            <w:tcW w:w="956" w:type="pct"/>
-            <w:vAlign w:val="center"/>
-          </w:tcPr>
-          <w:p>
-            <w:pPr>
-              <w:spacing w:line="400" w:lineRule="exact" w:after="0"/>
-              <w:jc w:val="center"/>
-              <w:rPr>
-                <w:rFonts w:ascii="標楷體" w:eastAsia="標楷體" w:hAnsi="標楷體"/>
-                <w:color w:val="000000" w:themeColor="text1"/>
-                <w:sz w:val="28"/>
-                <w:szCs w:val="28"/>
-              </w:rPr>
-            </w:pPr>
-            <w:r>
-              <w:rPr>
-                <w:rFonts w:ascii="標楷體" w:hAnsi="標楷體"/>
-                <w:b w:val="0"/>
+            </w:pPr>
+            <w:r>
+              <w:rPr>
+                <w:rFonts w:ascii="新細明體" w:hAnsi="新細明體" w:eastAsia="新細明體" w:cs="新細明體"/>
+                <w:b w:val="0"/>
+                <w:sz w:val="24"/>
+                <w:szCs w:val="24"/>
               </w:rPr>
               <w:t>〔待補：姓名〕</w:t>
             </w:r>
@@ -3839,45 +5348,47 @@
             <w:proofErr w:type="gramStart"/>
             <w:r>
               <w:rPr>
-                <w:rFonts w:ascii="標楷體" w:eastAsia="標楷體" w:hAnsi="標楷體" w:hint="eastAsia"/>
+                <w:rFonts w:ascii="新細明體" w:hAnsi="新細明體" w:eastAsia="新細明體" w:cs="新細明體"/>
+                <w:color w:val="000000" w:themeColor="text1"/>
+                <w:sz w:val="24"/>
+                <w:szCs w:val="24"/>
+              </w:rPr>
+              <w:t>觀</w:t>
+            </w:r>
+            <w:r>
+              <w:rPr>
+                <w:rFonts w:ascii="新細明體" w:hAnsi="新細明體" w:eastAsia="新細明體" w:cs="新細明體"/>
+                <w:color w:val="000000" w:themeColor="text1"/>
+                <w:sz w:val="24"/>
+                <w:szCs w:val="24"/>
+              </w:rPr>
+              <w:t>課班級</w:t>
+            </w:r>
+            <w:proofErr w:type="gramEnd"/>
+          </w:p>
+        </w:tc>
+        <w:tc>
+          <w:tcPr>
+            <w:tcW w:w="956" w:type="pct"/>
+            <w:vAlign w:val="center"/>
+          </w:tcPr>
+          <w:p>
+            <w:pPr>
+              <w:spacing w:line="400" w:lineRule="exact" w:after="0"/>
+              <w:jc w:val="center"/>
+              <w:rPr>
+                <w:rFonts w:ascii="標楷體" w:eastAsia="標楷體" w:hAnsi="標楷體"/>
                 <w:color w:val="000000" w:themeColor="text1"/>
                 <w:sz w:val="28"/>
                 <w:szCs w:val="28"/>
               </w:rPr>
-              <w:t>觀</w:t>
-            </w:r>
-            <w:r>
-              <w:rPr>
-                <w:rFonts w:ascii="標楷體" w:eastAsia="標楷體" w:hAnsi="標楷體"/>
-                <w:color w:val="000000" w:themeColor="text1"/>
-                <w:sz w:val="28"/>
-                <w:szCs w:val="28"/>
-              </w:rPr>
-              <w:t>課班級</w:t>
-            </w:r>
-            <w:proofErr w:type="gramEnd"/>
-          </w:p>
-        </w:tc>
-        <w:tc>
-          <w:tcPr>
-            <w:tcW w:w="956" w:type="pct"/>
-            <w:vAlign w:val="center"/>
-          </w:tcPr>
-          <w:p>
-            <w:pPr>
-              <w:spacing w:line="400" w:lineRule="exact" w:after="0"/>
-              <w:jc w:val="center"/>
-              <w:rPr>
-                <w:rFonts w:ascii="標楷體" w:eastAsia="標楷體" w:hAnsi="標楷體"/>
-                <w:color w:val="000000" w:themeColor="text1"/>
-                <w:sz w:val="28"/>
-                <w:szCs w:val="28"/>
-              </w:rPr>
-            </w:pPr>
-            <w:r>
-              <w:rPr>
-                <w:rFonts w:ascii="標楷體" w:hAnsi="標楷體"/>
-                <w:b w:val="0"/>
+            </w:pPr>
+            <w:r>
+              <w:rPr>
+                <w:rFonts w:ascii="新細明體" w:hAnsi="新細明體" w:eastAsia="新細明體" w:cs="新細明體"/>
+                <w:b w:val="0"/>
+                <w:sz w:val="24"/>
+                <w:szCs w:val="24"/>
               </w:rPr>
               <w:t>六 年 〇 班</w:t>
             </w:r>
@@ -3926,54 +5437,56 @@
             <w:proofErr w:type="gramStart"/>
             <w:r>
               <w:rPr>
-                <w:rFonts w:ascii="標楷體" w:eastAsia="標楷體" w:hAnsi="標楷體" w:hint="eastAsia"/>
+                <w:rFonts w:ascii="新細明體" w:hAnsi="新細明體" w:eastAsia="新細明體" w:cs="新細明體"/>
+                <w:color w:val="000000" w:themeColor="text1"/>
+                <w:sz w:val="24"/>
+                <w:szCs w:val="24"/>
+              </w:rPr>
+              <w:t>觀</w:t>
+            </w:r>
+            <w:r>
+              <w:rPr>
+                <w:rFonts w:ascii="新細明體" w:hAnsi="新細明體" w:eastAsia="新細明體" w:cs="新細明體"/>
+                <w:color w:val="000000" w:themeColor="text1"/>
+                <w:sz w:val="24"/>
+                <w:szCs w:val="24"/>
+              </w:rPr>
+              <w:t>課</w:t>
+            </w:r>
+            <w:r>
+              <w:rPr>
+                <w:rFonts w:ascii="新細明體" w:hAnsi="新細明體" w:eastAsia="新細明體" w:cs="新細明體"/>
+                <w:color w:val="000000" w:themeColor="text1"/>
+                <w:sz w:val="24"/>
+                <w:szCs w:val="24"/>
+              </w:rPr>
+              <w:t>日期</w:t>
+            </w:r>
+            <w:proofErr w:type="gramEnd"/>
+          </w:p>
+        </w:tc>
+        <w:tc>
+          <w:tcPr>
+            <w:tcW w:w="956" w:type="pct"/>
+            <w:vAlign w:val="center"/>
+          </w:tcPr>
+          <w:p>
+            <w:pPr>
+              <w:spacing w:line="400" w:lineRule="exact" w:after="0"/>
+              <w:jc w:val="center"/>
+              <w:rPr>
+                <w:rFonts w:ascii="標楷體" w:eastAsia="標楷體" w:hAnsi="標楷體"/>
                 <w:color w:val="000000" w:themeColor="text1"/>
                 <w:sz w:val="28"/>
                 <w:szCs w:val="28"/>
               </w:rPr>
-              <w:t>觀</w:t>
-            </w:r>
-            <w:r>
-              <w:rPr>
-                <w:rFonts w:ascii="標楷體" w:eastAsia="標楷體" w:hAnsi="標楷體"/>
-                <w:color w:val="000000" w:themeColor="text1"/>
-                <w:sz w:val="28"/>
-                <w:szCs w:val="28"/>
-              </w:rPr>
-              <w:t>課</w:t>
-            </w:r>
-            <w:r>
-              <w:rPr>
-                <w:rFonts w:ascii="標楷體" w:eastAsia="標楷體" w:hAnsi="標楷體" w:hint="eastAsia"/>
-                <w:color w:val="000000" w:themeColor="text1"/>
-                <w:sz w:val="28"/>
-                <w:szCs w:val="28"/>
-              </w:rPr>
-              <w:t>日期</w:t>
-            </w:r>
-            <w:proofErr w:type="gramEnd"/>
-          </w:p>
-        </w:tc>
-        <w:tc>
-          <w:tcPr>
-            <w:tcW w:w="956" w:type="pct"/>
-            <w:vAlign w:val="center"/>
-          </w:tcPr>
-          <w:p>
-            <w:pPr>
-              <w:spacing w:line="400" w:lineRule="exact" w:after="0"/>
-              <w:jc w:val="center"/>
-              <w:rPr>
-                <w:rFonts w:ascii="標楷體" w:eastAsia="標楷體" w:hAnsi="標楷體"/>
-                <w:color w:val="000000" w:themeColor="text1"/>
-                <w:sz w:val="28"/>
-                <w:szCs w:val="28"/>
-              </w:rPr>
-            </w:pPr>
-            <w:r>
-              <w:rPr>
-                <w:rFonts w:ascii="標楷體" w:hAnsi="標楷體"/>
-                <w:b w:val="0"/>
+            </w:pPr>
+            <w:r>
+              <w:rPr>
+                <w:rFonts w:ascii="新細明體" w:hAnsi="新細明體" w:eastAsia="新細明體" w:cs="新細明體"/>
+                <w:b w:val="0"/>
+                <w:sz w:val="24"/>
+                <w:szCs w:val="24"/>
               </w:rPr>
               <w:t>〔待補：〇年〇月〇日〕</w:t>
             </w:r>
@@ -4021,10 +5534,10 @@
             </w:pPr>
             <w:r>
               <w:rPr>
-                <w:rFonts w:ascii="標楷體" w:eastAsia="標楷體" w:hAnsi="標楷體" w:hint="eastAsia"/>
-                <w:color w:val="000000" w:themeColor="text1"/>
-                <w:sz w:val="28"/>
-                <w:szCs w:val="28"/>
+                <w:rFonts w:ascii="新細明體" w:hAnsi="新細明體" w:eastAsia="新細明體" w:cs="新細明體"/>
+                <w:color w:val="000000" w:themeColor="text1"/>
+                <w:sz w:val="24"/>
+                <w:szCs w:val="24"/>
               </w:rPr>
               <w:t>科目單元</w:t>
             </w:r>
@@ -4046,8 +5559,10 @@
             </w:pPr>
             <w:r>
               <w:rPr>
-                <w:rFonts w:ascii="標楷體" w:hAnsi="標楷體"/>
-                <w:b w:val="0"/>
+                <w:rFonts w:ascii="新細明體" w:hAnsi="新細明體" w:eastAsia="新細明體" w:cs="新細明體"/>
+                <w:b w:val="0"/>
+                <w:sz w:val="24"/>
+                <w:szCs w:val="24"/>
               </w:rPr>
               <w:t>自然科學　第 2 課〈多變的天氣〉2-2 天氣圖與天氣變化</w:t>
             </w:r>
@@ -4096,41 +5611,41 @@
             <w:proofErr w:type="gramStart"/>
             <w:r>
               <w:rPr>
-                <w:rFonts w:ascii="標楷體" w:eastAsia="標楷體" w:hAnsi="標楷體" w:hint="eastAsia"/>
+                <w:rFonts w:ascii="新細明體" w:hAnsi="新細明體" w:eastAsia="新細明體" w:cs="新細明體"/>
+                <w:color w:val="000000" w:themeColor="text1"/>
+                <w:sz w:val="24"/>
+                <w:szCs w:val="24"/>
+              </w:rPr>
+              <w:t>觀</w:t>
+            </w:r>
+            <w:r>
+              <w:rPr>
+                <w:rFonts w:ascii="新細明體" w:hAnsi="新細明體" w:eastAsia="新細明體" w:cs="新細明體"/>
+                <w:color w:val="000000" w:themeColor="text1"/>
+                <w:sz w:val="24"/>
+                <w:szCs w:val="24"/>
+              </w:rPr>
+              <w:t>課教師</w:t>
+            </w:r>
+            <w:proofErr w:type="gramEnd"/>
+          </w:p>
+          <w:p>
+            <w:pPr>
+              <w:spacing w:line="400" w:lineRule="exact"/>
+              <w:jc w:val="center"/>
+              <w:rPr>
+                <w:rFonts w:ascii="標楷體" w:eastAsia="標楷體" w:hAnsi="標楷體"/>
                 <w:color w:val="000000" w:themeColor="text1"/>
                 <w:sz w:val="28"/>
                 <w:szCs w:val="28"/>
               </w:rPr>
-              <w:t>觀</w:t>
-            </w:r>
-            <w:r>
-              <w:rPr>
-                <w:rFonts w:ascii="標楷體" w:eastAsia="標楷體" w:hAnsi="標楷體"/>
-                <w:color w:val="000000" w:themeColor="text1"/>
-                <w:sz w:val="28"/>
-                <w:szCs w:val="28"/>
-              </w:rPr>
-              <w:t>課教師</w:t>
-            </w:r>
-            <w:proofErr w:type="gramEnd"/>
-          </w:p>
-          <w:p>
-            <w:pPr>
-              <w:spacing w:line="400" w:lineRule="exact"/>
-              <w:jc w:val="center"/>
-              <w:rPr>
-                <w:rFonts w:ascii="標楷體" w:eastAsia="標楷體" w:hAnsi="標楷體"/>
-                <w:color w:val="000000" w:themeColor="text1"/>
-                <w:sz w:val="28"/>
-                <w:szCs w:val="28"/>
-              </w:rPr>
-            </w:pPr>
-            <w:r>
-              <w:rPr>
-                <w:rFonts w:ascii="標楷體" w:eastAsia="標楷體" w:hAnsi="標楷體"/>
-                <w:color w:val="000000" w:themeColor="text1"/>
-                <w:sz w:val="28"/>
-                <w:szCs w:val="28"/>
+            </w:pPr>
+            <w:r>
+              <w:rPr>
+                <w:rFonts w:ascii="新細明體" w:hAnsi="新細明體" w:eastAsia="新細明體" w:cs="新細明體"/>
+                <w:color w:val="000000" w:themeColor="text1"/>
+                <w:sz w:val="24"/>
+                <w:szCs w:val="24"/>
               </w:rPr>
               <w:t>學校</w:t>
             </w:r>
@@ -4197,41 +5712,41 @@
             <w:proofErr w:type="gramStart"/>
             <w:r>
               <w:rPr>
-                <w:rFonts w:ascii="標楷體" w:eastAsia="標楷體" w:hAnsi="標楷體" w:hint="eastAsia"/>
+                <w:rFonts w:ascii="新細明體" w:hAnsi="新細明體" w:eastAsia="新細明體" w:cs="新細明體"/>
+                <w:color w:val="000000" w:themeColor="text1"/>
+                <w:sz w:val="24"/>
+                <w:szCs w:val="24"/>
+              </w:rPr>
+              <w:t>觀</w:t>
+            </w:r>
+            <w:r>
+              <w:rPr>
+                <w:rFonts w:ascii="新細明體" w:hAnsi="新細明體" w:eastAsia="新細明體" w:cs="新細明體"/>
+                <w:color w:val="000000" w:themeColor="text1"/>
+                <w:sz w:val="24"/>
+                <w:szCs w:val="24"/>
+              </w:rPr>
+              <w:t>課教師</w:t>
+            </w:r>
+            <w:proofErr w:type="gramEnd"/>
+          </w:p>
+          <w:p>
+            <w:pPr>
+              <w:spacing w:line="400" w:lineRule="exact"/>
+              <w:jc w:val="center"/>
+              <w:rPr>
+                <w:rFonts w:ascii="標楷體" w:eastAsia="標楷體" w:hAnsi="標楷體"/>
                 <w:color w:val="000000" w:themeColor="text1"/>
                 <w:sz w:val="28"/>
                 <w:szCs w:val="28"/>
               </w:rPr>
-              <w:t>觀</w:t>
-            </w:r>
-            <w:r>
-              <w:rPr>
-                <w:rFonts w:ascii="標楷體" w:eastAsia="標楷體" w:hAnsi="標楷體"/>
-                <w:color w:val="000000" w:themeColor="text1"/>
-                <w:sz w:val="28"/>
-                <w:szCs w:val="28"/>
-              </w:rPr>
-              <w:t>課教師</w:t>
-            </w:r>
-            <w:proofErr w:type="gramEnd"/>
-          </w:p>
-          <w:p>
-            <w:pPr>
-              <w:spacing w:line="400" w:lineRule="exact"/>
-              <w:jc w:val="center"/>
-              <w:rPr>
-                <w:rFonts w:ascii="標楷體" w:eastAsia="標楷體" w:hAnsi="標楷體"/>
-                <w:color w:val="000000" w:themeColor="text1"/>
-                <w:sz w:val="28"/>
-                <w:szCs w:val="28"/>
-              </w:rPr>
-            </w:pPr>
-            <w:r>
-              <w:rPr>
-                <w:rFonts w:ascii="標楷體" w:eastAsia="標楷體" w:hAnsi="標楷體"/>
-                <w:color w:val="000000" w:themeColor="text1"/>
-                <w:sz w:val="28"/>
-                <w:szCs w:val="28"/>
+            </w:pPr>
+            <w:r>
+              <w:rPr>
+                <w:rFonts w:ascii="新細明體" w:hAnsi="新細明體" w:eastAsia="新細明體" w:cs="新細明體"/>
+                <w:color w:val="000000" w:themeColor="text1"/>
+                <w:sz w:val="24"/>
+                <w:szCs w:val="24"/>
               </w:rPr>
               <w:t>姓名</w:t>
             </w:r>
@@ -4298,19 +5813,19 @@
       <w:proofErr w:type="gramStart"/>
       <w:r>
         <w:rPr>
-          <w:rFonts w:ascii="標楷體" w:eastAsia="標楷體" w:hAnsi="標楷體" w:hint="eastAsia"/>
+          <w:rFonts w:ascii="新細明體" w:hAnsi="新細明體" w:eastAsia="新細明體" w:cs="新細明體"/>
           <w:color w:val="000000" w:themeColor="text1"/>
-          <w:sz w:val="28"/>
-          <w:szCs w:val="28"/>
+          <w:sz w:val="24"/>
+          <w:szCs w:val="24"/>
         </w:rPr>
         <w:t>觀課</w:t>
       </w:r>
       <w:r>
         <w:rPr>
-          <w:rFonts w:ascii="標楷體" w:eastAsia="標楷體" w:hAnsi="標楷體"/>
+          <w:rFonts w:ascii="新細明體" w:hAnsi="新細明體" w:eastAsia="新細明體" w:cs="新細明體"/>
           <w:color w:val="000000" w:themeColor="text1"/>
-          <w:sz w:val="28"/>
-          <w:szCs w:val="28"/>
+          <w:sz w:val="24"/>
+          <w:szCs w:val="24"/>
         </w:rPr>
         <w:t>重點</w:t>
       </w:r>
@@ -4319,8 +5834,10 @@
     <w:p>
       <w:r>
         <w:rPr>
-          <w:rFonts w:ascii="標楷體" w:hAnsi="標楷體"/>
+          <w:rFonts w:ascii="新細明體" w:hAnsi="新細明體" w:eastAsia="新細明體" w:cs="新細明體"/>
           <w:b w:val="0"/>
+          <w:sz w:val="24"/>
+          <w:szCs w:val="24"/>
         </w:rPr>
         <w:t>1. 小組寫預報時（第 5 步，第 10～18 分鐘），你這一組是先看天氣圖上的鋒面位置，還是先看觀測表的氣溫？請記下組內第一個開口的人說的那句話，以及他指的是哪一欄。這關係到學生是用「符號」還是用「數據」在推論。</w:t>
       </w:r>
@@ -4328,8 +5845,10 @@
     <w:p>
       <w:r>
         <w:rPr>
-          <w:rFonts w:ascii="標楷體" w:hAnsi="標楷體"/>
+          <w:rFonts w:ascii="新細明體" w:hAnsi="新細明體" w:eastAsia="新細明體" w:cs="新細明體"/>
           <w:b w:val="0"/>
+          <w:sz w:val="24"/>
+          <w:szCs w:val="24"/>
         </w:rPr>
         <w:t>2. 發下 4/20 資料的那一刻（第 18 分鐘），你這一組的第一個反應是什麼？請記下時間與原話——是先看自己猜對沒有，還是先看資料。並記下這一組是否真的動筆修改了小白板上的內容，或只是口頭說「我們錯了」。</w:t>
       </w:r>
@@ -4337,8 +5856,10 @@
     <w:p>
       <w:r>
         <w:rPr>
-          <w:rFonts w:ascii="標楷體" w:hAnsi="標楷體"/>
+          <w:rFonts w:ascii="新細明體" w:hAnsi="新細明體" w:eastAsia="新細明體" w:cs="新細明體"/>
           <w:b w:val="0"/>
+          <w:sz w:val="24"/>
+          <w:szCs w:val="24"/>
         </w:rPr>
         <w:t>3. 就近觀察 1～2 位學生，記下他在整節課中第一次把想法說出口是在哪一刻（個人圈記／Pair 交換／小組討論／全班發言），以及那句話是什麼。〔待補特殊學生後，請改為指名觀察對象〕</w:t>
       </w:r>
@@ -4377,19 +5898,19 @@
             </w:pPr>
             <w:r>
               <w:rPr>
-                <w:rFonts w:ascii="標楷體" w:eastAsia="標楷體" w:hAnsi="標楷體" w:hint="eastAsia"/>
-                <w:color w:val="000000" w:themeColor="text1"/>
-                <w:sz w:val="28"/>
-                <w:szCs w:val="28"/>
+                <w:rFonts w:ascii="新細明體" w:hAnsi="新細明體" w:eastAsia="新細明體" w:cs="新細明體"/>
+                <w:color w:val="000000" w:themeColor="text1"/>
+                <w:sz w:val="24"/>
+                <w:szCs w:val="24"/>
               </w:rPr>
               <w:t>面</w:t>
             </w:r>
             <w:r>
               <w:rPr>
-                <w:rFonts w:ascii="標楷體" w:eastAsia="標楷體" w:hAnsi="標楷體"/>
-                <w:color w:val="000000" w:themeColor="text1"/>
-                <w:sz w:val="28"/>
-                <w:szCs w:val="28"/>
+                <w:rFonts w:ascii="新細明體" w:hAnsi="新細明體" w:eastAsia="新細明體" w:cs="新細明體"/>
+                <w:color w:val="000000" w:themeColor="text1"/>
+                <w:sz w:val="24"/>
+                <w:szCs w:val="24"/>
               </w:rPr>
               <w:t>向</w:t>
             </w:r>
@@ -4414,19 +5935,19 @@
             </w:pPr>
             <w:r>
               <w:rPr>
-                <w:rFonts w:hAnsi="標楷體"/>
-                <w:color w:val="000000" w:themeColor="text1"/>
-                <w:sz w:val="28"/>
-                <w:szCs w:val="28"/>
+                <w:rFonts w:ascii="新細明體" w:hAnsi="新細明體" w:eastAsia="新細明體" w:cs="新細明體"/>
+                <w:color w:val="000000" w:themeColor="text1"/>
+                <w:sz w:val="24"/>
+                <w:szCs w:val="24"/>
               </w:rPr>
               <w:t>1.</w:t>
             </w:r>
             <w:r>
               <w:rPr>
-                <w:rFonts w:hAnsi="標楷體" w:hint="eastAsia"/>
-                <w:color w:val="000000" w:themeColor="text1"/>
-                <w:sz w:val="28"/>
-                <w:szCs w:val="28"/>
+                <w:rFonts w:ascii="新細明體" w:hAnsi="新細明體" w:eastAsia="新細明體" w:cs="新細明體"/>
+                <w:color w:val="000000" w:themeColor="text1"/>
+                <w:sz w:val="24"/>
+                <w:szCs w:val="24"/>
               </w:rPr>
               <w:t>全班學習氣氛</w:t>
             </w:r>
@@ -4451,19 +5972,19 @@
             </w:pPr>
             <w:r>
               <w:rPr>
-                <w:rFonts w:hAnsi="標楷體"/>
-                <w:color w:val="000000" w:themeColor="text1"/>
-                <w:sz w:val="28"/>
-                <w:szCs w:val="28"/>
+                <w:rFonts w:ascii="新細明體" w:hAnsi="新細明體" w:eastAsia="新細明體" w:cs="新細明體"/>
+                <w:color w:val="000000" w:themeColor="text1"/>
+                <w:sz w:val="24"/>
+                <w:szCs w:val="24"/>
               </w:rPr>
               <w:t>2.</w:t>
             </w:r>
             <w:r>
               <w:rPr>
-                <w:rFonts w:hAnsi="標楷體" w:hint="eastAsia"/>
-                <w:color w:val="000000" w:themeColor="text1"/>
-                <w:sz w:val="28"/>
-                <w:szCs w:val="28"/>
+                <w:rFonts w:ascii="新細明體" w:hAnsi="新細明體" w:eastAsia="新細明體" w:cs="新細明體"/>
+                <w:color w:val="000000" w:themeColor="text1"/>
+                <w:sz w:val="24"/>
+                <w:szCs w:val="24"/>
               </w:rPr>
               <w:t>學生學習歷程</w:t>
             </w:r>
@@ -4488,57 +6009,57 @@
             </w:pPr>
             <w:r>
               <w:rPr>
-                <w:rFonts w:hAnsi="標楷體"/>
+                <w:rFonts w:ascii="新細明體" w:hAnsi="新細明體" w:eastAsia="新細明體" w:cs="新細明體"/>
+                <w:color w:val="000000" w:themeColor="text1"/>
+                <w:sz w:val="24"/>
+                <w:szCs w:val="24"/>
+              </w:rPr>
+              <w:t>3.</w:t>
+            </w:r>
+            <w:r>
+              <w:rPr>
+                <w:rFonts w:ascii="新細明體" w:hAnsi="新細明體" w:eastAsia="新細明體" w:cs="新細明體"/>
+                <w:color w:val="000000" w:themeColor="text1"/>
+                <w:sz w:val="24"/>
+                <w:szCs w:val="24"/>
+              </w:rPr>
+              <w:t>學生學習結果</w:t>
+            </w:r>
+          </w:p>
+        </w:tc>
+      </w:tr>
+      <w:tr>
+        <w:tc>
+          <w:tcPr>
+            <w:tcW w:w="292" w:type="pct"/>
+            <w:vAlign w:val="center"/>
+          </w:tcPr>
+          <w:p>
+            <w:pPr>
+              <w:spacing w:line="400" w:lineRule="exact"/>
+              <w:jc w:val="both"/>
+              <w:rPr>
+                <w:rFonts w:ascii="標楷體" w:eastAsia="標楷體" w:hAnsi="標楷體"/>
                 <w:color w:val="000000" w:themeColor="text1"/>
                 <w:sz w:val="28"/>
                 <w:szCs w:val="28"/>
               </w:rPr>
-              <w:t>3.</w:t>
-            </w:r>
-            <w:r>
-              <w:rPr>
-                <w:rFonts w:hAnsi="標楷體" w:hint="eastAsia"/>
-                <w:color w:val="000000" w:themeColor="text1"/>
-                <w:sz w:val="28"/>
-                <w:szCs w:val="28"/>
-              </w:rPr>
-              <w:t>學生學習結果</w:t>
-            </w:r>
-          </w:p>
-        </w:tc>
-      </w:tr>
-      <w:tr>
-        <w:tc>
-          <w:tcPr>
-            <w:tcW w:w="292" w:type="pct"/>
-            <w:vAlign w:val="center"/>
-          </w:tcPr>
-          <w:p>
-            <w:pPr>
-              <w:spacing w:line="400" w:lineRule="exact"/>
-              <w:jc w:val="both"/>
-              <w:rPr>
-                <w:rFonts w:ascii="標楷體" w:eastAsia="標楷體" w:hAnsi="標楷體"/>
-                <w:color w:val="000000" w:themeColor="text1"/>
-                <w:sz w:val="28"/>
-                <w:szCs w:val="28"/>
-              </w:rPr>
-            </w:pPr>
-            <w:r>
-              <w:rPr>
-                <w:rFonts w:ascii="標楷體" w:eastAsia="標楷體" w:hAnsi="標楷體" w:hint="eastAsia"/>
-                <w:color w:val="000000" w:themeColor="text1"/>
-                <w:sz w:val="28"/>
-                <w:szCs w:val="28"/>
+            </w:pPr>
+            <w:r>
+              <w:rPr>
+                <w:rFonts w:ascii="新細明體" w:hAnsi="新細明體" w:eastAsia="新細明體" w:cs="新細明體"/>
+                <w:color w:val="000000" w:themeColor="text1"/>
+                <w:sz w:val="24"/>
+                <w:szCs w:val="24"/>
               </w:rPr>
               <w:t>要</w:t>
             </w:r>
             <w:r>
               <w:rPr>
-                <w:rFonts w:ascii="標楷體" w:eastAsia="標楷體" w:hAnsi="標楷體"/>
-                <w:color w:val="000000" w:themeColor="text1"/>
-                <w:sz w:val="28"/>
-                <w:szCs w:val="28"/>
+                <w:rFonts w:ascii="新細明體" w:hAnsi="新細明體" w:eastAsia="新細明體" w:cs="新細明體"/>
+                <w:color w:val="000000" w:themeColor="text1"/>
+                <w:sz w:val="24"/>
+                <w:szCs w:val="24"/>
               </w:rPr>
               <w:t>項</w:t>
             </w:r>
@@ -4563,28 +6084,28 @@
             </w:pPr>
             <w:r>
               <w:rPr>
-                <w:rFonts w:hAnsi="標楷體"/>
-                <w:color w:val="000000" w:themeColor="text1"/>
-                <w:sz w:val="28"/>
-                <w:szCs w:val="28"/>
+                <w:rFonts w:ascii="新細明體" w:hAnsi="新細明體" w:eastAsia="新細明體" w:cs="新細明體"/>
+                <w:color w:val="000000" w:themeColor="text1"/>
+                <w:sz w:val="24"/>
+                <w:szCs w:val="24"/>
               </w:rPr>
               <w:t>1-1</w:t>
             </w:r>
             <w:r>
               <w:rPr>
-                <w:rFonts w:hAnsi="標楷體" w:hint="eastAsia"/>
-                <w:color w:val="000000" w:themeColor="text1"/>
-                <w:sz w:val="28"/>
-                <w:szCs w:val="28"/>
+                <w:rFonts w:ascii="新細明體" w:hAnsi="新細明體" w:eastAsia="新細明體" w:cs="新細明體"/>
+                <w:color w:val="000000" w:themeColor="text1"/>
+                <w:sz w:val="24"/>
+                <w:szCs w:val="24"/>
               </w:rPr>
               <w:t>是否有安心學習的環境？</w:t>
             </w:r>
             <w:r>
               <w:rPr>
-                <w:rFonts w:hAnsi="標楷體"/>
-                <w:color w:val="000000" w:themeColor="text1"/>
-                <w:sz w:val="28"/>
-                <w:szCs w:val="28"/>
+                <w:rFonts w:ascii="新細明體" w:hAnsi="新細明體" w:eastAsia="新細明體" w:cs="新細明體"/>
+                <w:color w:val="000000" w:themeColor="text1"/>
+                <w:sz w:val="24"/>
+                <w:szCs w:val="24"/>
               </w:rPr>
               <w:t xml:space="preserve"> </w:t>
             </w:r>
@@ -4604,28 +6125,28 @@
             </w:pPr>
             <w:r>
               <w:rPr>
-                <w:rFonts w:hAnsi="標楷體"/>
-                <w:color w:val="000000" w:themeColor="text1"/>
-                <w:sz w:val="28"/>
-                <w:szCs w:val="28"/>
+                <w:rFonts w:ascii="新細明體" w:hAnsi="新細明體" w:eastAsia="新細明體" w:cs="新細明體"/>
+                <w:color w:val="000000" w:themeColor="text1"/>
+                <w:sz w:val="24"/>
+                <w:szCs w:val="24"/>
               </w:rPr>
               <w:t>1-2</w:t>
             </w:r>
             <w:r>
               <w:rPr>
-                <w:rFonts w:hAnsi="標楷體" w:hint="eastAsia"/>
-                <w:color w:val="000000" w:themeColor="text1"/>
-                <w:sz w:val="28"/>
-                <w:szCs w:val="28"/>
+                <w:rFonts w:ascii="新細明體" w:hAnsi="新細明體" w:eastAsia="新細明體" w:cs="新細明體"/>
+                <w:color w:val="000000" w:themeColor="text1"/>
+                <w:sz w:val="24"/>
+                <w:szCs w:val="24"/>
               </w:rPr>
               <w:t>是否有聆聽學習的環境？</w:t>
             </w:r>
             <w:r>
               <w:rPr>
-                <w:rFonts w:hAnsi="標楷體"/>
-                <w:color w:val="000000" w:themeColor="text1"/>
-                <w:sz w:val="28"/>
-                <w:szCs w:val="28"/>
+                <w:rFonts w:ascii="新細明體" w:hAnsi="新細明體" w:eastAsia="新細明體" w:cs="新細明體"/>
+                <w:color w:val="000000" w:themeColor="text1"/>
+                <w:sz w:val="24"/>
+                <w:szCs w:val="24"/>
               </w:rPr>
               <w:t xml:space="preserve"> </w:t>
             </w:r>
@@ -4650,27 +6171,28 @@
             </w:pPr>
             <w:r>
               <w:rPr>
-                <w:color w:val="000000" w:themeColor="text1"/>
-                <w:sz w:val="28"/>
-                <w:szCs w:val="28"/>
+                <w:rFonts w:ascii="新細明體" w:hAnsi="新細明體" w:eastAsia="新細明體" w:cs="新細明體"/>
+                <w:color w:val="000000" w:themeColor="text1"/>
+                <w:sz w:val="24"/>
+                <w:szCs w:val="24"/>
               </w:rPr>
               <w:t>2-1</w:t>
             </w:r>
             <w:r>
               <w:rPr>
-                <w:rFonts w:hAnsi="標楷體" w:hint="eastAsia"/>
-                <w:color w:val="000000" w:themeColor="text1"/>
-                <w:sz w:val="28"/>
-                <w:szCs w:val="28"/>
+                <w:rFonts w:ascii="新細明體" w:hAnsi="新細明體" w:eastAsia="新細明體" w:cs="新細明體"/>
+                <w:color w:val="000000" w:themeColor="text1"/>
+                <w:sz w:val="24"/>
+                <w:szCs w:val="24"/>
               </w:rPr>
               <w:t>學生學習動機是否持續？</w:t>
             </w:r>
             <w:r>
               <w:rPr>
-                <w:rFonts w:hAnsi="標楷體"/>
-                <w:color w:val="000000" w:themeColor="text1"/>
-                <w:sz w:val="28"/>
-                <w:szCs w:val="28"/>
+                <w:rFonts w:ascii="新細明體" w:hAnsi="新細明體" w:eastAsia="新細明體" w:cs="新細明體"/>
+                <w:color w:val="000000" w:themeColor="text1"/>
+                <w:sz w:val="24"/>
+                <w:szCs w:val="24"/>
               </w:rPr>
               <w:t xml:space="preserve"> </w:t>
             </w:r>
@@ -4690,38 +6212,38 @@
             </w:pPr>
             <w:r>
               <w:rPr>
-                <w:rFonts w:hAnsi="標楷體"/>
-                <w:color w:val="000000" w:themeColor="text1"/>
-                <w:sz w:val="28"/>
-                <w:szCs w:val="28"/>
+                <w:rFonts w:ascii="新細明體" w:hAnsi="新細明體" w:eastAsia="新細明體" w:cs="新細明體"/>
+                <w:color w:val="000000" w:themeColor="text1"/>
+                <w:sz w:val="24"/>
+                <w:szCs w:val="24"/>
               </w:rPr>
               <w:t>2</w:t>
             </w:r>
             <w:r>
               <w:rPr>
-                <w:rFonts w:hAnsi="標楷體" w:cstheme="minorBidi"/>
+                <w:rFonts w:ascii="新細明體" w:hAnsi="新細明體" w:eastAsia="新細明體" w:cs="新細明體"/>
                 <w:color w:val="000000" w:themeColor="text1"/>
                 <w:kern w:val="2"/>
-                <w:sz w:val="28"/>
-                <w:szCs w:val="28"/>
+                <w:sz w:val="24"/>
+                <w:szCs w:val="24"/>
               </w:rPr>
               <w:t>-2</w:t>
             </w:r>
             <w:r>
               <w:rPr>
-                <w:rFonts w:hAnsi="標楷體" w:hint="eastAsia"/>
-                <w:color w:val="000000" w:themeColor="text1"/>
-                <w:sz w:val="28"/>
-                <w:szCs w:val="28"/>
+                <w:rFonts w:ascii="新細明體" w:hAnsi="新細明體" w:eastAsia="新細明體" w:cs="新細明體"/>
+                <w:color w:val="000000" w:themeColor="text1"/>
+                <w:sz w:val="24"/>
+                <w:szCs w:val="24"/>
               </w:rPr>
               <w:t>學生是否相互關注與傾聽？</w:t>
             </w:r>
             <w:r>
               <w:rPr>
-                <w:rFonts w:hAnsi="標楷體"/>
-                <w:color w:val="000000" w:themeColor="text1"/>
-                <w:sz w:val="28"/>
-                <w:szCs w:val="28"/>
+                <w:rFonts w:ascii="新細明體" w:hAnsi="新細明體" w:eastAsia="新細明體" w:cs="新細明體"/>
+                <w:color w:val="000000" w:themeColor="text1"/>
+                <w:sz w:val="24"/>
+                <w:szCs w:val="24"/>
               </w:rPr>
               <w:t xml:space="preserve"> </w:t>
             </w:r>
@@ -4741,19 +6263,19 @@
             </w:pPr>
             <w:r>
               <w:rPr>
-                <w:rFonts w:hAnsi="標楷體"/>
-                <w:color w:val="000000" w:themeColor="text1"/>
-                <w:sz w:val="28"/>
-                <w:szCs w:val="28"/>
+                <w:rFonts w:ascii="新細明體" w:hAnsi="新細明體" w:eastAsia="新細明體" w:cs="新細明體"/>
+                <w:color w:val="000000" w:themeColor="text1"/>
+                <w:sz w:val="24"/>
+                <w:szCs w:val="24"/>
               </w:rPr>
               <w:t>2-3</w:t>
             </w:r>
             <w:r>
               <w:rPr>
-                <w:rFonts w:hAnsi="標楷體" w:hint="eastAsia"/>
-                <w:color w:val="000000" w:themeColor="text1"/>
-                <w:sz w:val="28"/>
-                <w:szCs w:val="28"/>
+                <w:rFonts w:ascii="新細明體" w:hAnsi="新細明體" w:eastAsia="新細明體" w:cs="新細明體"/>
+                <w:color w:val="000000" w:themeColor="text1"/>
+                <w:sz w:val="24"/>
+                <w:szCs w:val="24"/>
               </w:rPr>
               <w:t>學生是否互相協助與討論？</w:t>
             </w:r>
@@ -4773,28 +6295,28 @@
             </w:pPr>
             <w:r>
               <w:rPr>
-                <w:rFonts w:hAnsi="標楷體"/>
-                <w:color w:val="000000" w:themeColor="text1"/>
-                <w:sz w:val="28"/>
-                <w:szCs w:val="28"/>
+                <w:rFonts w:ascii="新細明體" w:hAnsi="新細明體" w:eastAsia="新細明體" w:cs="新細明體"/>
+                <w:color w:val="000000" w:themeColor="text1"/>
+                <w:sz w:val="24"/>
+                <w:szCs w:val="24"/>
               </w:rPr>
               <w:t>2-4</w:t>
             </w:r>
             <w:r>
               <w:rPr>
-                <w:rFonts w:hAnsi="標楷體" w:hint="eastAsia"/>
-                <w:color w:val="000000" w:themeColor="text1"/>
-                <w:sz w:val="28"/>
-                <w:szCs w:val="28"/>
+                <w:rFonts w:ascii="新細明體" w:hAnsi="新細明體" w:eastAsia="新細明體" w:cs="新細明體"/>
+                <w:color w:val="000000" w:themeColor="text1"/>
+                <w:sz w:val="24"/>
+                <w:szCs w:val="24"/>
               </w:rPr>
               <w:t>學生是否投入參與學習？</w:t>
             </w:r>
             <w:r>
               <w:rPr>
-                <w:rFonts w:hAnsi="標楷體"/>
-                <w:color w:val="000000" w:themeColor="text1"/>
-                <w:sz w:val="28"/>
-                <w:szCs w:val="28"/>
+                <w:rFonts w:ascii="新細明體" w:hAnsi="新細明體" w:eastAsia="新細明體" w:cs="新細明體"/>
+                <w:color w:val="000000" w:themeColor="text1"/>
+                <w:sz w:val="24"/>
+                <w:szCs w:val="24"/>
               </w:rPr>
               <w:t xml:space="preserve"> </w:t>
             </w:r>
@@ -4814,46 +6336,46 @@
             </w:pPr>
             <w:r>
               <w:rPr>
-                <w:rFonts w:hAnsi="標楷體"/>
-                <w:color w:val="000000" w:themeColor="text1"/>
-                <w:sz w:val="28"/>
-                <w:szCs w:val="28"/>
+                <w:rFonts w:ascii="新細明體" w:hAnsi="新細明體" w:eastAsia="新細明體" w:cs="新細明體"/>
+                <w:color w:val="000000" w:themeColor="text1"/>
+                <w:sz w:val="24"/>
+                <w:szCs w:val="24"/>
               </w:rPr>
               <w:t>2-5</w:t>
             </w:r>
             <w:r>
               <w:rPr>
-                <w:rFonts w:hAnsi="標楷體" w:hint="eastAsia"/>
-                <w:color w:val="000000" w:themeColor="text1"/>
-                <w:sz w:val="28"/>
-                <w:szCs w:val="28"/>
+                <w:rFonts w:ascii="新細明體" w:hAnsi="新細明體" w:eastAsia="新細明體" w:cs="新細明體"/>
+                <w:color w:val="000000" w:themeColor="text1"/>
+                <w:sz w:val="24"/>
+                <w:szCs w:val="24"/>
               </w:rPr>
               <w:t>是否發現有特殊表現的學生？</w:t>
             </w:r>
             <w:r>
               <w:rPr>
-                <w:rFonts w:hAnsi="標楷體"/>
-                <w:color w:val="000000" w:themeColor="text1"/>
-                <w:sz w:val="28"/>
-                <w:szCs w:val="28"/>
+                <w:rFonts w:ascii="新細明體" w:hAnsi="新細明體" w:eastAsia="新細明體" w:cs="新細明體"/>
+                <w:color w:val="000000" w:themeColor="text1"/>
+                <w:sz w:val="24"/>
+                <w:szCs w:val="24"/>
               </w:rPr>
               <w:t>(</w:t>
             </w:r>
             <w:r>
               <w:rPr>
-                <w:rFonts w:hAnsi="標楷體" w:hint="eastAsia"/>
-                <w:color w:val="000000" w:themeColor="text1"/>
-                <w:sz w:val="28"/>
-                <w:szCs w:val="28"/>
+                <w:rFonts w:ascii="新細明體" w:hAnsi="新細明體" w:eastAsia="新細明體" w:cs="新細明體"/>
+                <w:color w:val="000000" w:themeColor="text1"/>
+                <w:sz w:val="24"/>
+                <w:szCs w:val="24"/>
               </w:rPr>
               <w:t>如學習停滯、超前和學習具潛力的學生</w:t>
             </w:r>
             <w:r>
               <w:rPr>
-                <w:rFonts w:hAnsi="標楷體"/>
-                <w:color w:val="000000" w:themeColor="text1"/>
-                <w:sz w:val="28"/>
-                <w:szCs w:val="28"/>
+                <w:rFonts w:ascii="新細明體" w:hAnsi="新細明體" w:eastAsia="新細明體" w:cs="新細明體"/>
+                <w:color w:val="000000" w:themeColor="text1"/>
+                <w:sz w:val="24"/>
+                <w:szCs w:val="24"/>
               </w:rPr>
               <w:t xml:space="preserve">) </w:t>
             </w:r>
@@ -4890,28 +6412,28 @@
             </w:pPr>
             <w:r>
               <w:rPr>
-                <w:rFonts w:hAnsi="標楷體"/>
-                <w:color w:val="000000" w:themeColor="text1"/>
-                <w:sz w:val="28"/>
-                <w:szCs w:val="28"/>
+                <w:rFonts w:ascii="新細明體" w:hAnsi="新細明體" w:eastAsia="新細明體" w:cs="新細明體"/>
+                <w:color w:val="000000" w:themeColor="text1"/>
+                <w:sz w:val="24"/>
+                <w:szCs w:val="24"/>
               </w:rPr>
               <w:t>3-1</w:t>
             </w:r>
             <w:r>
               <w:rPr>
-                <w:rFonts w:hAnsi="標楷體" w:hint="eastAsia"/>
-                <w:color w:val="000000" w:themeColor="text1"/>
-                <w:sz w:val="28"/>
-                <w:szCs w:val="28"/>
+                <w:rFonts w:ascii="新細明體" w:hAnsi="新細明體" w:eastAsia="新細明體" w:cs="新細明體"/>
+                <w:color w:val="000000" w:themeColor="text1"/>
+                <w:sz w:val="24"/>
+                <w:szCs w:val="24"/>
               </w:rPr>
               <w:t>學生學習是否成立？如何發生？何時發生？</w:t>
             </w:r>
             <w:r>
               <w:rPr>
-                <w:rFonts w:hAnsi="標楷體"/>
-                <w:color w:val="000000" w:themeColor="text1"/>
-                <w:sz w:val="28"/>
-                <w:szCs w:val="28"/>
+                <w:rFonts w:ascii="新細明體" w:hAnsi="新細明體" w:eastAsia="新細明體" w:cs="新細明體"/>
+                <w:color w:val="000000" w:themeColor="text1"/>
+                <w:sz w:val="24"/>
+                <w:szCs w:val="24"/>
               </w:rPr>
               <w:t xml:space="preserve"> </w:t>
             </w:r>
@@ -4931,19 +6453,19 @@
             </w:pPr>
             <w:r>
               <w:rPr>
-                <w:rFonts w:hAnsi="標楷體"/>
-                <w:color w:val="000000" w:themeColor="text1"/>
-                <w:sz w:val="28"/>
-                <w:szCs w:val="28"/>
+                <w:rFonts w:ascii="新細明體" w:hAnsi="新細明體" w:eastAsia="新細明體" w:cs="新細明體"/>
+                <w:color w:val="000000" w:themeColor="text1"/>
+                <w:sz w:val="24"/>
+                <w:szCs w:val="24"/>
               </w:rPr>
               <w:t>3-2</w:t>
             </w:r>
             <w:r>
               <w:rPr>
-                <w:rFonts w:hAnsi="標楷體" w:hint="eastAsia"/>
-                <w:color w:val="000000" w:themeColor="text1"/>
-                <w:sz w:val="28"/>
-                <w:szCs w:val="28"/>
+                <w:rFonts w:ascii="新細明體" w:hAnsi="新細明體" w:eastAsia="新細明體" w:cs="新細明體"/>
+                <w:color w:val="000000" w:themeColor="text1"/>
+                <w:sz w:val="24"/>
+                <w:szCs w:val="24"/>
               </w:rPr>
               <w:t>學生學習的困難之處是什麼？</w:t>
             </w:r>
@@ -4971,49 +6493,49 @@
             </w:pPr>
             <w:r>
               <w:rPr>
-                <w:rFonts w:ascii="標楷體" w:eastAsia="標楷體" w:hAnsi="標楷體" w:hint="eastAsia"/>
+                <w:rFonts w:ascii="新細明體" w:hAnsi="新細明體" w:eastAsia="新細明體" w:cs="新細明體"/>
+                <w:color w:val="000000" w:themeColor="text1"/>
+                <w:sz w:val="24"/>
+                <w:szCs w:val="24"/>
+              </w:rPr>
+              <w:lastRenderedPageBreak/>
+              <w:t>學</w:t>
+            </w:r>
+            <w:r>
+              <w:rPr>
+                <w:rFonts w:ascii="新細明體" w:hAnsi="新細明體" w:eastAsia="新細明體" w:cs="新細明體"/>
+                <w:color w:val="000000" w:themeColor="text1"/>
+                <w:sz w:val="24"/>
+                <w:szCs w:val="24"/>
+              </w:rPr>
+              <w:t>生</w:t>
+            </w:r>
+          </w:p>
+          <w:p>
+            <w:pPr>
+              <w:jc w:val="center"/>
+              <w:rPr>
+                <w:rFonts w:ascii="標楷體" w:eastAsia="標楷體" w:hAnsi="標楷體"/>
                 <w:color w:val="000000" w:themeColor="text1"/>
                 <w:sz w:val="28"/>
                 <w:szCs w:val="28"/>
               </w:rPr>
-              <w:lastRenderedPageBreak/>
-              <w:t>學</w:t>
-            </w:r>
-            <w:r>
-              <w:rPr>
-                <w:rFonts w:ascii="標楷體" w:eastAsia="標楷體" w:hAnsi="標楷體"/>
-                <w:color w:val="000000" w:themeColor="text1"/>
-                <w:sz w:val="28"/>
-                <w:szCs w:val="28"/>
-              </w:rPr>
-              <w:t>生</w:t>
-            </w:r>
-          </w:p>
-          <w:p>
-            <w:pPr>
-              <w:jc w:val="center"/>
-              <w:rPr>
-                <w:rFonts w:ascii="標楷體" w:eastAsia="標楷體" w:hAnsi="標楷體"/>
-                <w:color w:val="000000" w:themeColor="text1"/>
-                <w:sz w:val="28"/>
-                <w:szCs w:val="28"/>
-              </w:rPr>
-            </w:pPr>
-            <w:r>
-              <w:rPr>
-                <w:rFonts w:ascii="標楷體" w:eastAsia="標楷體" w:hAnsi="標楷體" w:hint="eastAsia"/>
-                <w:color w:val="000000" w:themeColor="text1"/>
-                <w:sz w:val="28"/>
-                <w:szCs w:val="28"/>
+            </w:pPr>
+            <w:r>
+              <w:rPr>
+                <w:rFonts w:ascii="新細明體" w:hAnsi="新細明體" w:eastAsia="新細明體" w:cs="新細明體"/>
+                <w:color w:val="000000" w:themeColor="text1"/>
+                <w:sz w:val="24"/>
+                <w:szCs w:val="24"/>
               </w:rPr>
               <w:t>學習紀</w:t>
             </w:r>
             <w:r>
               <w:rPr>
-                <w:rFonts w:ascii="標楷體" w:eastAsia="標楷體" w:hAnsi="標楷體"/>
-                <w:color w:val="000000" w:themeColor="text1"/>
-                <w:sz w:val="28"/>
-                <w:szCs w:val="28"/>
+                <w:rFonts w:ascii="新細明體" w:hAnsi="新細明體" w:eastAsia="新細明體" w:cs="新細明體"/>
+                <w:color w:val="000000" w:themeColor="text1"/>
+                <w:sz w:val="24"/>
+                <w:szCs w:val="24"/>
               </w:rPr>
               <w:t>錄</w:t>
             </w:r>
@@ -5059,69 +6581,69 @@
             <w:proofErr w:type="gramStart"/>
             <w:r>
               <w:rPr>
-                <w:rFonts w:ascii="標楷體" w:eastAsia="標楷體" w:hAnsi="標楷體" w:hint="eastAsia"/>
+                <w:rFonts w:ascii="新細明體" w:hAnsi="新細明體" w:eastAsia="新細明體" w:cs="新細明體"/>
+                <w:color w:val="000000" w:themeColor="text1"/>
+                <w:sz w:val="24"/>
+                <w:szCs w:val="24"/>
+              </w:rPr>
+              <w:t>觀課</w:t>
+            </w:r>
+            <w:r>
+              <w:rPr>
+                <w:rFonts w:ascii="新細明體" w:hAnsi="新細明體" w:eastAsia="新細明體" w:cs="新細明體"/>
+                <w:color w:val="000000" w:themeColor="text1"/>
+                <w:sz w:val="24"/>
+                <w:szCs w:val="24"/>
+              </w:rPr>
+              <w:t>者</w:t>
+            </w:r>
+            <w:proofErr w:type="gramEnd"/>
+            <w:r>
+              <w:rPr>
+                <w:rFonts w:ascii="新細明體" w:hAnsi="新細明體" w:eastAsia="新細明體" w:cs="新細明體"/>
+                <w:color w:val="000000" w:themeColor="text1"/>
+                <w:sz w:val="24"/>
+                <w:szCs w:val="24"/>
+              </w:rPr>
+              <w:t>學習</w:t>
+            </w:r>
+          </w:p>
+          <w:p>
+            <w:pPr>
+              <w:jc w:val="center"/>
+              <w:rPr>
+                <w:rFonts w:ascii="標楷體" w:eastAsia="標楷體" w:hAnsi="標楷體"/>
                 <w:color w:val="000000" w:themeColor="text1"/>
                 <w:sz w:val="28"/>
                 <w:szCs w:val="28"/>
               </w:rPr>
-              <w:t>觀課</w:t>
-            </w:r>
-            <w:r>
+            </w:pPr>
+            <w:r>
+              <w:rPr>
+                <w:rFonts w:ascii="新細明體" w:hAnsi="新細明體" w:eastAsia="新細明體" w:cs="新細明體"/>
+                <w:color w:val="000000" w:themeColor="text1"/>
+                <w:sz w:val="24"/>
+                <w:szCs w:val="24"/>
+              </w:rPr>
+              <w:t>與</w:t>
+            </w:r>
+          </w:p>
+          <w:p>
+            <w:pPr>
+              <w:jc w:val="center"/>
               <w:rPr>
                 <w:rFonts w:ascii="標楷體" w:eastAsia="標楷體" w:hAnsi="標楷體"/>
                 <w:color w:val="000000" w:themeColor="text1"/>
                 <w:sz w:val="28"/>
                 <w:szCs w:val="28"/>
               </w:rPr>
-              <w:t>者</w:t>
-            </w:r>
-            <w:proofErr w:type="gramEnd"/>
-            <w:r>
-              <w:rPr>
-                <w:rFonts w:ascii="標楷體" w:eastAsia="標楷體" w:hAnsi="標楷體" w:hint="eastAsia"/>
-                <w:color w:val="000000" w:themeColor="text1"/>
-                <w:sz w:val="28"/>
-                <w:szCs w:val="28"/>
-              </w:rPr>
-              <w:t>學習</w:t>
-            </w:r>
-          </w:p>
-          <w:p>
-            <w:pPr>
-              <w:jc w:val="center"/>
-              <w:rPr>
-                <w:rFonts w:ascii="標楷體" w:eastAsia="標楷體" w:hAnsi="標楷體"/>
-                <w:color w:val="000000" w:themeColor="text1"/>
-                <w:sz w:val="28"/>
-                <w:szCs w:val="28"/>
-              </w:rPr>
-            </w:pPr>
-            <w:r>
-              <w:rPr>
-                <w:rFonts w:ascii="標楷體" w:eastAsia="標楷體" w:hAnsi="標楷體" w:hint="eastAsia"/>
-                <w:color w:val="000000" w:themeColor="text1"/>
-                <w:sz w:val="28"/>
-                <w:szCs w:val="28"/>
-              </w:rPr>
-              <w:t>與</w:t>
-            </w:r>
-          </w:p>
-          <w:p>
-            <w:pPr>
-              <w:jc w:val="center"/>
-              <w:rPr>
-                <w:rFonts w:ascii="標楷體" w:eastAsia="標楷體" w:hAnsi="標楷體"/>
-                <w:color w:val="000000" w:themeColor="text1"/>
-                <w:sz w:val="28"/>
-                <w:szCs w:val="28"/>
-              </w:rPr>
-            </w:pPr>
-            <w:r>
-              <w:rPr>
-                <w:rFonts w:ascii="標楷體" w:eastAsia="標楷體" w:hAnsi="標楷體" w:hint="eastAsia"/>
-                <w:color w:val="000000" w:themeColor="text1"/>
-                <w:sz w:val="28"/>
-                <w:szCs w:val="28"/>
+            </w:pPr>
+            <w:r>
+              <w:rPr>
+                <w:rFonts w:ascii="新細明體" w:hAnsi="新細明體" w:eastAsia="新細明體" w:cs="新細明體"/>
+                <w:color w:val="000000" w:themeColor="text1"/>
+                <w:sz w:val="24"/>
+                <w:szCs w:val="24"/>
               </w:rPr>
               <w:t>收穫</w:t>
             </w:r>
@@ -5160,12 +6682,19 @@
     </w:p>
     <w:p>
       <w:r>
+        <w:rPr>
+          <w:rFonts w:ascii="新細明體" w:hAnsi="新細明體" w:eastAsia="新細明體" w:cs="新細明體"/>
+          <w:sz w:val="24"/>
+          <w:szCs w:val="24"/>
+        </w:rPr>
         <w:br w:type="page"/>
       </w:r>
       <w:r>
         <w:rPr>
-          <w:rFonts w:ascii="標楷體" w:hAnsi="標楷體"/>
+          <w:rFonts w:ascii="新細明體" w:hAnsi="新細明體" w:eastAsia="新細明體" w:cs="新細明體"/>
           <w:b/>
+          <w:sz w:val="24"/>
+          <w:szCs w:val="24"/>
         </w:rPr>
         <w:t>附件一：〈多變的天氣〉2-2 學習單——氣象主播的前一晚</w:t>
       </w:r>
@@ -5173,10 +6702,12 @@
     <w:p>
       <w:r>
         <w:rPr>
-          <w:rFonts w:ascii="標楷體" w:hAnsi="標楷體"/>
+          <w:rFonts w:ascii="新細明體" w:hAnsi="新細明體" w:eastAsia="新細明體" w:cs="新細明體"/>
           <w:b w:val="0"/>
+          <w:sz w:val="24"/>
+          <w:szCs w:val="24"/>
         </w:rPr>
-        <w:t>本學習單一人一份。第【一】題在導入段完成，第【二】題在小組協同時完成，第【三】題於教師發下 4/20 資料紙條後完成，第【四】題最後兩分鐘各自寫下，下課收回。※ 4/19 與 4/20 的地面天氣圖請教師另行影印課本 p.54 或投影，本學習單只列觀測資料。</w:t>
+        <w:t>本學習單一人一份。第【一】題在導入段完成，第【二】題在小組協同時完成，第【三】題於教師發下 4/20 資料紙條後完成，第【四】題最後兩分鐘各自寫下，下課收回。※ 4/19 與 4/20 的地面天氣圖取自課本 p.54；無圖版請教師另行影印或投影。</w:t>
       </w:r>
     </w:p>
     <w:p>
@@ -5185,8 +6716,10 @@
       </w:pPr>
       <w:r>
         <w:rPr>
-          <w:rFonts w:ascii="標楷體" w:hAnsi="標楷體"/>
+          <w:rFonts w:ascii="新細明體" w:hAnsi="新細明體" w:eastAsia="新細明體" w:cs="新細明體"/>
           <w:b w:val="0"/>
+          <w:sz w:val="24"/>
+          <w:szCs w:val="24"/>
         </w:rPr>
         <w:t>六年〇班　　座號＿＿＿　　姓名＿＿＿＿＿＿</w:t>
       </w:r>
@@ -5197,8 +6730,10 @@
       </w:pPr>
       <w:r>
         <w:rPr>
-          <w:rFonts w:ascii="標楷體" w:hAnsi="標楷體"/>
+          <w:rFonts w:ascii="新細明體" w:hAnsi="新細明體" w:eastAsia="新細明體" w:cs="新細明體"/>
           <w:b w:val="0"/>
+          <w:sz w:val="24"/>
+          <w:szCs w:val="24"/>
         </w:rPr>
       </w:r>
     </w:p>
@@ -5208,8 +6743,10 @@
       </w:pPr>
       <w:r>
         <w:rPr>
-          <w:rFonts w:ascii="標楷體" w:hAnsi="標楷體"/>
+          <w:rFonts w:ascii="新細明體" w:hAnsi="新細明體" w:eastAsia="新細明體" w:cs="新細明體"/>
           <w:b w:val="0"/>
+          <w:sz w:val="24"/>
+          <w:szCs w:val="24"/>
         </w:rPr>
         <w:t>【一】先自己看（2 分鐘）</w:t>
       </w:r>
@@ -5220,10 +6757,12 @@
       </w:pPr>
       <w:r>
         <w:rPr>
-          <w:rFonts w:ascii="標楷體" w:hAnsi="標楷體"/>
+          <w:rFonts w:ascii="新細明體" w:hAnsi="新細明體" w:eastAsia="新細明體" w:cs="新細明體"/>
           <w:b w:val="0"/>
+          <w:sz w:val="24"/>
+          <w:szCs w:val="24"/>
         </w:rPr>
-        <w:t>下面是 2023 年 4 月 19 日早上 8 點，臺灣六個地區的天氣觀測資料。</w:t>
+        <w:t>下面是 2023 年 4 月 19 日早上 8 點的地面天氣圖，以及臺灣六個地區的天氣觀測資料。</w:t>
       </w:r>
     </w:p>
     <w:p>
@@ -5232,17 +6771,37 @@
       </w:pPr>
       <w:r>
         <w:rPr>
-          <w:rFonts w:ascii="標楷體" w:hAnsi="標楷體"/>
+          <w:rFonts w:ascii="新細明體" w:hAnsi="新細明體" w:eastAsia="新細明體" w:cs="新細明體"/>
           <w:b w:val="0"/>
+          <w:sz w:val="24"/>
+          <w:szCs w:val="24"/>
         </w:rPr>
         <w:t>請圈出一格你覺得最奇怪的，並在下面寫一句為什麼。</w:t>
       </w:r>
     </w:p>
     <w:p>
+      <w:pPr>
+        <w:spacing w:after="0"/>
+      </w:pPr>
       <w:r>
         <w:rPr>
-          <w:rFonts w:ascii="標楷體" w:hAnsi="標楷體"/>
+          <w:rFonts w:ascii="新細明體" w:hAnsi="新細明體" w:eastAsia="新細明體" w:cs="新細明體"/>
+          <w:b w:val="0"/>
+          <w:sz w:val="24"/>
+          <w:szCs w:val="24"/>
+        </w:rPr>
+      </w:r>
+    </w:p>
+    <w:p>
+      <w:pPr>
+        <w:keepNext/>
+      </w:pPr>
+      <w:r>
+        <w:rPr>
+          <w:rFonts w:ascii="新細明體" w:hAnsi="新細明體" w:eastAsia="新細明體" w:cs="新細明體"/>
           <w:b/>
+          <w:sz w:val="24"/>
+          <w:szCs w:val="24"/>
         </w:rPr>
         <w:t>2023 年 4 月 19 日　8:00　觀測資料</w:t>
       </w:r>
@@ -5250,28 +6809,35 @@
     <w:tbl>
       <w:tblPr>
         <w:tblStyle w:val="a4"/>
-        <w:tblW w:type="auto" w:w="0"/>
+        <w:tblW w:type="pct" w:w="5000"/>
         <w:tblLook w:firstColumn="1" w:firstRow="1" w:lastColumn="0" w:lastRow="0" w:noHBand="0" w:noVBand="1" w:val="04A0"/>
         <w:tblLayout w:type="fixed"/>
       </w:tblPr>
       <w:tblGrid>
-        <w:gridCol w:w="3489"/>
-        <w:gridCol w:w="3489"/>
-        <w:gridCol w:w="3489"/>
+        <w:gridCol w:w="3244"/>
+        <w:gridCol w:w="3965"/>
+        <w:gridCol w:w="3244"/>
       </w:tblGrid>
       <w:tr>
-        <w:tc>
-          <w:tcPr>
-            <w:tcW w:type="dxa" w:w="2551"/>
-          </w:tcPr>
-          <w:p>
-            <w:pPr>
-              <w:spacing w:after="0"/>
-            </w:pPr>
-            <w:r>
-              <w:rPr>
-                <w:rFonts w:ascii="標楷體" w:hAnsi="標楷體"/>
+        <w:trPr>
+          <w:cantSplit/>
+          <w:tblHeader/>
+        </w:trPr>
+        <w:tc>
+          <w:tcPr>
+            <w:tcW w:type="dxa" w:w="3244"/>
+          </w:tcPr>
+          <w:p>
+            <w:pPr>
+              <w:keepNext/>
+              <w:spacing w:after="0"/>
+            </w:pPr>
+            <w:r>
+              <w:rPr>
+                <w:rFonts w:ascii="新細明體" w:hAnsi="新細明體" w:eastAsia="新細明體" w:cs="新細明體"/>
                 <w:b/>
+                <w:sz w:val="24"/>
+                <w:szCs w:val="24"/>
               </w:rPr>
               <w:t>地區</w:t>
             </w:r>
@@ -5279,16 +6845,18 @@
         </w:tc>
         <w:tc>
           <w:tcPr>
-            <w:tcW w:type="dxa" w:w="3118"/>
-          </w:tcPr>
-          <w:p>
-            <w:pPr>
-              <w:spacing w:after="0"/>
-            </w:pPr>
-            <w:r>
-              <w:rPr>
-                <w:rFonts w:ascii="標楷體" w:hAnsi="標楷體"/>
+            <w:tcW w:type="dxa" w:w="3965"/>
+          </w:tcPr>
+          <w:p>
+            <w:pPr>
+              <w:spacing w:after="0"/>
+            </w:pPr>
+            <w:r>
+              <w:rPr>
+                <w:rFonts w:ascii="新細明體" w:hAnsi="新細明體" w:eastAsia="新細明體" w:cs="新細明體"/>
                 <w:b/>
+                <w:sz w:val="24"/>
+                <w:szCs w:val="24"/>
               </w:rPr>
               <w:t>天氣狀況</w:t>
             </w:r>
@@ -5296,16 +6864,18 @@
         </w:tc>
         <w:tc>
           <w:tcPr>
-            <w:tcW w:type="dxa" w:w="2551"/>
-          </w:tcPr>
-          <w:p>
-            <w:pPr>
-              <w:spacing w:after="0"/>
-            </w:pPr>
-            <w:r>
-              <w:rPr>
-                <w:rFonts w:ascii="標楷體" w:hAnsi="標楷體"/>
+            <w:tcW w:type="dxa" w:w="3244"/>
+          </w:tcPr>
+          <w:p>
+            <w:pPr>
+              <w:spacing w:after="0"/>
+            </w:pPr>
+            <w:r>
+              <w:rPr>
+                <w:rFonts w:ascii="新細明體" w:hAnsi="新細明體" w:eastAsia="新細明體" w:cs="新細明體"/>
                 <w:b/>
+                <w:sz w:val="24"/>
+                <w:szCs w:val="24"/>
               </w:rPr>
               <w:t>氣溫（℃）</w:t>
             </w:r>
@@ -5313,18 +6883,23 @@
         </w:tc>
       </w:tr>
       <w:tr>
-        <w:tc>
-          <w:tcPr>
-            <w:tcW w:type="dxa" w:w="2551"/>
-          </w:tcPr>
-          <w:p>
-            <w:pPr>
-              <w:spacing w:after="0"/>
-            </w:pPr>
-            <w:r>
-              <w:rPr>
-                <w:rFonts w:ascii="標楷體" w:hAnsi="標楷體"/>
-                <w:b w:val="0"/>
+        <w:trPr>
+          <w:cantSplit/>
+        </w:trPr>
+        <w:tc>
+          <w:tcPr>
+            <w:tcW w:type="dxa" w:w="3244"/>
+          </w:tcPr>
+          <w:p>
+            <w:pPr>
+              <w:spacing w:after="0"/>
+            </w:pPr>
+            <w:r>
+              <w:rPr>
+                <w:rFonts w:ascii="新細明體" w:hAnsi="新細明體" w:eastAsia="新細明體" w:cs="新細明體"/>
+                <w:b w:val="0"/>
+                <w:sz w:val="24"/>
+                <w:szCs w:val="24"/>
               </w:rPr>
               <w:t>臺北</w:t>
             </w:r>
@@ -5332,16 +6907,18 @@
         </w:tc>
         <w:tc>
           <w:tcPr>
-            <w:tcW w:type="dxa" w:w="3118"/>
-          </w:tcPr>
-          <w:p>
-            <w:pPr>
-              <w:spacing w:after="0"/>
-            </w:pPr>
-            <w:r>
-              <w:rPr>
-                <w:rFonts w:ascii="標楷體" w:hAnsi="標楷體"/>
-                <w:b w:val="0"/>
+            <w:tcW w:type="dxa" w:w="3965"/>
+          </w:tcPr>
+          <w:p>
+            <w:pPr>
+              <w:spacing w:after="0"/>
+            </w:pPr>
+            <w:r>
+              <w:rPr>
+                <w:rFonts w:ascii="新細明體" w:hAnsi="新細明體" w:eastAsia="新細明體" w:cs="新細明體"/>
+                <w:b w:val="0"/>
+                <w:sz w:val="24"/>
+                <w:szCs w:val="24"/>
               </w:rPr>
               <w:t>多雲時晴</w:t>
             </w:r>
@@ -5349,16 +6926,18 @@
         </w:tc>
         <w:tc>
           <w:tcPr>
-            <w:tcW w:type="dxa" w:w="2551"/>
-          </w:tcPr>
-          <w:p>
-            <w:pPr>
-              <w:spacing w:after="0"/>
-            </w:pPr>
-            <w:r>
-              <w:rPr>
-                <w:rFonts w:ascii="標楷體" w:hAnsi="標楷體"/>
-                <w:b w:val="0"/>
+            <w:tcW w:type="dxa" w:w="3244"/>
+          </w:tcPr>
+          <w:p>
+            <w:pPr>
+              <w:spacing w:after="0"/>
+            </w:pPr>
+            <w:r>
+              <w:rPr>
+                <w:rFonts w:ascii="新細明體" w:hAnsi="新細明體" w:eastAsia="新細明體" w:cs="新細明體"/>
+                <w:b w:val="0"/>
+                <w:sz w:val="24"/>
+                <w:szCs w:val="24"/>
               </w:rPr>
               <w:t>26.3</w:t>
             </w:r>
@@ -5366,18 +6945,23 @@
         </w:tc>
       </w:tr>
       <w:tr>
-        <w:tc>
-          <w:tcPr>
-            <w:tcW w:type="dxa" w:w="2551"/>
-          </w:tcPr>
-          <w:p>
-            <w:pPr>
-              <w:spacing w:after="0"/>
-            </w:pPr>
-            <w:r>
-              <w:rPr>
-                <w:rFonts w:ascii="標楷體" w:hAnsi="標楷體"/>
-                <w:b w:val="0"/>
+        <w:trPr>
+          <w:cantSplit/>
+        </w:trPr>
+        <w:tc>
+          <w:tcPr>
+            <w:tcW w:type="dxa" w:w="3244"/>
+          </w:tcPr>
+          <w:p>
+            <w:pPr>
+              <w:spacing w:after="0"/>
+            </w:pPr>
+            <w:r>
+              <w:rPr>
+                <w:rFonts w:ascii="新細明體" w:hAnsi="新細明體" w:eastAsia="新細明體" w:cs="新細明體"/>
+                <w:b w:val="0"/>
+                <w:sz w:val="24"/>
+                <w:szCs w:val="24"/>
               </w:rPr>
               <w:t>臺中</w:t>
             </w:r>
@@ -5385,16 +6969,18 @@
         </w:tc>
         <w:tc>
           <w:tcPr>
-            <w:tcW w:type="dxa" w:w="3118"/>
-          </w:tcPr>
-          <w:p>
-            <w:pPr>
-              <w:spacing w:after="0"/>
-            </w:pPr>
-            <w:r>
-              <w:rPr>
-                <w:rFonts w:ascii="標楷體" w:hAnsi="標楷體"/>
-                <w:b w:val="0"/>
+            <w:tcW w:type="dxa" w:w="3965"/>
+          </w:tcPr>
+          <w:p>
+            <w:pPr>
+              <w:spacing w:after="0"/>
+            </w:pPr>
+            <w:r>
+              <w:rPr>
+                <w:rFonts w:ascii="新細明體" w:hAnsi="新細明體" w:eastAsia="新細明體" w:cs="新細明體"/>
+                <w:b w:val="0"/>
+                <w:sz w:val="24"/>
+                <w:szCs w:val="24"/>
               </w:rPr>
               <w:t>多雲時晴</w:t>
             </w:r>
@@ -5402,16 +6988,18 @@
         </w:tc>
         <w:tc>
           <w:tcPr>
-            <w:tcW w:type="dxa" w:w="2551"/>
-          </w:tcPr>
-          <w:p>
-            <w:pPr>
-              <w:spacing w:after="0"/>
-            </w:pPr>
-            <w:r>
-              <w:rPr>
-                <w:rFonts w:ascii="標楷體" w:hAnsi="標楷體"/>
-                <w:b w:val="0"/>
+            <w:tcW w:type="dxa" w:w="3244"/>
+          </w:tcPr>
+          <w:p>
+            <w:pPr>
+              <w:spacing w:after="0"/>
+            </w:pPr>
+            <w:r>
+              <w:rPr>
+                <w:rFonts w:ascii="新細明體" w:hAnsi="新細明體" w:eastAsia="新細明體" w:cs="新細明體"/>
+                <w:b w:val="0"/>
+                <w:sz w:val="24"/>
+                <w:szCs w:val="24"/>
               </w:rPr>
               <w:t>27.3</w:t>
             </w:r>
@@ -5419,18 +7007,23 @@
         </w:tc>
       </w:tr>
       <w:tr>
-        <w:tc>
-          <w:tcPr>
-            <w:tcW w:type="dxa" w:w="2551"/>
-          </w:tcPr>
-          <w:p>
-            <w:pPr>
-              <w:spacing w:after="0"/>
-            </w:pPr>
-            <w:r>
-              <w:rPr>
-                <w:rFonts w:ascii="標楷體" w:hAnsi="標楷體"/>
-                <w:b w:val="0"/>
+        <w:trPr>
+          <w:cantSplit/>
+        </w:trPr>
+        <w:tc>
+          <w:tcPr>
+            <w:tcW w:type="dxa" w:w="3244"/>
+          </w:tcPr>
+          <w:p>
+            <w:pPr>
+              <w:spacing w:after="0"/>
+            </w:pPr>
+            <w:r>
+              <w:rPr>
+                <w:rFonts w:ascii="新細明體" w:hAnsi="新細明體" w:eastAsia="新細明體" w:cs="新細明體"/>
+                <w:b w:val="0"/>
+                <w:sz w:val="24"/>
+                <w:szCs w:val="24"/>
               </w:rPr>
               <w:t>高雄</w:t>
             </w:r>
@@ -5438,16 +7031,18 @@
         </w:tc>
         <w:tc>
           <w:tcPr>
-            <w:tcW w:type="dxa" w:w="3118"/>
-          </w:tcPr>
-          <w:p>
-            <w:pPr>
-              <w:spacing w:after="0"/>
-            </w:pPr>
-            <w:r>
-              <w:rPr>
-                <w:rFonts w:ascii="標楷體" w:hAnsi="標楷體"/>
-                <w:b w:val="0"/>
+            <w:tcW w:type="dxa" w:w="3965"/>
+          </w:tcPr>
+          <w:p>
+            <w:pPr>
+              <w:spacing w:after="0"/>
+            </w:pPr>
+            <w:r>
+              <w:rPr>
+                <w:rFonts w:ascii="新細明體" w:hAnsi="新細明體" w:eastAsia="新細明體" w:cs="新細明體"/>
+                <w:b w:val="0"/>
+                <w:sz w:val="24"/>
+                <w:szCs w:val="24"/>
               </w:rPr>
               <w:t>多雲時晴</w:t>
             </w:r>
@@ -5455,16 +7050,18 @@
         </w:tc>
         <w:tc>
           <w:tcPr>
-            <w:tcW w:type="dxa" w:w="2551"/>
-          </w:tcPr>
-          <w:p>
-            <w:pPr>
-              <w:spacing w:after="0"/>
-            </w:pPr>
-            <w:r>
-              <w:rPr>
-                <w:rFonts w:ascii="標楷體" w:hAnsi="標楷體"/>
-                <w:b w:val="0"/>
+            <w:tcW w:type="dxa" w:w="3244"/>
+          </w:tcPr>
+          <w:p>
+            <w:pPr>
+              <w:spacing w:after="0"/>
+            </w:pPr>
+            <w:r>
+              <w:rPr>
+                <w:rFonts w:ascii="新細明體" w:hAnsi="新細明體" w:eastAsia="新細明體" w:cs="新細明體"/>
+                <w:b w:val="0"/>
+                <w:sz w:val="24"/>
+                <w:szCs w:val="24"/>
               </w:rPr>
               <w:t>27.9</w:t>
             </w:r>
@@ -5472,18 +7069,23 @@
         </w:tc>
       </w:tr>
       <w:tr>
-        <w:tc>
-          <w:tcPr>
-            <w:tcW w:type="dxa" w:w="2551"/>
-          </w:tcPr>
-          <w:p>
-            <w:pPr>
-              <w:spacing w:after="0"/>
-            </w:pPr>
-            <w:r>
-              <w:rPr>
-                <w:rFonts w:ascii="標楷體" w:hAnsi="標楷體"/>
-                <w:b w:val="0"/>
+        <w:trPr>
+          <w:cantSplit/>
+        </w:trPr>
+        <w:tc>
+          <w:tcPr>
+            <w:tcW w:type="dxa" w:w="3244"/>
+          </w:tcPr>
+          <w:p>
+            <w:pPr>
+              <w:spacing w:after="0"/>
+            </w:pPr>
+            <w:r>
+              <w:rPr>
+                <w:rFonts w:ascii="新細明體" w:hAnsi="新細明體" w:eastAsia="新細明體" w:cs="新細明體"/>
+                <w:b w:val="0"/>
+                <w:sz w:val="24"/>
+                <w:szCs w:val="24"/>
               </w:rPr>
               <w:t>宜蘭</w:t>
             </w:r>
@@ -5491,16 +7093,18 @@
         </w:tc>
         <w:tc>
           <w:tcPr>
-            <w:tcW w:type="dxa" w:w="3118"/>
-          </w:tcPr>
-          <w:p>
-            <w:pPr>
-              <w:spacing w:after="0"/>
-            </w:pPr>
-            <w:r>
-              <w:rPr>
-                <w:rFonts w:ascii="標楷體" w:hAnsi="標楷體"/>
-                <w:b w:val="0"/>
+            <w:tcW w:type="dxa" w:w="3965"/>
+          </w:tcPr>
+          <w:p>
+            <w:pPr>
+              <w:spacing w:after="0"/>
+            </w:pPr>
+            <w:r>
+              <w:rPr>
+                <w:rFonts w:ascii="新細明體" w:hAnsi="新細明體" w:eastAsia="新細明體" w:cs="新細明體"/>
+                <w:b w:val="0"/>
+                <w:sz w:val="24"/>
+                <w:szCs w:val="24"/>
               </w:rPr>
               <w:t>晴</w:t>
             </w:r>
@@ -5508,16 +7112,18 @@
         </w:tc>
         <w:tc>
           <w:tcPr>
-            <w:tcW w:type="dxa" w:w="2551"/>
-          </w:tcPr>
-          <w:p>
-            <w:pPr>
-              <w:spacing w:after="0"/>
-            </w:pPr>
-            <w:r>
-              <w:rPr>
-                <w:rFonts w:ascii="標楷體" w:hAnsi="標楷體"/>
-                <w:b w:val="0"/>
+            <w:tcW w:type="dxa" w:w="3244"/>
+          </w:tcPr>
+          <w:p>
+            <w:pPr>
+              <w:spacing w:after="0"/>
+            </w:pPr>
+            <w:r>
+              <w:rPr>
+                <w:rFonts w:ascii="新細明體" w:hAnsi="新細明體" w:eastAsia="新細明體" w:cs="新細明體"/>
+                <w:b w:val="0"/>
+                <w:sz w:val="24"/>
+                <w:szCs w:val="24"/>
               </w:rPr>
               <w:t>25.6</w:t>
             </w:r>
@@ -5525,18 +7131,23 @@
         </w:tc>
       </w:tr>
       <w:tr>
-        <w:tc>
-          <w:tcPr>
-            <w:tcW w:type="dxa" w:w="2551"/>
-          </w:tcPr>
-          <w:p>
-            <w:pPr>
-              <w:spacing w:after="0"/>
-            </w:pPr>
-            <w:r>
-              <w:rPr>
-                <w:rFonts w:ascii="標楷體" w:hAnsi="標楷體"/>
-                <w:b w:val="0"/>
+        <w:trPr>
+          <w:cantSplit/>
+        </w:trPr>
+        <w:tc>
+          <w:tcPr>
+            <w:tcW w:type="dxa" w:w="3244"/>
+          </w:tcPr>
+          <w:p>
+            <w:pPr>
+              <w:spacing w:after="0"/>
+            </w:pPr>
+            <w:r>
+              <w:rPr>
+                <w:rFonts w:ascii="新細明體" w:hAnsi="新細明體" w:eastAsia="新細明體" w:cs="新細明體"/>
+                <w:b w:val="0"/>
+                <w:sz w:val="24"/>
+                <w:szCs w:val="24"/>
               </w:rPr>
               <w:t>臺東</w:t>
             </w:r>
@@ -5544,16 +7155,18 @@
         </w:tc>
         <w:tc>
           <w:tcPr>
-            <w:tcW w:type="dxa" w:w="3118"/>
-          </w:tcPr>
-          <w:p>
-            <w:pPr>
-              <w:spacing w:after="0"/>
-            </w:pPr>
-            <w:r>
-              <w:rPr>
-                <w:rFonts w:ascii="標楷體" w:hAnsi="標楷體"/>
-                <w:b w:val="0"/>
+            <w:tcW w:type="dxa" w:w="3965"/>
+          </w:tcPr>
+          <w:p>
+            <w:pPr>
+              <w:spacing w:after="0"/>
+            </w:pPr>
+            <w:r>
+              <w:rPr>
+                <w:rFonts w:ascii="新細明體" w:hAnsi="新細明體" w:eastAsia="新細明體" w:cs="新細明體"/>
+                <w:b w:val="0"/>
+                <w:sz w:val="24"/>
+                <w:szCs w:val="24"/>
               </w:rPr>
               <w:t>雷雨</w:t>
             </w:r>
@@ -5561,16 +7174,18 @@
         </w:tc>
         <w:tc>
           <w:tcPr>
-            <w:tcW w:type="dxa" w:w="2551"/>
-          </w:tcPr>
-          <w:p>
-            <w:pPr>
-              <w:spacing w:after="0"/>
-            </w:pPr>
-            <w:r>
-              <w:rPr>
-                <w:rFonts w:ascii="標楷體" w:hAnsi="標楷體"/>
-                <w:b w:val="0"/>
+            <w:tcW w:type="dxa" w:w="3244"/>
+          </w:tcPr>
+          <w:p>
+            <w:pPr>
+              <w:spacing w:after="0"/>
+            </w:pPr>
+            <w:r>
+              <w:rPr>
+                <w:rFonts w:ascii="新細明體" w:hAnsi="新細明體" w:eastAsia="新細明體" w:cs="新細明體"/>
+                <w:b w:val="0"/>
+                <w:sz w:val="24"/>
+                <w:szCs w:val="24"/>
               </w:rPr>
               <w:t>27.7</w:t>
             </w:r>
@@ -5578,18 +7193,23 @@
         </w:tc>
       </w:tr>
       <w:tr>
-        <w:tc>
-          <w:tcPr>
-            <w:tcW w:type="dxa" w:w="2551"/>
-          </w:tcPr>
-          <w:p>
-            <w:pPr>
-              <w:spacing w:after="0"/>
-            </w:pPr>
-            <w:r>
-              <w:rPr>
-                <w:rFonts w:ascii="標楷體" w:hAnsi="標楷體"/>
-                <w:b w:val="0"/>
+        <w:trPr>
+          <w:cantSplit/>
+        </w:trPr>
+        <w:tc>
+          <w:tcPr>
+            <w:tcW w:type="dxa" w:w="3244"/>
+          </w:tcPr>
+          <w:p>
+            <w:pPr>
+              <w:spacing w:after="0"/>
+            </w:pPr>
+            <w:r>
+              <w:rPr>
+                <w:rFonts w:ascii="新細明體" w:hAnsi="新細明體" w:eastAsia="新細明體" w:cs="新細明體"/>
+                <w:b w:val="0"/>
+                <w:sz w:val="24"/>
+                <w:szCs w:val="24"/>
               </w:rPr>
               <w:t>澎湖</w:t>
             </w:r>
@@ -5597,16 +7217,18 @@
         </w:tc>
         <w:tc>
           <w:tcPr>
-            <w:tcW w:type="dxa" w:w="3118"/>
-          </w:tcPr>
-          <w:p>
-            <w:pPr>
-              <w:spacing w:after="0"/>
-            </w:pPr>
-            <w:r>
-              <w:rPr>
-                <w:rFonts w:ascii="標楷體" w:hAnsi="標楷體"/>
-                <w:b w:val="0"/>
+            <w:tcW w:type="dxa" w:w="3965"/>
+          </w:tcPr>
+          <w:p>
+            <w:pPr>
+              <w:spacing w:after="0"/>
+            </w:pPr>
+            <w:r>
+              <w:rPr>
+                <w:rFonts w:ascii="新細明體" w:hAnsi="新細明體" w:eastAsia="新細明體" w:cs="新細明體"/>
+                <w:b w:val="0"/>
+                <w:sz w:val="24"/>
+                <w:szCs w:val="24"/>
               </w:rPr>
               <w:t>雷雨</w:t>
             </w:r>
@@ -5614,16 +7236,18 @@
         </w:tc>
         <w:tc>
           <w:tcPr>
-            <w:tcW w:type="dxa" w:w="2551"/>
-          </w:tcPr>
-          <w:p>
-            <w:pPr>
-              <w:spacing w:after="0"/>
-            </w:pPr>
-            <w:r>
-              <w:rPr>
-                <w:rFonts w:ascii="標楷體" w:hAnsi="標楷體"/>
-                <w:b w:val="0"/>
+            <w:tcW w:type="dxa" w:w="3244"/>
+          </w:tcPr>
+          <w:p>
+            <w:pPr>
+              <w:spacing w:after="0"/>
+            </w:pPr>
+            <w:r>
+              <w:rPr>
+                <w:rFonts w:ascii="新細明體" w:hAnsi="新細明體" w:eastAsia="新細明體" w:cs="新細明體"/>
+                <w:b w:val="0"/>
+                <w:sz w:val="24"/>
+                <w:szCs w:val="24"/>
               </w:rPr>
               <w:t>25.5</w:t>
             </w:r>
@@ -5633,10 +7257,15 @@
     </w:tbl>
     <w:p/>
     <w:p>
+      <w:pPr>
+        <w:keepNext/>
+      </w:pPr>
       <w:r>
         <w:rPr>
-          <w:rFonts w:ascii="標楷體" w:hAnsi="標楷體"/>
+          <w:rFonts w:ascii="新細明體" w:hAnsi="新細明體" w:eastAsia="新細明體" w:cs="新細明體"/>
           <w:b/>
+          <w:sz w:val="24"/>
+          <w:szCs w:val="24"/>
         </w:rPr>
         <w:t>我圈的是＿＿＿＿＿＿這一格，因為——</w:t>
       </w:r>
@@ -5644,28 +7273,31 @@
     <w:tbl>
       <w:tblPr>
         <w:tblStyle w:val="a4"/>
-        <w:tblW w:type="auto" w:w="0"/>
+        <w:tblW w:type="pct" w:w="5000"/>
         <w:tblLook w:firstColumn="1" w:firstRow="1" w:lastColumn="0" w:lastRow="0" w:noHBand="0" w:noVBand="1" w:val="04A0"/>
         <w:tblLayout w:type="fixed"/>
       </w:tblPr>
       <w:tblGrid>
-        <w:gridCol w:w="10466"/>
+        <w:gridCol w:w="10454"/>
       </w:tblGrid>
       <w:tr>
         <w:trPr>
+          <w:cantSplit/>
           <w:trHeight w:val="907"/>
         </w:trPr>
         <w:tc>
           <w:tcPr>
-            <w:tcW w:type="dxa" w:w="8220"/>
-          </w:tcPr>
-          <w:p>
-            <w:pPr>
-              <w:spacing w:after="0"/>
-            </w:pPr>
-            <w:r>
-              <w:rPr>
-                <w:rFonts w:ascii="標楷體" w:hAnsi="標楷體"/>
+            <w:tcW w:type="dxa" w:w="10454"/>
+          </w:tcPr>
+          <w:p>
+            <w:pPr>
+              <w:spacing w:after="0"/>
+            </w:pPr>
+            <w:r>
+              <w:rPr>
+                <w:rFonts w:ascii="新細明體" w:hAnsi="新細明體" w:eastAsia="新細明體" w:cs="新細明體"/>
+                <w:sz w:val="24"/>
+                <w:szCs w:val="24"/>
               </w:rPr>
             </w:r>
           </w:p>
@@ -5674,10 +7306,15 @@
     </w:tbl>
     <w:p/>
     <w:p>
+      <w:pPr>
+        <w:keepNext/>
+      </w:pPr>
       <w:r>
         <w:rPr>
-          <w:rFonts w:ascii="標楷體" w:hAnsi="標楷體"/>
+          <w:rFonts w:ascii="新細明體" w:hAnsi="新細明體" w:eastAsia="新細明體" w:cs="新細明體"/>
           <w:b/>
+          <w:sz w:val="24"/>
+          <w:szCs w:val="24"/>
         </w:rPr>
         <w:t>【二】你是明天的氣象主播（8 分鐘，小組討論後各自寫下）</w:t>
       </w:r>
@@ -5685,28 +7322,35 @@
     <w:tbl>
       <w:tblPr>
         <w:tblStyle w:val="a4"/>
-        <w:tblW w:type="auto" w:w="0"/>
+        <w:tblW w:type="pct" w:w="5000"/>
         <w:tblLook w:firstColumn="1" w:firstRow="1" w:lastColumn="0" w:lastRow="0" w:noHBand="0" w:noVBand="1" w:val="04A0"/>
         <w:tblLayout w:type="fixed"/>
       </w:tblPr>
       <w:tblGrid>
-        <w:gridCol w:w="3489"/>
-        <w:gridCol w:w="3489"/>
-        <w:gridCol w:w="3489"/>
+        <w:gridCol w:w="2163"/>
+        <w:gridCol w:w="4326"/>
+        <w:gridCol w:w="3965"/>
       </w:tblGrid>
       <w:tr>
-        <w:tc>
-          <w:tcPr>
-            <w:tcW w:type="dxa" w:w="1701"/>
-          </w:tcPr>
-          <w:p>
-            <w:pPr>
-              <w:spacing w:after="0"/>
-            </w:pPr>
-            <w:r>
-              <w:rPr>
-                <w:rFonts w:ascii="標楷體" w:hAnsi="標楷體"/>
+        <w:trPr>
+          <w:cantSplit/>
+          <w:tblHeader/>
+        </w:trPr>
+        <w:tc>
+          <w:tcPr>
+            <w:tcW w:type="dxa" w:w="2163"/>
+          </w:tcPr>
+          <w:p>
+            <w:pPr>
+              <w:keepNext/>
+              <w:spacing w:after="0"/>
+            </w:pPr>
+            <w:r>
+              <w:rPr>
+                <w:rFonts w:ascii="新細明體" w:hAnsi="新細明體" w:eastAsia="新細明體" w:cs="新細明體"/>
                 <w:b/>
+                <w:sz w:val="24"/>
+                <w:szCs w:val="24"/>
               </w:rPr>
               <w:t>地區</w:t>
             </w:r>
@@ -5714,16 +7358,18 @@
         </w:tc>
         <w:tc>
           <w:tcPr>
-            <w:tcW w:type="dxa" w:w="3402"/>
-          </w:tcPr>
-          <w:p>
-            <w:pPr>
-              <w:spacing w:after="0"/>
-            </w:pPr>
-            <w:r>
-              <w:rPr>
-                <w:rFonts w:ascii="標楷體" w:hAnsi="標楷體"/>
+            <w:tcW w:type="dxa" w:w="4326"/>
+          </w:tcPr>
+          <w:p>
+            <w:pPr>
+              <w:spacing w:after="0"/>
+            </w:pPr>
+            <w:r>
+              <w:rPr>
+                <w:rFonts w:ascii="新細明體" w:hAnsi="新細明體" w:eastAsia="新細明體" w:cs="新細明體"/>
                 <w:b/>
+                <w:sz w:val="24"/>
+                <w:szCs w:val="24"/>
               </w:rPr>
               <w:t>我要播報的一句話</w:t>
             </w:r>
@@ -5731,16 +7377,18 @@
         </w:tc>
         <w:tc>
           <w:tcPr>
-            <w:tcW w:type="dxa" w:w="3118"/>
-          </w:tcPr>
-          <w:p>
-            <w:pPr>
-              <w:spacing w:after="0"/>
-            </w:pPr>
-            <w:r>
-              <w:rPr>
-                <w:rFonts w:ascii="標楷體" w:hAnsi="標楷體"/>
+            <w:tcW w:type="dxa" w:w="3965"/>
+          </w:tcPr>
+          <w:p>
+            <w:pPr>
+              <w:spacing w:after="0"/>
+            </w:pPr>
+            <w:r>
+              <w:rPr>
+                <w:rFonts w:ascii="新細明體" w:hAnsi="新細明體" w:eastAsia="新細明體" w:cs="新細明體"/>
                 <w:b/>
+                <w:sz w:val="24"/>
+                <w:szCs w:val="24"/>
               </w:rPr>
               <w:t>我是看到這兩筆資料才敢這樣說</w:t>
             </w:r>
@@ -5749,20 +7397,23 @@
       </w:tr>
       <w:tr>
         <w:trPr>
+          <w:cantSplit/>
           <w:trHeight w:val="850"/>
         </w:trPr>
         <w:tc>
           <w:tcPr>
-            <w:tcW w:type="dxa" w:w="1701"/>
-          </w:tcPr>
-          <w:p>
-            <w:pPr>
-              <w:spacing w:after="0"/>
-            </w:pPr>
-            <w:r>
-              <w:rPr>
-                <w:rFonts w:ascii="標楷體" w:hAnsi="標楷體"/>
-                <w:b w:val="0"/>
+            <w:tcW w:type="dxa" w:w="2163"/>
+          </w:tcPr>
+          <w:p>
+            <w:pPr>
+              <w:spacing w:after="0"/>
+            </w:pPr>
+            <w:r>
+              <w:rPr>
+                <w:rFonts w:ascii="新細明體" w:hAnsi="新細明體" w:eastAsia="新細明體" w:cs="新細明體"/>
+                <w:b w:val="0"/>
+                <w:sz w:val="24"/>
+                <w:szCs w:val="24"/>
               </w:rPr>
               <w:t>臺北</w:t>
             </w:r>
@@ -5770,32 +7421,36 @@
         </w:tc>
         <w:tc>
           <w:tcPr>
-            <w:tcW w:type="dxa" w:w="3402"/>
-          </w:tcPr>
-          <w:p>
-            <w:pPr>
-              <w:spacing w:after="0"/>
-            </w:pPr>
-            <w:r>
-              <w:rPr>
-                <w:rFonts w:ascii="標楷體" w:hAnsi="標楷體"/>
-                <w:b w:val="0"/>
-              </w:rPr>
-            </w:r>
-          </w:p>
-        </w:tc>
-        <w:tc>
-          <w:tcPr>
-            <w:tcW w:type="dxa" w:w="3118"/>
-          </w:tcPr>
-          <w:p>
-            <w:pPr>
-              <w:spacing w:after="0"/>
-            </w:pPr>
-            <w:r>
-              <w:rPr>
-                <w:rFonts w:ascii="標楷體" w:hAnsi="標楷體"/>
-                <w:b w:val="0"/>
+            <w:tcW w:type="dxa" w:w="4326"/>
+          </w:tcPr>
+          <w:p>
+            <w:pPr>
+              <w:spacing w:after="0"/>
+            </w:pPr>
+            <w:r>
+              <w:rPr>
+                <w:rFonts w:ascii="新細明體" w:hAnsi="新細明體" w:eastAsia="新細明體" w:cs="新細明體"/>
+                <w:b w:val="0"/>
+                <w:sz w:val="24"/>
+                <w:szCs w:val="24"/>
+              </w:rPr>
+            </w:r>
+          </w:p>
+        </w:tc>
+        <w:tc>
+          <w:tcPr>
+            <w:tcW w:type="dxa" w:w="3965"/>
+          </w:tcPr>
+          <w:p>
+            <w:pPr>
+              <w:spacing w:after="0"/>
+            </w:pPr>
+            <w:r>
+              <w:rPr>
+                <w:rFonts w:ascii="新細明體" w:hAnsi="新細明體" w:eastAsia="新細明體" w:cs="新細明體"/>
+                <w:b w:val="0"/>
+                <w:sz w:val="24"/>
+                <w:szCs w:val="24"/>
               </w:rPr>
               <w:t>①</w:t>
               <w:br/>
@@ -5806,20 +7461,23 @@
       </w:tr>
       <w:tr>
         <w:trPr>
+          <w:cantSplit/>
           <w:trHeight w:val="850"/>
         </w:trPr>
         <w:tc>
           <w:tcPr>
-            <w:tcW w:type="dxa" w:w="1701"/>
-          </w:tcPr>
-          <w:p>
-            <w:pPr>
-              <w:spacing w:after="0"/>
-            </w:pPr>
-            <w:r>
-              <w:rPr>
-                <w:rFonts w:ascii="標楷體" w:hAnsi="標楷體"/>
-                <w:b w:val="0"/>
+            <w:tcW w:type="dxa" w:w="2163"/>
+          </w:tcPr>
+          <w:p>
+            <w:pPr>
+              <w:spacing w:after="0"/>
+            </w:pPr>
+            <w:r>
+              <w:rPr>
+                <w:rFonts w:ascii="新細明體" w:hAnsi="新細明體" w:eastAsia="新細明體" w:cs="新細明體"/>
+                <w:b w:val="0"/>
+                <w:sz w:val="24"/>
+                <w:szCs w:val="24"/>
               </w:rPr>
               <w:t>高雄</w:t>
             </w:r>
@@ -5827,32 +7485,36 @@
         </w:tc>
         <w:tc>
           <w:tcPr>
-            <w:tcW w:type="dxa" w:w="3402"/>
-          </w:tcPr>
-          <w:p>
-            <w:pPr>
-              <w:spacing w:after="0"/>
-            </w:pPr>
-            <w:r>
-              <w:rPr>
-                <w:rFonts w:ascii="標楷體" w:hAnsi="標楷體"/>
-                <w:b w:val="0"/>
-              </w:rPr>
-            </w:r>
-          </w:p>
-        </w:tc>
-        <w:tc>
-          <w:tcPr>
-            <w:tcW w:type="dxa" w:w="3118"/>
-          </w:tcPr>
-          <w:p>
-            <w:pPr>
-              <w:spacing w:after="0"/>
-            </w:pPr>
-            <w:r>
-              <w:rPr>
-                <w:rFonts w:ascii="標楷體" w:hAnsi="標楷體"/>
-                <w:b w:val="0"/>
+            <w:tcW w:type="dxa" w:w="4326"/>
+          </w:tcPr>
+          <w:p>
+            <w:pPr>
+              <w:spacing w:after="0"/>
+            </w:pPr>
+            <w:r>
+              <w:rPr>
+                <w:rFonts w:ascii="新細明體" w:hAnsi="新細明體" w:eastAsia="新細明體" w:cs="新細明體"/>
+                <w:b w:val="0"/>
+                <w:sz w:val="24"/>
+                <w:szCs w:val="24"/>
+              </w:rPr>
+            </w:r>
+          </w:p>
+        </w:tc>
+        <w:tc>
+          <w:tcPr>
+            <w:tcW w:type="dxa" w:w="3965"/>
+          </w:tcPr>
+          <w:p>
+            <w:pPr>
+              <w:spacing w:after="0"/>
+            </w:pPr>
+            <w:r>
+              <w:rPr>
+                <w:rFonts w:ascii="新細明體" w:hAnsi="新細明體" w:eastAsia="新細明體" w:cs="新細明體"/>
+                <w:b w:val="0"/>
+                <w:sz w:val="24"/>
+                <w:szCs w:val="24"/>
               </w:rPr>
               <w:t>①</w:t>
               <w:br/>
@@ -5864,10 +7526,15 @@
     </w:tbl>
     <w:p/>
     <w:p>
+      <w:pPr>
+        <w:keepNext/>
+      </w:pPr>
       <w:r>
         <w:rPr>
-          <w:rFonts w:ascii="標楷體" w:hAnsi="標楷體"/>
+          <w:rFonts w:ascii="新細明體" w:hAnsi="新細明體" w:eastAsia="新細明體" w:cs="新細明體"/>
           <w:b/>
+          <w:sz w:val="24"/>
+          <w:szCs w:val="24"/>
         </w:rPr>
         <w:t>【三】資料來了（8 分鐘）　※ 教師發下 4/20 紙條後填寫</w:t>
       </w:r>
@@ -5875,44 +7542,53 @@
     <w:tbl>
       <w:tblPr>
         <w:tblStyle w:val="a4"/>
-        <w:tblW w:type="auto" w:w="0"/>
+        <w:tblW w:type="pct" w:w="5000"/>
         <w:tblLook w:firstColumn="1" w:firstRow="1" w:lastColumn="0" w:lastRow="0" w:noHBand="0" w:noVBand="1" w:val="04A0"/>
         <w:tblLayout w:type="fixed"/>
       </w:tblPr>
       <w:tblGrid>
-        <w:gridCol w:w="3489"/>
-        <w:gridCol w:w="3489"/>
-        <w:gridCol w:w="3489"/>
+        <w:gridCol w:w="2884"/>
+        <w:gridCol w:w="3605"/>
+        <w:gridCol w:w="3965"/>
       </w:tblGrid>
       <w:tr>
-        <w:tc>
-          <w:tcPr>
-            <w:tcW w:type="dxa" w:w="2268"/>
-          </w:tcPr>
-          <w:p>
-            <w:pPr>
-              <w:spacing w:after="0"/>
-            </w:pPr>
-            <w:r>
-              <w:rPr>
-                <w:rFonts w:ascii="標楷體" w:hAnsi="標楷體"/>
+        <w:trPr>
+          <w:cantSplit/>
+          <w:tblHeader/>
+        </w:trPr>
+        <w:tc>
+          <w:tcPr>
+            <w:tcW w:type="dxa" w:w="2884"/>
+          </w:tcPr>
+          <w:p>
+            <w:pPr>
+              <w:keepNext/>
+              <w:spacing w:after="0"/>
+            </w:pPr>
+            <w:r>
+              <w:rPr>
+                <w:rFonts w:ascii="新細明體" w:hAnsi="新細明體" w:eastAsia="新細明體" w:cs="新細明體"/>
                 <w:b/>
-              </w:rPr>
-            </w:r>
-          </w:p>
-        </w:tc>
-        <w:tc>
-          <w:tcPr>
-            <w:tcW w:type="dxa" w:w="2835"/>
-          </w:tcPr>
-          <w:p>
-            <w:pPr>
-              <w:spacing w:after="0"/>
-            </w:pPr>
-            <w:r>
-              <w:rPr>
-                <w:rFonts w:ascii="標楷體" w:hAnsi="標楷體"/>
+                <w:sz w:val="24"/>
+                <w:szCs w:val="24"/>
+              </w:rPr>
+            </w:r>
+          </w:p>
+        </w:tc>
+        <w:tc>
+          <w:tcPr>
+            <w:tcW w:type="dxa" w:w="3605"/>
+          </w:tcPr>
+          <w:p>
+            <w:pPr>
+              <w:spacing w:after="0"/>
+            </w:pPr>
+            <w:r>
+              <w:rPr>
+                <w:rFonts w:ascii="新細明體" w:hAnsi="新細明體" w:eastAsia="新細明體" w:cs="新細明體"/>
                 <w:b/>
+                <w:sz w:val="24"/>
+                <w:szCs w:val="24"/>
               </w:rPr>
               <w:t>真實情況是</w:t>
             </w:r>
@@ -5920,16 +7596,18 @@
         </w:tc>
         <w:tc>
           <w:tcPr>
-            <w:tcW w:type="dxa" w:w="3118"/>
-          </w:tcPr>
-          <w:p>
-            <w:pPr>
-              <w:spacing w:after="0"/>
-            </w:pPr>
-            <w:r>
-              <w:rPr>
-                <w:rFonts w:ascii="標楷體" w:hAnsi="標楷體"/>
+            <w:tcW w:type="dxa" w:w="3965"/>
+          </w:tcPr>
+          <w:p>
+            <w:pPr>
+              <w:spacing w:after="0"/>
+            </w:pPr>
+            <w:r>
+              <w:rPr>
+                <w:rFonts w:ascii="新細明體" w:hAnsi="新細明體" w:eastAsia="新細明體" w:cs="新細明體"/>
                 <w:b/>
+                <w:sz w:val="24"/>
+                <w:szCs w:val="24"/>
               </w:rPr>
               <w:t>跟我寫的一樣嗎？</w:t>
             </w:r>
@@ -5938,20 +7616,23 @@
       </w:tr>
       <w:tr>
         <w:trPr>
+          <w:cantSplit/>
           <w:trHeight w:val="850"/>
         </w:trPr>
         <w:tc>
           <w:tcPr>
-            <w:tcW w:type="dxa" w:w="2268"/>
-          </w:tcPr>
-          <w:p>
-            <w:pPr>
-              <w:spacing w:after="0"/>
-            </w:pPr>
-            <w:r>
-              <w:rPr>
-                <w:rFonts w:ascii="標楷體" w:hAnsi="標楷體"/>
-                <w:b w:val="0"/>
+            <w:tcW w:type="dxa" w:w="2884"/>
+          </w:tcPr>
+          <w:p>
+            <w:pPr>
+              <w:spacing w:after="0"/>
+            </w:pPr>
+            <w:r>
+              <w:rPr>
+                <w:rFonts w:ascii="新細明體" w:hAnsi="新細明體" w:eastAsia="新細明體" w:cs="新細明體"/>
+                <w:b w:val="0"/>
+                <w:sz w:val="24"/>
+                <w:szCs w:val="24"/>
               </w:rPr>
               <w:t>臺北</w:t>
             </w:r>
@@ -5959,32 +7640,36 @@
         </w:tc>
         <w:tc>
           <w:tcPr>
-            <w:tcW w:type="dxa" w:w="2835"/>
-          </w:tcPr>
-          <w:p>
-            <w:pPr>
-              <w:spacing w:after="0"/>
-            </w:pPr>
-            <w:r>
-              <w:rPr>
-                <w:rFonts w:ascii="標楷體" w:hAnsi="標楷體"/>
-                <w:b w:val="0"/>
-              </w:rPr>
-            </w:r>
-          </w:p>
-        </w:tc>
-        <w:tc>
-          <w:tcPr>
-            <w:tcW w:type="dxa" w:w="3118"/>
-          </w:tcPr>
-          <w:p>
-            <w:pPr>
-              <w:spacing w:after="0"/>
-            </w:pPr>
-            <w:r>
-              <w:rPr>
-                <w:rFonts w:ascii="標楷體" w:hAnsi="標楷體"/>
-                <w:b w:val="0"/>
+            <w:tcW w:type="dxa" w:w="3605"/>
+          </w:tcPr>
+          <w:p>
+            <w:pPr>
+              <w:spacing w:after="0"/>
+            </w:pPr>
+            <w:r>
+              <w:rPr>
+                <w:rFonts w:ascii="新細明體" w:hAnsi="新細明體" w:eastAsia="新細明體" w:cs="新細明體"/>
+                <w:b w:val="0"/>
+                <w:sz w:val="24"/>
+                <w:szCs w:val="24"/>
+              </w:rPr>
+            </w:r>
+          </w:p>
+        </w:tc>
+        <w:tc>
+          <w:tcPr>
+            <w:tcW w:type="dxa" w:w="3965"/>
+          </w:tcPr>
+          <w:p>
+            <w:pPr>
+              <w:spacing w:after="0"/>
+            </w:pPr>
+            <w:r>
+              <w:rPr>
+                <w:rFonts w:ascii="新細明體" w:hAnsi="新細明體" w:eastAsia="新細明體" w:cs="新細明體"/>
+                <w:b w:val="0"/>
+                <w:sz w:val="24"/>
+                <w:szCs w:val="24"/>
               </w:rPr>
             </w:r>
           </w:p>
@@ -5992,20 +7677,23 @@
       </w:tr>
       <w:tr>
         <w:trPr>
+          <w:cantSplit/>
           <w:trHeight w:val="850"/>
         </w:trPr>
         <w:tc>
           <w:tcPr>
-            <w:tcW w:type="dxa" w:w="2268"/>
-          </w:tcPr>
-          <w:p>
-            <w:pPr>
-              <w:spacing w:after="0"/>
-            </w:pPr>
-            <w:r>
-              <w:rPr>
-                <w:rFonts w:ascii="標楷體" w:hAnsi="標楷體"/>
-                <w:b w:val="0"/>
+            <w:tcW w:type="dxa" w:w="2884"/>
+          </w:tcPr>
+          <w:p>
+            <w:pPr>
+              <w:spacing w:after="0"/>
+            </w:pPr>
+            <w:r>
+              <w:rPr>
+                <w:rFonts w:ascii="新細明體" w:hAnsi="新細明體" w:eastAsia="新細明體" w:cs="新細明體"/>
+                <w:b w:val="0"/>
+                <w:sz w:val="24"/>
+                <w:szCs w:val="24"/>
               </w:rPr>
               <w:t>高雄</w:t>
             </w:r>
@@ -6013,32 +7701,36 @@
         </w:tc>
         <w:tc>
           <w:tcPr>
-            <w:tcW w:type="dxa" w:w="2835"/>
-          </w:tcPr>
-          <w:p>
-            <w:pPr>
-              <w:spacing w:after="0"/>
-            </w:pPr>
-            <w:r>
-              <w:rPr>
-                <w:rFonts w:ascii="標楷體" w:hAnsi="標楷體"/>
-                <w:b w:val="0"/>
-              </w:rPr>
-            </w:r>
-          </w:p>
-        </w:tc>
-        <w:tc>
-          <w:tcPr>
-            <w:tcW w:type="dxa" w:w="3118"/>
-          </w:tcPr>
-          <w:p>
-            <w:pPr>
-              <w:spacing w:after="0"/>
-            </w:pPr>
-            <w:r>
-              <w:rPr>
-                <w:rFonts w:ascii="標楷體" w:hAnsi="標楷體"/>
-                <w:b w:val="0"/>
+            <w:tcW w:type="dxa" w:w="3605"/>
+          </w:tcPr>
+          <w:p>
+            <w:pPr>
+              <w:spacing w:after="0"/>
+            </w:pPr>
+            <w:r>
+              <w:rPr>
+                <w:rFonts w:ascii="新細明體" w:hAnsi="新細明體" w:eastAsia="新細明體" w:cs="新細明體"/>
+                <w:b w:val="0"/>
+                <w:sz w:val="24"/>
+                <w:szCs w:val="24"/>
+              </w:rPr>
+            </w:r>
+          </w:p>
+        </w:tc>
+        <w:tc>
+          <w:tcPr>
+            <w:tcW w:type="dxa" w:w="3965"/>
+          </w:tcPr>
+          <w:p>
+            <w:pPr>
+              <w:spacing w:after="0"/>
+            </w:pPr>
+            <w:r>
+              <w:rPr>
+                <w:rFonts w:ascii="新細明體" w:hAnsi="新細明體" w:eastAsia="新細明體" w:cs="新細明體"/>
+                <w:b w:val="0"/>
+                <w:sz w:val="24"/>
+                <w:szCs w:val="24"/>
               </w:rPr>
             </w:r>
           </w:p>
@@ -6047,10 +7739,15 @@
     </w:tbl>
     <w:p/>
     <w:p>
+      <w:pPr>
+        <w:keepNext/>
+      </w:pPr>
       <w:r>
         <w:rPr>
-          <w:rFonts w:ascii="標楷體" w:hAnsi="標楷體"/>
+          <w:rFonts w:ascii="新細明體" w:hAnsi="新細明體" w:eastAsia="新細明體" w:cs="新細明體"/>
           <w:b/>
+          <w:sz w:val="24"/>
+          <w:szCs w:val="24"/>
         </w:rPr>
         <w:t>我們這一組原本用的規則是——</w:t>
       </w:r>
@@ -6058,28 +7755,31 @@
     <w:tbl>
       <w:tblPr>
         <w:tblStyle w:val="a4"/>
-        <w:tblW w:type="auto" w:w="0"/>
+        <w:tblW w:type="pct" w:w="5000"/>
         <w:tblLook w:firstColumn="1" w:firstRow="1" w:lastColumn="0" w:lastRow="0" w:noHBand="0" w:noVBand="1" w:val="04A0"/>
         <w:tblLayout w:type="fixed"/>
       </w:tblPr>
       <w:tblGrid>
-        <w:gridCol w:w="10466"/>
+        <w:gridCol w:w="10454"/>
       </w:tblGrid>
       <w:tr>
         <w:trPr>
+          <w:cantSplit/>
           <w:trHeight w:val="794"/>
         </w:trPr>
         <w:tc>
           <w:tcPr>
-            <w:tcW w:type="dxa" w:w="8220"/>
-          </w:tcPr>
-          <w:p>
-            <w:pPr>
-              <w:spacing w:after="0"/>
-            </w:pPr>
-            <w:r>
-              <w:rPr>
-                <w:rFonts w:ascii="標楷體" w:hAnsi="標楷體"/>
+            <w:tcW w:type="dxa" w:w="10454"/>
+          </w:tcPr>
+          <w:p>
+            <w:pPr>
+              <w:spacing w:after="0"/>
+            </w:pPr>
+            <w:r>
+              <w:rPr>
+                <w:rFonts w:ascii="新細明體" w:hAnsi="新細明體" w:eastAsia="新細明體" w:cs="新細明體"/>
+                <w:sz w:val="24"/>
+                <w:szCs w:val="24"/>
               </w:rPr>
             </w:r>
           </w:p>
@@ -6088,10 +7788,15 @@
     </w:tbl>
     <w:p/>
     <w:p>
+      <w:pPr>
+        <w:keepNext/>
+      </w:pPr>
       <w:r>
         <w:rPr>
-          <w:rFonts w:ascii="標楷體" w:hAnsi="標楷體"/>
+          <w:rFonts w:ascii="新細明體" w:hAnsi="新細明體" w:eastAsia="新細明體" w:cs="新細明體"/>
           <w:b/>
+          <w:sz w:val="24"/>
+          <w:szCs w:val="24"/>
         </w:rPr>
         <w:t>這條規則在＿＿＿＿＿＿這一格失效了，因為——</w:t>
       </w:r>
@@ -6099,28 +7804,31 @@
     <w:tbl>
       <w:tblPr>
         <w:tblStyle w:val="a4"/>
-        <w:tblW w:type="auto" w:w="0"/>
+        <w:tblW w:type="pct" w:w="5000"/>
         <w:tblLook w:firstColumn="1" w:firstRow="1" w:lastColumn="0" w:lastRow="0" w:noHBand="0" w:noVBand="1" w:val="04A0"/>
         <w:tblLayout w:type="fixed"/>
       </w:tblPr>
       <w:tblGrid>
-        <w:gridCol w:w="10466"/>
+        <w:gridCol w:w="10454"/>
       </w:tblGrid>
       <w:tr>
         <w:trPr>
+          <w:cantSplit/>
           <w:trHeight w:val="794"/>
         </w:trPr>
         <w:tc>
           <w:tcPr>
-            <w:tcW w:type="dxa" w:w="8220"/>
-          </w:tcPr>
-          <w:p>
-            <w:pPr>
-              <w:spacing w:after="0"/>
-            </w:pPr>
-            <w:r>
-              <w:rPr>
-                <w:rFonts w:ascii="標楷體" w:hAnsi="標楷體"/>
+            <w:tcW w:type="dxa" w:w="10454"/>
+          </w:tcPr>
+          <w:p>
+            <w:pPr>
+              <w:spacing w:after="0"/>
+            </w:pPr>
+            <w:r>
+              <w:rPr>
+                <w:rFonts w:ascii="新細明體" w:hAnsi="新細明體" w:eastAsia="新細明體" w:cs="新細明體"/>
+                <w:sz w:val="24"/>
+                <w:szCs w:val="24"/>
               </w:rPr>
             </w:r>
           </w:p>
@@ -6129,10 +7837,15 @@
     </w:tbl>
     <w:p/>
     <w:p>
+      <w:pPr>
+        <w:keepNext/>
+      </w:pPr>
       <w:r>
         <w:rPr>
-          <w:rFonts w:ascii="標楷體" w:hAnsi="標楷體"/>
+          <w:rFonts w:ascii="新細明體" w:hAnsi="新細明體" w:eastAsia="新細明體" w:cs="新細明體"/>
           <w:b/>
+          <w:sz w:val="24"/>
+          <w:szCs w:val="24"/>
         </w:rPr>
         <w:t>【四】最後兩分鐘，自己寫（2 分鐘）</w:t>
       </w:r>
@@ -6140,28 +7853,31 @@
     <w:tbl>
       <w:tblPr>
         <w:tblStyle w:val="a4"/>
-        <w:tblW w:type="auto" w:w="0"/>
+        <w:tblW w:type="pct" w:w="5000"/>
         <w:tblLook w:firstColumn="1" w:firstRow="1" w:lastColumn="0" w:lastRow="0" w:noHBand="0" w:noVBand="1" w:val="04A0"/>
         <w:tblLayout w:type="fixed"/>
       </w:tblPr>
       <w:tblGrid>
-        <w:gridCol w:w="10466"/>
+        <w:gridCol w:w="10454"/>
       </w:tblGrid>
       <w:tr>
         <w:trPr>
+          <w:cantSplit/>
           <w:trHeight w:val="1020"/>
         </w:trPr>
         <w:tc>
           <w:tcPr>
-            <w:tcW w:type="dxa" w:w="8220"/>
-          </w:tcPr>
-          <w:p>
-            <w:pPr>
-              <w:spacing w:after="0"/>
-            </w:pPr>
-            <w:r>
-              <w:rPr>
-                <w:rFonts w:ascii="標楷體" w:hAnsi="標楷體"/>
+            <w:tcW w:type="dxa" w:w="10454"/>
+          </w:tcPr>
+          <w:p>
+            <w:pPr>
+              <w:spacing w:after="0"/>
+            </w:pPr>
+            <w:r>
+              <w:rPr>
+                <w:rFonts w:ascii="新細明體" w:hAnsi="新細明體" w:eastAsia="新細明體" w:cs="新細明體"/>
+                <w:sz w:val="24"/>
+                <w:szCs w:val="24"/>
               </w:rPr>
               <w:t>我今天改掉的一個想法是——</w:t>
             </w:r>
@@ -6172,12 +7888,19 @@
     <w:p/>
     <w:p>
       <w:r>
+        <w:rPr>
+          <w:rFonts w:ascii="新細明體" w:hAnsi="新細明體" w:eastAsia="新細明體" w:cs="新細明體"/>
+          <w:sz w:val="24"/>
+          <w:szCs w:val="24"/>
+        </w:rPr>
         <w:br w:type="page"/>
       </w:r>
       <w:r>
         <w:rPr>
-          <w:rFonts w:ascii="標楷體" w:hAnsi="標楷體"/>
+          <w:rFonts w:ascii="新細明體" w:hAnsi="新細明體" w:eastAsia="新細明體" w:cs="新細明體"/>
           <w:b/>
+          <w:sz w:val="24"/>
+          <w:szCs w:val="24"/>
         </w:rPr>
         <w:t>附件二：教師用　4/20 資料紙條（請影印後裁成小條，各組寫完預報才發）</w:t>
       </w:r>
@@ -6185,17 +7908,37 @@
     <w:p>
       <w:r>
         <w:rPr>
-          <w:rFonts w:ascii="標楷體" w:hAnsi="標楷體"/>
+          <w:rFonts w:ascii="新細明體" w:hAnsi="新細明體" w:eastAsia="新細明體" w:cs="新細明體"/>
           <w:b w:val="0"/>
+          <w:sz w:val="24"/>
+          <w:szCs w:val="24"/>
         </w:rPr>
         <w:t>※ 提醒：紙條不要提前放在桌上。發下時只說「資料來了」，不要說「來看看你們對不對」。※ 紙條上刻意不印溫差——「臺中降 4.9 度、臺東只降 0.6 度」這個由北往南遞減的落差，要由學生自己比出來，那正是本節挑戰題的主菜。教師參考用溫差：臺北 −3.3、臺中 −4.9、高雄 −1.1、宜蘭 −2.4、臺東 −0.6、澎湖 −1.5。</w:t>
       </w:r>
     </w:p>
     <w:p>
+      <w:pPr>
+        <w:spacing w:after="0"/>
+      </w:pPr>
       <w:r>
         <w:rPr>
-          <w:rFonts w:ascii="標楷體" w:hAnsi="標楷體"/>
+          <w:rFonts w:ascii="新細明體" w:hAnsi="新細明體" w:eastAsia="新細明體" w:cs="新細明體"/>
+          <w:b w:val="0"/>
+          <w:sz w:val="24"/>
+          <w:szCs w:val="24"/>
+        </w:rPr>
+      </w:r>
+    </w:p>
+    <w:p>
+      <w:pPr>
+        <w:keepNext/>
+      </w:pPr>
+      <w:r>
+        <w:rPr>
+          <w:rFonts w:ascii="新細明體" w:hAnsi="新細明體" w:eastAsia="新細明體" w:cs="新細明體"/>
           <w:b/>
+          <w:sz w:val="24"/>
+          <w:szCs w:val="24"/>
         </w:rPr>
         <w:t>2023 年 4 月 20 日　8:00　觀測資料</w:t>
       </w:r>
@@ -6203,28 +7946,35 @@
     <w:tbl>
       <w:tblPr>
         <w:tblStyle w:val="a4"/>
-        <w:tblW w:type="auto" w:w="0"/>
+        <w:tblW w:type="pct" w:w="5000"/>
         <w:tblLook w:firstColumn="1" w:firstRow="1" w:lastColumn="0" w:lastRow="0" w:noHBand="0" w:noVBand="1" w:val="04A0"/>
         <w:tblLayout w:type="fixed"/>
       </w:tblPr>
       <w:tblGrid>
-        <w:gridCol w:w="3489"/>
-        <w:gridCol w:w="3489"/>
-        <w:gridCol w:w="3489"/>
+        <w:gridCol w:w="3244"/>
+        <w:gridCol w:w="3965"/>
+        <w:gridCol w:w="3244"/>
       </w:tblGrid>
       <w:tr>
-        <w:tc>
-          <w:tcPr>
-            <w:tcW w:type="dxa" w:w="2551"/>
-          </w:tcPr>
-          <w:p>
-            <w:pPr>
-              <w:spacing w:after="0"/>
-            </w:pPr>
-            <w:r>
-              <w:rPr>
-                <w:rFonts w:ascii="標楷體" w:hAnsi="標楷體"/>
+        <w:trPr>
+          <w:cantSplit/>
+          <w:tblHeader/>
+        </w:trPr>
+        <w:tc>
+          <w:tcPr>
+            <w:tcW w:type="dxa" w:w="3244"/>
+          </w:tcPr>
+          <w:p>
+            <w:pPr>
+              <w:keepNext/>
+              <w:spacing w:after="0"/>
+            </w:pPr>
+            <w:r>
+              <w:rPr>
+                <w:rFonts w:ascii="新細明體" w:hAnsi="新細明體" w:eastAsia="新細明體" w:cs="新細明體"/>
                 <w:b/>
+                <w:sz w:val="24"/>
+                <w:szCs w:val="24"/>
               </w:rPr>
               <w:t>地區</w:t>
             </w:r>
@@ -6232,16 +7982,18 @@
         </w:tc>
         <w:tc>
           <w:tcPr>
-            <w:tcW w:type="dxa" w:w="3118"/>
-          </w:tcPr>
-          <w:p>
-            <w:pPr>
-              <w:spacing w:after="0"/>
-            </w:pPr>
-            <w:r>
-              <w:rPr>
-                <w:rFonts w:ascii="標楷體" w:hAnsi="標楷體"/>
+            <w:tcW w:type="dxa" w:w="3965"/>
+          </w:tcPr>
+          <w:p>
+            <w:pPr>
+              <w:spacing w:after="0"/>
+            </w:pPr>
+            <w:r>
+              <w:rPr>
+                <w:rFonts w:ascii="新細明體" w:hAnsi="新細明體" w:eastAsia="新細明體" w:cs="新細明體"/>
                 <w:b/>
+                <w:sz w:val="24"/>
+                <w:szCs w:val="24"/>
               </w:rPr>
               <w:t>天氣狀況</w:t>
             </w:r>
@@ -6249,16 +8001,18 @@
         </w:tc>
         <w:tc>
           <w:tcPr>
-            <w:tcW w:type="dxa" w:w="2551"/>
-          </w:tcPr>
-          <w:p>
-            <w:pPr>
-              <w:spacing w:after="0"/>
-            </w:pPr>
-            <w:r>
-              <w:rPr>
-                <w:rFonts w:ascii="標楷體" w:hAnsi="標楷體"/>
+            <w:tcW w:type="dxa" w:w="3244"/>
+          </w:tcPr>
+          <w:p>
+            <w:pPr>
+              <w:spacing w:after="0"/>
+            </w:pPr>
+            <w:r>
+              <w:rPr>
+                <w:rFonts w:ascii="新細明體" w:hAnsi="新細明體" w:eastAsia="新細明體" w:cs="新細明體"/>
                 <w:b/>
+                <w:sz w:val="24"/>
+                <w:szCs w:val="24"/>
               </w:rPr>
               <w:t>氣溫（℃）</w:t>
             </w:r>
@@ -6266,18 +8020,23 @@
         </w:tc>
       </w:tr>
       <w:tr>
-        <w:tc>
-          <w:tcPr>
-            <w:tcW w:type="dxa" w:w="2551"/>
-          </w:tcPr>
-          <w:p>
-            <w:pPr>
-              <w:spacing w:after="0"/>
-            </w:pPr>
-            <w:r>
-              <w:rPr>
-                <w:rFonts w:ascii="標楷體" w:hAnsi="標楷體"/>
-                <w:b w:val="0"/>
+        <w:trPr>
+          <w:cantSplit/>
+        </w:trPr>
+        <w:tc>
+          <w:tcPr>
+            <w:tcW w:type="dxa" w:w="3244"/>
+          </w:tcPr>
+          <w:p>
+            <w:pPr>
+              <w:spacing w:after="0"/>
+            </w:pPr>
+            <w:r>
+              <w:rPr>
+                <w:rFonts w:ascii="新細明體" w:hAnsi="新細明體" w:eastAsia="新細明體" w:cs="新細明體"/>
+                <w:b w:val="0"/>
+                <w:sz w:val="24"/>
+                <w:szCs w:val="24"/>
               </w:rPr>
               <w:t>臺北</w:t>
             </w:r>
@@ -6285,16 +8044,18 @@
         </w:tc>
         <w:tc>
           <w:tcPr>
-            <w:tcW w:type="dxa" w:w="3118"/>
-          </w:tcPr>
-          <w:p>
-            <w:pPr>
-              <w:spacing w:after="0"/>
-            </w:pPr>
-            <w:r>
-              <w:rPr>
-                <w:rFonts w:ascii="標楷體" w:hAnsi="標楷體"/>
-                <w:b w:val="0"/>
+            <w:tcW w:type="dxa" w:w="3965"/>
+          </w:tcPr>
+          <w:p>
+            <w:pPr>
+              <w:spacing w:after="0"/>
+            </w:pPr>
+            <w:r>
+              <w:rPr>
+                <w:rFonts w:ascii="新細明體" w:hAnsi="新細明體" w:eastAsia="新細明體" w:cs="新細明體"/>
+                <w:b w:val="0"/>
+                <w:sz w:val="24"/>
+                <w:szCs w:val="24"/>
               </w:rPr>
               <w:t>雨</w:t>
             </w:r>
@@ -6302,16 +8063,18 @@
         </w:tc>
         <w:tc>
           <w:tcPr>
-            <w:tcW w:type="dxa" w:w="2551"/>
-          </w:tcPr>
-          <w:p>
-            <w:pPr>
-              <w:spacing w:after="0"/>
-            </w:pPr>
-            <w:r>
-              <w:rPr>
-                <w:rFonts w:ascii="標楷體" w:hAnsi="標楷體"/>
-                <w:b w:val="0"/>
+            <w:tcW w:type="dxa" w:w="3244"/>
+          </w:tcPr>
+          <w:p>
+            <w:pPr>
+              <w:spacing w:after="0"/>
+            </w:pPr>
+            <w:r>
+              <w:rPr>
+                <w:rFonts w:ascii="新細明體" w:hAnsi="新細明體" w:eastAsia="新細明體" w:cs="新細明體"/>
+                <w:b w:val="0"/>
+                <w:sz w:val="24"/>
+                <w:szCs w:val="24"/>
               </w:rPr>
               <w:t>23.0</w:t>
             </w:r>
@@ -6319,18 +8082,23 @@
         </w:tc>
       </w:tr>
       <w:tr>
-        <w:tc>
-          <w:tcPr>
-            <w:tcW w:type="dxa" w:w="2551"/>
-          </w:tcPr>
-          <w:p>
-            <w:pPr>
-              <w:spacing w:after="0"/>
-            </w:pPr>
-            <w:r>
-              <w:rPr>
-                <w:rFonts w:ascii="標楷體" w:hAnsi="標楷體"/>
-                <w:b w:val="0"/>
+        <w:trPr>
+          <w:cantSplit/>
+        </w:trPr>
+        <w:tc>
+          <w:tcPr>
+            <w:tcW w:type="dxa" w:w="3244"/>
+          </w:tcPr>
+          <w:p>
+            <w:pPr>
+              <w:spacing w:after="0"/>
+            </w:pPr>
+            <w:r>
+              <w:rPr>
+                <w:rFonts w:ascii="新細明體" w:hAnsi="新細明體" w:eastAsia="新細明體" w:cs="新細明體"/>
+                <w:b w:val="0"/>
+                <w:sz w:val="24"/>
+                <w:szCs w:val="24"/>
               </w:rPr>
               <w:t>臺中</w:t>
             </w:r>
@@ -6338,16 +8106,18 @@
         </w:tc>
         <w:tc>
           <w:tcPr>
-            <w:tcW w:type="dxa" w:w="3118"/>
-          </w:tcPr>
-          <w:p>
-            <w:pPr>
-              <w:spacing w:after="0"/>
-            </w:pPr>
-            <w:r>
-              <w:rPr>
-                <w:rFonts w:ascii="標楷體" w:hAnsi="標楷體"/>
-                <w:b w:val="0"/>
+            <w:tcW w:type="dxa" w:w="3965"/>
+          </w:tcPr>
+          <w:p>
+            <w:pPr>
+              <w:spacing w:after="0"/>
+            </w:pPr>
+            <w:r>
+              <w:rPr>
+                <w:rFonts w:ascii="新細明體" w:hAnsi="新細明體" w:eastAsia="新細明體" w:cs="新細明體"/>
+                <w:b w:val="0"/>
+                <w:sz w:val="24"/>
+                <w:szCs w:val="24"/>
               </w:rPr>
               <w:t>雨</w:t>
             </w:r>
@@ -6355,16 +8125,18 @@
         </w:tc>
         <w:tc>
           <w:tcPr>
-            <w:tcW w:type="dxa" w:w="2551"/>
-          </w:tcPr>
-          <w:p>
-            <w:pPr>
-              <w:spacing w:after="0"/>
-            </w:pPr>
-            <w:r>
-              <w:rPr>
-                <w:rFonts w:ascii="標楷體" w:hAnsi="標楷體"/>
-                <w:b w:val="0"/>
+            <w:tcW w:type="dxa" w:w="3244"/>
+          </w:tcPr>
+          <w:p>
+            <w:pPr>
+              <w:spacing w:after="0"/>
+            </w:pPr>
+            <w:r>
+              <w:rPr>
+                <w:rFonts w:ascii="新細明體" w:hAnsi="新細明體" w:eastAsia="新細明體" w:cs="新細明體"/>
+                <w:b w:val="0"/>
+                <w:sz w:val="24"/>
+                <w:szCs w:val="24"/>
               </w:rPr>
               <w:t>22.4</w:t>
             </w:r>
@@ -6372,18 +8144,23 @@
         </w:tc>
       </w:tr>
       <w:tr>
-        <w:tc>
-          <w:tcPr>
-            <w:tcW w:type="dxa" w:w="2551"/>
-          </w:tcPr>
-          <w:p>
-            <w:pPr>
-              <w:spacing w:after="0"/>
-            </w:pPr>
-            <w:r>
-              <w:rPr>
-                <w:rFonts w:ascii="標楷體" w:hAnsi="標楷體"/>
-                <w:b w:val="0"/>
+        <w:trPr>
+          <w:cantSplit/>
+        </w:trPr>
+        <w:tc>
+          <w:tcPr>
+            <w:tcW w:type="dxa" w:w="3244"/>
+          </w:tcPr>
+          <w:p>
+            <w:pPr>
+              <w:spacing w:after="0"/>
+            </w:pPr>
+            <w:r>
+              <w:rPr>
+                <w:rFonts w:ascii="新細明體" w:hAnsi="新細明體" w:eastAsia="新細明體" w:cs="新細明體"/>
+                <w:b w:val="0"/>
+                <w:sz w:val="24"/>
+                <w:szCs w:val="24"/>
               </w:rPr>
               <w:t>高雄</w:t>
             </w:r>
@@ -6391,16 +8168,18 @@
         </w:tc>
         <w:tc>
           <w:tcPr>
-            <w:tcW w:type="dxa" w:w="3118"/>
-          </w:tcPr>
-          <w:p>
-            <w:pPr>
-              <w:spacing w:after="0"/>
-            </w:pPr>
-            <w:r>
-              <w:rPr>
-                <w:rFonts w:ascii="標楷體" w:hAnsi="標楷體"/>
-                <w:b w:val="0"/>
+            <w:tcW w:type="dxa" w:w="3965"/>
+          </w:tcPr>
+          <w:p>
+            <w:pPr>
+              <w:spacing w:after="0"/>
+            </w:pPr>
+            <w:r>
+              <w:rPr>
+                <w:rFonts w:ascii="新細明體" w:hAnsi="新細明體" w:eastAsia="新細明體" w:cs="新細明體"/>
+                <w:b w:val="0"/>
+                <w:sz w:val="24"/>
+                <w:szCs w:val="24"/>
               </w:rPr>
               <w:t>陰</w:t>
             </w:r>
@@ -6408,16 +8187,18 @@
         </w:tc>
         <w:tc>
           <w:tcPr>
-            <w:tcW w:type="dxa" w:w="2551"/>
-          </w:tcPr>
-          <w:p>
-            <w:pPr>
-              <w:spacing w:after="0"/>
-            </w:pPr>
-            <w:r>
-              <w:rPr>
-                <w:rFonts w:ascii="標楷體" w:hAnsi="標楷體"/>
-                <w:b w:val="0"/>
+            <w:tcW w:type="dxa" w:w="3244"/>
+          </w:tcPr>
+          <w:p>
+            <w:pPr>
+              <w:spacing w:after="0"/>
+            </w:pPr>
+            <w:r>
+              <w:rPr>
+                <w:rFonts w:ascii="新細明體" w:hAnsi="新細明體" w:eastAsia="新細明體" w:cs="新細明體"/>
+                <w:b w:val="0"/>
+                <w:sz w:val="24"/>
+                <w:szCs w:val="24"/>
               </w:rPr>
               <w:t>26.8</w:t>
             </w:r>
@@ -6425,18 +8206,23 @@
         </w:tc>
       </w:tr>
       <w:tr>
-        <w:tc>
-          <w:tcPr>
-            <w:tcW w:type="dxa" w:w="2551"/>
-          </w:tcPr>
-          <w:p>
-            <w:pPr>
-              <w:spacing w:after="0"/>
-            </w:pPr>
-            <w:r>
-              <w:rPr>
-                <w:rFonts w:ascii="標楷體" w:hAnsi="標楷體"/>
-                <w:b w:val="0"/>
+        <w:trPr>
+          <w:cantSplit/>
+        </w:trPr>
+        <w:tc>
+          <w:tcPr>
+            <w:tcW w:type="dxa" w:w="3244"/>
+          </w:tcPr>
+          <w:p>
+            <w:pPr>
+              <w:spacing w:after="0"/>
+            </w:pPr>
+            <w:r>
+              <w:rPr>
+                <w:rFonts w:ascii="新細明體" w:hAnsi="新細明體" w:eastAsia="新細明體" w:cs="新細明體"/>
+                <w:b w:val="0"/>
+                <w:sz w:val="24"/>
+                <w:szCs w:val="24"/>
               </w:rPr>
               <w:t>宜蘭</w:t>
             </w:r>
@@ -6444,16 +8230,18 @@
         </w:tc>
         <w:tc>
           <w:tcPr>
-            <w:tcW w:type="dxa" w:w="3118"/>
-          </w:tcPr>
-          <w:p>
-            <w:pPr>
-              <w:spacing w:after="0"/>
-            </w:pPr>
-            <w:r>
-              <w:rPr>
-                <w:rFonts w:ascii="標楷體" w:hAnsi="標楷體"/>
-                <w:b w:val="0"/>
+            <w:tcW w:type="dxa" w:w="3965"/>
+          </w:tcPr>
+          <w:p>
+            <w:pPr>
+              <w:spacing w:after="0"/>
+            </w:pPr>
+            <w:r>
+              <w:rPr>
+                <w:rFonts w:ascii="新細明體" w:hAnsi="新細明體" w:eastAsia="新細明體" w:cs="新細明體"/>
+                <w:b w:val="0"/>
+                <w:sz w:val="24"/>
+                <w:szCs w:val="24"/>
               </w:rPr>
               <w:t>雨</w:t>
             </w:r>
@@ -6461,16 +8249,18 @@
         </w:tc>
         <w:tc>
           <w:tcPr>
-            <w:tcW w:type="dxa" w:w="2551"/>
-          </w:tcPr>
-          <w:p>
-            <w:pPr>
-              <w:spacing w:after="0"/>
-            </w:pPr>
-            <w:r>
-              <w:rPr>
-                <w:rFonts w:ascii="標楷體" w:hAnsi="標楷體"/>
-                <w:b w:val="0"/>
+            <w:tcW w:type="dxa" w:w="3244"/>
+          </w:tcPr>
+          <w:p>
+            <w:pPr>
+              <w:spacing w:after="0"/>
+            </w:pPr>
+            <w:r>
+              <w:rPr>
+                <w:rFonts w:ascii="新細明體" w:hAnsi="新細明體" w:eastAsia="新細明體" w:cs="新細明體"/>
+                <w:b w:val="0"/>
+                <w:sz w:val="24"/>
+                <w:szCs w:val="24"/>
               </w:rPr>
               <w:t>23.2</w:t>
             </w:r>
@@ -6478,18 +8268,23 @@
         </w:tc>
       </w:tr>
       <w:tr>
-        <w:tc>
-          <w:tcPr>
-            <w:tcW w:type="dxa" w:w="2551"/>
-          </w:tcPr>
-          <w:p>
-            <w:pPr>
-              <w:spacing w:after="0"/>
-            </w:pPr>
-            <w:r>
-              <w:rPr>
-                <w:rFonts w:ascii="標楷體" w:hAnsi="標楷體"/>
-                <w:b w:val="0"/>
+        <w:trPr>
+          <w:cantSplit/>
+        </w:trPr>
+        <w:tc>
+          <w:tcPr>
+            <w:tcW w:type="dxa" w:w="3244"/>
+          </w:tcPr>
+          <w:p>
+            <w:pPr>
+              <w:spacing w:after="0"/>
+            </w:pPr>
+            <w:r>
+              <w:rPr>
+                <w:rFonts w:ascii="新細明體" w:hAnsi="新細明體" w:eastAsia="新細明體" w:cs="新細明體"/>
+                <w:b w:val="0"/>
+                <w:sz w:val="24"/>
+                <w:szCs w:val="24"/>
               </w:rPr>
               <w:t>臺東</w:t>
             </w:r>
@@ -6497,16 +8292,18 @@
         </w:tc>
         <w:tc>
           <w:tcPr>
-            <w:tcW w:type="dxa" w:w="3118"/>
-          </w:tcPr>
-          <w:p>
-            <w:pPr>
-              <w:spacing w:after="0"/>
-            </w:pPr>
-            <w:r>
-              <w:rPr>
-                <w:rFonts w:ascii="標楷體" w:hAnsi="標楷體"/>
-                <w:b w:val="0"/>
+            <w:tcW w:type="dxa" w:w="3965"/>
+          </w:tcPr>
+          <w:p>
+            <w:pPr>
+              <w:spacing w:after="0"/>
+            </w:pPr>
+            <w:r>
+              <w:rPr>
+                <w:rFonts w:ascii="新細明體" w:hAnsi="新細明體" w:eastAsia="新細明體" w:cs="新細明體"/>
+                <w:b w:val="0"/>
+                <w:sz w:val="24"/>
+                <w:szCs w:val="24"/>
               </w:rPr>
               <w:t>陰</w:t>
             </w:r>
@@ -6514,16 +8311,18 @@
         </w:tc>
         <w:tc>
           <w:tcPr>
-            <w:tcW w:type="dxa" w:w="2551"/>
-          </w:tcPr>
-          <w:p>
-            <w:pPr>
-              <w:spacing w:after="0"/>
-            </w:pPr>
-            <w:r>
-              <w:rPr>
-                <w:rFonts w:ascii="標楷體" w:hAnsi="標楷體"/>
-                <w:b w:val="0"/>
+            <w:tcW w:type="dxa" w:w="3244"/>
+          </w:tcPr>
+          <w:p>
+            <w:pPr>
+              <w:spacing w:after="0"/>
+            </w:pPr>
+            <w:r>
+              <w:rPr>
+                <w:rFonts w:ascii="新細明體" w:hAnsi="新細明體" w:eastAsia="新細明體" w:cs="新細明體"/>
+                <w:b w:val="0"/>
+                <w:sz w:val="24"/>
+                <w:szCs w:val="24"/>
               </w:rPr>
               <w:t>27.1</w:t>
             </w:r>
@@ -6531,18 +8330,23 @@
         </w:tc>
       </w:tr>
       <w:tr>
-        <w:tc>
-          <w:tcPr>
-            <w:tcW w:type="dxa" w:w="2551"/>
-          </w:tcPr>
-          <w:p>
-            <w:pPr>
-              <w:spacing w:after="0"/>
-            </w:pPr>
-            <w:r>
-              <w:rPr>
-                <w:rFonts w:ascii="標楷體" w:hAnsi="標楷體"/>
-                <w:b w:val="0"/>
+        <w:trPr>
+          <w:cantSplit/>
+        </w:trPr>
+        <w:tc>
+          <w:tcPr>
+            <w:tcW w:type="dxa" w:w="3244"/>
+          </w:tcPr>
+          <w:p>
+            <w:pPr>
+              <w:spacing w:after="0"/>
+            </w:pPr>
+            <w:r>
+              <w:rPr>
+                <w:rFonts w:ascii="新細明體" w:hAnsi="新細明體" w:eastAsia="新細明體" w:cs="新細明體"/>
+                <w:b w:val="0"/>
+                <w:sz w:val="24"/>
+                <w:szCs w:val="24"/>
               </w:rPr>
               <w:t>澎湖</w:t>
             </w:r>
@@ -6550,16 +8354,18 @@
         </w:tc>
         <w:tc>
           <w:tcPr>
-            <w:tcW w:type="dxa" w:w="3118"/>
-          </w:tcPr>
-          <w:p>
-            <w:pPr>
-              <w:spacing w:after="0"/>
-            </w:pPr>
-            <w:r>
-              <w:rPr>
-                <w:rFonts w:ascii="標楷體" w:hAnsi="標楷體"/>
-                <w:b w:val="0"/>
+            <w:tcW w:type="dxa" w:w="3965"/>
+          </w:tcPr>
+          <w:p>
+            <w:pPr>
+              <w:spacing w:after="0"/>
+            </w:pPr>
+            <w:r>
+              <w:rPr>
+                <w:rFonts w:ascii="新細明體" w:hAnsi="新細明體" w:eastAsia="新細明體" w:cs="新細明體"/>
+                <w:b w:val="0"/>
+                <w:sz w:val="24"/>
+                <w:szCs w:val="24"/>
               </w:rPr>
               <w:t>雨</w:t>
             </w:r>
@@ -6567,16 +8373,18 @@
         </w:tc>
         <w:tc>
           <w:tcPr>
-            <w:tcW w:type="dxa" w:w="2551"/>
-          </w:tcPr>
-          <w:p>
-            <w:pPr>
-              <w:spacing w:after="0"/>
-            </w:pPr>
-            <w:r>
-              <w:rPr>
-                <w:rFonts w:ascii="標楷體" w:hAnsi="標楷體"/>
-                <w:b w:val="0"/>
+            <w:tcW w:type="dxa" w:w="3244"/>
+          </w:tcPr>
+          <w:p>
+            <w:pPr>
+              <w:spacing w:after="0"/>
+            </w:pPr>
+            <w:r>
+              <w:rPr>
+                <w:rFonts w:ascii="新細明體" w:hAnsi="新細明體" w:eastAsia="新細明體" w:cs="新細明體"/>
+                <w:b w:val="0"/>
+                <w:sz w:val="24"/>
+                <w:szCs w:val="24"/>
               </w:rPr>
               <w:t>24.0</w:t>
             </w:r>

--- a/學共教案/教案成果/六年級_自然_多變的天氣_20260910/教案.docx
+++ b/學共教案/教案成果/六年級_自然_多變的天氣_20260910/教案.docx
@@ -3442,7 +3442,7 @@
           <w:sz w:val="24"/>
           <w:szCs w:val="24"/>
         </w:rPr>
-        <w:t>附錄：理答預想表（全篇涵蓋策略：轉引、轉問、反問、提示、釐清、深究、回歸、等待）</w:t>
+        <w:t>附錄一：理答預想表（全篇涵蓋策略：轉引、轉問、反問、提示、釐清、深究、回歸、等待）</w:t>
       </w:r>
     </w:p>
     <w:tbl>

--- a/學共教案/教案成果/六年級_自然_多變的天氣_20260910/教案.docx
+++ b/學共教案/教案成果/六年級_自然_多變的天氣_20260910/教案.docx
@@ -2604,7 +2604,7 @@
                 <w:sz w:val="24"/>
                 <w:szCs w:val="24"/>
               </w:rPr>
-              <w:t>【轉引】串連進程（三位，見附錄二 A）：</w:t>
+              <w:t>【轉引】串連進程（三位，見附錄・串連進程 A）：</w:t>
             </w:r>
           </w:p>
           <w:p>
@@ -3254,7 +3254,7 @@
                 <w:sz w:val="24"/>
                 <w:szCs w:val="24"/>
               </w:rPr>
-              <w:t>【轉問】串連進程（三位，見附錄二 B）：</w:t>
+              <w:t>【轉問】串連進程（三位，見附錄・串連進程 B）：</w:t>
             </w:r>
           </w:p>
           <w:p>
@@ -3296,7 +3296,7 @@
                 <w:sz w:val="24"/>
                 <w:szCs w:val="24"/>
               </w:rPr>
-              <w:t>【深究】串連進程（三位，見附錄二 C）：</w:t>
+              <w:t>【深究】串連進程（三位，見附錄・串連進程 C）：</w:t>
             </w:r>
           </w:p>
           <w:p>
@@ -3442,577 +3442,7 @@
           <w:sz w:val="24"/>
           <w:szCs w:val="24"/>
         </w:rPr>
-        <w:t>附錄一：理答預想表（全篇涵蓋策略：轉引、轉問、反問、提示、釐清、深究、回歸、等待）</w:t>
-      </w:r>
-    </w:p>
-    <w:tbl>
-      <w:tblPr>
-        <w:tblStyle w:val="a4"/>
-        <w:tblW w:type="auto" w:w="0"/>
-        <w:tblLook w:firstColumn="1" w:firstRow="1" w:lastColumn="0" w:lastRow="0" w:noHBand="0" w:noVBand="1" w:val="04A0"/>
-      </w:tblPr>
-      <w:tblGrid>
-        <w:gridCol w:w="2616"/>
-        <w:gridCol w:w="2616"/>
-        <w:gridCol w:w="2616"/>
-        <w:gridCol w:w="2616"/>
-      </w:tblGrid>
-      <w:tr>
-        <w:tc>
-          <w:tcPr>
-            <w:tcW w:type="dxa" w:w="2616"/>
-          </w:tcPr>
-          <w:p>
-            <w:pPr>
-              <w:spacing w:after="0"/>
-            </w:pPr>
-            <w:r>
-              <w:rPr>
-                <w:rFonts w:ascii="新細明體" w:hAnsi="新細明體" w:eastAsia="新細明體" w:cs="新細明體"/>
-                <w:b/>
-                <w:sz w:val="24"/>
-                <w:szCs w:val="24"/>
-              </w:rPr>
-              <w:t>預想的學生回應</w:t>
-            </w:r>
-          </w:p>
-        </w:tc>
-        <w:tc>
-          <w:tcPr>
-            <w:tcW w:type="dxa" w:w="2616"/>
-          </w:tcPr>
-          <w:p>
-            <w:pPr>
-              <w:spacing w:after="0"/>
-            </w:pPr>
-            <w:r>
-              <w:rPr>
-                <w:rFonts w:ascii="新細明體" w:hAnsi="新細明體" w:eastAsia="新細明體" w:cs="新細明體"/>
-                <w:b/>
-                <w:sz w:val="24"/>
-                <w:szCs w:val="24"/>
-              </w:rPr>
-              <w:t>判讀</w:t>
-            </w:r>
-          </w:p>
-        </w:tc>
-        <w:tc>
-          <w:tcPr>
-            <w:tcW w:type="dxa" w:w="2616"/>
-          </w:tcPr>
-          <w:p>
-            <w:pPr>
-              <w:spacing w:after="0"/>
-            </w:pPr>
-            <w:r>
-              <w:rPr>
-                <w:rFonts w:ascii="新細明體" w:hAnsi="新細明體" w:eastAsia="新細明體" w:cs="新細明體"/>
-                <w:b/>
-                <w:sz w:val="24"/>
-                <w:szCs w:val="24"/>
-              </w:rPr>
-              <w:t>策略</w:t>
-            </w:r>
-          </w:p>
-        </w:tc>
-        <w:tc>
-          <w:tcPr>
-            <w:tcW w:type="dxa" w:w="2616"/>
-          </w:tcPr>
-          <w:p>
-            <w:pPr>
-              <w:spacing w:after="0"/>
-            </w:pPr>
-            <w:r>
-              <w:rPr>
-                <w:rFonts w:ascii="新細明體" w:hAnsi="新細明體" w:eastAsia="新細明體" w:cs="新細明體"/>
-                <w:b/>
-                <w:sz w:val="24"/>
-                <w:szCs w:val="24"/>
-              </w:rPr>
-              <w:t>教師台詞</w:t>
-            </w:r>
-          </w:p>
-        </w:tc>
-      </w:tr>
-      <w:tr>
-        <w:tc>
-          <w:tcPr>
-            <w:tcW w:type="dxa" w:w="2616"/>
-          </w:tcPr>
-          <w:p>
-            <w:pPr>
-              <w:spacing w:after="0"/>
-            </w:pPr>
-            <w:r>
-              <w:rPr>
-                <w:rFonts w:ascii="新細明體" w:hAnsi="新細明體" w:eastAsia="新細明體" w:cs="新細明體"/>
-                <w:b w:val="0"/>
-                <w:sz w:val="24"/>
-                <w:szCs w:val="24"/>
-              </w:rPr>
-              <w:t>（講錯）「臺東 19 號就在下雨了，所以鋒面 19 號就到臺東了。」</w:t>
-            </w:r>
-          </w:p>
-        </w:tc>
-        <w:tc>
-          <w:tcPr>
-            <w:tcW w:type="dxa" w:w="2616"/>
-          </w:tcPr>
-          <w:p>
-            <w:pPr>
-              <w:spacing w:after="0"/>
-            </w:pPr>
-            <w:r>
-              <w:rPr>
-                <w:rFonts w:ascii="新細明體" w:hAnsi="新細明體" w:eastAsia="新細明體" w:cs="新細明體"/>
-                <w:b w:val="0"/>
-                <w:sz w:val="24"/>
-                <w:szCs w:val="24"/>
-              </w:rPr>
-              <w:t>把「降雨」當成鋒面的唯一指標，沒有回頭看天氣圖上鋒面的實際位置。這是本課最有價值的錯誤，不要當場糾正。</w:t>
-            </w:r>
-          </w:p>
-        </w:tc>
-        <w:tc>
-          <w:tcPr>
-            <w:tcW w:type="dxa" w:w="2616"/>
-          </w:tcPr>
-          <w:p>
-            <w:pPr>
-              <w:spacing w:after="0"/>
-            </w:pPr>
-            <w:r>
-              <w:rPr>
-                <w:rFonts w:ascii="新細明體" w:hAnsi="新細明體" w:eastAsia="新細明體" w:cs="新細明體"/>
-                <w:b w:val="0"/>
-                <w:sz w:val="24"/>
-                <w:szCs w:val="24"/>
-              </w:rPr>
-              <w:t>轉問</w:t>
-            </w:r>
-          </w:p>
-        </w:tc>
-        <w:tc>
-          <w:tcPr>
-            <w:tcW w:type="dxa" w:w="2616"/>
-          </w:tcPr>
-          <w:p>
-            <w:pPr>
-              <w:spacing w:after="0"/>
-            </w:pPr>
-            <w:r>
-              <w:rPr>
-                <w:rFonts w:ascii="新細明體" w:hAnsi="新細明體" w:eastAsia="新細明體" w:cs="新細明體"/>
-                <w:b w:val="0"/>
-                <w:sz w:val="24"/>
-                <w:szCs w:val="24"/>
-              </w:rPr>
-              <w:t>「有人要幫他補充一下嗎？」</w:t>
-            </w:r>
-          </w:p>
-        </w:tc>
-      </w:tr>
-      <w:tr>
-        <w:tc>
-          <w:tcPr>
-            <w:tcW w:type="dxa" w:w="2616"/>
-          </w:tcPr>
-          <w:p>
-            <w:pPr>
-              <w:spacing w:after="0"/>
-            </w:pPr>
-            <w:r>
-              <w:rPr>
-                <w:rFonts w:ascii="新細明體" w:hAnsi="新細明體" w:eastAsia="新細明體" w:cs="新細明體"/>
-                <w:b w:val="0"/>
-                <w:sz w:val="24"/>
-                <w:szCs w:val="24"/>
-              </w:rPr>
-              <w:t>（講錯）「高雄也會下大雨，因為冷鋒過境就是會下雨。」</w:t>
-            </w:r>
-          </w:p>
-        </w:tc>
-        <w:tc>
-          <w:tcPr>
-            <w:tcW w:type="dxa" w:w="2616"/>
-          </w:tcPr>
-          <w:p>
-            <w:pPr>
-              <w:spacing w:after="0"/>
-            </w:pPr>
-            <w:r>
-              <w:rPr>
-                <w:rFonts w:ascii="新細明體" w:hAnsi="新細明體" w:eastAsia="新細明體" w:cs="新細明體"/>
-                <w:b w:val="0"/>
-                <w:sz w:val="24"/>
-                <w:szCs w:val="24"/>
-              </w:rPr>
-              <w:t>規則本身沒錯，但被當成無條件成立，缺少「鋒面推進到哪裡了」這個前提。</w:t>
-            </w:r>
-          </w:p>
-        </w:tc>
-        <w:tc>
-          <w:tcPr>
-            <w:tcW w:type="dxa" w:w="2616"/>
-          </w:tcPr>
-          <w:p>
-            <w:pPr>
-              <w:spacing w:after="0"/>
-            </w:pPr>
-            <w:r>
-              <w:rPr>
-                <w:rFonts w:ascii="新細明體" w:hAnsi="新細明體" w:eastAsia="新細明體" w:cs="新細明體"/>
-                <w:b w:val="0"/>
-                <w:sz w:val="24"/>
-                <w:szCs w:val="24"/>
-              </w:rPr>
-              <w:t>深究</w:t>
-            </w:r>
-          </w:p>
-        </w:tc>
-        <w:tc>
-          <w:tcPr>
-            <w:tcW w:type="dxa" w:w="2616"/>
-          </w:tcPr>
-          <w:p>
-            <w:pPr>
-              <w:spacing w:after="0"/>
-            </w:pPr>
-            <w:r>
-              <w:rPr>
-                <w:rFonts w:ascii="新細明體" w:hAnsi="新細明體" w:eastAsia="新細明體" w:cs="新細明體"/>
-                <w:b w:val="0"/>
-                <w:sz w:val="24"/>
-                <w:szCs w:val="24"/>
-              </w:rPr>
-              <w:t>「那高雄跟臺北，會一樣多嗎？你怎麼知道？」</w:t>
-            </w:r>
-          </w:p>
-        </w:tc>
-      </w:tr>
-      <w:tr>
-        <w:tc>
-          <w:tcPr>
-            <w:tcW w:type="dxa" w:w="2616"/>
-          </w:tcPr>
-          <w:p>
-            <w:pPr>
-              <w:spacing w:after="0"/>
-            </w:pPr>
-            <w:r>
-              <w:rPr>
-                <w:rFonts w:ascii="新細明體" w:hAnsi="新細明體" w:eastAsia="新細明體" w:cs="新細明體"/>
-                <w:b w:val="0"/>
-                <w:sz w:val="24"/>
-                <w:szCs w:val="24"/>
-              </w:rPr>
-              <w:t>（沉默）被點名後低頭不語</w:t>
-            </w:r>
-          </w:p>
-        </w:tc>
-        <w:tc>
-          <w:tcPr>
-            <w:tcW w:type="dxa" w:w="2616"/>
-          </w:tcPr>
-          <w:p>
-            <w:pPr>
-              <w:spacing w:after="0"/>
-            </w:pPr>
-            <w:r>
-              <w:rPr>
-                <w:rFonts w:ascii="新細明體" w:hAnsi="新細明體" w:eastAsia="新細明體" w:cs="新細明體"/>
-                <w:b w:val="0"/>
-                <w:sz w:val="24"/>
-                <w:szCs w:val="24"/>
-              </w:rPr>
-              <w:t>可能是還沒讀完資料，也可能是不確定自己講的算不算數。催他會讓他更退。</w:t>
-            </w:r>
-          </w:p>
-        </w:tc>
-        <w:tc>
-          <w:tcPr>
-            <w:tcW w:type="dxa" w:w="2616"/>
-          </w:tcPr>
-          <w:p>
-            <w:pPr>
-              <w:spacing w:after="0"/>
-            </w:pPr>
-            <w:r>
-              <w:rPr>
-                <w:rFonts w:ascii="新細明體" w:hAnsi="新細明體" w:eastAsia="新細明體" w:cs="新細明體"/>
-                <w:b w:val="0"/>
-                <w:sz w:val="24"/>
-                <w:szCs w:val="24"/>
-              </w:rPr>
-              <w:t>提示</w:t>
-            </w:r>
-          </w:p>
-        </w:tc>
-        <w:tc>
-          <w:tcPr>
-            <w:tcW w:type="dxa" w:w="2616"/>
-          </w:tcPr>
-          <w:p>
-            <w:pPr>
-              <w:spacing w:after="0"/>
-            </w:pPr>
-            <w:r>
-              <w:rPr>
-                <w:rFonts w:ascii="新細明體" w:hAnsi="新細明體" w:eastAsia="新細明體" w:cs="新細明體"/>
-                <w:b w:val="0"/>
-                <w:sz w:val="24"/>
-                <w:szCs w:val="24"/>
-              </w:rPr>
-              <w:t>「你需要想一下是嗎？那你可以先找人幫忙嗎？」</w:t>
-            </w:r>
-          </w:p>
-        </w:tc>
-      </w:tr>
-      <w:tr>
-        <w:tc>
-          <w:tcPr>
-            <w:tcW w:type="dxa" w:w="2616"/>
-          </w:tcPr>
-          <w:p>
-            <w:pPr>
-              <w:spacing w:after="0"/>
-            </w:pPr>
-            <w:r>
-              <w:rPr>
-                <w:rFonts w:ascii="新細明體" w:hAnsi="新細明體" w:eastAsia="新細明體" w:cs="新細明體"/>
-                <w:b w:val="0"/>
-                <w:sz w:val="24"/>
-                <w:szCs w:val="24"/>
-              </w:rPr>
-              <w:t>（離題）「我阿嬤說燕子飛低就要下雨。」</w:t>
-            </w:r>
-          </w:p>
-        </w:tc>
-        <w:tc>
-          <w:tcPr>
-            <w:tcW w:type="dxa" w:w="2616"/>
-          </w:tcPr>
-          <w:p>
-            <w:pPr>
-              <w:spacing w:after="0"/>
-            </w:pPr>
-            <w:r>
-              <w:rPr>
-                <w:rFonts w:ascii="新細明體" w:hAnsi="新細明體" w:eastAsia="新細明體" w:cs="新細明體"/>
-                <w:b w:val="0"/>
-                <w:sz w:val="24"/>
-                <w:szCs w:val="24"/>
-              </w:rPr>
-              <w:t>用生活經驗取代手上的資料。不否定經驗，但要把注意力拉回這張圖。</w:t>
-            </w:r>
-          </w:p>
-        </w:tc>
-        <w:tc>
-          <w:tcPr>
-            <w:tcW w:type="dxa" w:w="2616"/>
-          </w:tcPr>
-          <w:p>
-            <w:pPr>
-              <w:spacing w:after="0"/>
-            </w:pPr>
-            <w:r>
-              <w:rPr>
-                <w:rFonts w:ascii="新細明體" w:hAnsi="新細明體" w:eastAsia="新細明體" w:cs="新細明體"/>
-                <w:b w:val="0"/>
-                <w:sz w:val="24"/>
-                <w:szCs w:val="24"/>
-              </w:rPr>
-              <w:t>釐清</w:t>
-            </w:r>
-          </w:p>
-        </w:tc>
-        <w:tc>
-          <w:tcPr>
-            <w:tcW w:type="dxa" w:w="2616"/>
-          </w:tcPr>
-          <w:p>
-            <w:pPr>
-              <w:spacing w:after="0"/>
-            </w:pPr>
-            <w:r>
-              <w:rPr>
-                <w:rFonts w:ascii="新細明體" w:hAnsi="新細明體" w:eastAsia="新細明體" w:cs="新細明體"/>
-                <w:b w:val="0"/>
-                <w:sz w:val="24"/>
-                <w:szCs w:val="24"/>
-              </w:rPr>
-              <w:t>「回到圖上。這張圖上，有哪一格在告訴你？」</w:t>
-            </w:r>
-          </w:p>
-        </w:tc>
-      </w:tr>
-      <w:tr>
-        <w:tc>
-          <w:tcPr>
-            <w:tcW w:type="dxa" w:w="2616"/>
-          </w:tcPr>
-          <w:p>
-            <w:pPr>
-              <w:spacing w:after="0"/>
-            </w:pPr>
-            <w:r>
-              <w:rPr>
-                <w:rFonts w:ascii="新細明體" w:hAnsi="新細明體" w:eastAsia="新細明體" w:cs="新細明體"/>
-                <w:b w:val="0"/>
-                <w:sz w:val="24"/>
-                <w:szCs w:val="24"/>
-              </w:rPr>
-              <w:t>（答對但停在表層）「因為鋒面在北邊，所以臺北會下雨。」</w:t>
-            </w:r>
-          </w:p>
-        </w:tc>
-        <w:tc>
-          <w:tcPr>
-            <w:tcW w:type="dxa" w:w="2616"/>
-          </w:tcPr>
-          <w:p>
-            <w:pPr>
-              <w:spacing w:after="0"/>
-            </w:pPr>
-            <w:r>
-              <w:rPr>
-                <w:rFonts w:ascii="新細明體" w:hAnsi="新細明體" w:eastAsia="新細明體" w:cs="新細明體"/>
-                <w:b w:val="0"/>
-                <w:sz w:val="24"/>
-                <w:szCs w:val="24"/>
-              </w:rPr>
-              <w:t>判斷正確但只有一筆證據，沒有交叉佐證，也沒有提到移動。</w:t>
-            </w:r>
-          </w:p>
-        </w:tc>
-        <w:tc>
-          <w:tcPr>
-            <w:tcW w:type="dxa" w:w="2616"/>
-          </w:tcPr>
-          <w:p>
-            <w:pPr>
-              <w:spacing w:after="0"/>
-            </w:pPr>
-            <w:r>
-              <w:rPr>
-                <w:rFonts w:ascii="新細明體" w:hAnsi="新細明體" w:eastAsia="新細明體" w:cs="新細明體"/>
-                <w:b w:val="0"/>
-                <w:sz w:val="24"/>
-                <w:szCs w:val="24"/>
-              </w:rPr>
-              <w:t>深究</w:t>
-            </w:r>
-          </w:p>
-        </w:tc>
-        <w:tc>
-          <w:tcPr>
-            <w:tcW w:type="dxa" w:w="2616"/>
-          </w:tcPr>
-          <w:p>
-            <w:pPr>
-              <w:spacing w:after="0"/>
-            </w:pPr>
-            <w:r>
-              <w:rPr>
-                <w:rFonts w:ascii="新細明體" w:hAnsi="新細明體" w:eastAsia="新細明體" w:cs="新細明體"/>
-                <w:b w:val="0"/>
-                <w:sz w:val="24"/>
-                <w:szCs w:val="24"/>
-              </w:rPr>
-              <w:t>「還有沒有第二筆？哪裡也在說同一件事？」</w:t>
-            </w:r>
-          </w:p>
-        </w:tc>
-      </w:tr>
-      <w:tr>
-        <w:tc>
-          <w:tcPr>
-            <w:tcW w:type="dxa" w:w="2616"/>
-          </w:tcPr>
-          <w:p>
-            <w:pPr>
-              <w:spacing w:after="0"/>
-            </w:pPr>
-            <w:r>
-              <w:rPr>
-                <w:rFonts w:ascii="新細明體" w:hAnsi="新細明體" w:eastAsia="新細明體" w:cs="新細明體"/>
-                <w:b w:val="0"/>
-                <w:sz w:val="24"/>
-                <w:szCs w:val="24"/>
-              </w:rPr>
-              <w:t>（質疑教材）「圖上沒畫鋒面，不代表那裡沒有啊。」</w:t>
-            </w:r>
-          </w:p>
-        </w:tc>
-        <w:tc>
-          <w:tcPr>
-            <w:tcW w:type="dxa" w:w="2616"/>
-          </w:tcPr>
-          <w:p>
-            <w:pPr>
-              <w:spacing w:after="0"/>
-            </w:pPr>
-            <w:r>
-              <w:rPr>
-                <w:rFonts w:ascii="新細明體" w:hAnsi="新細明體" w:eastAsia="新細明體" w:cs="新細明體"/>
-                <w:b w:val="0"/>
-                <w:sz w:val="24"/>
-                <w:szCs w:val="24"/>
-              </w:rPr>
-              <w:t>這是很好的科學質疑，不是搗亂。學生已經意識到天氣圖是一種人為的表徵。</w:t>
-            </w:r>
-          </w:p>
-        </w:tc>
-        <w:tc>
-          <w:tcPr>
-            <w:tcW w:type="dxa" w:w="2616"/>
-          </w:tcPr>
-          <w:p>
-            <w:pPr>
-              <w:spacing w:after="0"/>
-            </w:pPr>
-            <w:r>
-              <w:rPr>
-                <w:rFonts w:ascii="新細明體" w:hAnsi="新細明體" w:eastAsia="新細明體" w:cs="新細明體"/>
-                <w:b w:val="0"/>
-                <w:sz w:val="24"/>
-                <w:szCs w:val="24"/>
-              </w:rPr>
-              <w:t>轉引</w:t>
-            </w:r>
-          </w:p>
-        </w:tc>
-        <w:tc>
-          <w:tcPr>
-            <w:tcW w:type="dxa" w:w="2616"/>
-          </w:tcPr>
-          <w:p>
-            <w:pPr>
-              <w:spacing w:after="0"/>
-            </w:pPr>
-            <w:r>
-              <w:rPr>
-                <w:rFonts w:ascii="新細明體" w:hAnsi="新細明體" w:eastAsia="新細明體" w:cs="新細明體"/>
-                <w:b w:val="0"/>
-                <w:sz w:val="24"/>
-                <w:szCs w:val="24"/>
-              </w:rPr>
-              <w:t>「這是一個很不一樣的想法。有人想接下去講嗎？」</w:t>
-            </w:r>
-          </w:p>
-        </w:tc>
-      </w:tr>
-    </w:tbl>
-    <w:p>
-      <w:r>
-        <w:rPr>
-          <w:rFonts w:ascii="新細明體" w:hAnsi="新細明體" w:eastAsia="新細明體" w:cs="新細明體"/>
-          <w:b/>
-          <w:sz w:val="24"/>
-          <w:szCs w:val="24"/>
-        </w:rPr>
-        <w:t>附錄二：串連進程模擬（轉引／轉問／深究各一段，三位學生、三段發言）</w:t>
+        <w:t>附錄：理答預想與串連進程表</w:t>
       </w:r>
     </w:p>
     <w:p>
@@ -4034,16 +3464,16 @@
         <w:tblLayout w:type="fixed"/>
       </w:tblPr>
       <w:tblGrid>
-        <w:gridCol w:w="1587"/>
+        <w:gridCol w:w="1474"/>
         <w:gridCol w:w="397"/>
         <w:gridCol w:w="2835"/>
-        <w:gridCol w:w="3005"/>
-        <w:gridCol w:w="2608"/>
+        <w:gridCol w:w="2778"/>
+        <w:gridCol w:w="2948"/>
       </w:tblGrid>
       <w:tr>
         <w:tc>
           <w:tcPr>
-            <w:tcW w:type="dxa" w:w="1587"/>
+            <w:tcW w:type="dxa" w:w="1474"/>
           </w:tcPr>
           <w:p>
             <w:pPr>
@@ -4094,13 +3524,13 @@
                 <w:sz w:val="24"/>
                 <w:szCs w:val="24"/>
               </w:rPr>
-              <w:t>學生發言（預想）</w:t>
-            </w:r>
-          </w:p>
-        </w:tc>
-        <w:tc>
-          <w:tcPr>
-            <w:tcW w:type="dxa" w:w="3005"/>
+              <w:t>預想的學生回應</w:t>
+            </w:r>
+          </w:p>
+        </w:tc>
+        <w:tc>
+          <w:tcPr>
+            <w:tcW w:type="dxa" w:w="2778"/>
           </w:tcPr>
           <w:p>
             <w:pPr>
@@ -4113,26 +3543,26 @@
                 <w:sz w:val="24"/>
                 <w:szCs w:val="24"/>
               </w:rPr>
+              <w:t>判讀／這一步在串什麼</w:t>
+            </w:r>
+          </w:p>
+        </w:tc>
+        <w:tc>
+          <w:tcPr>
+            <w:tcW w:type="dxa" w:w="2948"/>
+          </w:tcPr>
+          <w:p>
+            <w:pPr>
+              <w:spacing w:after="0"/>
+            </w:pPr>
+            <w:r>
+              <w:rPr>
+                <w:rFonts w:ascii="新細明體" w:hAnsi="新細明體" w:eastAsia="新細明體" w:cs="新細明體"/>
+                <w:b/>
+                <w:sz w:val="24"/>
+                <w:szCs w:val="24"/>
+              </w:rPr>
               <w:t>教師理答</w:t>
-            </w:r>
-          </w:p>
-        </w:tc>
-        <w:tc>
-          <w:tcPr>
-            <w:tcW w:type="dxa" w:w="2608"/>
-          </w:tcPr>
-          <w:p>
-            <w:pPr>
-              <w:spacing w:after="0"/>
-            </w:pPr>
-            <w:r>
-              <w:rPr>
-                <w:rFonts w:ascii="新細明體" w:hAnsi="新細明體" w:eastAsia="新細明體" w:cs="新細明體"/>
-                <w:b/>
-                <w:sz w:val="24"/>
-                <w:szCs w:val="24"/>
-              </w:rPr>
-              <w:t>這一步在串什麼</w:t>
             </w:r>
           </w:p>
         </w:tc>
@@ -4140,11 +3570,12 @@
       <w:tr>
         <w:tc>
           <w:tcPr>
-            <w:tcW w:type="dxa" w:w="1587"/>
-            <w:vMerge w:val="restart"/>
-          </w:tcPr>
-          <w:p>
-            <w:pPr>
+            <w:tcW w:type="dxa" w:w="10432"/>
+            <w:gridSpan w:val="5"/>
+          </w:tcPr>
+          <w:p>
+            <w:pPr>
+              <w:keepNext/>
               <w:spacing w:after="0"/>
             </w:pPr>
             <w:r>
@@ -4154,137 +3585,7 @@
                 <w:sz w:val="24"/>
                 <w:szCs w:val="24"/>
               </w:rPr>
-              <w:t>轉引</w:t>
-            </w:r>
-          </w:p>
-          <w:p>
-            <w:pPr>
-              <w:spacing w:after="0"/>
-            </w:pPr>
-            <w:r>
-              <w:rPr>
-                <w:rFonts w:ascii="新細明體" w:hAnsi="新細明體" w:eastAsia="新細明體" w:cs="新細明體"/>
-                <w:b w:val="0"/>
-                <w:sz w:val="24"/>
-                <w:szCs w:val="24"/>
-              </w:rPr>
-            </w:r>
-          </w:p>
-          <w:p>
-            <w:pPr>
-              <w:spacing w:after="0"/>
-            </w:pPr>
-            <w:r>
-              <w:rPr>
-                <w:rFonts w:ascii="新細明體" w:hAnsi="新細明體" w:eastAsia="新細明體" w:cs="新細明體"/>
-                <w:b w:val="0"/>
-                <w:sz w:val="24"/>
-                <w:szCs w:val="24"/>
-              </w:rPr>
-              <w:t>第 3 步・全班收集「最奇怪的一格」（導入與發現，第 4～8 分鐘）</w:t>
-            </w:r>
-          </w:p>
-          <w:p>
-            <w:pPr>
-              <w:spacing w:after="0"/>
-            </w:pPr>
-            <w:r>
-              <w:rPr>
-                <w:rFonts w:ascii="新細明體" w:hAnsi="新細明體" w:eastAsia="新細明體" w:cs="新細明體"/>
-                <w:b w:val="0"/>
-                <w:sz w:val="24"/>
-                <w:szCs w:val="24"/>
-              </w:rPr>
-            </w:r>
-          </w:p>
-          <w:p>
-            <w:pPr>
-              <w:spacing w:after="0"/>
-            </w:pPr>
-            <w:r>
-              <w:rPr>
-                <w:rFonts w:ascii="新細明體" w:hAnsi="新細明體" w:eastAsia="新細明體" w:cs="新細明體"/>
-                <w:b w:val="0"/>
-                <w:sz w:val="24"/>
-                <w:szCs w:val="24"/>
-              </w:rPr>
-              <w:t>高原策略：連續三位、三個不同的格子，不評價；收束句把三個異常格變成布題的素材。</w:t>
-            </w:r>
-          </w:p>
-        </w:tc>
-        <w:tc>
-          <w:tcPr>
-            <w:tcW w:type="dxa" w:w="397"/>
-          </w:tcPr>
-          <w:p>
-            <w:pPr>
-              <w:spacing w:after="0"/>
-            </w:pPr>
-            <w:r>
-              <w:rPr>
-                <w:rFonts w:ascii="新細明體" w:hAnsi="新細明體" w:eastAsia="新細明體" w:cs="新細明體"/>
-                <w:b w:val="0"/>
-                <w:sz w:val="24"/>
-                <w:szCs w:val="24"/>
-              </w:rPr>
-              <w:t>1</w:t>
-            </w:r>
-          </w:p>
-        </w:tc>
-        <w:tc>
-          <w:tcPr>
-            <w:tcW w:type="dxa" w:w="2835"/>
-          </w:tcPr>
-          <w:p>
-            <w:pPr>
-              <w:spacing w:after="0"/>
-            </w:pPr>
-            <w:r>
-              <w:rPr>
-                <w:rFonts w:ascii="新細明體" w:hAnsi="新細明體" w:eastAsia="新細明體" w:cs="新細明體"/>
-                <w:b w:val="0"/>
-                <w:sz w:val="24"/>
-                <w:szCs w:val="24"/>
-              </w:rPr>
-              <w:t>生1：「我圈臺東。它在下雷雨，可是別的地方都是晴的。」</w:t>
-            </w:r>
-          </w:p>
-        </w:tc>
-        <w:tc>
-          <w:tcPr>
-            <w:tcW w:type="dxa" w:w="3005"/>
-          </w:tcPr>
-          <w:p>
-            <w:pPr>
-              <w:spacing w:after="0"/>
-            </w:pPr>
-            <w:r>
-              <w:rPr>
-                <w:rFonts w:ascii="新細明體" w:hAnsi="新細明體" w:eastAsia="新細明體" w:cs="新細明體"/>
-                <w:b w:val="0"/>
-                <w:sz w:val="24"/>
-                <w:szCs w:val="24"/>
-              </w:rPr>
-              <w:t>【轉引】「生1 圈臺東。還有沒有人圈不一樣的？」</w:t>
-            </w:r>
-          </w:p>
-        </w:tc>
-        <w:tc>
-          <w:tcPr>
-            <w:tcW w:type="dxa" w:w="2608"/>
-          </w:tcPr>
-          <w:p>
-            <w:pPr>
-              <w:spacing w:after="0"/>
-            </w:pPr>
-            <w:r>
-              <w:rPr>
-                <w:rFonts w:ascii="新細明體" w:hAnsi="新細明體" w:eastAsia="新細明體" w:cs="新細明體"/>
-                <w:b w:val="0"/>
-                <w:sz w:val="24"/>
-                <w:szCs w:val="24"/>
-              </w:rPr>
-              <w:t>不說「對」「很好」。只複述格子名，把發言權立刻交出去。</w:t>
+              <w:t>一、單步理答（講錯／沉默／離題等狀況，一句接一句）</w:t>
             </w:r>
           </w:p>
         </w:tc>
@@ -4292,10 +3593,22 @@
       <w:tr>
         <w:tc>
           <w:tcPr>
-            <w:tcW w:type="dxa" w:w="1587"/>
-            <w:vMerge/>
-          </w:tcPr>
-          <w:p/>
+            <w:tcW w:type="dxa" w:w="1474"/>
+          </w:tcPr>
+          <w:p>
+            <w:pPr>
+              <w:spacing w:after="0"/>
+            </w:pPr>
+            <w:r>
+              <w:rPr>
+                <w:rFonts w:ascii="新細明體" w:hAnsi="新細明體" w:eastAsia="新細明體" w:cs="新細明體"/>
+                <w:b w:val="0"/>
+                <w:sz w:val="24"/>
+                <w:szCs w:val="24"/>
+              </w:rPr>
+              <w:t>轉問</w:t>
+            </w:r>
+          </w:p>
         </w:tc>
         <w:tc>
           <w:tcPr>
@@ -4312,7 +3625,7 @@
                 <w:sz w:val="24"/>
                 <w:szCs w:val="24"/>
               </w:rPr>
-              <w:t>2</w:t>
+              <w:t>—</w:t>
             </w:r>
           </w:p>
         </w:tc>
@@ -4331,45 +3644,45 @@
                 <w:sz w:val="24"/>
                 <w:szCs w:val="24"/>
               </w:rPr>
-              <w:t>生2：「我圈澎湖，也是雷雨，可是它氣溫最低。」</w:t>
-            </w:r>
-          </w:p>
-        </w:tc>
-        <w:tc>
-          <w:tcPr>
-            <w:tcW w:type="dxa" w:w="3005"/>
-          </w:tcPr>
-          <w:p>
-            <w:pPr>
-              <w:spacing w:after="0"/>
-            </w:pPr>
-            <w:r>
-              <w:rPr>
-                <w:rFonts w:ascii="新細明體" w:hAnsi="新細明體" w:eastAsia="新細明體" w:cs="新細明體"/>
-                <w:b w:val="0"/>
-                <w:sz w:val="24"/>
-                <w:szCs w:val="24"/>
-              </w:rPr>
-              <w:t>【轉引】「多了一個澎湖。還有嗎？」</w:t>
-            </w:r>
-          </w:p>
-        </w:tc>
-        <w:tc>
-          <w:tcPr>
-            <w:tcW w:type="dxa" w:w="2608"/>
-          </w:tcPr>
-          <w:p>
-            <w:pPr>
-              <w:spacing w:after="0"/>
-            </w:pPr>
-            <w:r>
-              <w:rPr>
-                <w:rFonts w:ascii="新細明體" w:hAnsi="新細明體" w:eastAsia="新細明體" w:cs="新細明體"/>
-                <w:b w:val="0"/>
-                <w:sz w:val="24"/>
-                <w:szCs w:val="24"/>
-              </w:rPr>
-              <w:t>第二個視點疊上去。生2 講的是氣溫，跟生1 講的天氣狀況不是同一欄——先不點破，留給第三段。</w:t>
+              <w:t>（講錯）「臺東 19 號就在下雨了，所以鋒面 19 號就到臺東了。」</w:t>
+            </w:r>
+          </w:p>
+        </w:tc>
+        <w:tc>
+          <w:tcPr>
+            <w:tcW w:type="dxa" w:w="2778"/>
+          </w:tcPr>
+          <w:p>
+            <w:pPr>
+              <w:spacing w:after="0"/>
+            </w:pPr>
+            <w:r>
+              <w:rPr>
+                <w:rFonts w:ascii="新細明體" w:hAnsi="新細明體" w:eastAsia="新細明體" w:cs="新細明體"/>
+                <w:b w:val="0"/>
+                <w:sz w:val="24"/>
+                <w:szCs w:val="24"/>
+              </w:rPr>
+              <w:t>把「降雨」當成鋒面的唯一指標，沒有回頭看天氣圖上鋒面的實際位置。這是本課最有價值的錯誤，不要當場糾正。</w:t>
+            </w:r>
+          </w:p>
+        </w:tc>
+        <w:tc>
+          <w:tcPr>
+            <w:tcW w:type="dxa" w:w="2948"/>
+          </w:tcPr>
+          <w:p>
+            <w:pPr>
+              <w:spacing w:after="0"/>
+            </w:pPr>
+            <w:r>
+              <w:rPr>
+                <w:rFonts w:ascii="新細明體" w:hAnsi="新細明體" w:eastAsia="新細明體" w:cs="新細明體"/>
+                <w:b w:val="0"/>
+                <w:sz w:val="24"/>
+                <w:szCs w:val="24"/>
+              </w:rPr>
+              <w:t>「有人要幫他補充一下嗎？」</w:t>
             </w:r>
           </w:p>
         </w:tc>
@@ -4377,10 +3690,22 @@
       <w:tr>
         <w:tc>
           <w:tcPr>
-            <w:tcW w:type="dxa" w:w="1587"/>
-            <w:vMerge/>
-          </w:tcPr>
-          <w:p/>
+            <w:tcW w:type="dxa" w:w="1474"/>
+          </w:tcPr>
+          <w:p>
+            <w:pPr>
+              <w:spacing w:after="0"/>
+            </w:pPr>
+            <w:r>
+              <w:rPr>
+                <w:rFonts w:ascii="新細明體" w:hAnsi="新細明體" w:eastAsia="新細明體" w:cs="新細明體"/>
+                <w:b w:val="0"/>
+                <w:sz w:val="24"/>
+                <w:szCs w:val="24"/>
+              </w:rPr>
+              <w:t>深究</w:t>
+            </w:r>
+          </w:p>
         </w:tc>
         <w:tc>
           <w:tcPr>
@@ -4397,7 +3722,7 @@
                 <w:sz w:val="24"/>
                 <w:szCs w:val="24"/>
               </w:rPr>
-              <w:t>3</w:t>
+              <w:t>—</w:t>
             </w:r>
           </w:p>
         </w:tc>
@@ -4416,45 +3741,45 @@
                 <w:sz w:val="24"/>
                 <w:szCs w:val="24"/>
               </w:rPr>
-              <w:t>生3：「我圈宜蘭，它是唯一一個晴的。」</w:t>
-            </w:r>
-          </w:p>
-        </w:tc>
-        <w:tc>
-          <w:tcPr>
-            <w:tcW w:type="dxa" w:w="3005"/>
-          </w:tcPr>
-          <w:p>
-            <w:pPr>
-              <w:spacing w:after="0"/>
-            </w:pPr>
-            <w:r>
-              <w:rPr>
-                <w:rFonts w:ascii="新細明體" w:hAnsi="新細明體" w:eastAsia="新細明體" w:cs="新細明體"/>
-                <w:b w:val="0"/>
-                <w:sz w:val="24"/>
-                <w:szCs w:val="24"/>
-              </w:rPr>
-              <w:t>【轉引・收束】「臺東、澎湖、宜蘭，三個格子，奇怪的理由都不一樣。現在——你手上只有 19 號的資料，明天早上臺北跟高雄會怎樣？」</w:t>
-            </w:r>
-          </w:p>
-        </w:tc>
-        <w:tc>
-          <w:tcPr>
-            <w:tcW w:type="dxa" w:w="2608"/>
-          </w:tcPr>
-          <w:p>
-            <w:pPr>
-              <w:spacing w:after="0"/>
-            </w:pPr>
-            <w:r>
-              <w:rPr>
-                <w:rFonts w:ascii="新細明體" w:hAnsi="新細明體" w:eastAsia="新細明體" w:cs="新細明體"/>
-                <w:b w:val="0"/>
-                <w:sz w:val="24"/>
-                <w:szCs w:val="24"/>
-              </w:rPr>
-              <w:t>三個視點到齊才拋更深的問題。收束句不裁決誰圈得對，直接接第 4 步布題。</w:t>
+              <w:t>（講錯）「高雄也會下大雨，因為冷鋒過境就是會下雨。」</w:t>
+            </w:r>
+          </w:p>
+        </w:tc>
+        <w:tc>
+          <w:tcPr>
+            <w:tcW w:type="dxa" w:w="2778"/>
+          </w:tcPr>
+          <w:p>
+            <w:pPr>
+              <w:spacing w:after="0"/>
+            </w:pPr>
+            <w:r>
+              <w:rPr>
+                <w:rFonts w:ascii="新細明體" w:hAnsi="新細明體" w:eastAsia="新細明體" w:cs="新細明體"/>
+                <w:b w:val="0"/>
+                <w:sz w:val="24"/>
+                <w:szCs w:val="24"/>
+              </w:rPr>
+              <w:t>規則本身沒錯，但被當成無條件成立，缺少「鋒面推進到哪裡了」這個前提。</w:t>
+            </w:r>
+          </w:p>
+        </w:tc>
+        <w:tc>
+          <w:tcPr>
+            <w:tcW w:type="dxa" w:w="2948"/>
+          </w:tcPr>
+          <w:p>
+            <w:pPr>
+              <w:spacing w:after="0"/>
+            </w:pPr>
+            <w:r>
+              <w:rPr>
+                <w:rFonts w:ascii="新細明體" w:hAnsi="新細明體" w:eastAsia="新細明體" w:cs="新細明體"/>
+                <w:b w:val="0"/>
+                <w:sz w:val="24"/>
+                <w:szCs w:val="24"/>
+              </w:rPr>
+              <w:t>「那高雄跟臺北，會一樣多嗎？你怎麼知道？」</w:t>
             </w:r>
           </w:p>
         </w:tc>
@@ -4462,75 +3787,20 @@
       <w:tr>
         <w:tc>
           <w:tcPr>
-            <w:tcW w:type="dxa" w:w="1587"/>
-            <w:vMerge w:val="restart"/>
-          </w:tcPr>
-          <w:p>
-            <w:pPr>
-              <w:spacing w:after="0"/>
-            </w:pPr>
-            <w:r>
-              <w:rPr>
-                <w:rFonts w:ascii="新細明體" w:hAnsi="新細明體" w:eastAsia="新細明體" w:cs="新細明體"/>
-                <w:b/>
-                <w:sz w:val="24"/>
-                <w:szCs w:val="24"/>
-              </w:rPr>
-              <w:t>轉問</w:t>
-            </w:r>
-          </w:p>
-          <w:p>
-            <w:pPr>
-              <w:spacing w:after="0"/>
-            </w:pPr>
-            <w:r>
-              <w:rPr>
-                <w:rFonts w:ascii="新細明體" w:hAnsi="新細明體" w:eastAsia="新細明體" w:cs="新細明體"/>
-                <w:b w:val="0"/>
-                <w:sz w:val="24"/>
-                <w:szCs w:val="24"/>
-              </w:rPr>
-            </w:r>
-          </w:p>
-          <w:p>
-            <w:pPr>
-              <w:spacing w:after="0"/>
-            </w:pPr>
-            <w:r>
-              <w:rPr>
-                <w:rFonts w:ascii="新細明體" w:hAnsi="新細明體" w:eastAsia="新細明體" w:cs="新細明體"/>
-                <w:b w:val="0"/>
-                <w:sz w:val="24"/>
-                <w:szCs w:val="24"/>
-              </w:rPr>
-              <w:t>第 8 步・串連高雄的分歧（挑戰與聚斂，第 30～35 分鐘）</w:t>
-            </w:r>
-          </w:p>
-          <w:p>
-            <w:pPr>
-              <w:spacing w:after="0"/>
-            </w:pPr>
-            <w:r>
-              <w:rPr>
-                <w:rFonts w:ascii="新細明體" w:hAnsi="新細明體" w:eastAsia="新細明體" w:cs="新細明體"/>
-                <w:b w:val="0"/>
-                <w:sz w:val="24"/>
-                <w:szCs w:val="24"/>
-              </w:rPr>
-            </w:r>
-          </w:p>
-          <w:p>
-            <w:pPr>
-              <w:spacing w:after="0"/>
-            </w:pPr>
-            <w:r>
-              <w:rPr>
-                <w:rFonts w:ascii="新細明體" w:hAnsi="新細明體" w:eastAsia="新細明體" w:cs="新細明體"/>
-                <w:b w:val="0"/>
-                <w:sz w:val="24"/>
-                <w:szCs w:val="24"/>
-              </w:rPr>
-              <w:t>學生與學生串連：預測不同的兩組先講，第三位學生說出兩者的差別；教師全程不裁決，最後用回歸把裁決交給天氣圖。</w:t>
+            <w:tcW w:type="dxa" w:w="1474"/>
+          </w:tcPr>
+          <w:p>
+            <w:pPr>
+              <w:spacing w:after="0"/>
+            </w:pPr>
+            <w:r>
+              <w:rPr>
+                <w:rFonts w:ascii="新細明體" w:hAnsi="新細明體" w:eastAsia="新細明體" w:cs="新細明體"/>
+                <w:b w:val="0"/>
+                <w:sz w:val="24"/>
+                <w:szCs w:val="24"/>
+              </w:rPr>
+              <w:t>提示</w:t>
             </w:r>
           </w:p>
         </w:tc>
@@ -4549,7 +3819,7 @@
                 <w:sz w:val="24"/>
                 <w:szCs w:val="24"/>
               </w:rPr>
-              <w:t>1</w:t>
+              <w:t>—</w:t>
             </w:r>
           </w:p>
         </w:tc>
@@ -4568,45 +3838,45 @@
                 <w:sz w:val="24"/>
                 <w:szCs w:val="24"/>
               </w:rPr>
-              <w:t>生1（第 4 組，寫「高雄不會下雨」）：「鋒面在北邊，還沒到高雄，所以高雄不會下。」</w:t>
-            </w:r>
-          </w:p>
-        </w:tc>
-        <w:tc>
-          <w:tcPr>
-            <w:tcW w:type="dxa" w:w="3005"/>
-          </w:tcPr>
-          <w:p>
-            <w:pPr>
-              <w:spacing w:after="0"/>
-            </w:pPr>
-            <w:r>
-              <w:rPr>
-                <w:rFonts w:ascii="新細明體" w:hAnsi="新細明體" w:eastAsia="新細明體" w:cs="新細明體"/>
-                <w:b w:val="0"/>
-                <w:sz w:val="24"/>
-                <w:szCs w:val="24"/>
-              </w:rPr>
-              <w:t>【轉問】「第 2 組，你們寫高雄會下雨。你們當時是怎麼想的？」</w:t>
-            </w:r>
-          </w:p>
-        </w:tc>
-        <w:tc>
-          <w:tcPr>
-            <w:tcW w:type="dxa" w:w="2608"/>
-          </w:tcPr>
-          <w:p>
-            <w:pPr>
-              <w:spacing w:after="0"/>
-            </w:pPr>
-            <w:r>
-              <w:rPr>
-                <w:rFonts w:ascii="新細明體" w:hAnsi="新細明體" w:eastAsia="新細明體" w:cs="新細明體"/>
-                <w:b w:val="0"/>
-                <w:sz w:val="24"/>
-                <w:szCs w:val="24"/>
-              </w:rPr>
-              <w:t>不回饋生1，直接把發言權轉給預測相反的組。</w:t>
+              <w:t>（沉默）被點名後低頭不語</w:t>
+            </w:r>
+          </w:p>
+        </w:tc>
+        <w:tc>
+          <w:tcPr>
+            <w:tcW w:type="dxa" w:w="2778"/>
+          </w:tcPr>
+          <w:p>
+            <w:pPr>
+              <w:spacing w:after="0"/>
+            </w:pPr>
+            <w:r>
+              <w:rPr>
+                <w:rFonts w:ascii="新細明體" w:hAnsi="新細明體" w:eastAsia="新細明體" w:cs="新細明體"/>
+                <w:b w:val="0"/>
+                <w:sz w:val="24"/>
+                <w:szCs w:val="24"/>
+              </w:rPr>
+              <w:t>可能是還沒讀完資料，也可能是不確定自己講的算不算數。催他會讓他更退。</w:t>
+            </w:r>
+          </w:p>
+        </w:tc>
+        <w:tc>
+          <w:tcPr>
+            <w:tcW w:type="dxa" w:w="2948"/>
+          </w:tcPr>
+          <w:p>
+            <w:pPr>
+              <w:spacing w:after="0"/>
+            </w:pPr>
+            <w:r>
+              <w:rPr>
+                <w:rFonts w:ascii="新細明體" w:hAnsi="新細明體" w:eastAsia="新細明體" w:cs="新細明體"/>
+                <w:b w:val="0"/>
+                <w:sz w:val="24"/>
+                <w:szCs w:val="24"/>
+              </w:rPr>
+              <w:t>「你需要想一下是嗎？那你可以先找人幫忙嗎？」</w:t>
             </w:r>
           </w:p>
         </w:tc>
@@ -4614,10 +3884,22 @@
       <w:tr>
         <w:tc>
           <w:tcPr>
-            <w:tcW w:type="dxa" w:w="1587"/>
-            <w:vMerge/>
-          </w:tcPr>
-          <w:p/>
+            <w:tcW w:type="dxa" w:w="1474"/>
+          </w:tcPr>
+          <w:p>
+            <w:pPr>
+              <w:spacing w:after="0"/>
+            </w:pPr>
+            <w:r>
+              <w:rPr>
+                <w:rFonts w:ascii="新細明體" w:hAnsi="新細明體" w:eastAsia="新細明體" w:cs="新細明體"/>
+                <w:b w:val="0"/>
+                <w:sz w:val="24"/>
+                <w:szCs w:val="24"/>
+              </w:rPr>
+              <w:t>釐清</w:t>
+            </w:r>
+          </w:p>
         </w:tc>
         <w:tc>
           <w:tcPr>
@@ -4634,7 +3916,7 @@
                 <w:sz w:val="24"/>
                 <w:szCs w:val="24"/>
               </w:rPr>
-              <w:t>2</w:t>
+              <w:t>—</w:t>
             </w:r>
           </w:p>
         </w:tc>
@@ -4653,45 +3935,45 @@
                 <w:sz w:val="24"/>
                 <w:szCs w:val="24"/>
               </w:rPr>
-              <w:t>生2（第 2 組，寫「高雄會下雨」）：「冷鋒過境就會下雨啊。臺北會下，高雄也會下。」</w:t>
-            </w:r>
-          </w:p>
-        </w:tc>
-        <w:tc>
-          <w:tcPr>
-            <w:tcW w:type="dxa" w:w="3005"/>
-          </w:tcPr>
-          <w:p>
-            <w:pPr>
-              <w:spacing w:after="0"/>
-            </w:pPr>
-            <w:r>
-              <w:rPr>
-                <w:rFonts w:ascii="新細明體" w:hAnsi="新細明體" w:eastAsia="新細明體" w:cs="新細明體"/>
-                <w:b w:val="0"/>
-                <w:sz w:val="24"/>
-                <w:szCs w:val="24"/>
-              </w:rPr>
-              <w:t>【轉問】「生3，你聽到這兩組的差別在哪裡？」</w:t>
-            </w:r>
-          </w:p>
-        </w:tc>
-        <w:tc>
-          <w:tcPr>
-            <w:tcW w:type="dxa" w:w="2608"/>
-          </w:tcPr>
-          <w:p>
-            <w:pPr>
-              <w:spacing w:after="0"/>
-            </w:pPr>
-            <w:r>
-              <w:rPr>
-                <w:rFonts w:ascii="新細明體" w:hAnsi="新細明體" w:eastAsia="新細明體" w:cs="新細明體"/>
-                <w:b w:val="0"/>
-                <w:sz w:val="24"/>
-                <w:szCs w:val="24"/>
-              </w:rPr>
-              <w:t>不說誰對。找第三位（預定為平時少發言、但小組討論時有開口的學生）把兩種規則並排講出來。</w:t>
+              <w:t>（離題）「我阿嬤說燕子飛低就要下雨。」</w:t>
+            </w:r>
+          </w:p>
+        </w:tc>
+        <w:tc>
+          <w:tcPr>
+            <w:tcW w:type="dxa" w:w="2778"/>
+          </w:tcPr>
+          <w:p>
+            <w:pPr>
+              <w:spacing w:after="0"/>
+            </w:pPr>
+            <w:r>
+              <w:rPr>
+                <w:rFonts w:ascii="新細明體" w:hAnsi="新細明體" w:eastAsia="新細明體" w:cs="新細明體"/>
+                <w:b w:val="0"/>
+                <w:sz w:val="24"/>
+                <w:szCs w:val="24"/>
+              </w:rPr>
+              <w:t>用生活經驗取代手上的資料。不否定經驗，但要把注意力拉回這張圖。</w:t>
+            </w:r>
+          </w:p>
+        </w:tc>
+        <w:tc>
+          <w:tcPr>
+            <w:tcW w:type="dxa" w:w="2948"/>
+          </w:tcPr>
+          <w:p>
+            <w:pPr>
+              <w:spacing w:after="0"/>
+            </w:pPr>
+            <w:r>
+              <w:rPr>
+                <w:rFonts w:ascii="新細明體" w:hAnsi="新細明體" w:eastAsia="新細明體" w:cs="新細明體"/>
+                <w:b w:val="0"/>
+                <w:sz w:val="24"/>
+                <w:szCs w:val="24"/>
+              </w:rPr>
+              <w:t>「回到圖上。這張圖上，有哪一格在告訴你？」</w:t>
             </w:r>
           </w:p>
         </w:tc>
@@ -4699,10 +3981,22 @@
       <w:tr>
         <w:tc>
           <w:tcPr>
-            <w:tcW w:type="dxa" w:w="1587"/>
-            <w:vMerge/>
-          </w:tcPr>
-          <w:p/>
+            <w:tcW w:type="dxa" w:w="1474"/>
+          </w:tcPr>
+          <w:p>
+            <w:pPr>
+              <w:spacing w:after="0"/>
+            </w:pPr>
+            <w:r>
+              <w:rPr>
+                <w:rFonts w:ascii="新細明體" w:hAnsi="新細明體" w:eastAsia="新細明體" w:cs="新細明體"/>
+                <w:b w:val="0"/>
+                <w:sz w:val="24"/>
+                <w:szCs w:val="24"/>
+              </w:rPr>
+              <w:t>深究</w:t>
+            </w:r>
+          </w:p>
         </w:tc>
         <w:tc>
           <w:tcPr>
@@ -4719,7 +4013,7 @@
                 <w:sz w:val="24"/>
                 <w:szCs w:val="24"/>
               </w:rPr>
-              <w:t>3</w:t>
+              <w:t>—</w:t>
             </w:r>
           </w:p>
         </w:tc>
@@ -4738,45 +4032,45 @@
                 <w:sz w:val="24"/>
                 <w:szCs w:val="24"/>
               </w:rPr>
-              <w:t>生3（第 1 組）：「一個是看鋒面……在哪裡；一個是……冷鋒就會下雨。」（講得斷斷續續）</w:t>
-            </w:r>
-          </w:p>
-        </w:tc>
-        <w:tc>
-          <w:tcPr>
-            <w:tcW w:type="dxa" w:w="3005"/>
-          </w:tcPr>
-          <w:p>
-            <w:pPr>
-              <w:spacing w:after="0"/>
-            </w:pPr>
-            <w:r>
-              <w:rPr>
-                <w:rFonts w:ascii="新細明體" w:hAnsi="新細明體" w:eastAsia="新細明體" w:cs="新細明體"/>
-                <w:b w:val="0"/>
-                <w:sz w:val="24"/>
-                <w:szCs w:val="24"/>
-              </w:rPr>
-              <w:t>【釐清】「再一次。」→（仍卡）【轉問】「有人要幫他補一下嗎？」→ 生3 自己指名同儕補完 →【回歸】「回到圖上。20 號鋒面壓在哪裡？」</w:t>
-            </w:r>
-          </w:p>
-        </w:tc>
-        <w:tc>
-          <w:tcPr>
-            <w:tcW w:type="dxa" w:w="2608"/>
-          </w:tcPr>
-          <w:p>
-            <w:pPr>
-              <w:spacing w:after="0"/>
-            </w:pPr>
-            <w:r>
-              <w:rPr>
-                <w:rFonts w:ascii="新細明體" w:hAnsi="新細明體" w:eastAsia="新細明體" w:cs="新細明體"/>
-                <w:b w:val="0"/>
-                <w:sz w:val="24"/>
-                <w:szCs w:val="24"/>
-              </w:rPr>
-              <w:t>修正的動作留在學生身上，由生3 指名求救而不是教師換人。最後不由教師宣布答案，由 4/20 天氣圖裁決。</w:t>
+              <w:t>（答對但停在表層）「因為鋒面在北邊，所以臺北會下雨。」</w:t>
+            </w:r>
+          </w:p>
+        </w:tc>
+        <w:tc>
+          <w:tcPr>
+            <w:tcW w:type="dxa" w:w="2778"/>
+          </w:tcPr>
+          <w:p>
+            <w:pPr>
+              <w:spacing w:after="0"/>
+            </w:pPr>
+            <w:r>
+              <w:rPr>
+                <w:rFonts w:ascii="新細明體" w:hAnsi="新細明體" w:eastAsia="新細明體" w:cs="新細明體"/>
+                <w:b w:val="0"/>
+                <w:sz w:val="24"/>
+                <w:szCs w:val="24"/>
+              </w:rPr>
+              <w:t>判斷正確但只有一筆證據，沒有交叉佐證，也沒有提到移動。</w:t>
+            </w:r>
+          </w:p>
+        </w:tc>
+        <w:tc>
+          <w:tcPr>
+            <w:tcW w:type="dxa" w:w="2948"/>
+          </w:tcPr>
+          <w:p>
+            <w:pPr>
+              <w:spacing w:after="0"/>
+            </w:pPr>
+            <w:r>
+              <w:rPr>
+                <w:rFonts w:ascii="新細明體" w:hAnsi="新細明體" w:eastAsia="新細明體" w:cs="新細明體"/>
+                <w:b w:val="0"/>
+                <w:sz w:val="24"/>
+                <w:szCs w:val="24"/>
+              </w:rPr>
+              <w:t>「還有沒有第二筆？哪裡也在說同一件事？」</w:t>
             </w:r>
           </w:p>
         </w:tc>
@@ -4784,75 +4078,20 @@
       <w:tr>
         <w:tc>
           <w:tcPr>
-            <w:tcW w:type="dxa" w:w="1587"/>
-            <w:vMerge w:val="restart"/>
-          </w:tcPr>
-          <w:p>
-            <w:pPr>
-              <w:spacing w:after="0"/>
-            </w:pPr>
-            <w:r>
-              <w:rPr>
-                <w:rFonts w:ascii="新細明體" w:hAnsi="新細明體" w:eastAsia="新細明體" w:cs="新細明體"/>
-                <w:b/>
-                <w:sz w:val="24"/>
-                <w:szCs w:val="24"/>
-              </w:rPr>
-              <w:t>深究</w:t>
-            </w:r>
-          </w:p>
-          <w:p>
-            <w:pPr>
-              <w:spacing w:after="0"/>
-            </w:pPr>
-            <w:r>
-              <w:rPr>
-                <w:rFonts w:ascii="新細明體" w:hAnsi="新細明體" w:eastAsia="新細明體" w:cs="新細明體"/>
-                <w:b w:val="0"/>
-                <w:sz w:val="24"/>
-                <w:szCs w:val="24"/>
-              </w:rPr>
-            </w:r>
-          </w:p>
-          <w:p>
-            <w:pPr>
-              <w:spacing w:after="0"/>
-            </w:pPr>
-            <w:r>
-              <w:rPr>
-                <w:rFonts w:ascii="新細明體" w:hAnsi="新細明體" w:eastAsia="新細明體" w:cs="新細明體"/>
-                <w:b w:val="0"/>
-                <w:sz w:val="24"/>
-                <w:szCs w:val="24"/>
-              </w:rPr>
-              <w:t>第 8 步末→第 9 步・答對但停在表層時往下追（第 34～38 分鐘）</w:t>
-            </w:r>
-          </w:p>
-          <w:p>
-            <w:pPr>
-              <w:spacing w:after="0"/>
-            </w:pPr>
-            <w:r>
-              <w:rPr>
-                <w:rFonts w:ascii="新細明體" w:hAnsi="新細明體" w:eastAsia="新細明體" w:cs="新細明體"/>
-                <w:b w:val="0"/>
-                <w:sz w:val="24"/>
-                <w:szCs w:val="24"/>
-              </w:rPr>
-            </w:r>
-          </w:p>
-          <w:p>
-            <w:pPr>
-              <w:spacing w:after="0"/>
-            </w:pPr>
-            <w:r>
-              <w:rPr>
-                <w:rFonts w:ascii="新細明體" w:hAnsi="新細明體" w:eastAsia="新細明體" w:cs="新細明體"/>
-                <w:b w:val="0"/>
-                <w:sz w:val="24"/>
-                <w:szCs w:val="24"/>
-              </w:rPr>
-              <w:t>從「一筆證據」追到「第二筆證據」，再追到「溫差的差別在說什麼」，最後把追問推到本節不收斂的問題（臺東那一格）。</w:t>
+            <w:tcW w:type="dxa" w:w="1474"/>
+          </w:tcPr>
+          <w:p>
+            <w:pPr>
+              <w:spacing w:after="0"/>
+            </w:pPr>
+            <w:r>
+              <w:rPr>
+                <w:rFonts w:ascii="新細明體" w:hAnsi="新細明體" w:eastAsia="新細明體" w:cs="新細明體"/>
+                <w:b w:val="0"/>
+                <w:sz w:val="24"/>
+                <w:szCs w:val="24"/>
+              </w:rPr>
+              <w:t>轉引</w:t>
             </w:r>
           </w:p>
         </w:tc>
@@ -4871,7 +4110,7 @@
                 <w:sz w:val="24"/>
                 <w:szCs w:val="24"/>
               </w:rPr>
-              <w:t>1</w:t>
+              <w:t>—</w:t>
             </w:r>
           </w:p>
         </w:tc>
@@ -4890,45 +4129,45 @@
                 <w:sz w:val="24"/>
                 <w:szCs w:val="24"/>
               </w:rPr>
-              <w:t>生1：「因為鋒面在北邊，所以臺北會下雨。」（判斷正確，只有一筆證據）</w:t>
-            </w:r>
-          </w:p>
-        </w:tc>
-        <w:tc>
-          <w:tcPr>
-            <w:tcW w:type="dxa" w:w="3005"/>
-          </w:tcPr>
-          <w:p>
-            <w:pPr>
-              <w:spacing w:after="0"/>
-            </w:pPr>
-            <w:r>
-              <w:rPr>
-                <w:rFonts w:ascii="新細明體" w:hAnsi="新細明體" w:eastAsia="新細明體" w:cs="新細明體"/>
-                <w:b w:val="0"/>
-                <w:sz w:val="24"/>
-                <w:szCs w:val="24"/>
-              </w:rPr>
-              <w:t>【深究】「還有沒有第二筆？哪裡也在說同一件事？」</w:t>
-            </w:r>
-          </w:p>
-        </w:tc>
-        <w:tc>
-          <w:tcPr>
-            <w:tcW w:type="dxa" w:w="2608"/>
-          </w:tcPr>
-          <w:p>
-            <w:pPr>
-              <w:spacing w:after="0"/>
-            </w:pPr>
-            <w:r>
-              <w:rPr>
-                <w:rFonts w:ascii="新細明體" w:hAnsi="新細明體" w:eastAsia="新細明體" w:cs="新細明體"/>
-                <w:b w:val="0"/>
-                <w:sz w:val="24"/>
-                <w:szCs w:val="24"/>
-              </w:rPr>
-              <w:t>不肯定、不否定，只要求第二筆證據。逼學生從天氣圖回到觀測表。</w:t>
+              <w:t>（質疑教材）「圖上沒畫鋒面，不代表那裡沒有啊。」</w:t>
+            </w:r>
+          </w:p>
+        </w:tc>
+        <w:tc>
+          <w:tcPr>
+            <w:tcW w:type="dxa" w:w="2778"/>
+          </w:tcPr>
+          <w:p>
+            <w:pPr>
+              <w:spacing w:after="0"/>
+            </w:pPr>
+            <w:r>
+              <w:rPr>
+                <w:rFonts w:ascii="新細明體" w:hAnsi="新細明體" w:eastAsia="新細明體" w:cs="新細明體"/>
+                <w:b w:val="0"/>
+                <w:sz w:val="24"/>
+                <w:szCs w:val="24"/>
+              </w:rPr>
+              <w:t>這是很好的科學質疑，不是搗亂。學生已經意識到天氣圖是一種人為的表徵。</w:t>
+            </w:r>
+          </w:p>
+        </w:tc>
+        <w:tc>
+          <w:tcPr>
+            <w:tcW w:type="dxa" w:w="2948"/>
+          </w:tcPr>
+          <w:p>
+            <w:pPr>
+              <w:spacing w:after="0"/>
+            </w:pPr>
+            <w:r>
+              <w:rPr>
+                <w:rFonts w:ascii="新細明體" w:hAnsi="新細明體" w:eastAsia="新細明體" w:cs="新細明體"/>
+                <w:b w:val="0"/>
+                <w:sz w:val="24"/>
+                <w:szCs w:val="24"/>
+              </w:rPr>
+              <w:t>「這是一個很不一樣的想法。有人想接下去講嗎？」</w:t>
             </w:r>
           </w:p>
         </w:tc>
@@ -4936,84 +4175,22 @@
       <w:tr>
         <w:tc>
           <w:tcPr>
-            <w:tcW w:type="dxa" w:w="1587"/>
-            <w:vMerge/>
-          </w:tcPr>
-          <w:p/>
-        </w:tc>
-        <w:tc>
-          <w:tcPr>
-            <w:tcW w:type="dxa" w:w="397"/>
-          </w:tcPr>
-          <w:p>
-            <w:pPr>
-              <w:spacing w:after="0"/>
-            </w:pPr>
-            <w:r>
-              <w:rPr>
-                <w:rFonts w:ascii="新細明體" w:hAnsi="新細明體" w:eastAsia="新細明體" w:cs="新細明體"/>
-                <w:b w:val="0"/>
-                <w:sz w:val="24"/>
-                <w:szCs w:val="24"/>
-              </w:rPr>
-              <w:t>2</w:t>
-            </w:r>
-          </w:p>
-        </w:tc>
-        <w:tc>
-          <w:tcPr>
-            <w:tcW w:type="dxa" w:w="2835"/>
-          </w:tcPr>
-          <w:p>
-            <w:pPr>
-              <w:spacing w:after="0"/>
-            </w:pPr>
-            <w:r>
-              <w:rPr>
-                <w:rFonts w:ascii="新細明體" w:hAnsi="新細明體" w:eastAsia="新細明體" w:cs="新細明體"/>
-                <w:b w:val="0"/>
-                <w:sz w:val="24"/>
-                <w:szCs w:val="24"/>
-              </w:rPr>
-              <w:t>生2：「氣溫。臺北從 26.3 降到 23.0，降了 3 度多。」</w:t>
-            </w:r>
-          </w:p>
-        </w:tc>
-        <w:tc>
-          <w:tcPr>
-            <w:tcW w:type="dxa" w:w="3005"/>
-          </w:tcPr>
-          <w:p>
-            <w:pPr>
-              <w:spacing w:after="0"/>
-            </w:pPr>
-            <w:r>
-              <w:rPr>
-                <w:rFonts w:ascii="新細明體" w:hAnsi="新細明體" w:eastAsia="新細明體" w:cs="新細明體"/>
-                <w:b w:val="0"/>
-                <w:sz w:val="24"/>
-                <w:szCs w:val="24"/>
-              </w:rPr>
-              <w:t>【深究】「臺中降了 4.9 度，高雄降 1.1 度。這個差別在告訴我們什麼？」</w:t>
-            </w:r>
-          </w:p>
-        </w:tc>
-        <w:tc>
-          <w:tcPr>
-            <w:tcW w:type="dxa" w:w="2608"/>
-          </w:tcPr>
-          <w:p>
-            <w:pPr>
-              <w:spacing w:after="0"/>
-            </w:pPr>
-            <w:r>
-              <w:rPr>
-                <w:rFonts w:ascii="新細明體" w:hAnsi="新細明體" w:eastAsia="新細明體" w:cs="新細明體"/>
-                <w:b w:val="0"/>
-                <w:sz w:val="24"/>
-                <w:szCs w:val="24"/>
-              </w:rPr>
-              <w:t>把第二筆證據推廣成全臺的比較，追的是「差別」而不是「有沒有降」。</w:t>
+            <w:tcW w:type="dxa" w:w="10432"/>
+            <w:gridSpan w:val="5"/>
+          </w:tcPr>
+          <w:p>
+            <w:pPr>
+              <w:keepNext/>
+              <w:spacing w:after="0"/>
+            </w:pPr>
+            <w:r>
+              <w:rPr>
+                <w:rFonts w:ascii="新細明體" w:hAnsi="新細明體" w:eastAsia="新細明體" w:cs="新細明體"/>
+                <w:b/>
+                <w:sz w:val="24"/>
+                <w:szCs w:val="24"/>
+              </w:rPr>
+              <w:t>二、串連進程（轉引／轉問／深究各一段，三位學生、三段發言）</w:t>
             </w:r>
           </w:p>
         </w:tc>
@@ -5021,7 +4198,159 @@
       <w:tr>
         <w:tc>
           <w:tcPr>
-            <w:tcW w:type="dxa" w:w="1587"/>
+            <w:tcW w:type="dxa" w:w="1474"/>
+            <w:vMerge w:val="restart"/>
+          </w:tcPr>
+          <w:p>
+            <w:pPr>
+              <w:spacing w:after="0"/>
+            </w:pPr>
+            <w:r>
+              <w:rPr>
+                <w:rFonts w:ascii="新細明體" w:hAnsi="新細明體" w:eastAsia="新細明體" w:cs="新細明體"/>
+                <w:b/>
+                <w:sz w:val="24"/>
+                <w:szCs w:val="24"/>
+              </w:rPr>
+              <w:t>轉引</w:t>
+            </w:r>
+          </w:p>
+          <w:p>
+            <w:pPr>
+              <w:spacing w:after="0"/>
+            </w:pPr>
+            <w:r>
+              <w:rPr>
+                <w:rFonts w:ascii="新細明體" w:hAnsi="新細明體" w:eastAsia="新細明體" w:cs="新細明體"/>
+                <w:b w:val="0"/>
+                <w:sz w:val="24"/>
+                <w:szCs w:val="24"/>
+              </w:rPr>
+            </w:r>
+          </w:p>
+          <w:p>
+            <w:pPr>
+              <w:spacing w:after="0"/>
+            </w:pPr>
+            <w:r>
+              <w:rPr>
+                <w:rFonts w:ascii="新細明體" w:hAnsi="新細明體" w:eastAsia="新細明體" w:cs="新細明體"/>
+                <w:b w:val="0"/>
+                <w:sz w:val="24"/>
+                <w:szCs w:val="24"/>
+              </w:rPr>
+              <w:t>第 3 步・全班收集「最奇怪的一格」（導入與發現，第 4～8 分鐘）</w:t>
+            </w:r>
+          </w:p>
+          <w:p>
+            <w:pPr>
+              <w:spacing w:after="0"/>
+            </w:pPr>
+            <w:r>
+              <w:rPr>
+                <w:rFonts w:ascii="新細明體" w:hAnsi="新細明體" w:eastAsia="新細明體" w:cs="新細明體"/>
+                <w:b w:val="0"/>
+                <w:sz w:val="24"/>
+                <w:szCs w:val="24"/>
+              </w:rPr>
+            </w:r>
+          </w:p>
+          <w:p>
+            <w:pPr>
+              <w:spacing w:after="0"/>
+            </w:pPr>
+            <w:r>
+              <w:rPr>
+                <w:rFonts w:ascii="新細明體" w:hAnsi="新細明體" w:eastAsia="新細明體" w:cs="新細明體"/>
+                <w:b w:val="0"/>
+                <w:sz w:val="24"/>
+                <w:szCs w:val="24"/>
+              </w:rPr>
+              <w:t>高原策略：連續三位、三個不同的格子，不評價；收束句把三個異常格變成布題的素材。</w:t>
+            </w:r>
+          </w:p>
+        </w:tc>
+        <w:tc>
+          <w:tcPr>
+            <w:tcW w:type="dxa" w:w="397"/>
+          </w:tcPr>
+          <w:p>
+            <w:pPr>
+              <w:spacing w:after="0"/>
+            </w:pPr>
+            <w:r>
+              <w:rPr>
+                <w:rFonts w:ascii="新細明體" w:hAnsi="新細明體" w:eastAsia="新細明體" w:cs="新細明體"/>
+                <w:b w:val="0"/>
+                <w:sz w:val="24"/>
+                <w:szCs w:val="24"/>
+              </w:rPr>
+              <w:t>1</w:t>
+            </w:r>
+          </w:p>
+        </w:tc>
+        <w:tc>
+          <w:tcPr>
+            <w:tcW w:type="dxa" w:w="2835"/>
+          </w:tcPr>
+          <w:p>
+            <w:pPr>
+              <w:spacing w:after="0"/>
+            </w:pPr>
+            <w:r>
+              <w:rPr>
+                <w:rFonts w:ascii="新細明體" w:hAnsi="新細明體" w:eastAsia="新細明體" w:cs="新細明體"/>
+                <w:b w:val="0"/>
+                <w:sz w:val="24"/>
+                <w:szCs w:val="24"/>
+              </w:rPr>
+              <w:t>生1：「我圈臺東。它在下雷雨，可是別的地方都是晴的。」</w:t>
+            </w:r>
+          </w:p>
+        </w:tc>
+        <w:tc>
+          <w:tcPr>
+            <w:tcW w:type="dxa" w:w="2778"/>
+          </w:tcPr>
+          <w:p>
+            <w:pPr>
+              <w:spacing w:after="0"/>
+            </w:pPr>
+            <w:r>
+              <w:rPr>
+                <w:rFonts w:ascii="新細明體" w:hAnsi="新細明體" w:eastAsia="新細明體" w:cs="新細明體"/>
+                <w:b w:val="0"/>
+                <w:sz w:val="24"/>
+                <w:szCs w:val="24"/>
+              </w:rPr>
+              <w:t>不說「對」「很好」。只複述格子名，把發言權立刻交出去。</w:t>
+            </w:r>
+          </w:p>
+        </w:tc>
+        <w:tc>
+          <w:tcPr>
+            <w:tcW w:type="dxa" w:w="2948"/>
+          </w:tcPr>
+          <w:p>
+            <w:pPr>
+              <w:spacing w:after="0"/>
+            </w:pPr>
+            <w:r>
+              <w:rPr>
+                <w:rFonts w:ascii="新細明體" w:hAnsi="新細明體" w:eastAsia="新細明體" w:cs="新細明體"/>
+                <w:b w:val="0"/>
+                <w:sz w:val="24"/>
+                <w:szCs w:val="24"/>
+              </w:rPr>
+              <w:t>【轉引】「生1 圈臺東。還有沒有人圈不一樣的？」</w:t>
+            </w:r>
+          </w:p>
+        </w:tc>
+      </w:tr>
+      <w:tr>
+        <w:tc>
+          <w:tcPr>
+            <w:tcW w:type="dxa" w:w="1474"/>
             <w:vMerge/>
           </w:tcPr>
           <w:p/>
@@ -5041,6 +4370,91 @@
                 <w:sz w:val="24"/>
                 <w:szCs w:val="24"/>
               </w:rPr>
+              <w:t>2</w:t>
+            </w:r>
+          </w:p>
+        </w:tc>
+        <w:tc>
+          <w:tcPr>
+            <w:tcW w:type="dxa" w:w="2835"/>
+          </w:tcPr>
+          <w:p>
+            <w:pPr>
+              <w:spacing w:after="0"/>
+            </w:pPr>
+            <w:r>
+              <w:rPr>
+                <w:rFonts w:ascii="新細明體" w:hAnsi="新細明體" w:eastAsia="新細明體" w:cs="新細明體"/>
+                <w:b w:val="0"/>
+                <w:sz w:val="24"/>
+                <w:szCs w:val="24"/>
+              </w:rPr>
+              <w:t>生2：「我圈澎湖，也是雷雨，可是它氣溫最低。」</w:t>
+            </w:r>
+          </w:p>
+        </w:tc>
+        <w:tc>
+          <w:tcPr>
+            <w:tcW w:type="dxa" w:w="2778"/>
+          </w:tcPr>
+          <w:p>
+            <w:pPr>
+              <w:spacing w:after="0"/>
+            </w:pPr>
+            <w:r>
+              <w:rPr>
+                <w:rFonts w:ascii="新細明體" w:hAnsi="新細明體" w:eastAsia="新細明體" w:cs="新細明體"/>
+                <w:b w:val="0"/>
+                <w:sz w:val="24"/>
+                <w:szCs w:val="24"/>
+              </w:rPr>
+              <w:t>第二個視點疊上去。生2 講的是氣溫，跟生1 講的天氣狀況不是同一欄——先不點破，留給第三段。</w:t>
+            </w:r>
+          </w:p>
+        </w:tc>
+        <w:tc>
+          <w:tcPr>
+            <w:tcW w:type="dxa" w:w="2948"/>
+          </w:tcPr>
+          <w:p>
+            <w:pPr>
+              <w:spacing w:after="0"/>
+            </w:pPr>
+            <w:r>
+              <w:rPr>
+                <w:rFonts w:ascii="新細明體" w:hAnsi="新細明體" w:eastAsia="新細明體" w:cs="新細明體"/>
+                <w:b w:val="0"/>
+                <w:sz w:val="24"/>
+                <w:szCs w:val="24"/>
+              </w:rPr>
+              <w:t>【轉引】「多了一個澎湖。還有嗎？」</w:t>
+            </w:r>
+          </w:p>
+        </w:tc>
+      </w:tr>
+      <w:tr>
+        <w:tc>
+          <w:tcPr>
+            <w:tcW w:type="dxa" w:w="1474"/>
+            <w:vMerge/>
+          </w:tcPr>
+          <w:p/>
+        </w:tc>
+        <w:tc>
+          <w:tcPr>
+            <w:tcW w:type="dxa" w:w="397"/>
+          </w:tcPr>
+          <w:p>
+            <w:pPr>
+              <w:spacing w:after="0"/>
+            </w:pPr>
+            <w:r>
+              <w:rPr>
+                <w:rFonts w:ascii="新細明體" w:hAnsi="新細明體" w:eastAsia="新細明體" w:cs="新細明體"/>
+                <w:b w:val="0"/>
+                <w:sz w:val="24"/>
+                <w:szCs w:val="24"/>
+              </w:rPr>
               <w:t>3</w:t>
             </w:r>
           </w:p>
@@ -5060,13 +4474,676 @@
                 <w:sz w:val="24"/>
                 <w:szCs w:val="24"/>
               </w:rPr>
+              <w:t>生3：「我圈宜蘭，它是唯一一個晴的。」</w:t>
+            </w:r>
+          </w:p>
+        </w:tc>
+        <w:tc>
+          <w:tcPr>
+            <w:tcW w:type="dxa" w:w="2778"/>
+          </w:tcPr>
+          <w:p>
+            <w:pPr>
+              <w:spacing w:after="0"/>
+            </w:pPr>
+            <w:r>
+              <w:rPr>
+                <w:rFonts w:ascii="新細明體" w:hAnsi="新細明體" w:eastAsia="新細明體" w:cs="新細明體"/>
+                <w:b w:val="0"/>
+                <w:sz w:val="24"/>
+                <w:szCs w:val="24"/>
+              </w:rPr>
+              <w:t>三個視點到齊才拋更深的問題。收束句不裁決誰圈得對，直接接第 4 步布題。</w:t>
+            </w:r>
+          </w:p>
+        </w:tc>
+        <w:tc>
+          <w:tcPr>
+            <w:tcW w:type="dxa" w:w="2948"/>
+          </w:tcPr>
+          <w:p>
+            <w:pPr>
+              <w:spacing w:after="0"/>
+            </w:pPr>
+            <w:r>
+              <w:rPr>
+                <w:rFonts w:ascii="新細明體" w:hAnsi="新細明體" w:eastAsia="新細明體" w:cs="新細明體"/>
+                <w:b w:val="0"/>
+                <w:sz w:val="24"/>
+                <w:szCs w:val="24"/>
+              </w:rPr>
+              <w:t>【轉引・收束】「臺東、澎湖、宜蘭，三個格子，奇怪的理由都不一樣。現在——你手上只有 19 號的資料，明天早上臺北跟高雄會怎樣？」</w:t>
+            </w:r>
+          </w:p>
+        </w:tc>
+      </w:tr>
+      <w:tr>
+        <w:tc>
+          <w:tcPr>
+            <w:tcW w:type="dxa" w:w="1474"/>
+            <w:vMerge w:val="restart"/>
+          </w:tcPr>
+          <w:p>
+            <w:pPr>
+              <w:spacing w:after="0"/>
+            </w:pPr>
+            <w:r>
+              <w:rPr>
+                <w:rFonts w:ascii="新細明體" w:hAnsi="新細明體" w:eastAsia="新細明體" w:cs="新細明體"/>
+                <w:b/>
+                <w:sz w:val="24"/>
+                <w:szCs w:val="24"/>
+              </w:rPr>
+              <w:t>轉問</w:t>
+            </w:r>
+          </w:p>
+          <w:p>
+            <w:pPr>
+              <w:spacing w:after="0"/>
+            </w:pPr>
+            <w:r>
+              <w:rPr>
+                <w:rFonts w:ascii="新細明體" w:hAnsi="新細明體" w:eastAsia="新細明體" w:cs="新細明體"/>
+                <w:b w:val="0"/>
+                <w:sz w:val="24"/>
+                <w:szCs w:val="24"/>
+              </w:rPr>
+            </w:r>
+          </w:p>
+          <w:p>
+            <w:pPr>
+              <w:spacing w:after="0"/>
+            </w:pPr>
+            <w:r>
+              <w:rPr>
+                <w:rFonts w:ascii="新細明體" w:hAnsi="新細明體" w:eastAsia="新細明體" w:cs="新細明體"/>
+                <w:b w:val="0"/>
+                <w:sz w:val="24"/>
+                <w:szCs w:val="24"/>
+              </w:rPr>
+              <w:t>第 8 步・串連高雄的分歧（挑戰與聚斂，第 30～35 分鐘）</w:t>
+            </w:r>
+          </w:p>
+          <w:p>
+            <w:pPr>
+              <w:spacing w:after="0"/>
+            </w:pPr>
+            <w:r>
+              <w:rPr>
+                <w:rFonts w:ascii="新細明體" w:hAnsi="新細明體" w:eastAsia="新細明體" w:cs="新細明體"/>
+                <w:b w:val="0"/>
+                <w:sz w:val="24"/>
+                <w:szCs w:val="24"/>
+              </w:rPr>
+            </w:r>
+          </w:p>
+          <w:p>
+            <w:pPr>
+              <w:spacing w:after="0"/>
+            </w:pPr>
+            <w:r>
+              <w:rPr>
+                <w:rFonts w:ascii="新細明體" w:hAnsi="新細明體" w:eastAsia="新細明體" w:cs="新細明體"/>
+                <w:b w:val="0"/>
+                <w:sz w:val="24"/>
+                <w:szCs w:val="24"/>
+              </w:rPr>
+              <w:t>學生與學生串連：預測不同的兩組先講，第三位學生說出兩者的差別；教師全程不裁決，最後用回歸把裁決交給天氣圖。</w:t>
+            </w:r>
+          </w:p>
+        </w:tc>
+        <w:tc>
+          <w:tcPr>
+            <w:tcW w:type="dxa" w:w="397"/>
+          </w:tcPr>
+          <w:p>
+            <w:pPr>
+              <w:spacing w:after="0"/>
+            </w:pPr>
+            <w:r>
+              <w:rPr>
+                <w:rFonts w:ascii="新細明體" w:hAnsi="新細明體" w:eastAsia="新細明體" w:cs="新細明體"/>
+                <w:b w:val="0"/>
+                <w:sz w:val="24"/>
+                <w:szCs w:val="24"/>
+              </w:rPr>
+              <w:t>1</w:t>
+            </w:r>
+          </w:p>
+        </w:tc>
+        <w:tc>
+          <w:tcPr>
+            <w:tcW w:type="dxa" w:w="2835"/>
+          </w:tcPr>
+          <w:p>
+            <w:pPr>
+              <w:spacing w:after="0"/>
+            </w:pPr>
+            <w:r>
+              <w:rPr>
+                <w:rFonts w:ascii="新細明體" w:hAnsi="新細明體" w:eastAsia="新細明體" w:cs="新細明體"/>
+                <w:b w:val="0"/>
+                <w:sz w:val="24"/>
+                <w:szCs w:val="24"/>
+              </w:rPr>
+              <w:t>生1（第 4 組，寫「高雄不會下雨」）：「鋒面在北邊，還沒到高雄，所以高雄不會下。」</w:t>
+            </w:r>
+          </w:p>
+        </w:tc>
+        <w:tc>
+          <w:tcPr>
+            <w:tcW w:type="dxa" w:w="2778"/>
+          </w:tcPr>
+          <w:p>
+            <w:pPr>
+              <w:spacing w:after="0"/>
+            </w:pPr>
+            <w:r>
+              <w:rPr>
+                <w:rFonts w:ascii="新細明體" w:hAnsi="新細明體" w:eastAsia="新細明體" w:cs="新細明體"/>
+                <w:b w:val="0"/>
+                <w:sz w:val="24"/>
+                <w:szCs w:val="24"/>
+              </w:rPr>
+              <w:t>不回饋生1，直接把發言權轉給預測相反的組。</w:t>
+            </w:r>
+          </w:p>
+        </w:tc>
+        <w:tc>
+          <w:tcPr>
+            <w:tcW w:type="dxa" w:w="2948"/>
+          </w:tcPr>
+          <w:p>
+            <w:pPr>
+              <w:spacing w:after="0"/>
+            </w:pPr>
+            <w:r>
+              <w:rPr>
+                <w:rFonts w:ascii="新細明體" w:hAnsi="新細明體" w:eastAsia="新細明體" w:cs="新細明體"/>
+                <w:b w:val="0"/>
+                <w:sz w:val="24"/>
+                <w:szCs w:val="24"/>
+              </w:rPr>
+              <w:t>【轉問】「第 2 組，你們寫高雄會下雨。你們當時是怎麼想的？」</w:t>
+            </w:r>
+          </w:p>
+        </w:tc>
+      </w:tr>
+      <w:tr>
+        <w:tc>
+          <w:tcPr>
+            <w:tcW w:type="dxa" w:w="1474"/>
+            <w:vMerge/>
+          </w:tcPr>
+          <w:p/>
+        </w:tc>
+        <w:tc>
+          <w:tcPr>
+            <w:tcW w:type="dxa" w:w="397"/>
+          </w:tcPr>
+          <w:p>
+            <w:pPr>
+              <w:spacing w:after="0"/>
+            </w:pPr>
+            <w:r>
+              <w:rPr>
+                <w:rFonts w:ascii="新細明體" w:hAnsi="新細明體" w:eastAsia="新細明體" w:cs="新細明體"/>
+                <w:b w:val="0"/>
+                <w:sz w:val="24"/>
+                <w:szCs w:val="24"/>
+              </w:rPr>
+              <w:t>2</w:t>
+            </w:r>
+          </w:p>
+        </w:tc>
+        <w:tc>
+          <w:tcPr>
+            <w:tcW w:type="dxa" w:w="2835"/>
+          </w:tcPr>
+          <w:p>
+            <w:pPr>
+              <w:spacing w:after="0"/>
+            </w:pPr>
+            <w:r>
+              <w:rPr>
+                <w:rFonts w:ascii="新細明體" w:hAnsi="新細明體" w:eastAsia="新細明體" w:cs="新細明體"/>
+                <w:b w:val="0"/>
+                <w:sz w:val="24"/>
+                <w:szCs w:val="24"/>
+              </w:rPr>
+              <w:t>生2（第 2 組，寫「高雄會下雨」）：「冷鋒過境就會下雨啊。臺北會下，高雄也會下。」</w:t>
+            </w:r>
+          </w:p>
+        </w:tc>
+        <w:tc>
+          <w:tcPr>
+            <w:tcW w:type="dxa" w:w="2778"/>
+          </w:tcPr>
+          <w:p>
+            <w:pPr>
+              <w:spacing w:after="0"/>
+            </w:pPr>
+            <w:r>
+              <w:rPr>
+                <w:rFonts w:ascii="新細明體" w:hAnsi="新細明體" w:eastAsia="新細明體" w:cs="新細明體"/>
+                <w:b w:val="0"/>
+                <w:sz w:val="24"/>
+                <w:szCs w:val="24"/>
+              </w:rPr>
+              <w:t>不說誰對。找第三位（預定為平時少發言、但小組討論時有開口的學生）把兩種規則並排講出來。</w:t>
+            </w:r>
+          </w:p>
+        </w:tc>
+        <w:tc>
+          <w:tcPr>
+            <w:tcW w:type="dxa" w:w="2948"/>
+          </w:tcPr>
+          <w:p>
+            <w:pPr>
+              <w:spacing w:after="0"/>
+            </w:pPr>
+            <w:r>
+              <w:rPr>
+                <w:rFonts w:ascii="新細明體" w:hAnsi="新細明體" w:eastAsia="新細明體" w:cs="新細明體"/>
+                <w:b w:val="0"/>
+                <w:sz w:val="24"/>
+                <w:szCs w:val="24"/>
+              </w:rPr>
+              <w:t>【轉問】「生3，你聽到這兩組的差別在哪裡？」</w:t>
+            </w:r>
+          </w:p>
+        </w:tc>
+      </w:tr>
+      <w:tr>
+        <w:tc>
+          <w:tcPr>
+            <w:tcW w:type="dxa" w:w="1474"/>
+            <w:vMerge/>
+          </w:tcPr>
+          <w:p/>
+        </w:tc>
+        <w:tc>
+          <w:tcPr>
+            <w:tcW w:type="dxa" w:w="397"/>
+          </w:tcPr>
+          <w:p>
+            <w:pPr>
+              <w:spacing w:after="0"/>
+            </w:pPr>
+            <w:r>
+              <w:rPr>
+                <w:rFonts w:ascii="新細明體" w:hAnsi="新細明體" w:eastAsia="新細明體" w:cs="新細明體"/>
+                <w:b w:val="0"/>
+                <w:sz w:val="24"/>
+                <w:szCs w:val="24"/>
+              </w:rPr>
+              <w:t>3</w:t>
+            </w:r>
+          </w:p>
+        </w:tc>
+        <w:tc>
+          <w:tcPr>
+            <w:tcW w:type="dxa" w:w="2835"/>
+          </w:tcPr>
+          <w:p>
+            <w:pPr>
+              <w:spacing w:after="0"/>
+            </w:pPr>
+            <w:r>
+              <w:rPr>
+                <w:rFonts w:ascii="新細明體" w:hAnsi="新細明體" w:eastAsia="新細明體" w:cs="新細明體"/>
+                <w:b w:val="0"/>
+                <w:sz w:val="24"/>
+                <w:szCs w:val="24"/>
+              </w:rPr>
+              <w:t>生3（第 1 組）：「一個是看鋒面……在哪裡；一個是……冷鋒就會下雨。」（講得斷斷續續）</w:t>
+            </w:r>
+          </w:p>
+        </w:tc>
+        <w:tc>
+          <w:tcPr>
+            <w:tcW w:type="dxa" w:w="2778"/>
+          </w:tcPr>
+          <w:p>
+            <w:pPr>
+              <w:spacing w:after="0"/>
+            </w:pPr>
+            <w:r>
+              <w:rPr>
+                <w:rFonts w:ascii="新細明體" w:hAnsi="新細明體" w:eastAsia="新細明體" w:cs="新細明體"/>
+                <w:b w:val="0"/>
+                <w:sz w:val="24"/>
+                <w:szCs w:val="24"/>
+              </w:rPr>
+              <w:t>修正的動作留在學生身上，由生3 指名求救而不是教師換人。最後不由教師宣布答案，由 4/20 天氣圖裁決。</w:t>
+            </w:r>
+          </w:p>
+        </w:tc>
+        <w:tc>
+          <w:tcPr>
+            <w:tcW w:type="dxa" w:w="2948"/>
+          </w:tcPr>
+          <w:p>
+            <w:pPr>
+              <w:spacing w:after="0"/>
+            </w:pPr>
+            <w:r>
+              <w:rPr>
+                <w:rFonts w:ascii="新細明體" w:hAnsi="新細明體" w:eastAsia="新細明體" w:cs="新細明體"/>
+                <w:b w:val="0"/>
+                <w:sz w:val="24"/>
+                <w:szCs w:val="24"/>
+              </w:rPr>
+              <w:t>【釐清】「再一次。」→（仍卡）【轉問】「有人要幫他補一下嗎？」→ 生3 自己指名同儕補完 →【回歸】「回到圖上。20 號鋒面壓在哪裡？」</w:t>
+            </w:r>
+          </w:p>
+        </w:tc>
+      </w:tr>
+      <w:tr>
+        <w:tc>
+          <w:tcPr>
+            <w:tcW w:type="dxa" w:w="1474"/>
+            <w:vMerge w:val="restart"/>
+          </w:tcPr>
+          <w:p>
+            <w:pPr>
+              <w:spacing w:after="0"/>
+            </w:pPr>
+            <w:r>
+              <w:rPr>
+                <w:rFonts w:ascii="新細明體" w:hAnsi="新細明體" w:eastAsia="新細明體" w:cs="新細明體"/>
+                <w:b/>
+                <w:sz w:val="24"/>
+                <w:szCs w:val="24"/>
+              </w:rPr>
+              <w:t>深究</w:t>
+            </w:r>
+          </w:p>
+          <w:p>
+            <w:pPr>
+              <w:spacing w:after="0"/>
+            </w:pPr>
+            <w:r>
+              <w:rPr>
+                <w:rFonts w:ascii="新細明體" w:hAnsi="新細明體" w:eastAsia="新細明體" w:cs="新細明體"/>
+                <w:b w:val="0"/>
+                <w:sz w:val="24"/>
+                <w:szCs w:val="24"/>
+              </w:rPr>
+            </w:r>
+          </w:p>
+          <w:p>
+            <w:pPr>
+              <w:spacing w:after="0"/>
+            </w:pPr>
+            <w:r>
+              <w:rPr>
+                <w:rFonts w:ascii="新細明體" w:hAnsi="新細明體" w:eastAsia="新細明體" w:cs="新細明體"/>
+                <w:b w:val="0"/>
+                <w:sz w:val="24"/>
+                <w:szCs w:val="24"/>
+              </w:rPr>
+              <w:t>第 8 步末→第 9 步・答對但停在表層時往下追（第 34～38 分鐘）</w:t>
+            </w:r>
+          </w:p>
+          <w:p>
+            <w:pPr>
+              <w:spacing w:after="0"/>
+            </w:pPr>
+            <w:r>
+              <w:rPr>
+                <w:rFonts w:ascii="新細明體" w:hAnsi="新細明體" w:eastAsia="新細明體" w:cs="新細明體"/>
+                <w:b w:val="0"/>
+                <w:sz w:val="24"/>
+                <w:szCs w:val="24"/>
+              </w:rPr>
+            </w:r>
+          </w:p>
+          <w:p>
+            <w:pPr>
+              <w:spacing w:after="0"/>
+            </w:pPr>
+            <w:r>
+              <w:rPr>
+                <w:rFonts w:ascii="新細明體" w:hAnsi="新細明體" w:eastAsia="新細明體" w:cs="新細明體"/>
+                <w:b w:val="0"/>
+                <w:sz w:val="24"/>
+                <w:szCs w:val="24"/>
+              </w:rPr>
+              <w:t>從「一筆證據」追到「第二筆證據」，再追到「溫差的差別在說什麼」，最後把追問推到本節不收斂的問題（臺東那一格）。</w:t>
+            </w:r>
+          </w:p>
+        </w:tc>
+        <w:tc>
+          <w:tcPr>
+            <w:tcW w:type="dxa" w:w="397"/>
+          </w:tcPr>
+          <w:p>
+            <w:pPr>
+              <w:spacing w:after="0"/>
+            </w:pPr>
+            <w:r>
+              <w:rPr>
+                <w:rFonts w:ascii="新細明體" w:hAnsi="新細明體" w:eastAsia="新細明體" w:cs="新細明體"/>
+                <w:b w:val="0"/>
+                <w:sz w:val="24"/>
+                <w:szCs w:val="24"/>
+              </w:rPr>
+              <w:t>1</w:t>
+            </w:r>
+          </w:p>
+        </w:tc>
+        <w:tc>
+          <w:tcPr>
+            <w:tcW w:type="dxa" w:w="2835"/>
+          </w:tcPr>
+          <w:p>
+            <w:pPr>
+              <w:spacing w:after="0"/>
+            </w:pPr>
+            <w:r>
+              <w:rPr>
+                <w:rFonts w:ascii="新細明體" w:hAnsi="新細明體" w:eastAsia="新細明體" w:cs="新細明體"/>
+                <w:b w:val="0"/>
+                <w:sz w:val="24"/>
+                <w:szCs w:val="24"/>
+              </w:rPr>
+              <w:t>生1：「因為鋒面在北邊，所以臺北會下雨。」（判斷正確，只有一筆證據）</w:t>
+            </w:r>
+          </w:p>
+        </w:tc>
+        <w:tc>
+          <w:tcPr>
+            <w:tcW w:type="dxa" w:w="2778"/>
+          </w:tcPr>
+          <w:p>
+            <w:pPr>
+              <w:spacing w:after="0"/>
+            </w:pPr>
+            <w:r>
+              <w:rPr>
+                <w:rFonts w:ascii="新細明體" w:hAnsi="新細明體" w:eastAsia="新細明體" w:cs="新細明體"/>
+                <w:b w:val="0"/>
+                <w:sz w:val="24"/>
+                <w:szCs w:val="24"/>
+              </w:rPr>
+              <w:t>不肯定、不否定，只要求第二筆證據。逼學生從天氣圖回到觀測表。</w:t>
+            </w:r>
+          </w:p>
+        </w:tc>
+        <w:tc>
+          <w:tcPr>
+            <w:tcW w:type="dxa" w:w="2948"/>
+          </w:tcPr>
+          <w:p>
+            <w:pPr>
+              <w:spacing w:after="0"/>
+            </w:pPr>
+            <w:r>
+              <w:rPr>
+                <w:rFonts w:ascii="新細明體" w:hAnsi="新細明體" w:eastAsia="新細明體" w:cs="新細明體"/>
+                <w:b w:val="0"/>
+                <w:sz w:val="24"/>
+                <w:szCs w:val="24"/>
+              </w:rPr>
+              <w:t>【深究】「還有沒有第二筆？哪裡也在說同一件事？」</w:t>
+            </w:r>
+          </w:p>
+        </w:tc>
+      </w:tr>
+      <w:tr>
+        <w:tc>
+          <w:tcPr>
+            <w:tcW w:type="dxa" w:w="1474"/>
+            <w:vMerge/>
+          </w:tcPr>
+          <w:p/>
+        </w:tc>
+        <w:tc>
+          <w:tcPr>
+            <w:tcW w:type="dxa" w:w="397"/>
+          </w:tcPr>
+          <w:p>
+            <w:pPr>
+              <w:spacing w:after="0"/>
+            </w:pPr>
+            <w:r>
+              <w:rPr>
+                <w:rFonts w:ascii="新細明體" w:hAnsi="新細明體" w:eastAsia="新細明體" w:cs="新細明體"/>
+                <w:b w:val="0"/>
+                <w:sz w:val="24"/>
+                <w:szCs w:val="24"/>
+              </w:rPr>
+              <w:t>2</w:t>
+            </w:r>
+          </w:p>
+        </w:tc>
+        <w:tc>
+          <w:tcPr>
+            <w:tcW w:type="dxa" w:w="2835"/>
+          </w:tcPr>
+          <w:p>
+            <w:pPr>
+              <w:spacing w:after="0"/>
+            </w:pPr>
+            <w:r>
+              <w:rPr>
+                <w:rFonts w:ascii="新細明體" w:hAnsi="新細明體" w:eastAsia="新細明體" w:cs="新細明體"/>
+                <w:b w:val="0"/>
+                <w:sz w:val="24"/>
+                <w:szCs w:val="24"/>
+              </w:rPr>
+              <w:t>生2：「氣溫。臺北從 26.3 降到 23.0，降了 3 度多。」</w:t>
+            </w:r>
+          </w:p>
+        </w:tc>
+        <w:tc>
+          <w:tcPr>
+            <w:tcW w:type="dxa" w:w="2778"/>
+          </w:tcPr>
+          <w:p>
+            <w:pPr>
+              <w:spacing w:after="0"/>
+            </w:pPr>
+            <w:r>
+              <w:rPr>
+                <w:rFonts w:ascii="新細明體" w:hAnsi="新細明體" w:eastAsia="新細明體" w:cs="新細明體"/>
+                <w:b w:val="0"/>
+                <w:sz w:val="24"/>
+                <w:szCs w:val="24"/>
+              </w:rPr>
+              <w:t>把第二筆證據推廣成全臺的比較，追的是「差別」而不是「有沒有降」。</w:t>
+            </w:r>
+          </w:p>
+        </w:tc>
+        <w:tc>
+          <w:tcPr>
+            <w:tcW w:type="dxa" w:w="2948"/>
+          </w:tcPr>
+          <w:p>
+            <w:pPr>
+              <w:spacing w:after="0"/>
+            </w:pPr>
+            <w:r>
+              <w:rPr>
+                <w:rFonts w:ascii="新細明體" w:hAnsi="新細明體" w:eastAsia="新細明體" w:cs="新細明體"/>
+                <w:b w:val="0"/>
+                <w:sz w:val="24"/>
+                <w:szCs w:val="24"/>
+              </w:rPr>
+              <w:t>【深究】「臺中降了 4.9 度，高雄降 1.1 度。這個差別在告訴我們什麼？」</w:t>
+            </w:r>
+          </w:p>
+        </w:tc>
+      </w:tr>
+      <w:tr>
+        <w:tc>
+          <w:tcPr>
+            <w:tcW w:type="dxa" w:w="1474"/>
+            <w:vMerge/>
+          </w:tcPr>
+          <w:p/>
+        </w:tc>
+        <w:tc>
+          <w:tcPr>
+            <w:tcW w:type="dxa" w:w="397"/>
+          </w:tcPr>
+          <w:p>
+            <w:pPr>
+              <w:spacing w:after="0"/>
+            </w:pPr>
+            <w:r>
+              <w:rPr>
+                <w:rFonts w:ascii="新細明體" w:hAnsi="新細明體" w:eastAsia="新細明體" w:cs="新細明體"/>
+                <w:b w:val="0"/>
+                <w:sz w:val="24"/>
+                <w:szCs w:val="24"/>
+              </w:rPr>
+              <w:t>3</w:t>
+            </w:r>
+          </w:p>
+        </w:tc>
+        <w:tc>
+          <w:tcPr>
+            <w:tcW w:type="dxa" w:w="2835"/>
+          </w:tcPr>
+          <w:p>
+            <w:pPr>
+              <w:spacing w:after="0"/>
+            </w:pPr>
+            <w:r>
+              <w:rPr>
+                <w:rFonts w:ascii="新細明體" w:hAnsi="新細明體" w:eastAsia="新細明體" w:cs="新細明體"/>
+                <w:b w:val="0"/>
+                <w:sz w:val="24"/>
+                <w:szCs w:val="24"/>
+              </w:rPr>
               <w:t>生3：「鋒面到臺中了、還沒到高雄……所以降越多的地方，鋒面越近？」</w:t>
             </w:r>
           </w:p>
         </w:tc>
         <w:tc>
           <w:tcPr>
-            <w:tcW w:type="dxa" w:w="3005"/>
+            <w:tcW w:type="dxa" w:w="2778"/>
+          </w:tcPr>
+          <w:p>
+            <w:pPr>
+              <w:spacing w:after="0"/>
+            </w:pPr>
+            <w:r>
+              <w:rPr>
+                <w:rFonts w:ascii="新細明體" w:hAnsi="新細明體" w:eastAsia="新細明體" w:cs="新細明體"/>
+                <w:b w:val="0"/>
+                <w:sz w:val="24"/>
+                <w:szCs w:val="24"/>
+              </w:rPr>
+              <w:t>生3 說出的規則正是本節目標（鋒面推進到哪裡就寫在溫差裡）；教師不宣布「答對」，直接用這條規則去撞臺東那一格，開第 9 步、留成問題。</w:t>
+            </w:r>
+          </w:p>
+        </w:tc>
+        <w:tc>
+          <w:tcPr>
+            <w:tcW w:type="dxa" w:w="2948"/>
           </w:tcPr>
           <w:p>
             <w:pPr>
@@ -5080,25 +5157,6 @@
                 <w:szCs w:val="24"/>
               </w:rPr>
               <w:t>【深究】「那 19 號的臺東。鋒面離它最遠，它為什麼在下雷雨？」</w:t>
-            </w:r>
-          </w:p>
-        </w:tc>
-        <w:tc>
-          <w:tcPr>
-            <w:tcW w:type="dxa" w:w="2608"/>
-          </w:tcPr>
-          <w:p>
-            <w:pPr>
-              <w:spacing w:after="0"/>
-            </w:pPr>
-            <w:r>
-              <w:rPr>
-                <w:rFonts w:ascii="新細明體" w:hAnsi="新細明體" w:eastAsia="新細明體" w:cs="新細明體"/>
-                <w:b w:val="0"/>
-                <w:sz w:val="24"/>
-                <w:szCs w:val="24"/>
-              </w:rPr>
-              <w:t>生3 說出的規則正是本節目標（鋒面推進到哪裡就寫在溫差裡）；教師不宣布「答對」，直接用這條規則去撞臺東那一格，開第 9 步、留成問題。</w:t>
             </w:r>
           </w:p>
         </w:tc>

--- a/學共教案/教案成果/六年級_自然_多變的天氣_20260910/教案.docx
+++ b/學共教案/教案成果/六年級_自然_多變的天氣_20260910/教案.docx
@@ -3741,7 +3741,21 @@
                 <w:sz w:val="24"/>
                 <w:szCs w:val="24"/>
               </w:rPr>
-              <w:t>（講錯）「高雄也會下大雨，因為冷鋒過境就是會下雨。」</w:t>
+              <w:t>①（講錯）「高雄也會下大雨，因為冷鋒過境就是會下雨。」</w:t>
+            </w:r>
+          </w:p>
+          <w:p>
+            <w:pPr>
+              <w:spacing w:after="0"/>
+            </w:pPr>
+            <w:r>
+              <w:rPr>
+                <w:rFonts w:ascii="新細明體" w:hAnsi="新細明體" w:eastAsia="新細明體" w:cs="新細明體"/>
+                <w:b w:val="0"/>
+                <w:sz w:val="24"/>
+                <w:szCs w:val="24"/>
+              </w:rPr>
+              <w:t>②（答對但停在表層）「因為鋒面在北邊，所以臺北會下雨。」</w:t>
             </w:r>
           </w:p>
         </w:tc>
@@ -3760,7 +3774,21 @@
                 <w:sz w:val="24"/>
                 <w:szCs w:val="24"/>
               </w:rPr>
-              <w:t>規則本身沒錯，但被當成無條件成立，缺少「鋒面推進到哪裡了」這個前提。</w:t>
+              <w:t>①規則本身沒錯，但被當成無條件成立，缺少「鋒面推進到哪裡了」這個前提。</w:t>
+            </w:r>
+          </w:p>
+          <w:p>
+            <w:pPr>
+              <w:spacing w:after="0"/>
+            </w:pPr>
+            <w:r>
+              <w:rPr>
+                <w:rFonts w:ascii="新細明體" w:hAnsi="新細明體" w:eastAsia="新細明體" w:cs="新細明體"/>
+                <w:b w:val="0"/>
+                <w:sz w:val="24"/>
+                <w:szCs w:val="24"/>
+              </w:rPr>
+              <w:t>②判斷正確但只有一筆證據，沒有交叉佐證，也沒有提到移動。</w:t>
             </w:r>
           </w:p>
         </w:tc>
@@ -3779,7 +3807,21 @@
                 <w:sz w:val="24"/>
                 <w:szCs w:val="24"/>
               </w:rPr>
-              <w:t>「那高雄跟臺北，會一樣多嗎？你怎麼知道？」</w:t>
+              <w:t>①「那高雄跟臺北，會一樣多嗎？你怎麼知道？」</w:t>
+            </w:r>
+          </w:p>
+          <w:p>
+            <w:pPr>
+              <w:spacing w:after="0"/>
+            </w:pPr>
+            <w:r>
+              <w:rPr>
+                <w:rFonts w:ascii="新細明體" w:hAnsi="新細明體" w:eastAsia="新細明體" w:cs="新細明體"/>
+                <w:b w:val="0"/>
+                <w:sz w:val="24"/>
+                <w:szCs w:val="24"/>
+              </w:rPr>
+              <w:t>②「還有沒有第二筆？哪裡也在說同一件事？」</w:t>
             </w:r>
           </w:p>
         </w:tc>
@@ -3974,103 +4016,6 @@
                 <w:szCs w:val="24"/>
               </w:rPr>
               <w:t>「回到圖上。這張圖上，有哪一格在告訴你？」</w:t>
-            </w:r>
-          </w:p>
-        </w:tc>
-      </w:tr>
-      <w:tr>
-        <w:tc>
-          <w:tcPr>
-            <w:tcW w:type="dxa" w:w="1474"/>
-          </w:tcPr>
-          <w:p>
-            <w:pPr>
-              <w:spacing w:after="0"/>
-            </w:pPr>
-            <w:r>
-              <w:rPr>
-                <w:rFonts w:ascii="新細明體" w:hAnsi="新細明體" w:eastAsia="新細明體" w:cs="新細明體"/>
-                <w:b w:val="0"/>
-                <w:sz w:val="24"/>
-                <w:szCs w:val="24"/>
-              </w:rPr>
-              <w:t>深究</w:t>
-            </w:r>
-          </w:p>
-        </w:tc>
-        <w:tc>
-          <w:tcPr>
-            <w:tcW w:type="dxa" w:w="397"/>
-          </w:tcPr>
-          <w:p>
-            <w:pPr>
-              <w:spacing w:after="0"/>
-            </w:pPr>
-            <w:r>
-              <w:rPr>
-                <w:rFonts w:ascii="新細明體" w:hAnsi="新細明體" w:eastAsia="新細明體" w:cs="新細明體"/>
-                <w:b w:val="0"/>
-                <w:sz w:val="24"/>
-                <w:szCs w:val="24"/>
-              </w:rPr>
-              <w:t>—</w:t>
-            </w:r>
-          </w:p>
-        </w:tc>
-        <w:tc>
-          <w:tcPr>
-            <w:tcW w:type="dxa" w:w="2835"/>
-          </w:tcPr>
-          <w:p>
-            <w:pPr>
-              <w:spacing w:after="0"/>
-            </w:pPr>
-            <w:r>
-              <w:rPr>
-                <w:rFonts w:ascii="新細明體" w:hAnsi="新細明體" w:eastAsia="新細明體" w:cs="新細明體"/>
-                <w:b w:val="0"/>
-                <w:sz w:val="24"/>
-                <w:szCs w:val="24"/>
-              </w:rPr>
-              <w:t>（答對但停在表層）「因為鋒面在北邊，所以臺北會下雨。」</w:t>
-            </w:r>
-          </w:p>
-        </w:tc>
-        <w:tc>
-          <w:tcPr>
-            <w:tcW w:type="dxa" w:w="2778"/>
-          </w:tcPr>
-          <w:p>
-            <w:pPr>
-              <w:spacing w:after="0"/>
-            </w:pPr>
-            <w:r>
-              <w:rPr>
-                <w:rFonts w:ascii="新細明體" w:hAnsi="新細明體" w:eastAsia="新細明體" w:cs="新細明體"/>
-                <w:b w:val="0"/>
-                <w:sz w:val="24"/>
-                <w:szCs w:val="24"/>
-              </w:rPr>
-              <w:t>判斷正確但只有一筆證據，沒有交叉佐證，也沒有提到移動。</w:t>
-            </w:r>
-          </w:p>
-        </w:tc>
-        <w:tc>
-          <w:tcPr>
-            <w:tcW w:type="dxa" w:w="2948"/>
-          </w:tcPr>
-          <w:p>
-            <w:pPr>
-              <w:spacing w:after="0"/>
-            </w:pPr>
-            <w:r>
-              <w:rPr>
-                <w:rFonts w:ascii="新細明體" w:hAnsi="新細明體" w:eastAsia="新細明體" w:cs="新細明體"/>
-                <w:b w:val="0"/>
-                <w:sz w:val="24"/>
-                <w:szCs w:val="24"/>
-              </w:rPr>
-              <w:t>「還有沒有第二筆？哪裡也在說同一件事？」</w:t>
             </w:r>
           </w:p>
         </w:tc>

--- a/學共教案/教案成果/六年級_自然_多變的天氣_20260910/教案.docx
+++ b/學共教案/教案成果/六年級_自然_多變的天氣_20260910/教案.docx
@@ -3464,16 +3464,15 @@
         <w:tblLayout w:type="fixed"/>
       </w:tblPr>
       <w:tblGrid>
-        <w:gridCol w:w="1474"/>
-        <w:gridCol w:w="397"/>
+        <w:gridCol w:w="1701"/>
+        <w:gridCol w:w="2948"/>
         <w:gridCol w:w="2835"/>
-        <w:gridCol w:w="2778"/>
         <w:gridCol w:w="2948"/>
       </w:tblGrid>
       <w:tr>
         <w:tc>
           <w:tcPr>
-            <w:tcW w:type="dxa" w:w="1474"/>
+            <w:tcW w:type="dxa" w:w="1701"/>
           </w:tcPr>
           <w:p>
             <w:pPr>
@@ -3492,7 +3491,7 @@
         </w:tc>
         <w:tc>
           <w:tcPr>
-            <w:tcW w:type="dxa" w:w="397"/>
+            <w:tcW w:type="dxa" w:w="2948"/>
           </w:tcPr>
           <w:p>
             <w:pPr>
@@ -3505,32 +3504,13 @@
                 <w:sz w:val="24"/>
                 <w:szCs w:val="24"/>
               </w:rPr>
-              <w:t>序</w:t>
+              <w:t>預想的學生回應</w:t>
             </w:r>
           </w:p>
         </w:tc>
         <w:tc>
           <w:tcPr>
             <w:tcW w:type="dxa" w:w="2835"/>
-          </w:tcPr>
-          <w:p>
-            <w:pPr>
-              <w:spacing w:after="0"/>
-            </w:pPr>
-            <w:r>
-              <w:rPr>
-                <w:rFonts w:ascii="新細明體" w:hAnsi="新細明體" w:eastAsia="新細明體" w:cs="新細明體"/>
-                <w:b/>
-                <w:sz w:val="24"/>
-                <w:szCs w:val="24"/>
-              </w:rPr>
-              <w:t>預想的學生回應</w:t>
-            </w:r>
-          </w:p>
-        </w:tc>
-        <w:tc>
-          <w:tcPr>
-            <w:tcW w:type="dxa" w:w="2778"/>
           </w:tcPr>
           <w:p>
             <w:pPr>
@@ -3570,12 +3550,10 @@
       <w:tr>
         <w:tc>
           <w:tcPr>
-            <w:tcW w:type="dxa" w:w="10432"/>
-            <w:gridSpan w:val="5"/>
-          </w:tcPr>
-          <w:p>
-            <w:pPr>
-              <w:keepNext/>
+            <w:tcW w:type="dxa" w:w="1701"/>
+          </w:tcPr>
+          <w:p>
+            <w:pPr>
               <w:spacing w:after="0"/>
             </w:pPr>
             <w:r>
@@ -3585,7 +3563,354 @@
                 <w:sz w:val="24"/>
                 <w:szCs w:val="24"/>
               </w:rPr>
-              <w:t>一、單步理答（講錯／沉默／離題等狀況，一句接一句）</w:t>
+              <w:t>轉引</w:t>
+            </w:r>
+          </w:p>
+          <w:p>
+            <w:pPr>
+              <w:spacing w:after="0"/>
+            </w:pPr>
+            <w:r>
+              <w:rPr>
+                <w:rFonts w:ascii="新細明體" w:hAnsi="新細明體" w:eastAsia="新細明體" w:cs="新細明體"/>
+                <w:b w:val="0"/>
+                <w:sz w:val="24"/>
+                <w:szCs w:val="24"/>
+              </w:rPr>
+            </w:r>
+          </w:p>
+          <w:p>
+            <w:pPr>
+              <w:spacing w:after="0"/>
+            </w:pPr>
+            <w:r>
+              <w:rPr>
+                <w:rFonts w:ascii="新細明體" w:hAnsi="新細明體" w:eastAsia="新細明體" w:cs="新細明體"/>
+                <w:b w:val="0"/>
+                <w:sz w:val="24"/>
+                <w:szCs w:val="24"/>
+              </w:rPr>
+              <w:t>〔串連〕第 3 步・全班收集「最奇怪的一格」（導入與發現，第 4～8 分鐘）</w:t>
+            </w:r>
+          </w:p>
+          <w:p>
+            <w:pPr>
+              <w:spacing w:after="0"/>
+            </w:pPr>
+            <w:r>
+              <w:rPr>
+                <w:rFonts w:ascii="新細明體" w:hAnsi="新細明體" w:eastAsia="新細明體" w:cs="新細明體"/>
+                <w:b w:val="0"/>
+                <w:sz w:val="24"/>
+                <w:szCs w:val="24"/>
+              </w:rPr>
+              <w:t>高原策略：連續三位、三個不同的格子，不評價；收束句把三個異常格變成布題的素材。</w:t>
+            </w:r>
+          </w:p>
+        </w:tc>
+        <w:tc>
+          <w:tcPr>
+            <w:tcW w:type="dxa" w:w="2948"/>
+          </w:tcPr>
+          <w:p>
+            <w:pPr>
+              <w:spacing w:after="0"/>
+            </w:pPr>
+            <w:r>
+              <w:rPr>
+                <w:rFonts w:ascii="新細明體" w:hAnsi="新細明體" w:eastAsia="新細明體" w:cs="新細明體"/>
+                <w:b w:val="0"/>
+                <w:sz w:val="24"/>
+                <w:szCs w:val="24"/>
+              </w:rPr>
+              <w:t>【單步】</w:t>
+            </w:r>
+          </w:p>
+          <w:p>
+            <w:pPr>
+              <w:spacing w:after="0"/>
+            </w:pPr>
+            <w:r>
+              <w:rPr>
+                <w:rFonts w:ascii="新細明體" w:hAnsi="新細明體" w:eastAsia="新細明體" w:cs="新細明體"/>
+                <w:b w:val="0"/>
+                <w:sz w:val="24"/>
+                <w:szCs w:val="24"/>
+              </w:rPr>
+              <w:t>（質疑教材）「圖上沒畫鋒面，不代表那裡沒有啊。」</w:t>
+            </w:r>
+          </w:p>
+          <w:p>
+            <w:pPr>
+              <w:spacing w:after="0"/>
+            </w:pPr>
+            <w:r>
+              <w:rPr>
+                <w:rFonts w:ascii="新細明體" w:hAnsi="新細明體" w:eastAsia="新細明體" w:cs="新細明體"/>
+                <w:b w:val="0"/>
+                <w:sz w:val="24"/>
+                <w:szCs w:val="24"/>
+              </w:rPr>
+            </w:r>
+          </w:p>
+          <w:p>
+            <w:pPr>
+              <w:spacing w:after="0"/>
+            </w:pPr>
+            <w:r>
+              <w:rPr>
+                <w:rFonts w:ascii="新細明體" w:hAnsi="新細明體" w:eastAsia="新細明體" w:cs="新細明體"/>
+                <w:b w:val="0"/>
+                <w:sz w:val="24"/>
+                <w:szCs w:val="24"/>
+              </w:rPr>
+              <w:t>【串連進程】</w:t>
+            </w:r>
+          </w:p>
+          <w:p>
+            <w:pPr>
+              <w:spacing w:after="0"/>
+            </w:pPr>
+            <w:r>
+              <w:rPr>
+                <w:rFonts w:ascii="新細明體" w:hAnsi="新細明體" w:eastAsia="新細明體" w:cs="新細明體"/>
+                <w:b w:val="0"/>
+                <w:sz w:val="24"/>
+                <w:szCs w:val="24"/>
+              </w:rPr>
+              <w:t>1. 生1：「我圈臺東。它在下雷雨，可是別的地方都是晴的。」</w:t>
+            </w:r>
+          </w:p>
+          <w:p>
+            <w:pPr>
+              <w:spacing w:after="0"/>
+            </w:pPr>
+            <w:r>
+              <w:rPr>
+                <w:rFonts w:ascii="新細明體" w:hAnsi="新細明體" w:eastAsia="新細明體" w:cs="新細明體"/>
+                <w:b w:val="0"/>
+                <w:sz w:val="24"/>
+                <w:szCs w:val="24"/>
+              </w:rPr>
+              <w:t>2. 生2：「我圈澎湖，也是雷雨，可是它氣溫最低。」</w:t>
+            </w:r>
+          </w:p>
+          <w:p>
+            <w:pPr>
+              <w:spacing w:after="0"/>
+            </w:pPr>
+            <w:r>
+              <w:rPr>
+                <w:rFonts w:ascii="新細明體" w:hAnsi="新細明體" w:eastAsia="新細明體" w:cs="新細明體"/>
+                <w:b w:val="0"/>
+                <w:sz w:val="24"/>
+                <w:szCs w:val="24"/>
+              </w:rPr>
+              <w:t>3. 生3：「我圈宜蘭，它是唯一一個晴的。」</w:t>
+            </w:r>
+          </w:p>
+        </w:tc>
+        <w:tc>
+          <w:tcPr>
+            <w:tcW w:type="dxa" w:w="2835"/>
+          </w:tcPr>
+          <w:p>
+            <w:pPr>
+              <w:spacing w:after="0"/>
+            </w:pPr>
+            <w:r>
+              <w:rPr>
+                <w:rFonts w:ascii="新細明體" w:hAnsi="新細明體" w:eastAsia="新細明體" w:cs="新細明體"/>
+                <w:b w:val="0"/>
+                <w:sz w:val="24"/>
+                <w:szCs w:val="24"/>
+              </w:rPr>
+              <w:t>【單步】</w:t>
+            </w:r>
+          </w:p>
+          <w:p>
+            <w:pPr>
+              <w:spacing w:after="0"/>
+            </w:pPr>
+            <w:r>
+              <w:rPr>
+                <w:rFonts w:ascii="新細明體" w:hAnsi="新細明體" w:eastAsia="新細明體" w:cs="新細明體"/>
+                <w:b w:val="0"/>
+                <w:sz w:val="24"/>
+                <w:szCs w:val="24"/>
+              </w:rPr>
+              <w:t>這是很好的科學質疑，不是搗亂。學生已經意識到天氣圖是一種人為的表徵。</w:t>
+            </w:r>
+          </w:p>
+          <w:p>
+            <w:pPr>
+              <w:spacing w:after="0"/>
+            </w:pPr>
+            <w:r>
+              <w:rPr>
+                <w:rFonts w:ascii="新細明體" w:hAnsi="新細明體" w:eastAsia="新細明體" w:cs="新細明體"/>
+                <w:b w:val="0"/>
+                <w:sz w:val="24"/>
+                <w:szCs w:val="24"/>
+              </w:rPr>
+            </w:r>
+          </w:p>
+          <w:p>
+            <w:pPr>
+              <w:spacing w:after="0"/>
+            </w:pPr>
+            <w:r>
+              <w:rPr>
+                <w:rFonts w:ascii="新細明體" w:hAnsi="新細明體" w:eastAsia="新細明體" w:cs="新細明體"/>
+                <w:b w:val="0"/>
+                <w:sz w:val="24"/>
+                <w:szCs w:val="24"/>
+              </w:rPr>
+              <w:t>【串連進程】</w:t>
+            </w:r>
+          </w:p>
+          <w:p>
+            <w:pPr>
+              <w:spacing w:after="0"/>
+            </w:pPr>
+            <w:r>
+              <w:rPr>
+                <w:rFonts w:ascii="新細明體" w:hAnsi="新細明體" w:eastAsia="新細明體" w:cs="新細明體"/>
+                <w:b w:val="0"/>
+                <w:sz w:val="24"/>
+                <w:szCs w:val="24"/>
+              </w:rPr>
+              <w:t>1. 不說「對」「很好」。只複述格子名，把發言權立刻交出去。</w:t>
+            </w:r>
+          </w:p>
+          <w:p>
+            <w:pPr>
+              <w:spacing w:after="0"/>
+            </w:pPr>
+            <w:r>
+              <w:rPr>
+                <w:rFonts w:ascii="新細明體" w:hAnsi="新細明體" w:eastAsia="新細明體" w:cs="新細明體"/>
+                <w:b w:val="0"/>
+                <w:sz w:val="24"/>
+                <w:szCs w:val="24"/>
+              </w:rPr>
+              <w:t>2. 第二個視點疊上去。生2 講的是氣溫，跟生1 講的天氣狀況不是同一欄——先不點破，留給第三段。</w:t>
+            </w:r>
+          </w:p>
+          <w:p>
+            <w:pPr>
+              <w:spacing w:after="0"/>
+            </w:pPr>
+            <w:r>
+              <w:rPr>
+                <w:rFonts w:ascii="新細明體" w:hAnsi="新細明體" w:eastAsia="新細明體" w:cs="新細明體"/>
+                <w:b w:val="0"/>
+                <w:sz w:val="24"/>
+                <w:szCs w:val="24"/>
+              </w:rPr>
+              <w:t>3. 三個視點到齊才拋更深的問題。收束句不裁決誰圈得對，直接接第 4 步布題。</w:t>
+            </w:r>
+          </w:p>
+        </w:tc>
+        <w:tc>
+          <w:tcPr>
+            <w:tcW w:type="dxa" w:w="2948"/>
+          </w:tcPr>
+          <w:p>
+            <w:pPr>
+              <w:spacing w:after="0"/>
+            </w:pPr>
+            <w:r>
+              <w:rPr>
+                <w:rFonts w:ascii="新細明體" w:hAnsi="新細明體" w:eastAsia="新細明體" w:cs="新細明體"/>
+                <w:b w:val="0"/>
+                <w:sz w:val="24"/>
+                <w:szCs w:val="24"/>
+              </w:rPr>
+              <w:t>【單步】</w:t>
+            </w:r>
+          </w:p>
+          <w:p>
+            <w:pPr>
+              <w:spacing w:after="0"/>
+            </w:pPr>
+            <w:r>
+              <w:rPr>
+                <w:rFonts w:ascii="新細明體" w:hAnsi="新細明體" w:eastAsia="新細明體" w:cs="新細明體"/>
+                <w:b w:val="0"/>
+                <w:sz w:val="24"/>
+                <w:szCs w:val="24"/>
+              </w:rPr>
+              <w:t>「這是一個很不一樣的想法。有人想接下去講嗎？」</w:t>
+            </w:r>
+          </w:p>
+          <w:p>
+            <w:pPr>
+              <w:spacing w:after="0"/>
+            </w:pPr>
+            <w:r>
+              <w:rPr>
+                <w:rFonts w:ascii="新細明體" w:hAnsi="新細明體" w:eastAsia="新細明體" w:cs="新細明體"/>
+                <w:b w:val="0"/>
+                <w:sz w:val="24"/>
+                <w:szCs w:val="24"/>
+              </w:rPr>
+            </w:r>
+          </w:p>
+          <w:p>
+            <w:pPr>
+              <w:spacing w:after="0"/>
+            </w:pPr>
+            <w:r>
+              <w:rPr>
+                <w:rFonts w:ascii="新細明體" w:hAnsi="新細明體" w:eastAsia="新細明體" w:cs="新細明體"/>
+                <w:b w:val="0"/>
+                <w:sz w:val="24"/>
+                <w:szCs w:val="24"/>
+              </w:rPr>
+              <w:t>【串連進程】</w:t>
+            </w:r>
+          </w:p>
+          <w:p>
+            <w:pPr>
+              <w:spacing w:after="0"/>
+            </w:pPr>
+            <w:r>
+              <w:rPr>
+                <w:rFonts w:ascii="新細明體" w:hAnsi="新細明體" w:eastAsia="新細明體" w:cs="新細明體"/>
+                <w:b w:val="0"/>
+                <w:sz w:val="24"/>
+                <w:szCs w:val="24"/>
+              </w:rPr>
+              <w:t>1. 【轉引】「生1 圈臺東。還有沒有人圈不一樣的？」</w:t>
+            </w:r>
+          </w:p>
+          <w:p>
+            <w:pPr>
+              <w:spacing w:after="0"/>
+            </w:pPr>
+            <w:r>
+              <w:rPr>
+                <w:rFonts w:ascii="新細明體" w:hAnsi="新細明體" w:eastAsia="新細明體" w:cs="新細明體"/>
+                <w:b w:val="0"/>
+                <w:sz w:val="24"/>
+                <w:szCs w:val="24"/>
+              </w:rPr>
+              <w:t>2. 【轉引】「多了一個澎湖。還有嗎？」</w:t>
+            </w:r>
+          </w:p>
+          <w:p>
+            <w:pPr>
+              <w:spacing w:after="0"/>
+            </w:pPr>
+            <w:r>
+              <w:rPr>
+                <w:rFonts w:ascii="新細明體" w:hAnsi="新細明體" w:eastAsia="新細明體" w:cs="新細明體"/>
+                <w:b w:val="0"/>
+                <w:sz w:val="24"/>
+                <w:szCs w:val="24"/>
+              </w:rPr>
+              <w:t>3. 【轉引・收束】「臺東、澎湖、宜蘭，三個格子，奇怪的理由都不一樣。現在——你手上只有 19 號的資料，明天早上臺北跟高雄會怎樣？」</w:t>
             </w:r>
           </w:p>
         </w:tc>
@@ -3593,39 +3918,163 @@
       <w:tr>
         <w:tc>
           <w:tcPr>
-            <w:tcW w:type="dxa" w:w="1474"/>
-          </w:tcPr>
-          <w:p>
-            <w:pPr>
-              <w:spacing w:after="0"/>
-            </w:pPr>
-            <w:r>
-              <w:rPr>
-                <w:rFonts w:ascii="新細明體" w:hAnsi="新細明體" w:eastAsia="新細明體" w:cs="新細明體"/>
-                <w:b w:val="0"/>
+            <w:tcW w:type="dxa" w:w="1701"/>
+          </w:tcPr>
+          <w:p>
+            <w:pPr>
+              <w:spacing w:after="0"/>
+            </w:pPr>
+            <w:r>
+              <w:rPr>
+                <w:rFonts w:ascii="新細明體" w:hAnsi="新細明體" w:eastAsia="新細明體" w:cs="新細明體"/>
+                <w:b/>
                 <w:sz w:val="24"/>
                 <w:szCs w:val="24"/>
               </w:rPr>
               <w:t>轉問</w:t>
             </w:r>
           </w:p>
-        </w:tc>
-        <w:tc>
-          <w:tcPr>
-            <w:tcW w:type="dxa" w:w="397"/>
-          </w:tcPr>
-          <w:p>
-            <w:pPr>
-              <w:spacing w:after="0"/>
-            </w:pPr>
-            <w:r>
-              <w:rPr>
-                <w:rFonts w:ascii="新細明體" w:hAnsi="新細明體" w:eastAsia="新細明體" w:cs="新細明體"/>
-                <w:b w:val="0"/>
-                <w:sz w:val="24"/>
-                <w:szCs w:val="24"/>
-              </w:rPr>
-              <w:t>—</w:t>
+          <w:p>
+            <w:pPr>
+              <w:spacing w:after="0"/>
+            </w:pPr>
+            <w:r>
+              <w:rPr>
+                <w:rFonts w:ascii="新細明體" w:hAnsi="新細明體" w:eastAsia="新細明體" w:cs="新細明體"/>
+                <w:b w:val="0"/>
+                <w:sz w:val="24"/>
+                <w:szCs w:val="24"/>
+              </w:rPr>
+            </w:r>
+          </w:p>
+          <w:p>
+            <w:pPr>
+              <w:spacing w:after="0"/>
+            </w:pPr>
+            <w:r>
+              <w:rPr>
+                <w:rFonts w:ascii="新細明體" w:hAnsi="新細明體" w:eastAsia="新細明體" w:cs="新細明體"/>
+                <w:b w:val="0"/>
+                <w:sz w:val="24"/>
+                <w:szCs w:val="24"/>
+              </w:rPr>
+              <w:t>〔串連〕第 8 步・串連高雄的分歧（挑戰與聚斂，第 30～35 分鐘）</w:t>
+            </w:r>
+          </w:p>
+          <w:p>
+            <w:pPr>
+              <w:spacing w:after="0"/>
+            </w:pPr>
+            <w:r>
+              <w:rPr>
+                <w:rFonts w:ascii="新細明體" w:hAnsi="新細明體" w:eastAsia="新細明體" w:cs="新細明體"/>
+                <w:b w:val="0"/>
+                <w:sz w:val="24"/>
+                <w:szCs w:val="24"/>
+              </w:rPr>
+              <w:t>學生與學生串連：預測不同的兩組先講，第三位學生說出兩者的差別；教師全程不裁決，最後用回歸把裁決交給天氣圖。</w:t>
+            </w:r>
+          </w:p>
+        </w:tc>
+        <w:tc>
+          <w:tcPr>
+            <w:tcW w:type="dxa" w:w="2948"/>
+          </w:tcPr>
+          <w:p>
+            <w:pPr>
+              <w:spacing w:after="0"/>
+            </w:pPr>
+            <w:r>
+              <w:rPr>
+                <w:rFonts w:ascii="新細明體" w:hAnsi="新細明體" w:eastAsia="新細明體" w:cs="新細明體"/>
+                <w:b w:val="0"/>
+                <w:sz w:val="24"/>
+                <w:szCs w:val="24"/>
+              </w:rPr>
+              <w:t>【單步】</w:t>
+            </w:r>
+          </w:p>
+          <w:p>
+            <w:pPr>
+              <w:spacing w:after="0"/>
+            </w:pPr>
+            <w:r>
+              <w:rPr>
+                <w:rFonts w:ascii="新細明體" w:hAnsi="新細明體" w:eastAsia="新細明體" w:cs="新細明體"/>
+                <w:b w:val="0"/>
+                <w:sz w:val="24"/>
+                <w:szCs w:val="24"/>
+              </w:rPr>
+              <w:t>（講錯）「臺東 19 號就在下雨了，所以鋒面 19 號就到臺東了。」</w:t>
+            </w:r>
+          </w:p>
+          <w:p>
+            <w:pPr>
+              <w:spacing w:after="0"/>
+            </w:pPr>
+            <w:r>
+              <w:rPr>
+                <w:rFonts w:ascii="新細明體" w:hAnsi="新細明體" w:eastAsia="新細明體" w:cs="新細明體"/>
+                <w:b w:val="0"/>
+                <w:sz w:val="24"/>
+                <w:szCs w:val="24"/>
+              </w:rPr>
+            </w:r>
+          </w:p>
+          <w:p>
+            <w:pPr>
+              <w:spacing w:after="0"/>
+            </w:pPr>
+            <w:r>
+              <w:rPr>
+                <w:rFonts w:ascii="新細明體" w:hAnsi="新細明體" w:eastAsia="新細明體" w:cs="新細明體"/>
+                <w:b w:val="0"/>
+                <w:sz w:val="24"/>
+                <w:szCs w:val="24"/>
+              </w:rPr>
+              <w:t>【串連進程】</w:t>
+            </w:r>
+          </w:p>
+          <w:p>
+            <w:pPr>
+              <w:spacing w:after="0"/>
+            </w:pPr>
+            <w:r>
+              <w:rPr>
+                <w:rFonts w:ascii="新細明體" w:hAnsi="新細明體" w:eastAsia="新細明體" w:cs="新細明體"/>
+                <w:b w:val="0"/>
+                <w:sz w:val="24"/>
+                <w:szCs w:val="24"/>
+              </w:rPr>
+              <w:t>1. 生1（第 4 組，寫「高雄不會下雨」）：「鋒面在北邊，還沒到高雄，所以高雄不會下。」</w:t>
+            </w:r>
+          </w:p>
+          <w:p>
+            <w:pPr>
+              <w:spacing w:after="0"/>
+            </w:pPr>
+            <w:r>
+              <w:rPr>
+                <w:rFonts w:ascii="新細明體" w:hAnsi="新細明體" w:eastAsia="新細明體" w:cs="新細明體"/>
+                <w:b w:val="0"/>
+                <w:sz w:val="24"/>
+                <w:szCs w:val="24"/>
+              </w:rPr>
+              <w:t>2. 生2（第 2 組，寫「高雄會下雨」）：「冷鋒過境就會下雨啊。臺北會下，高雄也會下。」</w:t>
+            </w:r>
+          </w:p>
+          <w:p>
+            <w:pPr>
+              <w:spacing w:after="0"/>
+            </w:pPr>
+            <w:r>
+              <w:rPr>
+                <w:rFonts w:ascii="新細明體" w:hAnsi="新細明體" w:eastAsia="新細明體" w:cs="新細明體"/>
+                <w:b w:val="0"/>
+                <w:sz w:val="24"/>
+                <w:szCs w:val="24"/>
+              </w:rPr>
+              <w:t>3. 生3（第 1 組）：「一個是看鋒面……在哪裡；一個是……冷鋒就會下雨。」（講得斷斷續續）</w:t>
             </w:r>
           </w:p>
         </w:tc>
@@ -3644,14 +4093,9 @@
                 <w:sz w:val="24"/>
                 <w:szCs w:val="24"/>
               </w:rPr>
-              <w:t>（講錯）「臺東 19 號就在下雨了，所以鋒面 19 號就到臺東了。」</w:t>
-            </w:r>
-          </w:p>
-        </w:tc>
-        <w:tc>
-          <w:tcPr>
-            <w:tcW w:type="dxa" w:w="2778"/>
-          </w:tcPr>
+              <w:t>【單步】</w:t>
+            </w:r>
+          </w:p>
           <w:p>
             <w:pPr>
               <w:spacing w:after="0"/>
@@ -3666,6 +4110,75 @@
               <w:t>把「降雨」當成鋒面的唯一指標，沒有回頭看天氣圖上鋒面的實際位置。這是本課最有價值的錯誤，不要當場糾正。</w:t>
             </w:r>
           </w:p>
+          <w:p>
+            <w:pPr>
+              <w:spacing w:after="0"/>
+            </w:pPr>
+            <w:r>
+              <w:rPr>
+                <w:rFonts w:ascii="新細明體" w:hAnsi="新細明體" w:eastAsia="新細明體" w:cs="新細明體"/>
+                <w:b w:val="0"/>
+                <w:sz w:val="24"/>
+                <w:szCs w:val="24"/>
+              </w:rPr>
+            </w:r>
+          </w:p>
+          <w:p>
+            <w:pPr>
+              <w:spacing w:after="0"/>
+            </w:pPr>
+            <w:r>
+              <w:rPr>
+                <w:rFonts w:ascii="新細明體" w:hAnsi="新細明體" w:eastAsia="新細明體" w:cs="新細明體"/>
+                <w:b w:val="0"/>
+                <w:sz w:val="24"/>
+                <w:szCs w:val="24"/>
+              </w:rPr>
+              <w:t>【串連進程】</w:t>
+            </w:r>
+          </w:p>
+          <w:p>
+            <w:pPr>
+              <w:spacing w:after="0"/>
+            </w:pPr>
+            <w:r>
+              <w:rPr>
+                <w:rFonts w:ascii="新細明體" w:hAnsi="新細明體" w:eastAsia="新細明體" w:cs="新細明體"/>
+                <w:b w:val="0"/>
+                <w:sz w:val="24"/>
+                <w:szCs w:val="24"/>
+              </w:rPr>
+              <w:t>1. 不回饋生1，直接把發言權轉給預測相反的組。</w:t>
+            </w:r>
+          </w:p>
+          <w:p>
+            <w:pPr>
+              <w:spacing w:after="0"/>
+            </w:pPr>
+            <w:r>
+              <w:rPr>
+                <w:rFonts w:ascii="新細明體" w:hAnsi="新細明體" w:eastAsia="新細明體" w:cs="新細明體"/>
+                <w:b w:val="0"/>
+                <w:sz w:val="24"/>
+                <w:szCs w:val="24"/>
+              </w:rPr>
+              <w:t>2. 不說誰對。找第三位（預定為平時少發言、但小組討論時有開口的學生）把兩種規則並排講出來。</w:t>
+            </w:r>
+          </w:p>
+          <w:p>
+            <w:pPr>
+              <w:spacing w:after="0"/>
+            </w:pPr>
+            <w:r>
+              <w:rPr>
+                <w:rFonts w:ascii="新細明體" w:hAnsi="新細明體" w:eastAsia="新細明體" w:cs="新細明體"/>
+                <w:b w:val="0"/>
+                <w:sz w:val="24"/>
+                <w:szCs w:val="24"/>
+              </w:rPr>
+              <w:t>3. 修正的動作留在學生身上，由生3 指名求救而不是教師換人。最後不由教師宣布答案，由 4/20 天氣圖裁決。</w:t>
+            </w:r>
+          </w:p>
         </w:tc>
         <w:tc>
           <w:tcPr>
@@ -3682,7 +4195,90 @@
                 <w:sz w:val="24"/>
                 <w:szCs w:val="24"/>
               </w:rPr>
+              <w:t>【單步】</w:t>
+            </w:r>
+          </w:p>
+          <w:p>
+            <w:pPr>
+              <w:spacing w:after="0"/>
+            </w:pPr>
+            <w:r>
+              <w:rPr>
+                <w:rFonts w:ascii="新細明體" w:hAnsi="新細明體" w:eastAsia="新細明體" w:cs="新細明體"/>
+                <w:b w:val="0"/>
+                <w:sz w:val="24"/>
+                <w:szCs w:val="24"/>
+              </w:rPr>
               <w:t>「有人要幫他補充一下嗎？」</w:t>
+            </w:r>
+          </w:p>
+          <w:p>
+            <w:pPr>
+              <w:spacing w:after="0"/>
+            </w:pPr>
+            <w:r>
+              <w:rPr>
+                <w:rFonts w:ascii="新細明體" w:hAnsi="新細明體" w:eastAsia="新細明體" w:cs="新細明體"/>
+                <w:b w:val="0"/>
+                <w:sz w:val="24"/>
+                <w:szCs w:val="24"/>
+              </w:rPr>
+            </w:r>
+          </w:p>
+          <w:p>
+            <w:pPr>
+              <w:spacing w:after="0"/>
+            </w:pPr>
+            <w:r>
+              <w:rPr>
+                <w:rFonts w:ascii="新細明體" w:hAnsi="新細明體" w:eastAsia="新細明體" w:cs="新細明體"/>
+                <w:b w:val="0"/>
+                <w:sz w:val="24"/>
+                <w:szCs w:val="24"/>
+              </w:rPr>
+              <w:t>【串連進程】</w:t>
+            </w:r>
+          </w:p>
+          <w:p>
+            <w:pPr>
+              <w:spacing w:after="0"/>
+            </w:pPr>
+            <w:r>
+              <w:rPr>
+                <w:rFonts w:ascii="新細明體" w:hAnsi="新細明體" w:eastAsia="新細明體" w:cs="新細明體"/>
+                <w:b w:val="0"/>
+                <w:sz w:val="24"/>
+                <w:szCs w:val="24"/>
+              </w:rPr>
+              <w:t>1. 【轉問】「第 2 組，你們寫高雄會下雨。你們當時是怎麼想的？」</w:t>
+            </w:r>
+          </w:p>
+          <w:p>
+            <w:pPr>
+              <w:spacing w:after="0"/>
+            </w:pPr>
+            <w:r>
+              <w:rPr>
+                <w:rFonts w:ascii="新細明體" w:hAnsi="新細明體" w:eastAsia="新細明體" w:cs="新細明體"/>
+                <w:b w:val="0"/>
+                <w:sz w:val="24"/>
+                <w:szCs w:val="24"/>
+              </w:rPr>
+              <w:t>2. 【轉問】「生3，你聽到這兩組的差別在哪裡？」</w:t>
+            </w:r>
+          </w:p>
+          <w:p>
+            <w:pPr>
+              <w:spacing w:after="0"/>
+            </w:pPr>
+            <w:r>
+              <w:rPr>
+                <w:rFonts w:ascii="新細明體" w:hAnsi="新細明體" w:eastAsia="新細明體" w:cs="新細明體"/>
+                <w:b w:val="0"/>
+                <w:sz w:val="24"/>
+                <w:szCs w:val="24"/>
+              </w:rPr>
+              <w:t>3. 【釐清】「再一次。」→（仍卡）【轉問】「有人要幫他補一下嗎？」→ 生3 自己指名同儕補完 →【回歸】「回到圖上。20 號鋒面壓在哪裡？」</w:t>
             </w:r>
           </w:p>
         </w:tc>
@@ -3690,39 +4286,53 @@
       <w:tr>
         <w:tc>
           <w:tcPr>
-            <w:tcW w:type="dxa" w:w="1474"/>
-          </w:tcPr>
-          <w:p>
-            <w:pPr>
-              <w:spacing w:after="0"/>
-            </w:pPr>
-            <w:r>
-              <w:rPr>
-                <w:rFonts w:ascii="新細明體" w:hAnsi="新細明體" w:eastAsia="新細明體" w:cs="新細明體"/>
-                <w:b w:val="0"/>
-                <w:sz w:val="24"/>
-                <w:szCs w:val="24"/>
-              </w:rPr>
-              <w:t>深究</w:t>
-            </w:r>
-          </w:p>
-        </w:tc>
-        <w:tc>
-          <w:tcPr>
-            <w:tcW w:type="dxa" w:w="397"/>
-          </w:tcPr>
-          <w:p>
-            <w:pPr>
-              <w:spacing w:after="0"/>
-            </w:pPr>
-            <w:r>
-              <w:rPr>
-                <w:rFonts w:ascii="新細明體" w:hAnsi="新細明體" w:eastAsia="新細明體" w:cs="新細明體"/>
-                <w:b w:val="0"/>
-                <w:sz w:val="24"/>
-                <w:szCs w:val="24"/>
-              </w:rPr>
-              <w:t>—</w:t>
+            <w:tcW w:type="dxa" w:w="1701"/>
+          </w:tcPr>
+          <w:p>
+            <w:pPr>
+              <w:spacing w:after="0"/>
+            </w:pPr>
+            <w:r>
+              <w:rPr>
+                <w:rFonts w:ascii="新細明體" w:hAnsi="新細明體" w:eastAsia="新細明體" w:cs="新細明體"/>
+                <w:b/>
+                <w:sz w:val="24"/>
+                <w:szCs w:val="24"/>
+              </w:rPr>
+              <w:t>提示</w:t>
+            </w:r>
+          </w:p>
+        </w:tc>
+        <w:tc>
+          <w:tcPr>
+            <w:tcW w:type="dxa" w:w="2948"/>
+          </w:tcPr>
+          <w:p>
+            <w:pPr>
+              <w:spacing w:after="0"/>
+            </w:pPr>
+            <w:r>
+              <w:rPr>
+                <w:rFonts w:ascii="新細明體" w:hAnsi="新細明體" w:eastAsia="新細明體" w:cs="新細明體"/>
+                <w:b w:val="0"/>
+                <w:sz w:val="24"/>
+                <w:szCs w:val="24"/>
+              </w:rPr>
+              <w:t>【單步】</w:t>
+            </w:r>
+          </w:p>
+          <w:p>
+            <w:pPr>
+              <w:spacing w:after="0"/>
+            </w:pPr>
+            <w:r>
+              <w:rPr>
+                <w:rFonts w:ascii="新細明體" w:hAnsi="新細明體" w:eastAsia="新細明體" w:cs="新細明體"/>
+                <w:b w:val="0"/>
+                <w:sz w:val="24"/>
+                <w:szCs w:val="24"/>
+              </w:rPr>
+              <w:t>（沉默）被點名後低頭不語</w:t>
             </w:r>
           </w:p>
         </w:tc>
@@ -3741,54 +4351,21 @@
                 <w:sz w:val="24"/>
                 <w:szCs w:val="24"/>
               </w:rPr>
-              <w:t>①（講錯）「高雄也會下大雨，因為冷鋒過境就是會下雨。」</w:t>
-            </w:r>
-          </w:p>
-          <w:p>
-            <w:pPr>
-              <w:spacing w:after="0"/>
-            </w:pPr>
-            <w:r>
-              <w:rPr>
-                <w:rFonts w:ascii="新細明體" w:hAnsi="新細明體" w:eastAsia="新細明體" w:cs="新細明體"/>
-                <w:b w:val="0"/>
-                <w:sz w:val="24"/>
-                <w:szCs w:val="24"/>
-              </w:rPr>
-              <w:t>②（答對但停在表層）「因為鋒面在北邊，所以臺北會下雨。」</w:t>
-            </w:r>
-          </w:p>
-        </w:tc>
-        <w:tc>
-          <w:tcPr>
-            <w:tcW w:type="dxa" w:w="2778"/>
-          </w:tcPr>
-          <w:p>
-            <w:pPr>
-              <w:spacing w:after="0"/>
-            </w:pPr>
-            <w:r>
-              <w:rPr>
-                <w:rFonts w:ascii="新細明體" w:hAnsi="新細明體" w:eastAsia="新細明體" w:cs="新細明體"/>
-                <w:b w:val="0"/>
-                <w:sz w:val="24"/>
-                <w:szCs w:val="24"/>
-              </w:rPr>
-              <w:t>①規則本身沒錯，但被當成無條件成立，缺少「鋒面推進到哪裡了」這個前提。</w:t>
-            </w:r>
-          </w:p>
-          <w:p>
-            <w:pPr>
-              <w:spacing w:after="0"/>
-            </w:pPr>
-            <w:r>
-              <w:rPr>
-                <w:rFonts w:ascii="新細明體" w:hAnsi="新細明體" w:eastAsia="新細明體" w:cs="新細明體"/>
-                <w:b w:val="0"/>
-                <w:sz w:val="24"/>
-                <w:szCs w:val="24"/>
-              </w:rPr>
-              <w:t>②判斷正確但只有一筆證據，沒有交叉佐證，也沒有提到移動。</w:t>
+              <w:t>【單步】</w:t>
+            </w:r>
+          </w:p>
+          <w:p>
+            <w:pPr>
+              <w:spacing w:after="0"/>
+            </w:pPr>
+            <w:r>
+              <w:rPr>
+                <w:rFonts w:ascii="新細明體" w:hAnsi="新細明體" w:eastAsia="新細明體" w:cs="新細明體"/>
+                <w:b w:val="0"/>
+                <w:sz w:val="24"/>
+                <w:szCs w:val="24"/>
+              </w:rPr>
+              <w:t>可能是還沒讀完資料，也可能是不確定自己講的算不算數。催他會讓他更退。</w:t>
             </w:r>
           </w:p>
         </w:tc>
@@ -3807,21 +4384,21 @@
                 <w:sz w:val="24"/>
                 <w:szCs w:val="24"/>
               </w:rPr>
-              <w:t>①「那高雄跟臺北，會一樣多嗎？你怎麼知道？」</w:t>
-            </w:r>
-          </w:p>
-          <w:p>
-            <w:pPr>
-              <w:spacing w:after="0"/>
-            </w:pPr>
-            <w:r>
-              <w:rPr>
-                <w:rFonts w:ascii="新細明體" w:hAnsi="新細明體" w:eastAsia="新細明體" w:cs="新細明體"/>
-                <w:b w:val="0"/>
-                <w:sz w:val="24"/>
-                <w:szCs w:val="24"/>
-              </w:rPr>
-              <w:t>②「還有沒有第二筆？哪裡也在說同一件事？」</w:t>
+              <w:t>【單步】</w:t>
+            </w:r>
+          </w:p>
+          <w:p>
+            <w:pPr>
+              <w:spacing w:after="0"/>
+            </w:pPr>
+            <w:r>
+              <w:rPr>
+                <w:rFonts w:ascii="新細明體" w:hAnsi="新細明體" w:eastAsia="新細明體" w:cs="新細明體"/>
+                <w:b w:val="0"/>
+                <w:sz w:val="24"/>
+                <w:szCs w:val="24"/>
+              </w:rPr>
+              <w:t>「你需要想一下是嗎？那你可以先找人幫忙嗎？」</w:t>
             </w:r>
           </w:p>
         </w:tc>
@@ -3829,39 +4406,53 @@
       <w:tr>
         <w:tc>
           <w:tcPr>
-            <w:tcW w:type="dxa" w:w="1474"/>
-          </w:tcPr>
-          <w:p>
-            <w:pPr>
-              <w:spacing w:after="0"/>
-            </w:pPr>
-            <w:r>
-              <w:rPr>
-                <w:rFonts w:ascii="新細明體" w:hAnsi="新細明體" w:eastAsia="新細明體" w:cs="新細明體"/>
-                <w:b w:val="0"/>
-                <w:sz w:val="24"/>
-                <w:szCs w:val="24"/>
-              </w:rPr>
-              <w:t>提示</w:t>
-            </w:r>
-          </w:p>
-        </w:tc>
-        <w:tc>
-          <w:tcPr>
-            <w:tcW w:type="dxa" w:w="397"/>
-          </w:tcPr>
-          <w:p>
-            <w:pPr>
-              <w:spacing w:after="0"/>
-            </w:pPr>
-            <w:r>
-              <w:rPr>
-                <w:rFonts w:ascii="新細明體" w:hAnsi="新細明體" w:eastAsia="新細明體" w:cs="新細明體"/>
-                <w:b w:val="0"/>
-                <w:sz w:val="24"/>
-                <w:szCs w:val="24"/>
-              </w:rPr>
-              <w:t>—</w:t>
+            <w:tcW w:type="dxa" w:w="1701"/>
+          </w:tcPr>
+          <w:p>
+            <w:pPr>
+              <w:spacing w:after="0"/>
+            </w:pPr>
+            <w:r>
+              <w:rPr>
+                <w:rFonts w:ascii="新細明體" w:hAnsi="新細明體" w:eastAsia="新細明體" w:cs="新細明體"/>
+                <w:b/>
+                <w:sz w:val="24"/>
+                <w:szCs w:val="24"/>
+              </w:rPr>
+              <w:t>釐清</w:t>
+            </w:r>
+          </w:p>
+        </w:tc>
+        <w:tc>
+          <w:tcPr>
+            <w:tcW w:type="dxa" w:w="2948"/>
+          </w:tcPr>
+          <w:p>
+            <w:pPr>
+              <w:spacing w:after="0"/>
+            </w:pPr>
+            <w:r>
+              <w:rPr>
+                <w:rFonts w:ascii="新細明體" w:hAnsi="新細明體" w:eastAsia="新細明體" w:cs="新細明體"/>
+                <w:b w:val="0"/>
+                <w:sz w:val="24"/>
+                <w:szCs w:val="24"/>
+              </w:rPr>
+              <w:t>【單步】</w:t>
+            </w:r>
+          </w:p>
+          <w:p>
+            <w:pPr>
+              <w:spacing w:after="0"/>
+            </w:pPr>
+            <w:r>
+              <w:rPr>
+                <w:rFonts w:ascii="新細明體" w:hAnsi="新細明體" w:eastAsia="新細明體" w:cs="新細明體"/>
+                <w:b w:val="0"/>
+                <w:sz w:val="24"/>
+                <w:szCs w:val="24"/>
+              </w:rPr>
+              <w:t>（離題）「我阿嬤說燕子飛低就要下雨。」</w:t>
             </w:r>
           </w:p>
         </w:tc>
@@ -3880,26 +4471,21 @@
                 <w:sz w:val="24"/>
                 <w:szCs w:val="24"/>
               </w:rPr>
-              <w:t>（沉默）被點名後低頭不語</w:t>
-            </w:r>
-          </w:p>
-        </w:tc>
-        <w:tc>
-          <w:tcPr>
-            <w:tcW w:type="dxa" w:w="2778"/>
-          </w:tcPr>
-          <w:p>
-            <w:pPr>
-              <w:spacing w:after="0"/>
-            </w:pPr>
-            <w:r>
-              <w:rPr>
-                <w:rFonts w:ascii="新細明體" w:hAnsi="新細明體" w:eastAsia="新細明體" w:cs="新細明體"/>
-                <w:b w:val="0"/>
-                <w:sz w:val="24"/>
-                <w:szCs w:val="24"/>
-              </w:rPr>
-              <w:t>可能是還沒讀完資料，也可能是不確定自己講的算不算數。催他會讓他更退。</w:t>
+              <w:t>【單步】</w:t>
+            </w:r>
+          </w:p>
+          <w:p>
+            <w:pPr>
+              <w:spacing w:after="0"/>
+            </w:pPr>
+            <w:r>
+              <w:rPr>
+                <w:rFonts w:ascii="新細明體" w:hAnsi="新細明體" w:eastAsia="新細明體" w:cs="新細明體"/>
+                <w:b w:val="0"/>
+                <w:sz w:val="24"/>
+                <w:szCs w:val="24"/>
+              </w:rPr>
+              <w:t>用生活經驗取代手上的資料。不否定經驗，但要把注意力拉回這張圖。</w:t>
             </w:r>
           </w:p>
         </w:tc>
@@ -3918,7 +4504,21 @@
                 <w:sz w:val="24"/>
                 <w:szCs w:val="24"/>
               </w:rPr>
-              <w:t>「你需要想一下是嗎？那你可以先找人幫忙嗎？」</w:t>
+              <w:t>【單步】</w:t>
+            </w:r>
+          </w:p>
+          <w:p>
+            <w:pPr>
+              <w:spacing w:after="0"/>
+            </w:pPr>
+            <w:r>
+              <w:rPr>
+                <w:rFonts w:ascii="新細明體" w:hAnsi="新細明體" w:eastAsia="新細明體" w:cs="新細明體"/>
+                <w:b w:val="0"/>
+                <w:sz w:val="24"/>
+                <w:szCs w:val="24"/>
+              </w:rPr>
+              <w:t>「回到圖上。這張圖上，有哪一格在告訴你？」</w:t>
             </w:r>
           </w:p>
         </w:tc>
@@ -3926,39 +4526,177 @@
       <w:tr>
         <w:tc>
           <w:tcPr>
-            <w:tcW w:type="dxa" w:w="1474"/>
-          </w:tcPr>
-          <w:p>
-            <w:pPr>
-              <w:spacing w:after="0"/>
-            </w:pPr>
-            <w:r>
-              <w:rPr>
-                <w:rFonts w:ascii="新細明體" w:hAnsi="新細明體" w:eastAsia="新細明體" w:cs="新細明體"/>
-                <w:b w:val="0"/>
-                <w:sz w:val="24"/>
-                <w:szCs w:val="24"/>
-              </w:rPr>
-              <w:t>釐清</w:t>
-            </w:r>
-          </w:p>
-        </w:tc>
-        <w:tc>
-          <w:tcPr>
-            <w:tcW w:type="dxa" w:w="397"/>
-          </w:tcPr>
-          <w:p>
-            <w:pPr>
-              <w:spacing w:after="0"/>
-            </w:pPr>
-            <w:r>
-              <w:rPr>
-                <w:rFonts w:ascii="新細明體" w:hAnsi="新細明體" w:eastAsia="新細明體" w:cs="新細明體"/>
-                <w:b w:val="0"/>
-                <w:sz w:val="24"/>
-                <w:szCs w:val="24"/>
-              </w:rPr>
-              <w:t>—</w:t>
+            <w:tcW w:type="dxa" w:w="1701"/>
+          </w:tcPr>
+          <w:p>
+            <w:pPr>
+              <w:spacing w:after="0"/>
+            </w:pPr>
+            <w:r>
+              <w:rPr>
+                <w:rFonts w:ascii="新細明體" w:hAnsi="新細明體" w:eastAsia="新細明體" w:cs="新細明體"/>
+                <w:b/>
+                <w:sz w:val="24"/>
+                <w:szCs w:val="24"/>
+              </w:rPr>
+              <w:t>深究</w:t>
+            </w:r>
+          </w:p>
+          <w:p>
+            <w:pPr>
+              <w:spacing w:after="0"/>
+            </w:pPr>
+            <w:r>
+              <w:rPr>
+                <w:rFonts w:ascii="新細明體" w:hAnsi="新細明體" w:eastAsia="新細明體" w:cs="新細明體"/>
+                <w:b w:val="0"/>
+                <w:sz w:val="24"/>
+                <w:szCs w:val="24"/>
+              </w:rPr>
+            </w:r>
+          </w:p>
+          <w:p>
+            <w:pPr>
+              <w:spacing w:after="0"/>
+            </w:pPr>
+            <w:r>
+              <w:rPr>
+                <w:rFonts w:ascii="新細明體" w:hAnsi="新細明體" w:eastAsia="新細明體" w:cs="新細明體"/>
+                <w:b w:val="0"/>
+                <w:sz w:val="24"/>
+                <w:szCs w:val="24"/>
+              </w:rPr>
+              <w:t>〔串連〕第 8 步末→第 9 步・答對但停在表層時往下追（第 34～38 分鐘）</w:t>
+            </w:r>
+          </w:p>
+          <w:p>
+            <w:pPr>
+              <w:spacing w:after="0"/>
+            </w:pPr>
+            <w:r>
+              <w:rPr>
+                <w:rFonts w:ascii="新細明體" w:hAnsi="新細明體" w:eastAsia="新細明體" w:cs="新細明體"/>
+                <w:b w:val="0"/>
+                <w:sz w:val="24"/>
+                <w:szCs w:val="24"/>
+              </w:rPr>
+              <w:t>從「一筆證據」追到「第二筆證據」，再追到「溫差的差別在說什麼」，最後把追問推到本節不收斂的問題（臺東那一格）。</w:t>
+            </w:r>
+          </w:p>
+        </w:tc>
+        <w:tc>
+          <w:tcPr>
+            <w:tcW w:type="dxa" w:w="2948"/>
+          </w:tcPr>
+          <w:p>
+            <w:pPr>
+              <w:spacing w:after="0"/>
+            </w:pPr>
+            <w:r>
+              <w:rPr>
+                <w:rFonts w:ascii="新細明體" w:hAnsi="新細明體" w:eastAsia="新細明體" w:cs="新細明體"/>
+                <w:b w:val="0"/>
+                <w:sz w:val="24"/>
+                <w:szCs w:val="24"/>
+              </w:rPr>
+              <w:t>【單步】</w:t>
+            </w:r>
+          </w:p>
+          <w:p>
+            <w:pPr>
+              <w:spacing w:after="0"/>
+            </w:pPr>
+            <w:r>
+              <w:rPr>
+                <w:rFonts w:ascii="新細明體" w:hAnsi="新細明體" w:eastAsia="新細明體" w:cs="新細明體"/>
+                <w:b w:val="0"/>
+                <w:sz w:val="24"/>
+                <w:szCs w:val="24"/>
+              </w:rPr>
+              <w:t>①（講錯）「高雄也會下大雨，因為冷鋒過境就是會下雨。」</w:t>
+            </w:r>
+          </w:p>
+          <w:p>
+            <w:pPr>
+              <w:spacing w:after="0"/>
+            </w:pPr>
+            <w:r>
+              <w:rPr>
+                <w:rFonts w:ascii="新細明體" w:hAnsi="新細明體" w:eastAsia="新細明體" w:cs="新細明體"/>
+                <w:b w:val="0"/>
+                <w:sz w:val="24"/>
+                <w:szCs w:val="24"/>
+              </w:rPr>
+              <w:t>②（答對但停在表層）「因為鋒面在北邊，所以臺北會下雨。」</w:t>
+            </w:r>
+          </w:p>
+          <w:p>
+            <w:pPr>
+              <w:spacing w:after="0"/>
+            </w:pPr>
+            <w:r>
+              <w:rPr>
+                <w:rFonts w:ascii="新細明體" w:hAnsi="新細明體" w:eastAsia="新細明體" w:cs="新細明體"/>
+                <w:b w:val="0"/>
+                <w:sz w:val="24"/>
+                <w:szCs w:val="24"/>
+              </w:rPr>
+            </w:r>
+          </w:p>
+          <w:p>
+            <w:pPr>
+              <w:spacing w:after="0"/>
+            </w:pPr>
+            <w:r>
+              <w:rPr>
+                <w:rFonts w:ascii="新細明體" w:hAnsi="新細明體" w:eastAsia="新細明體" w:cs="新細明體"/>
+                <w:b w:val="0"/>
+                <w:sz w:val="24"/>
+                <w:szCs w:val="24"/>
+              </w:rPr>
+              <w:t>【串連進程】</w:t>
+            </w:r>
+          </w:p>
+          <w:p>
+            <w:pPr>
+              <w:spacing w:after="0"/>
+            </w:pPr>
+            <w:r>
+              <w:rPr>
+                <w:rFonts w:ascii="新細明體" w:hAnsi="新細明體" w:eastAsia="新細明體" w:cs="新細明體"/>
+                <w:b w:val="0"/>
+                <w:sz w:val="24"/>
+                <w:szCs w:val="24"/>
+              </w:rPr>
+              <w:t>1. 生1：「因為鋒面在北邊，所以臺北會下雨。」（判斷正確，只有一筆證據）</w:t>
+            </w:r>
+          </w:p>
+          <w:p>
+            <w:pPr>
+              <w:spacing w:after="0"/>
+            </w:pPr>
+            <w:r>
+              <w:rPr>
+                <w:rFonts w:ascii="新細明體" w:hAnsi="新細明體" w:eastAsia="新細明體" w:cs="新細明體"/>
+                <w:b w:val="0"/>
+                <w:sz w:val="24"/>
+                <w:szCs w:val="24"/>
+              </w:rPr>
+              <w:t>2. 生2：「氣溫。臺北從 26.3 降到 23.0，降了 3 度多。」</w:t>
+            </w:r>
+          </w:p>
+          <w:p>
+            <w:pPr>
+              <w:spacing w:after="0"/>
+            </w:pPr>
+            <w:r>
+              <w:rPr>
+                <w:rFonts w:ascii="新細明體" w:hAnsi="新細明體" w:eastAsia="新細明體" w:cs="新細明體"/>
+                <w:b w:val="0"/>
+                <w:sz w:val="24"/>
+                <w:szCs w:val="24"/>
+              </w:rPr>
+              <w:t>3. 生3：「鋒面到臺中了、還沒到高雄……所以降越多的地方，鋒面越近？」</w:t>
             </w:r>
           </w:p>
         </w:tc>
@@ -3977,26 +4715,104 @@
                 <w:sz w:val="24"/>
                 <w:szCs w:val="24"/>
               </w:rPr>
-              <w:t>（離題）「我阿嬤說燕子飛低就要下雨。」</w:t>
-            </w:r>
-          </w:p>
-        </w:tc>
-        <w:tc>
-          <w:tcPr>
-            <w:tcW w:type="dxa" w:w="2778"/>
-          </w:tcPr>
-          <w:p>
-            <w:pPr>
-              <w:spacing w:after="0"/>
-            </w:pPr>
-            <w:r>
-              <w:rPr>
-                <w:rFonts w:ascii="新細明體" w:hAnsi="新細明體" w:eastAsia="新細明體" w:cs="新細明體"/>
-                <w:b w:val="0"/>
-                <w:sz w:val="24"/>
-                <w:szCs w:val="24"/>
-              </w:rPr>
-              <w:t>用生活經驗取代手上的資料。不否定經驗，但要把注意力拉回這張圖。</w:t>
+              <w:t>【單步】</w:t>
+            </w:r>
+          </w:p>
+          <w:p>
+            <w:pPr>
+              <w:spacing w:after="0"/>
+            </w:pPr>
+            <w:r>
+              <w:rPr>
+                <w:rFonts w:ascii="新細明體" w:hAnsi="新細明體" w:eastAsia="新細明體" w:cs="新細明體"/>
+                <w:b w:val="0"/>
+                <w:sz w:val="24"/>
+                <w:szCs w:val="24"/>
+              </w:rPr>
+              <w:t>①規則本身沒錯，但被當成無條件成立，缺少「鋒面推進到哪裡了」這個前提。</w:t>
+            </w:r>
+          </w:p>
+          <w:p>
+            <w:pPr>
+              <w:spacing w:after="0"/>
+            </w:pPr>
+            <w:r>
+              <w:rPr>
+                <w:rFonts w:ascii="新細明體" w:hAnsi="新細明體" w:eastAsia="新細明體" w:cs="新細明體"/>
+                <w:b w:val="0"/>
+                <w:sz w:val="24"/>
+                <w:szCs w:val="24"/>
+              </w:rPr>
+              <w:t>②判斷正確但只有一筆證據，沒有交叉佐證，也沒有提到移動。</w:t>
+            </w:r>
+          </w:p>
+          <w:p>
+            <w:pPr>
+              <w:spacing w:after="0"/>
+            </w:pPr>
+            <w:r>
+              <w:rPr>
+                <w:rFonts w:ascii="新細明體" w:hAnsi="新細明體" w:eastAsia="新細明體" w:cs="新細明體"/>
+                <w:b w:val="0"/>
+                <w:sz w:val="24"/>
+                <w:szCs w:val="24"/>
+              </w:rPr>
+            </w:r>
+          </w:p>
+          <w:p>
+            <w:pPr>
+              <w:spacing w:after="0"/>
+            </w:pPr>
+            <w:r>
+              <w:rPr>
+                <w:rFonts w:ascii="新細明體" w:hAnsi="新細明體" w:eastAsia="新細明體" w:cs="新細明體"/>
+                <w:b w:val="0"/>
+                <w:sz w:val="24"/>
+                <w:szCs w:val="24"/>
+              </w:rPr>
+              <w:t>【串連進程】</w:t>
+            </w:r>
+          </w:p>
+          <w:p>
+            <w:pPr>
+              <w:spacing w:after="0"/>
+            </w:pPr>
+            <w:r>
+              <w:rPr>
+                <w:rFonts w:ascii="新細明體" w:hAnsi="新細明體" w:eastAsia="新細明體" w:cs="新細明體"/>
+                <w:b w:val="0"/>
+                <w:sz w:val="24"/>
+                <w:szCs w:val="24"/>
+              </w:rPr>
+              <w:t>1. 不肯定、不否定，只要求第二筆證據。逼學生從天氣圖回到觀測表。</w:t>
+            </w:r>
+          </w:p>
+          <w:p>
+            <w:pPr>
+              <w:spacing w:after="0"/>
+            </w:pPr>
+            <w:r>
+              <w:rPr>
+                <w:rFonts w:ascii="新細明體" w:hAnsi="新細明體" w:eastAsia="新細明體" w:cs="新細明體"/>
+                <w:b w:val="0"/>
+                <w:sz w:val="24"/>
+                <w:szCs w:val="24"/>
+              </w:rPr>
+              <w:t>2. 把第二筆證據推廣成全臺的比較，追的是「差別」而不是「有沒有降」。</w:t>
+            </w:r>
+          </w:p>
+          <w:p>
+            <w:pPr>
+              <w:spacing w:after="0"/>
+            </w:pPr>
+            <w:r>
+              <w:rPr>
+                <w:rFonts w:ascii="新細明體" w:hAnsi="新細明體" w:eastAsia="新細明體" w:cs="新細明體"/>
+                <w:b w:val="0"/>
+                <w:sz w:val="24"/>
+                <w:szCs w:val="24"/>
+              </w:rPr>
+              <w:t>3. 生3 說出的規則正是本節目標（鋒面推進到哪裡就寫在溫差裡）；教師不宣布「答對」，直接用這條規則去撞臺東那一格，開第 9 步、留成問題。</w:t>
             </w:r>
           </w:p>
         </w:tc>
@@ -4015,1093 +4831,104 @@
                 <w:sz w:val="24"/>
                 <w:szCs w:val="24"/>
               </w:rPr>
-              <w:t>「回到圖上。這張圖上，有哪一格在告訴你？」</w:t>
-            </w:r>
-          </w:p>
-        </w:tc>
-      </w:tr>
-      <w:tr>
-        <w:tc>
-          <w:tcPr>
-            <w:tcW w:type="dxa" w:w="1474"/>
-          </w:tcPr>
-          <w:p>
-            <w:pPr>
-              <w:spacing w:after="0"/>
-            </w:pPr>
-            <w:r>
-              <w:rPr>
-                <w:rFonts w:ascii="新細明體" w:hAnsi="新細明體" w:eastAsia="新細明體" w:cs="新細明體"/>
-                <w:b w:val="0"/>
-                <w:sz w:val="24"/>
-                <w:szCs w:val="24"/>
-              </w:rPr>
-              <w:t>轉引</w:t>
-            </w:r>
-          </w:p>
-        </w:tc>
-        <w:tc>
-          <w:tcPr>
-            <w:tcW w:type="dxa" w:w="397"/>
-          </w:tcPr>
-          <w:p>
-            <w:pPr>
-              <w:spacing w:after="0"/>
-            </w:pPr>
-            <w:r>
-              <w:rPr>
-                <w:rFonts w:ascii="新細明體" w:hAnsi="新細明體" w:eastAsia="新細明體" w:cs="新細明體"/>
-                <w:b w:val="0"/>
-                <w:sz w:val="24"/>
-                <w:szCs w:val="24"/>
-              </w:rPr>
-              <w:t>—</w:t>
-            </w:r>
-          </w:p>
-        </w:tc>
-        <w:tc>
-          <w:tcPr>
-            <w:tcW w:type="dxa" w:w="2835"/>
-          </w:tcPr>
-          <w:p>
-            <w:pPr>
-              <w:spacing w:after="0"/>
-            </w:pPr>
-            <w:r>
-              <w:rPr>
-                <w:rFonts w:ascii="新細明體" w:hAnsi="新細明體" w:eastAsia="新細明體" w:cs="新細明體"/>
-                <w:b w:val="0"/>
-                <w:sz w:val="24"/>
-                <w:szCs w:val="24"/>
-              </w:rPr>
-              <w:t>（質疑教材）「圖上沒畫鋒面，不代表那裡沒有啊。」</w:t>
-            </w:r>
-          </w:p>
-        </w:tc>
-        <w:tc>
-          <w:tcPr>
-            <w:tcW w:type="dxa" w:w="2778"/>
-          </w:tcPr>
-          <w:p>
-            <w:pPr>
-              <w:spacing w:after="0"/>
-            </w:pPr>
-            <w:r>
-              <w:rPr>
-                <w:rFonts w:ascii="新細明體" w:hAnsi="新細明體" w:eastAsia="新細明體" w:cs="新細明體"/>
-                <w:b w:val="0"/>
-                <w:sz w:val="24"/>
-                <w:szCs w:val="24"/>
-              </w:rPr>
-              <w:t>這是很好的科學質疑，不是搗亂。學生已經意識到天氣圖是一種人為的表徵。</w:t>
-            </w:r>
-          </w:p>
-        </w:tc>
-        <w:tc>
-          <w:tcPr>
-            <w:tcW w:type="dxa" w:w="2948"/>
-          </w:tcPr>
-          <w:p>
-            <w:pPr>
-              <w:spacing w:after="0"/>
-            </w:pPr>
-            <w:r>
-              <w:rPr>
-                <w:rFonts w:ascii="新細明體" w:hAnsi="新細明體" w:eastAsia="新細明體" w:cs="新細明體"/>
-                <w:b w:val="0"/>
-                <w:sz w:val="24"/>
-                <w:szCs w:val="24"/>
-              </w:rPr>
-              <w:t>「這是一個很不一樣的想法。有人想接下去講嗎？」</w:t>
-            </w:r>
-          </w:p>
-        </w:tc>
-      </w:tr>
-      <w:tr>
-        <w:tc>
-          <w:tcPr>
-            <w:tcW w:type="dxa" w:w="10432"/>
-            <w:gridSpan w:val="5"/>
-          </w:tcPr>
-          <w:p>
-            <w:pPr>
-              <w:keepNext/>
-              <w:spacing w:after="0"/>
-            </w:pPr>
-            <w:r>
-              <w:rPr>
-                <w:rFonts w:ascii="新細明體" w:hAnsi="新細明體" w:eastAsia="新細明體" w:cs="新細明體"/>
-                <w:b/>
-                <w:sz w:val="24"/>
-                <w:szCs w:val="24"/>
-              </w:rPr>
-              <w:t>二、串連進程（轉引／轉問／深究各一段，三位學生、三段發言）</w:t>
-            </w:r>
-          </w:p>
-        </w:tc>
-      </w:tr>
-      <w:tr>
-        <w:tc>
-          <w:tcPr>
-            <w:tcW w:type="dxa" w:w="1474"/>
-            <w:vMerge w:val="restart"/>
-          </w:tcPr>
-          <w:p>
-            <w:pPr>
-              <w:spacing w:after="0"/>
-            </w:pPr>
-            <w:r>
-              <w:rPr>
-                <w:rFonts w:ascii="新細明體" w:hAnsi="新細明體" w:eastAsia="新細明體" w:cs="新細明體"/>
-                <w:b/>
-                <w:sz w:val="24"/>
-                <w:szCs w:val="24"/>
-              </w:rPr>
-              <w:t>轉引</w:t>
-            </w:r>
-          </w:p>
-          <w:p>
-            <w:pPr>
-              <w:spacing w:after="0"/>
-            </w:pPr>
-            <w:r>
-              <w:rPr>
-                <w:rFonts w:ascii="新細明體" w:hAnsi="新細明體" w:eastAsia="新細明體" w:cs="新細明體"/>
-                <w:b w:val="0"/>
-                <w:sz w:val="24"/>
-                <w:szCs w:val="24"/>
-              </w:rPr>
-            </w:r>
-          </w:p>
-          <w:p>
-            <w:pPr>
-              <w:spacing w:after="0"/>
-            </w:pPr>
-            <w:r>
-              <w:rPr>
-                <w:rFonts w:ascii="新細明體" w:hAnsi="新細明體" w:eastAsia="新細明體" w:cs="新細明體"/>
-                <w:b w:val="0"/>
-                <w:sz w:val="24"/>
-                <w:szCs w:val="24"/>
-              </w:rPr>
-              <w:t>第 3 步・全班收集「最奇怪的一格」（導入與發現，第 4～8 分鐘）</w:t>
-            </w:r>
-          </w:p>
-          <w:p>
-            <w:pPr>
-              <w:spacing w:after="0"/>
-            </w:pPr>
-            <w:r>
-              <w:rPr>
-                <w:rFonts w:ascii="新細明體" w:hAnsi="新細明體" w:eastAsia="新細明體" w:cs="新細明體"/>
-                <w:b w:val="0"/>
-                <w:sz w:val="24"/>
-                <w:szCs w:val="24"/>
-              </w:rPr>
-            </w:r>
-          </w:p>
-          <w:p>
-            <w:pPr>
-              <w:spacing w:after="0"/>
-            </w:pPr>
-            <w:r>
-              <w:rPr>
-                <w:rFonts w:ascii="新細明體" w:hAnsi="新細明體" w:eastAsia="新細明體" w:cs="新細明體"/>
-                <w:b w:val="0"/>
-                <w:sz w:val="24"/>
-                <w:szCs w:val="24"/>
-              </w:rPr>
-              <w:t>高原策略：連續三位、三個不同的格子，不評價；收束句把三個異常格變成布題的素材。</w:t>
-            </w:r>
-          </w:p>
-        </w:tc>
-        <w:tc>
-          <w:tcPr>
-            <w:tcW w:type="dxa" w:w="397"/>
-          </w:tcPr>
-          <w:p>
-            <w:pPr>
-              <w:spacing w:after="0"/>
-            </w:pPr>
-            <w:r>
-              <w:rPr>
-                <w:rFonts w:ascii="新細明體" w:hAnsi="新細明體" w:eastAsia="新細明體" w:cs="新細明體"/>
-                <w:b w:val="0"/>
-                <w:sz w:val="24"/>
-                <w:szCs w:val="24"/>
-              </w:rPr>
-              <w:t>1</w:t>
-            </w:r>
-          </w:p>
-        </w:tc>
-        <w:tc>
-          <w:tcPr>
-            <w:tcW w:type="dxa" w:w="2835"/>
-          </w:tcPr>
-          <w:p>
-            <w:pPr>
-              <w:spacing w:after="0"/>
-            </w:pPr>
-            <w:r>
-              <w:rPr>
-                <w:rFonts w:ascii="新細明體" w:hAnsi="新細明體" w:eastAsia="新細明體" w:cs="新細明體"/>
-                <w:b w:val="0"/>
-                <w:sz w:val="24"/>
-                <w:szCs w:val="24"/>
-              </w:rPr>
-              <w:t>生1：「我圈臺東。它在下雷雨，可是別的地方都是晴的。」</w:t>
-            </w:r>
-          </w:p>
-        </w:tc>
-        <w:tc>
-          <w:tcPr>
-            <w:tcW w:type="dxa" w:w="2778"/>
-          </w:tcPr>
-          <w:p>
-            <w:pPr>
-              <w:spacing w:after="0"/>
-            </w:pPr>
-            <w:r>
-              <w:rPr>
-                <w:rFonts w:ascii="新細明體" w:hAnsi="新細明體" w:eastAsia="新細明體" w:cs="新細明體"/>
-                <w:b w:val="0"/>
-                <w:sz w:val="24"/>
-                <w:szCs w:val="24"/>
-              </w:rPr>
-              <w:t>不說「對」「很好」。只複述格子名，把發言權立刻交出去。</w:t>
-            </w:r>
-          </w:p>
-        </w:tc>
-        <w:tc>
-          <w:tcPr>
-            <w:tcW w:type="dxa" w:w="2948"/>
-          </w:tcPr>
-          <w:p>
-            <w:pPr>
-              <w:spacing w:after="0"/>
-            </w:pPr>
-            <w:r>
-              <w:rPr>
-                <w:rFonts w:ascii="新細明體" w:hAnsi="新細明體" w:eastAsia="新細明體" w:cs="新細明體"/>
-                <w:b w:val="0"/>
-                <w:sz w:val="24"/>
-                <w:szCs w:val="24"/>
-              </w:rPr>
-              <w:t>【轉引】「生1 圈臺東。還有沒有人圈不一樣的？」</w:t>
-            </w:r>
-          </w:p>
-        </w:tc>
-      </w:tr>
-      <w:tr>
-        <w:tc>
-          <w:tcPr>
-            <w:tcW w:type="dxa" w:w="1474"/>
-            <w:vMerge/>
-          </w:tcPr>
-          <w:p/>
-        </w:tc>
-        <w:tc>
-          <w:tcPr>
-            <w:tcW w:type="dxa" w:w="397"/>
-          </w:tcPr>
-          <w:p>
-            <w:pPr>
-              <w:spacing w:after="0"/>
-            </w:pPr>
-            <w:r>
-              <w:rPr>
-                <w:rFonts w:ascii="新細明體" w:hAnsi="新細明體" w:eastAsia="新細明體" w:cs="新細明體"/>
-                <w:b w:val="0"/>
-                <w:sz w:val="24"/>
-                <w:szCs w:val="24"/>
-              </w:rPr>
-              <w:t>2</w:t>
-            </w:r>
-          </w:p>
-        </w:tc>
-        <w:tc>
-          <w:tcPr>
-            <w:tcW w:type="dxa" w:w="2835"/>
-          </w:tcPr>
-          <w:p>
-            <w:pPr>
-              <w:spacing w:after="0"/>
-            </w:pPr>
-            <w:r>
-              <w:rPr>
-                <w:rFonts w:ascii="新細明體" w:hAnsi="新細明體" w:eastAsia="新細明體" w:cs="新細明體"/>
-                <w:b w:val="0"/>
-                <w:sz w:val="24"/>
-                <w:szCs w:val="24"/>
-              </w:rPr>
-              <w:t>生2：「我圈澎湖，也是雷雨，可是它氣溫最低。」</w:t>
-            </w:r>
-          </w:p>
-        </w:tc>
-        <w:tc>
-          <w:tcPr>
-            <w:tcW w:type="dxa" w:w="2778"/>
-          </w:tcPr>
-          <w:p>
-            <w:pPr>
-              <w:spacing w:after="0"/>
-            </w:pPr>
-            <w:r>
-              <w:rPr>
-                <w:rFonts w:ascii="新細明體" w:hAnsi="新細明體" w:eastAsia="新細明體" w:cs="新細明體"/>
-                <w:b w:val="0"/>
-                <w:sz w:val="24"/>
-                <w:szCs w:val="24"/>
-              </w:rPr>
-              <w:t>第二個視點疊上去。生2 講的是氣溫，跟生1 講的天氣狀況不是同一欄——先不點破，留給第三段。</w:t>
-            </w:r>
-          </w:p>
-        </w:tc>
-        <w:tc>
-          <w:tcPr>
-            <w:tcW w:type="dxa" w:w="2948"/>
-          </w:tcPr>
-          <w:p>
-            <w:pPr>
-              <w:spacing w:after="0"/>
-            </w:pPr>
-            <w:r>
-              <w:rPr>
-                <w:rFonts w:ascii="新細明體" w:hAnsi="新細明體" w:eastAsia="新細明體" w:cs="新細明體"/>
-                <w:b w:val="0"/>
-                <w:sz w:val="24"/>
-                <w:szCs w:val="24"/>
-              </w:rPr>
-              <w:t>【轉引】「多了一個澎湖。還有嗎？」</w:t>
-            </w:r>
-          </w:p>
-        </w:tc>
-      </w:tr>
-      <w:tr>
-        <w:tc>
-          <w:tcPr>
-            <w:tcW w:type="dxa" w:w="1474"/>
-            <w:vMerge/>
-          </w:tcPr>
-          <w:p/>
-        </w:tc>
-        <w:tc>
-          <w:tcPr>
-            <w:tcW w:type="dxa" w:w="397"/>
-          </w:tcPr>
-          <w:p>
-            <w:pPr>
-              <w:spacing w:after="0"/>
-            </w:pPr>
-            <w:r>
-              <w:rPr>
-                <w:rFonts w:ascii="新細明體" w:hAnsi="新細明體" w:eastAsia="新細明體" w:cs="新細明體"/>
-                <w:b w:val="0"/>
-                <w:sz w:val="24"/>
-                <w:szCs w:val="24"/>
-              </w:rPr>
-              <w:t>3</w:t>
-            </w:r>
-          </w:p>
-        </w:tc>
-        <w:tc>
-          <w:tcPr>
-            <w:tcW w:type="dxa" w:w="2835"/>
-          </w:tcPr>
-          <w:p>
-            <w:pPr>
-              <w:spacing w:after="0"/>
-            </w:pPr>
-            <w:r>
-              <w:rPr>
-                <w:rFonts w:ascii="新細明體" w:hAnsi="新細明體" w:eastAsia="新細明體" w:cs="新細明體"/>
-                <w:b w:val="0"/>
-                <w:sz w:val="24"/>
-                <w:szCs w:val="24"/>
-              </w:rPr>
-              <w:t>生3：「我圈宜蘭，它是唯一一個晴的。」</w:t>
-            </w:r>
-          </w:p>
-        </w:tc>
-        <w:tc>
-          <w:tcPr>
-            <w:tcW w:type="dxa" w:w="2778"/>
-          </w:tcPr>
-          <w:p>
-            <w:pPr>
-              <w:spacing w:after="0"/>
-            </w:pPr>
-            <w:r>
-              <w:rPr>
-                <w:rFonts w:ascii="新細明體" w:hAnsi="新細明體" w:eastAsia="新細明體" w:cs="新細明體"/>
-                <w:b w:val="0"/>
-                <w:sz w:val="24"/>
-                <w:szCs w:val="24"/>
-              </w:rPr>
-              <w:t>三個視點到齊才拋更深的問題。收束句不裁決誰圈得對，直接接第 4 步布題。</w:t>
-            </w:r>
-          </w:p>
-        </w:tc>
-        <w:tc>
-          <w:tcPr>
-            <w:tcW w:type="dxa" w:w="2948"/>
-          </w:tcPr>
-          <w:p>
-            <w:pPr>
-              <w:spacing w:after="0"/>
-            </w:pPr>
-            <w:r>
-              <w:rPr>
-                <w:rFonts w:ascii="新細明體" w:hAnsi="新細明體" w:eastAsia="新細明體" w:cs="新細明體"/>
-                <w:b w:val="0"/>
-                <w:sz w:val="24"/>
-                <w:szCs w:val="24"/>
-              </w:rPr>
-              <w:t>【轉引・收束】「臺東、澎湖、宜蘭，三個格子，奇怪的理由都不一樣。現在——你手上只有 19 號的資料，明天早上臺北跟高雄會怎樣？」</w:t>
-            </w:r>
-          </w:p>
-        </w:tc>
-      </w:tr>
-      <w:tr>
-        <w:tc>
-          <w:tcPr>
-            <w:tcW w:type="dxa" w:w="1474"/>
-            <w:vMerge w:val="restart"/>
-          </w:tcPr>
-          <w:p>
-            <w:pPr>
-              <w:spacing w:after="0"/>
-            </w:pPr>
-            <w:r>
-              <w:rPr>
-                <w:rFonts w:ascii="新細明體" w:hAnsi="新細明體" w:eastAsia="新細明體" w:cs="新細明體"/>
-                <w:b/>
-                <w:sz w:val="24"/>
-                <w:szCs w:val="24"/>
-              </w:rPr>
-              <w:t>轉問</w:t>
-            </w:r>
-          </w:p>
-          <w:p>
-            <w:pPr>
-              <w:spacing w:after="0"/>
-            </w:pPr>
-            <w:r>
-              <w:rPr>
-                <w:rFonts w:ascii="新細明體" w:hAnsi="新細明體" w:eastAsia="新細明體" w:cs="新細明體"/>
-                <w:b w:val="0"/>
-                <w:sz w:val="24"/>
-                <w:szCs w:val="24"/>
-              </w:rPr>
-            </w:r>
-          </w:p>
-          <w:p>
-            <w:pPr>
-              <w:spacing w:after="0"/>
-            </w:pPr>
-            <w:r>
-              <w:rPr>
-                <w:rFonts w:ascii="新細明體" w:hAnsi="新細明體" w:eastAsia="新細明體" w:cs="新細明體"/>
-                <w:b w:val="0"/>
-                <w:sz w:val="24"/>
-                <w:szCs w:val="24"/>
-              </w:rPr>
-              <w:t>第 8 步・串連高雄的分歧（挑戰與聚斂，第 30～35 分鐘）</w:t>
-            </w:r>
-          </w:p>
-          <w:p>
-            <w:pPr>
-              <w:spacing w:after="0"/>
-            </w:pPr>
-            <w:r>
-              <w:rPr>
-                <w:rFonts w:ascii="新細明體" w:hAnsi="新細明體" w:eastAsia="新細明體" w:cs="新細明體"/>
-                <w:b w:val="0"/>
-                <w:sz w:val="24"/>
-                <w:szCs w:val="24"/>
-              </w:rPr>
-            </w:r>
-          </w:p>
-          <w:p>
-            <w:pPr>
-              <w:spacing w:after="0"/>
-            </w:pPr>
-            <w:r>
-              <w:rPr>
-                <w:rFonts w:ascii="新細明體" w:hAnsi="新細明體" w:eastAsia="新細明體" w:cs="新細明體"/>
-                <w:b w:val="0"/>
-                <w:sz w:val="24"/>
-                <w:szCs w:val="24"/>
-              </w:rPr>
-              <w:t>學生與學生串連：預測不同的兩組先講，第三位學生說出兩者的差別；教師全程不裁決，最後用回歸把裁決交給天氣圖。</w:t>
-            </w:r>
-          </w:p>
-        </w:tc>
-        <w:tc>
-          <w:tcPr>
-            <w:tcW w:type="dxa" w:w="397"/>
-          </w:tcPr>
-          <w:p>
-            <w:pPr>
-              <w:spacing w:after="0"/>
-            </w:pPr>
-            <w:r>
-              <w:rPr>
-                <w:rFonts w:ascii="新細明體" w:hAnsi="新細明體" w:eastAsia="新細明體" w:cs="新細明體"/>
-                <w:b w:val="0"/>
-                <w:sz w:val="24"/>
-                <w:szCs w:val="24"/>
-              </w:rPr>
-              <w:t>1</w:t>
-            </w:r>
-          </w:p>
-        </w:tc>
-        <w:tc>
-          <w:tcPr>
-            <w:tcW w:type="dxa" w:w="2835"/>
-          </w:tcPr>
-          <w:p>
-            <w:pPr>
-              <w:spacing w:after="0"/>
-            </w:pPr>
-            <w:r>
-              <w:rPr>
-                <w:rFonts w:ascii="新細明體" w:hAnsi="新細明體" w:eastAsia="新細明體" w:cs="新細明體"/>
-                <w:b w:val="0"/>
-                <w:sz w:val="24"/>
-                <w:szCs w:val="24"/>
-              </w:rPr>
-              <w:t>生1（第 4 組，寫「高雄不會下雨」）：「鋒面在北邊，還沒到高雄，所以高雄不會下。」</w:t>
-            </w:r>
-          </w:p>
-        </w:tc>
-        <w:tc>
-          <w:tcPr>
-            <w:tcW w:type="dxa" w:w="2778"/>
-          </w:tcPr>
-          <w:p>
-            <w:pPr>
-              <w:spacing w:after="0"/>
-            </w:pPr>
-            <w:r>
-              <w:rPr>
-                <w:rFonts w:ascii="新細明體" w:hAnsi="新細明體" w:eastAsia="新細明體" w:cs="新細明體"/>
-                <w:b w:val="0"/>
-                <w:sz w:val="24"/>
-                <w:szCs w:val="24"/>
-              </w:rPr>
-              <w:t>不回饋生1，直接把發言權轉給預測相反的組。</w:t>
-            </w:r>
-          </w:p>
-        </w:tc>
-        <w:tc>
-          <w:tcPr>
-            <w:tcW w:type="dxa" w:w="2948"/>
-          </w:tcPr>
-          <w:p>
-            <w:pPr>
-              <w:spacing w:after="0"/>
-            </w:pPr>
-            <w:r>
-              <w:rPr>
-                <w:rFonts w:ascii="新細明體" w:hAnsi="新細明體" w:eastAsia="新細明體" w:cs="新細明體"/>
-                <w:b w:val="0"/>
-                <w:sz w:val="24"/>
-                <w:szCs w:val="24"/>
-              </w:rPr>
-              <w:t>【轉問】「第 2 組，你們寫高雄會下雨。你們當時是怎麼想的？」</w:t>
-            </w:r>
-          </w:p>
-        </w:tc>
-      </w:tr>
-      <w:tr>
-        <w:tc>
-          <w:tcPr>
-            <w:tcW w:type="dxa" w:w="1474"/>
-            <w:vMerge/>
-          </w:tcPr>
-          <w:p/>
-        </w:tc>
-        <w:tc>
-          <w:tcPr>
-            <w:tcW w:type="dxa" w:w="397"/>
-          </w:tcPr>
-          <w:p>
-            <w:pPr>
-              <w:spacing w:after="0"/>
-            </w:pPr>
-            <w:r>
-              <w:rPr>
-                <w:rFonts w:ascii="新細明體" w:hAnsi="新細明體" w:eastAsia="新細明體" w:cs="新細明體"/>
-                <w:b w:val="0"/>
-                <w:sz w:val="24"/>
-                <w:szCs w:val="24"/>
-              </w:rPr>
-              <w:t>2</w:t>
-            </w:r>
-          </w:p>
-        </w:tc>
-        <w:tc>
-          <w:tcPr>
-            <w:tcW w:type="dxa" w:w="2835"/>
-          </w:tcPr>
-          <w:p>
-            <w:pPr>
-              <w:spacing w:after="0"/>
-            </w:pPr>
-            <w:r>
-              <w:rPr>
-                <w:rFonts w:ascii="新細明體" w:hAnsi="新細明體" w:eastAsia="新細明體" w:cs="新細明體"/>
-                <w:b w:val="0"/>
-                <w:sz w:val="24"/>
-                <w:szCs w:val="24"/>
-              </w:rPr>
-              <w:t>生2（第 2 組，寫「高雄會下雨」）：「冷鋒過境就會下雨啊。臺北會下，高雄也會下。」</w:t>
-            </w:r>
-          </w:p>
-        </w:tc>
-        <w:tc>
-          <w:tcPr>
-            <w:tcW w:type="dxa" w:w="2778"/>
-          </w:tcPr>
-          <w:p>
-            <w:pPr>
-              <w:spacing w:after="0"/>
-            </w:pPr>
-            <w:r>
-              <w:rPr>
-                <w:rFonts w:ascii="新細明體" w:hAnsi="新細明體" w:eastAsia="新細明體" w:cs="新細明體"/>
-                <w:b w:val="0"/>
-                <w:sz w:val="24"/>
-                <w:szCs w:val="24"/>
-              </w:rPr>
-              <w:t>不說誰對。找第三位（預定為平時少發言、但小組討論時有開口的學生）把兩種規則並排講出來。</w:t>
-            </w:r>
-          </w:p>
-        </w:tc>
-        <w:tc>
-          <w:tcPr>
-            <w:tcW w:type="dxa" w:w="2948"/>
-          </w:tcPr>
-          <w:p>
-            <w:pPr>
-              <w:spacing w:after="0"/>
-            </w:pPr>
-            <w:r>
-              <w:rPr>
-                <w:rFonts w:ascii="新細明體" w:hAnsi="新細明體" w:eastAsia="新細明體" w:cs="新細明體"/>
-                <w:b w:val="0"/>
-                <w:sz w:val="24"/>
-                <w:szCs w:val="24"/>
-              </w:rPr>
-              <w:t>【轉問】「生3，你聽到這兩組的差別在哪裡？」</w:t>
-            </w:r>
-          </w:p>
-        </w:tc>
-      </w:tr>
-      <w:tr>
-        <w:tc>
-          <w:tcPr>
-            <w:tcW w:type="dxa" w:w="1474"/>
-            <w:vMerge/>
-          </w:tcPr>
-          <w:p/>
-        </w:tc>
-        <w:tc>
-          <w:tcPr>
-            <w:tcW w:type="dxa" w:w="397"/>
-          </w:tcPr>
-          <w:p>
-            <w:pPr>
-              <w:spacing w:after="0"/>
-            </w:pPr>
-            <w:r>
-              <w:rPr>
-                <w:rFonts w:ascii="新細明體" w:hAnsi="新細明體" w:eastAsia="新細明體" w:cs="新細明體"/>
-                <w:b w:val="0"/>
-                <w:sz w:val="24"/>
-                <w:szCs w:val="24"/>
-              </w:rPr>
-              <w:t>3</w:t>
-            </w:r>
-          </w:p>
-        </w:tc>
-        <w:tc>
-          <w:tcPr>
-            <w:tcW w:type="dxa" w:w="2835"/>
-          </w:tcPr>
-          <w:p>
-            <w:pPr>
-              <w:spacing w:after="0"/>
-            </w:pPr>
-            <w:r>
-              <w:rPr>
-                <w:rFonts w:ascii="新細明體" w:hAnsi="新細明體" w:eastAsia="新細明體" w:cs="新細明體"/>
-                <w:b w:val="0"/>
-                <w:sz w:val="24"/>
-                <w:szCs w:val="24"/>
-              </w:rPr>
-              <w:t>生3（第 1 組）：「一個是看鋒面……在哪裡；一個是……冷鋒就會下雨。」（講得斷斷續續）</w:t>
-            </w:r>
-          </w:p>
-        </w:tc>
-        <w:tc>
-          <w:tcPr>
-            <w:tcW w:type="dxa" w:w="2778"/>
-          </w:tcPr>
-          <w:p>
-            <w:pPr>
-              <w:spacing w:after="0"/>
-            </w:pPr>
-            <w:r>
-              <w:rPr>
-                <w:rFonts w:ascii="新細明體" w:hAnsi="新細明體" w:eastAsia="新細明體" w:cs="新細明體"/>
-                <w:b w:val="0"/>
-                <w:sz w:val="24"/>
-                <w:szCs w:val="24"/>
-              </w:rPr>
-              <w:t>修正的動作留在學生身上，由生3 指名求救而不是教師換人。最後不由教師宣布答案，由 4/20 天氣圖裁決。</w:t>
-            </w:r>
-          </w:p>
-        </w:tc>
-        <w:tc>
-          <w:tcPr>
-            <w:tcW w:type="dxa" w:w="2948"/>
-          </w:tcPr>
-          <w:p>
-            <w:pPr>
-              <w:spacing w:after="0"/>
-            </w:pPr>
-            <w:r>
-              <w:rPr>
-                <w:rFonts w:ascii="新細明體" w:hAnsi="新細明體" w:eastAsia="新細明體" w:cs="新細明體"/>
-                <w:b w:val="0"/>
-                <w:sz w:val="24"/>
-                <w:szCs w:val="24"/>
-              </w:rPr>
-              <w:t>【釐清】「再一次。」→（仍卡）【轉問】「有人要幫他補一下嗎？」→ 生3 自己指名同儕補完 →【回歸】「回到圖上。20 號鋒面壓在哪裡？」</w:t>
-            </w:r>
-          </w:p>
-        </w:tc>
-      </w:tr>
-      <w:tr>
-        <w:tc>
-          <w:tcPr>
-            <w:tcW w:type="dxa" w:w="1474"/>
-            <w:vMerge w:val="restart"/>
-          </w:tcPr>
-          <w:p>
-            <w:pPr>
-              <w:spacing w:after="0"/>
-            </w:pPr>
-            <w:r>
-              <w:rPr>
-                <w:rFonts w:ascii="新細明體" w:hAnsi="新細明體" w:eastAsia="新細明體" w:cs="新細明體"/>
-                <w:b/>
-                <w:sz w:val="24"/>
-                <w:szCs w:val="24"/>
-              </w:rPr>
-              <w:t>深究</w:t>
-            </w:r>
-          </w:p>
-          <w:p>
-            <w:pPr>
-              <w:spacing w:after="0"/>
-            </w:pPr>
-            <w:r>
-              <w:rPr>
-                <w:rFonts w:ascii="新細明體" w:hAnsi="新細明體" w:eastAsia="新細明體" w:cs="新細明體"/>
-                <w:b w:val="0"/>
-                <w:sz w:val="24"/>
-                <w:szCs w:val="24"/>
-              </w:rPr>
-            </w:r>
-          </w:p>
-          <w:p>
-            <w:pPr>
-              <w:spacing w:after="0"/>
-            </w:pPr>
-            <w:r>
-              <w:rPr>
-                <w:rFonts w:ascii="新細明體" w:hAnsi="新細明體" w:eastAsia="新細明體" w:cs="新細明體"/>
-                <w:b w:val="0"/>
-                <w:sz w:val="24"/>
-                <w:szCs w:val="24"/>
-              </w:rPr>
-              <w:t>第 8 步末→第 9 步・答對但停在表層時往下追（第 34～38 分鐘）</w:t>
-            </w:r>
-          </w:p>
-          <w:p>
-            <w:pPr>
-              <w:spacing w:after="0"/>
-            </w:pPr>
-            <w:r>
-              <w:rPr>
-                <w:rFonts w:ascii="新細明體" w:hAnsi="新細明體" w:eastAsia="新細明體" w:cs="新細明體"/>
-                <w:b w:val="0"/>
-                <w:sz w:val="24"/>
-                <w:szCs w:val="24"/>
-              </w:rPr>
-            </w:r>
-          </w:p>
-          <w:p>
-            <w:pPr>
-              <w:spacing w:after="0"/>
-            </w:pPr>
-            <w:r>
-              <w:rPr>
-                <w:rFonts w:ascii="新細明體" w:hAnsi="新細明體" w:eastAsia="新細明體" w:cs="新細明體"/>
-                <w:b w:val="0"/>
-                <w:sz w:val="24"/>
-                <w:szCs w:val="24"/>
-              </w:rPr>
-              <w:t>從「一筆證據」追到「第二筆證據」，再追到「溫差的差別在說什麼」，最後把追問推到本節不收斂的問題（臺東那一格）。</w:t>
-            </w:r>
-          </w:p>
-        </w:tc>
-        <w:tc>
-          <w:tcPr>
-            <w:tcW w:type="dxa" w:w="397"/>
-          </w:tcPr>
-          <w:p>
-            <w:pPr>
-              <w:spacing w:after="0"/>
-            </w:pPr>
-            <w:r>
-              <w:rPr>
-                <w:rFonts w:ascii="新細明體" w:hAnsi="新細明體" w:eastAsia="新細明體" w:cs="新細明體"/>
-                <w:b w:val="0"/>
-                <w:sz w:val="24"/>
-                <w:szCs w:val="24"/>
-              </w:rPr>
-              <w:t>1</w:t>
-            </w:r>
-          </w:p>
-        </w:tc>
-        <w:tc>
-          <w:tcPr>
-            <w:tcW w:type="dxa" w:w="2835"/>
-          </w:tcPr>
-          <w:p>
-            <w:pPr>
-              <w:spacing w:after="0"/>
-            </w:pPr>
-            <w:r>
-              <w:rPr>
-                <w:rFonts w:ascii="新細明體" w:hAnsi="新細明體" w:eastAsia="新細明體" w:cs="新細明體"/>
-                <w:b w:val="0"/>
-                <w:sz w:val="24"/>
-                <w:szCs w:val="24"/>
-              </w:rPr>
-              <w:t>生1：「因為鋒面在北邊，所以臺北會下雨。」（判斷正確，只有一筆證據）</w:t>
-            </w:r>
-          </w:p>
-        </w:tc>
-        <w:tc>
-          <w:tcPr>
-            <w:tcW w:type="dxa" w:w="2778"/>
-          </w:tcPr>
-          <w:p>
-            <w:pPr>
-              <w:spacing w:after="0"/>
-            </w:pPr>
-            <w:r>
-              <w:rPr>
-                <w:rFonts w:ascii="新細明體" w:hAnsi="新細明體" w:eastAsia="新細明體" w:cs="新細明體"/>
-                <w:b w:val="0"/>
-                <w:sz w:val="24"/>
-                <w:szCs w:val="24"/>
-              </w:rPr>
-              <w:t>不肯定、不否定，只要求第二筆證據。逼學生從天氣圖回到觀測表。</w:t>
-            </w:r>
-          </w:p>
-        </w:tc>
-        <w:tc>
-          <w:tcPr>
-            <w:tcW w:type="dxa" w:w="2948"/>
-          </w:tcPr>
-          <w:p>
-            <w:pPr>
-              <w:spacing w:after="0"/>
-            </w:pPr>
-            <w:r>
-              <w:rPr>
-                <w:rFonts w:ascii="新細明體" w:hAnsi="新細明體" w:eastAsia="新細明體" w:cs="新細明體"/>
-                <w:b w:val="0"/>
-                <w:sz w:val="24"/>
-                <w:szCs w:val="24"/>
-              </w:rPr>
-              <w:t>【深究】「還有沒有第二筆？哪裡也在說同一件事？」</w:t>
-            </w:r>
-          </w:p>
-        </w:tc>
-      </w:tr>
-      <w:tr>
-        <w:tc>
-          <w:tcPr>
-            <w:tcW w:type="dxa" w:w="1474"/>
-            <w:vMerge/>
-          </w:tcPr>
-          <w:p/>
-        </w:tc>
-        <w:tc>
-          <w:tcPr>
-            <w:tcW w:type="dxa" w:w="397"/>
-          </w:tcPr>
-          <w:p>
-            <w:pPr>
-              <w:spacing w:after="0"/>
-            </w:pPr>
-            <w:r>
-              <w:rPr>
-                <w:rFonts w:ascii="新細明體" w:hAnsi="新細明體" w:eastAsia="新細明體" w:cs="新細明體"/>
-                <w:b w:val="0"/>
-                <w:sz w:val="24"/>
-                <w:szCs w:val="24"/>
-              </w:rPr>
-              <w:t>2</w:t>
-            </w:r>
-          </w:p>
-        </w:tc>
-        <w:tc>
-          <w:tcPr>
-            <w:tcW w:type="dxa" w:w="2835"/>
-          </w:tcPr>
-          <w:p>
-            <w:pPr>
-              <w:spacing w:after="0"/>
-            </w:pPr>
-            <w:r>
-              <w:rPr>
-                <w:rFonts w:ascii="新細明體" w:hAnsi="新細明體" w:eastAsia="新細明體" w:cs="新細明體"/>
-                <w:b w:val="0"/>
-                <w:sz w:val="24"/>
-                <w:szCs w:val="24"/>
-              </w:rPr>
-              <w:t>生2：「氣溫。臺北從 26.3 降到 23.0，降了 3 度多。」</w:t>
-            </w:r>
-          </w:p>
-        </w:tc>
-        <w:tc>
-          <w:tcPr>
-            <w:tcW w:type="dxa" w:w="2778"/>
-          </w:tcPr>
-          <w:p>
-            <w:pPr>
-              <w:spacing w:after="0"/>
-            </w:pPr>
-            <w:r>
-              <w:rPr>
-                <w:rFonts w:ascii="新細明體" w:hAnsi="新細明體" w:eastAsia="新細明體" w:cs="新細明體"/>
-                <w:b w:val="0"/>
-                <w:sz w:val="24"/>
-                <w:szCs w:val="24"/>
-              </w:rPr>
-              <w:t>把第二筆證據推廣成全臺的比較，追的是「差別」而不是「有沒有降」。</w:t>
-            </w:r>
-          </w:p>
-        </w:tc>
-        <w:tc>
-          <w:tcPr>
-            <w:tcW w:type="dxa" w:w="2948"/>
-          </w:tcPr>
-          <w:p>
-            <w:pPr>
-              <w:spacing w:after="0"/>
-            </w:pPr>
-            <w:r>
-              <w:rPr>
-                <w:rFonts w:ascii="新細明體" w:hAnsi="新細明體" w:eastAsia="新細明體" w:cs="新細明體"/>
-                <w:b w:val="0"/>
-                <w:sz w:val="24"/>
-                <w:szCs w:val="24"/>
-              </w:rPr>
-              <w:t>【深究】「臺中降了 4.9 度，高雄降 1.1 度。這個差別在告訴我們什麼？」</w:t>
-            </w:r>
-          </w:p>
-        </w:tc>
-      </w:tr>
-      <w:tr>
-        <w:tc>
-          <w:tcPr>
-            <w:tcW w:type="dxa" w:w="1474"/>
-            <w:vMerge/>
-          </w:tcPr>
-          <w:p/>
-        </w:tc>
-        <w:tc>
-          <w:tcPr>
-            <w:tcW w:type="dxa" w:w="397"/>
-          </w:tcPr>
-          <w:p>
-            <w:pPr>
-              <w:spacing w:after="0"/>
-            </w:pPr>
-            <w:r>
-              <w:rPr>
-                <w:rFonts w:ascii="新細明體" w:hAnsi="新細明體" w:eastAsia="新細明體" w:cs="新細明體"/>
-                <w:b w:val="0"/>
-                <w:sz w:val="24"/>
-                <w:szCs w:val="24"/>
-              </w:rPr>
-              <w:t>3</w:t>
-            </w:r>
-          </w:p>
-        </w:tc>
-        <w:tc>
-          <w:tcPr>
-            <w:tcW w:type="dxa" w:w="2835"/>
-          </w:tcPr>
-          <w:p>
-            <w:pPr>
-              <w:spacing w:after="0"/>
-            </w:pPr>
-            <w:r>
-              <w:rPr>
-                <w:rFonts w:ascii="新細明體" w:hAnsi="新細明體" w:eastAsia="新細明體" w:cs="新細明體"/>
-                <w:b w:val="0"/>
-                <w:sz w:val="24"/>
-                <w:szCs w:val="24"/>
-              </w:rPr>
-              <w:t>生3：「鋒面到臺中了、還沒到高雄……所以降越多的地方，鋒面越近？」</w:t>
-            </w:r>
-          </w:p>
-        </w:tc>
-        <w:tc>
-          <w:tcPr>
-            <w:tcW w:type="dxa" w:w="2778"/>
-          </w:tcPr>
-          <w:p>
-            <w:pPr>
-              <w:spacing w:after="0"/>
-            </w:pPr>
-            <w:r>
-              <w:rPr>
-                <w:rFonts w:ascii="新細明體" w:hAnsi="新細明體" w:eastAsia="新細明體" w:cs="新細明體"/>
-                <w:b w:val="0"/>
-                <w:sz w:val="24"/>
-                <w:szCs w:val="24"/>
-              </w:rPr>
-              <w:t>生3 說出的規則正是本節目標（鋒面推進到哪裡就寫在溫差裡）；教師不宣布「答對」，直接用這條規則去撞臺東那一格，開第 9 步、留成問題。</w:t>
-            </w:r>
-          </w:p>
-        </w:tc>
-        <w:tc>
-          <w:tcPr>
-            <w:tcW w:type="dxa" w:w="2948"/>
-          </w:tcPr>
-          <w:p>
-            <w:pPr>
-              <w:spacing w:after="0"/>
-            </w:pPr>
-            <w:r>
-              <w:rPr>
-                <w:rFonts w:ascii="新細明體" w:hAnsi="新細明體" w:eastAsia="新細明體" w:cs="新細明體"/>
-                <w:b w:val="0"/>
-                <w:sz w:val="24"/>
-                <w:szCs w:val="24"/>
-              </w:rPr>
-              <w:t>【深究】「那 19 號的臺東。鋒面離它最遠，它為什麼在下雷雨？」</w:t>
+              <w:t>【單步】</w:t>
+            </w:r>
+          </w:p>
+          <w:p>
+            <w:pPr>
+              <w:spacing w:after="0"/>
+            </w:pPr>
+            <w:r>
+              <w:rPr>
+                <w:rFonts w:ascii="新細明體" w:hAnsi="新細明體" w:eastAsia="新細明體" w:cs="新細明體"/>
+                <w:b w:val="0"/>
+                <w:sz w:val="24"/>
+                <w:szCs w:val="24"/>
+              </w:rPr>
+              <w:t>①「那高雄跟臺北，會一樣多嗎？你怎麼知道？」</w:t>
+            </w:r>
+          </w:p>
+          <w:p>
+            <w:pPr>
+              <w:spacing w:after="0"/>
+            </w:pPr>
+            <w:r>
+              <w:rPr>
+                <w:rFonts w:ascii="新細明體" w:hAnsi="新細明體" w:eastAsia="新細明體" w:cs="新細明體"/>
+                <w:b w:val="0"/>
+                <w:sz w:val="24"/>
+                <w:szCs w:val="24"/>
+              </w:rPr>
+              <w:t>②「還有沒有第二筆？哪裡也在說同一件事？」</w:t>
+            </w:r>
+          </w:p>
+          <w:p>
+            <w:pPr>
+              <w:spacing w:after="0"/>
+            </w:pPr>
+            <w:r>
+              <w:rPr>
+                <w:rFonts w:ascii="新細明體" w:hAnsi="新細明體" w:eastAsia="新細明體" w:cs="新細明體"/>
+                <w:b w:val="0"/>
+                <w:sz w:val="24"/>
+                <w:szCs w:val="24"/>
+              </w:rPr>
+            </w:r>
+          </w:p>
+          <w:p>
+            <w:pPr>
+              <w:spacing w:after="0"/>
+            </w:pPr>
+            <w:r>
+              <w:rPr>
+                <w:rFonts w:ascii="新細明體" w:hAnsi="新細明體" w:eastAsia="新細明體" w:cs="新細明體"/>
+                <w:b w:val="0"/>
+                <w:sz w:val="24"/>
+                <w:szCs w:val="24"/>
+              </w:rPr>
+              <w:t>【串連進程】</w:t>
+            </w:r>
+          </w:p>
+          <w:p>
+            <w:pPr>
+              <w:spacing w:after="0"/>
+            </w:pPr>
+            <w:r>
+              <w:rPr>
+                <w:rFonts w:ascii="新細明體" w:hAnsi="新細明體" w:eastAsia="新細明體" w:cs="新細明體"/>
+                <w:b w:val="0"/>
+                <w:sz w:val="24"/>
+                <w:szCs w:val="24"/>
+              </w:rPr>
+              <w:t>1. 【深究】「還有沒有第二筆？哪裡也在說同一件事？」</w:t>
+            </w:r>
+          </w:p>
+          <w:p>
+            <w:pPr>
+              <w:spacing w:after="0"/>
+            </w:pPr>
+            <w:r>
+              <w:rPr>
+                <w:rFonts w:ascii="新細明體" w:hAnsi="新細明體" w:eastAsia="新細明體" w:cs="新細明體"/>
+                <w:b w:val="0"/>
+                <w:sz w:val="24"/>
+                <w:szCs w:val="24"/>
+              </w:rPr>
+              <w:t>2. 【深究】「臺中降了 4.9 度，高雄降 1.1 度。這個差別在告訴我們什麼？」</w:t>
+            </w:r>
+          </w:p>
+          <w:p>
+            <w:pPr>
+              <w:spacing w:after="0"/>
+            </w:pPr>
+            <w:r>
+              <w:rPr>
+                <w:rFonts w:ascii="新細明體" w:hAnsi="新細明體" w:eastAsia="新細明體" w:cs="新細明體"/>
+                <w:b w:val="0"/>
+                <w:sz w:val="24"/>
+                <w:szCs w:val="24"/>
+              </w:rPr>
+              <w:t>3. 【深究】「那 19 號的臺東。鋒面離它最遠，它為什麼在下雷雨？」</w:t>
             </w:r>
           </w:p>
         </w:tc>
